--- a/5.人员管理/1.流程制度规范类文件/TXHS-05-08-工作交接管理制度.docx
+++ b/5.人员管理/1.流程制度规范类文件/TXHS-05-08-工作交接管理制度.docx
@@ -608,7 +608,6 @@
                 <w:lang w:val="en-US" w:eastAsia="zh-CN" w:bidi="ar-SA"/>
               </w:rPr>
             </w:pPr>
-            <w:bookmarkStart w:id="25" w:name="_GoBack"/>
             <w:r>
               <w:rPr>
                 <w:rFonts w:hint="eastAsia"/>
@@ -617,7 +616,6 @@
               </w:rPr>
               <w:t>审核时间</w:t>
             </w:r>
-            <w:bookmarkEnd w:id="25"/>
             <w:r>
               <w:rPr>
                 <w:rFonts w:hint="eastAsia" w:asciiTheme="minorAscii" w:hAnsiTheme="minorAscii" w:eastAsiaTheme="minorEastAsia"/>
@@ -3876,7 +3874,16 @@
           <w:rFonts w:hint="default"/>
           <w:lang w:val="en-US" w:eastAsia="zh-CN"/>
         </w:rPr>
-        <w:t>为规范公司内部工作交接流程，确保员工在岗位变动、长期请假或离职时，各项工作、资料、权限及资产得以清晰、完整、顺利地移交，保障公司软件运维服务业务的连续性和稳定性，防范因交接不清导致的运营风险与知识资产流失，特制定本办法。</w:t>
+        <w:t>为规范公司内部工作交接流程，确保员工在岗位变动、长期请假或离职时，各项工作、资料、权限及资产得以清晰、完整、顺利地移交，保障公司</w:t>
+      </w:r>
+      <w:bookmarkStart w:id="25" w:name="_GoBack"/>
+      <w:bookmarkEnd w:id="25"/>
+      <w:r>
+        <w:rPr>
+          <w:rFonts w:hint="default"/>
+          <w:lang w:val="en-US" w:eastAsia="zh-CN"/>
+        </w:rPr>
+        <w:t>运维服务业务的连续性和稳定性，防范因交接不清导致的运营风险与知识资产流失，特制定本办法。</w:t>
       </w:r>
     </w:p>
     <w:p>

--- a/5.人员管理/1.流程制度规范类文件/TXHS-05-08-工作交接管理制度.docx
+++ b/5.人员管理/1.流程制度规范类文件/TXHS-05-08-工作交接管理制度.docx
@@ -1,10 +1,11 @@
 
 <file path=word/document.xml><?xml version="1.0" encoding="utf-8"?>
-<w:document xmlns:wpc="http://schemas.microsoft.com/office/word/2010/wordprocessingCanvas" xmlns:mc="http://schemas.openxmlformats.org/markup-compatibility/2006" xmlns:o="urn:schemas-microsoft-com:office:office" xmlns:r="http://schemas.openxmlformats.org/officeDocument/2006/relationships" xmlns:m="http://schemas.openxmlformats.org/officeDocument/2006/math" xmlns:v="urn:schemas-microsoft-com:vml" xmlns:wp14="http://schemas.microsoft.com/office/word/2010/wordprocessingDrawing" xmlns:wp="http://schemas.openxmlformats.org/drawingml/2006/wordprocessingDrawing" xmlns:w="http://schemas.openxmlformats.org/wordprocessingml/2006/main" xmlns:w14="http://schemas.microsoft.com/office/word/2010/wordml" xmlns:w10="urn:schemas-microsoft-com:office:word" xmlns:w15="http://schemas.microsoft.com/office/word/2012/wordml" xmlns:wpg="http://schemas.microsoft.com/office/word/2010/wordprocessingGroup" xmlns:wpi="http://schemas.microsoft.com/office/word/2010/wordprocessingInk" xmlns:wne="http://schemas.microsoft.com/office/word/2006/wordml" xmlns:wps="http://schemas.microsoft.com/office/word/2010/wordprocessingShape" xmlns:wpsCustomData="http://www.wps.cn/officeDocument/2013/wpsCustomData" mc:Ignorable="w14 w15 wp14">
+<w:document xmlns:wpc="http://schemas.microsoft.com/office/word/2010/wordprocessingCanvas" xmlns:mc="http://schemas.openxmlformats.org/markup-compatibility/2006" xmlns:o="urn:schemas-microsoft-com:office:office" xmlns:r="http://schemas.openxmlformats.org/officeDocument/2006/relationships" xmlns:m="http://schemas.openxmlformats.org/officeDocument/2006/math" xmlns:v="urn:schemas-microsoft-com:vml" xmlns:wp14="http://schemas.microsoft.com/office/word/2010/wordprocessingDrawing" xmlns:wp="http://schemas.openxmlformats.org/drawingml/2006/wordprocessingDrawing" xmlns:w10="urn:schemas-microsoft-com:office:word" xmlns:w="http://schemas.openxmlformats.org/wordprocessingml/2006/main" xmlns:w14="http://schemas.microsoft.com/office/word/2010/wordml" xmlns:w15="http://schemas.microsoft.com/office/word/2012/wordml" xmlns:wne="http://schemas.microsoft.com/office/word/2006/wordml" xmlns:wpg="http://schemas.microsoft.com/office/word/2010/wordprocessingGroup" xmlns:wpi="http://schemas.microsoft.com/office/word/2010/wordprocessingInk" xmlns:wps="http://schemas.microsoft.com/office/word/2010/wordprocessingShape" mc:Ignorable="w14 w15 wp14">
+  <!-- Generated by Aspose.Words for .NET 13.3.0.1 -->
   <w:body>
     <w:p>
       <w:pPr>
-        <w:pStyle w:val="24"/>
+        <w:pStyle w:val="a"/>
         <w:keepNext w:val="0"/>
         <w:keepLines w:val="0"/>
         <w:pageBreakBefore w:val="0"/>
@@ -24,7 +25,7 @@
       <w:bookmarkStart w:id="0" w:name="_Toc27873"/>
       <w:r>
         <w:drawing>
-          <wp:anchor distT="0" distB="0" distL="114300" distR="114300" simplePos="0" relativeHeight="251661312" behindDoc="1" locked="0" layoutInCell="1" allowOverlap="1">
+          <wp:anchor distT="0" distB="0" distL="114300" distR="114300" simplePos="0" relativeHeight="251660288" behindDoc="1" locked="0" layoutInCell="1" allowOverlap="1">
             <wp:simplePos x="0" y="0"/>
             <wp:positionH relativeFrom="column">
               <wp:posOffset>-19050</wp:posOffset>
@@ -49,7 +50,7 @@
                     </pic:cNvPicPr>
                   </pic:nvPicPr>
                   <pic:blipFill>
-                    <a:blip r:embed="rId8"/>
+                    <a:blip xmlns:r="http://schemas.openxmlformats.org/officeDocument/2006/relationships" r:embed="rId4"/>
                     <a:stretch>
                       <a:fillRect/>
                     </a:stretch>
@@ -75,7 +76,7 @@
       </w:r>
       <w:r>
         <w:drawing>
-          <wp:anchor distT="0" distB="0" distL="114300" distR="114300" simplePos="0" relativeHeight="251660288" behindDoc="1" locked="0" layoutInCell="1" allowOverlap="1">
+          <wp:anchor distT="0" distB="0" distL="114300" distR="114300" simplePos="0" relativeHeight="251659264" behindDoc="1" locked="0" layoutInCell="1" allowOverlap="1">
             <wp:simplePos x="0" y="0"/>
             <wp:positionH relativeFrom="column">
               <wp:posOffset>0</wp:posOffset>
@@ -100,7 +101,7 @@
                     </pic:cNvPicPr>
                   </pic:nvPicPr>
                   <pic:blipFill>
-                    <a:blip r:embed="rId9"/>
+                    <a:blip xmlns:r="http://schemas.openxmlformats.org/officeDocument/2006/relationships" r:embed="rId5"/>
                     <a:stretch>
                       <a:fillRect/>
                     </a:stretch>
@@ -130,7 +131,7 @@
           <w:lang w:val="en-US" w:eastAsia="zh-CN"/>
         </w:rPr>
         <w:drawing>
-          <wp:anchor distT="0" distB="0" distL="114300" distR="114300" simplePos="0" relativeHeight="251659264" behindDoc="1" locked="0" layoutInCell="1" allowOverlap="1">
+          <wp:anchor distT="0" distB="0" distL="114300" distR="114300" simplePos="0" relativeHeight="251658240" behindDoc="1" locked="0" layoutInCell="1" allowOverlap="1">
             <wp:simplePos x="0" y="0"/>
             <wp:positionH relativeFrom="column">
               <wp:posOffset>635</wp:posOffset>
@@ -155,7 +156,7 @@
                     </pic:cNvPicPr>
                   </pic:nvPicPr>
                   <pic:blipFill>
-                    <a:blip r:embed="rId10">
+                    <a:blip xmlns:r="http://schemas.openxmlformats.org/officeDocument/2006/relationships" r:embed="rId6">
                       <a:alphaModFix amt="58000"/>
                       <a:lum contrast="-52000"/>
                     </a:blip>
@@ -189,7 +190,7 @@
     </w:p>
     <w:p>
       <w:pPr>
-        <w:pStyle w:val="25"/>
+        <w:pStyle w:val="a0"/>
         <w:keepNext w:val="0"/>
         <w:keepLines w:val="0"/>
         <w:pageBreakBefore w:val="0"/>
@@ -236,11 +237,11 @@
         <w:adjustRightInd w:val="0"/>
         <w:snapToGrid w:val="0"/>
         <w:spacing w:after="624" w:afterLines="200" w:line="219" w:lineRule="auto"/>
-        <w:ind w:left="0" w:leftChars="0" w:right="0" w:rightChars="0" w:firstLine="0" w:firstLineChars="0"/>
+        <w:ind w:left="0" w:right="0" w:firstLine="0" w:leftChars="0" w:rightChars="0" w:firstLineChars="0"/>
         <w:jc w:val="center"/>
         <w:textAlignment w:val="baseline"/>
         <w:rPr>
-          <w:rFonts w:hint="eastAsia" w:ascii="宋体" w:hAnsi="宋体" w:eastAsia="宋体" w:cs="宋体"/>
+          <w:rFonts w:ascii="宋体" w:eastAsia="宋体" w:hAnsi="宋体" w:cs="宋体" w:hint="eastAsia"/>
           <w:sz w:val="24"/>
           <w:szCs w:val="24"/>
           <w:lang w:val="en-US" w:eastAsia="zh-CN"/>
@@ -248,7 +249,7 @@
       </w:pPr>
       <w:r>
         <w:rPr>
-          <w:rFonts w:ascii="宋体" w:hAnsi="宋体" w:eastAsia="宋体" w:cs="宋体"/>
+          <w:rFonts w:ascii="宋体" w:eastAsia="宋体" w:hAnsi="宋体" w:cs="宋体"/>
           <w:b/>
           <w:bCs/>
           <w:spacing w:val="-3"/>
@@ -259,7 +260,7 @@
       </w:r>
       <w:r>
         <w:rPr>
-          <w:rFonts w:hint="eastAsia" w:ascii="宋体" w:hAnsi="宋体" w:eastAsia="宋体" w:cs="宋体"/>
+          <w:rFonts w:ascii="宋体" w:eastAsia="宋体" w:hAnsi="宋体" w:cs="宋体" w:hint="eastAsia"/>
           <w:b/>
           <w:bCs/>
           <w:spacing w:val="-3"/>
@@ -271,7 +272,7 @@
       </w:r>
       <w:r>
         <w:rPr>
-          <w:rFonts w:ascii="宋体" w:hAnsi="宋体" w:eastAsia="宋体" w:cs="宋体"/>
+          <w:rFonts w:ascii="宋体" w:eastAsia="宋体" w:hAnsi="宋体" w:cs="宋体"/>
           <w:b/>
           <w:bCs/>
           <w:spacing w:val="-3"/>
@@ -282,7 +283,7 @@
       </w:r>
       <w:r>
         <w:rPr>
-          <w:rFonts w:hint="eastAsia" w:ascii="宋体" w:hAnsi="宋体" w:eastAsia="宋体" w:cs="宋体"/>
+          <w:rFonts w:ascii="宋体" w:eastAsia="宋体" w:hAnsi="宋体" w:cs="宋体" w:hint="eastAsia"/>
           <w:b/>
           <w:bCs/>
           <w:spacing w:val="-3"/>
@@ -294,7 +295,7 @@
       </w:r>
       <w:r>
         <w:rPr>
-          <w:rFonts w:ascii="宋体" w:hAnsi="宋体" w:eastAsia="宋体" w:cs="宋体"/>
+          <w:rFonts w:ascii="宋体" w:eastAsia="宋体" w:hAnsi="宋体" w:cs="宋体"/>
           <w:b/>
           <w:bCs/>
           <w:spacing w:val="-3"/>
@@ -305,7 +306,7 @@
       </w:r>
       <w:r>
         <w:rPr>
-          <w:rFonts w:hint="eastAsia" w:ascii="宋体" w:hAnsi="宋体" w:cs="宋体"/>
+          <w:rFonts w:ascii="宋体" w:hAnsi="宋体" w:cs="宋体" w:hint="eastAsia"/>
           <w:b/>
           <w:bCs/>
           <w:spacing w:val="-3"/>
@@ -318,18 +319,17 @@
     </w:p>
     <w:tbl>
       <w:tblPr>
-        <w:tblStyle w:val="21"/>
+        <w:tblStyle w:val="TableGrid"/>
         <w:tblW w:w="0" w:type="auto"/>
         <w:jc w:val="center"/>
         <w:tblBorders>
-          <w:top w:val="none" w:color="auto" w:sz="0" w:space="0"/>
-          <w:left w:val="none" w:color="auto" w:sz="0" w:space="0"/>
-          <w:bottom w:val="none" w:color="auto" w:sz="0" w:space="0"/>
-          <w:right w:val="none" w:color="auto" w:sz="0" w:space="0"/>
-          <w:insideH w:val="none" w:color="auto" w:sz="0" w:space="0"/>
-          <w:insideV w:val="none" w:color="auto" w:sz="0" w:space="0"/>
+          <w:top w:val="nil"/>
+          <w:left w:val="nil"/>
+          <w:bottom w:val="nil"/>
+          <w:right w:val="nil"/>
+          <w:insideH w:val="nil"/>
+          <w:insideV w:val="nil"/>
         </w:tblBorders>
-        <w:tblLayout w:type="autofit"/>
         <w:tblCellMar>
           <w:top w:w="0" w:type="dxa"/>
           <w:left w:w="108" w:type="dxa"/>
@@ -343,13 +343,15 @@
       </w:tblGrid>
       <w:tr>
         <w:tblPrEx>
+          <w:tblW w:w="0" w:type="auto"/>
+          <w:jc w:val="center"/>
           <w:tblBorders>
-            <w:top w:val="none" w:color="auto" w:sz="0" w:space="0"/>
-            <w:left w:val="none" w:color="auto" w:sz="0" w:space="0"/>
-            <w:bottom w:val="none" w:color="auto" w:sz="0" w:space="0"/>
-            <w:right w:val="none" w:color="auto" w:sz="0" w:space="0"/>
-            <w:insideH w:val="none" w:color="auto" w:sz="0" w:space="0"/>
-            <w:insideV w:val="none" w:color="auto" w:sz="0" w:space="0"/>
+            <w:top w:val="nil"/>
+            <w:left w:val="nil"/>
+            <w:bottom w:val="nil"/>
+            <w:right w:val="nil"/>
+            <w:insideH w:val="nil"/>
+            <w:insideV w:val="nil"/>
           </w:tblBorders>
           <w:tblCellMar>
             <w:top w:w="0" w:type="dxa"/>
@@ -359,7 +361,7 @@
           </w:tblCellMar>
         </w:tblPrEx>
         <w:trPr>
-          <w:trHeight w:val="810" w:hRule="atLeast"/>
+          <w:trHeight w:val="810"/>
           <w:jc w:val="center"/>
         </w:trPr>
         <w:tc>
@@ -397,7 +399,7 @@
             </w:r>
             <w:r>
               <w:rPr>
-                <w:rFonts w:hint="default" w:asciiTheme="minorAscii" w:hAnsiTheme="minorAscii" w:eastAsiaTheme="minorEastAsia"/>
+                <w:rFonts w:asciiTheme="minorAscii" w:eastAsiaTheme="minorEastAsia" w:hAnsiTheme="minorAscii" w:hint="default"/>
                 <w:spacing w:val="227"/>
                 <w:sz w:val="21"/>
                 <w:vertAlign w:val="baseline"/>
@@ -451,7 +453,7 @@
             </w:r>
             <w:r>
               <w:rPr>
-                <w:rFonts w:hint="eastAsia" w:asciiTheme="minorAscii" w:hAnsiTheme="minorAscii" w:eastAsiaTheme="minorEastAsia"/>
+                <w:rFonts w:asciiTheme="minorAscii" w:eastAsiaTheme="minorEastAsia" w:hAnsiTheme="minorAscii" w:hint="eastAsia"/>
                 <w:spacing w:val="227"/>
                 <w:sz w:val="21"/>
                 <w:vertAlign w:val="baseline"/>
@@ -473,14 +475,8 @@
       </w:tr>
       <w:tr>
         <w:tblPrEx>
-          <w:tblBorders>
-            <w:top w:val="none" w:color="auto" w:sz="0" w:space="0"/>
-            <w:left w:val="none" w:color="auto" w:sz="0" w:space="0"/>
-            <w:bottom w:val="none" w:color="auto" w:sz="0" w:space="0"/>
-            <w:right w:val="none" w:color="auto" w:sz="0" w:space="0"/>
-            <w:insideH w:val="none" w:color="auto" w:sz="0" w:space="0"/>
-            <w:insideV w:val="none" w:color="auto" w:sz="0" w:space="0"/>
-          </w:tblBorders>
+          <w:tblW w:w="0" w:type="auto"/>
+          <w:jc w:val="center"/>
           <w:tblCellMar>
             <w:top w:w="0" w:type="dxa"/>
             <w:left w:w="108" w:type="dxa"/>
@@ -489,7 +485,7 @@
           </w:tblCellMar>
         </w:tblPrEx>
         <w:trPr>
-          <w:trHeight w:val="810" w:hRule="atLeast"/>
+          <w:trHeight w:val="810"/>
           <w:jc w:val="center"/>
         </w:trPr>
         <w:tc>
@@ -513,7 +509,7 @@
               <w:snapToGrid w:val="0"/>
               <w:textAlignment w:val="baseline"/>
               <w:rPr>
-                <w:rFonts w:hint="default" w:ascii="Arial" w:hAnsi="Arial" w:eastAsia="Arial" w:cs="Arial"/>
+                <w:rFonts w:ascii="Arial" w:eastAsia="Arial" w:hAnsi="Arial" w:cs="Arial" w:hint="default"/>
                 <w:snapToGrid w:val="0"/>
                 <w:color w:val="000000"/>
                 <w:kern w:val="0"/>
@@ -545,7 +541,7 @@
             </w:r>
             <w:r>
               <w:rPr>
-                <w:rFonts w:hint="default" w:asciiTheme="minorAscii" w:hAnsiTheme="minorAscii" w:eastAsiaTheme="minorEastAsia"/>
+                <w:rFonts w:asciiTheme="minorAscii" w:eastAsiaTheme="minorEastAsia" w:hAnsiTheme="minorAscii" w:hint="default"/>
                 <w:spacing w:val="227"/>
                 <w:sz w:val="21"/>
                 <w:vertAlign w:val="baseline"/>
@@ -562,18 +558,7 @@
                 <w:vertAlign w:val="baseline"/>
                 <w:lang w:val="en-US" w:eastAsia="zh-CN"/>
               </w:rPr>
-              <w:t>V2.</w:t>
-            </w:r>
-            <w:r>
-              <w:rPr>
-                <w:rFonts w:hint="eastAsia"/>
-                <w:spacing w:val="0"/>
-                <w:kern w:val="0"/>
-                <w:u w:val="single"/>
-                <w:vertAlign w:val="baseline"/>
-                <w:lang w:val="en-US" w:eastAsia="zh-CN"/>
-              </w:rPr>
-              <w:t>0</w:t>
+              <w:t>V1.0</w:t>
             </w:r>
           </w:p>
         </w:tc>
@@ -598,7 +583,7 @@
               <w:snapToGrid w:val="0"/>
               <w:textAlignment w:val="baseline"/>
               <w:rPr>
-                <w:rFonts w:hint="default" w:ascii="Arial" w:hAnsi="Arial" w:eastAsia="Arial" w:cs="Arial"/>
+                <w:rFonts w:ascii="Arial" w:eastAsia="Arial" w:hAnsi="Arial" w:cs="Arial" w:hint="default"/>
                 <w:snapToGrid w:val="0"/>
                 <w:color w:val="000000"/>
                 <w:kern w:val="0"/>
@@ -618,7 +603,7 @@
             </w:r>
             <w:r>
               <w:rPr>
-                <w:rFonts w:hint="eastAsia" w:asciiTheme="minorAscii" w:hAnsiTheme="minorAscii" w:eastAsiaTheme="minorEastAsia"/>
+                <w:rFonts w:asciiTheme="minorAscii" w:eastAsiaTheme="minorEastAsia" w:hAnsiTheme="minorAscii" w:hint="eastAsia"/>
                 <w:spacing w:val="227"/>
                 <w:sz w:val="21"/>
                 <w:vertAlign w:val="baseline"/>
@@ -640,14 +625,8 @@
       </w:tr>
       <w:tr>
         <w:tblPrEx>
-          <w:tblBorders>
-            <w:top w:val="none" w:color="auto" w:sz="0" w:space="0"/>
-            <w:left w:val="none" w:color="auto" w:sz="0" w:space="0"/>
-            <w:bottom w:val="none" w:color="auto" w:sz="0" w:space="0"/>
-            <w:right w:val="none" w:color="auto" w:sz="0" w:space="0"/>
-            <w:insideH w:val="none" w:color="auto" w:sz="0" w:space="0"/>
-            <w:insideV w:val="none" w:color="auto" w:sz="0" w:space="0"/>
-          </w:tblBorders>
+          <w:tblW w:w="0" w:type="auto"/>
+          <w:jc w:val="center"/>
           <w:tblCellMar>
             <w:top w:w="0" w:type="dxa"/>
             <w:left w:w="108" w:type="dxa"/>
@@ -656,7 +635,7 @@
           </w:tblCellMar>
         </w:tblPrEx>
         <w:trPr>
-          <w:trHeight w:val="635" w:hRule="atLeast"/>
+          <w:trHeight w:val="635"/>
           <w:jc w:val="center"/>
         </w:trPr>
         <w:tc>
@@ -706,7 +685,7 @@
             </w:r>
             <w:r>
               <w:rPr>
-                <w:rFonts w:hint="eastAsia" w:asciiTheme="minorAscii" w:hAnsiTheme="minorAscii" w:eastAsiaTheme="minorEastAsia"/>
+                <w:rFonts w:asciiTheme="minorAscii" w:eastAsiaTheme="minorEastAsia" w:hAnsiTheme="minorAscii" w:hint="eastAsia"/>
                 <w:spacing w:val="227"/>
                 <w:sz w:val="21"/>
                 <w:vertAlign w:val="baseline"/>
@@ -759,7 +738,7 @@
             </w:r>
             <w:r>
               <w:rPr>
-                <w:rFonts w:hint="eastAsia" w:asciiTheme="minorAscii" w:hAnsiTheme="minorAscii" w:eastAsiaTheme="minorEastAsia"/>
+                <w:rFonts w:asciiTheme="minorAscii" w:eastAsiaTheme="minorEastAsia" w:hAnsiTheme="minorAscii" w:hint="eastAsia"/>
                 <w:spacing w:val="227"/>
                 <w:sz w:val="21"/>
                 <w:vertAlign w:val="baseline"/>
@@ -818,14 +797,14 @@
         <w:ind w:left="3634"/>
         <w:textAlignment w:val="baseline"/>
         <w:rPr>
-          <w:rFonts w:ascii="宋体" w:hAnsi="宋体" w:eastAsia="宋体" w:cs="宋体"/>
+          <w:rFonts w:ascii="宋体" w:eastAsia="宋体" w:hAnsi="宋体" w:cs="宋体"/>
           <w:sz w:val="31"/>
           <w:szCs w:val="31"/>
         </w:rPr>
       </w:pPr>
       <w:r>
         <w:rPr>
-          <w:rFonts w:ascii="宋体" w:hAnsi="宋体" w:eastAsia="宋体" w:cs="宋体"/>
+          <w:rFonts w:ascii="宋体" w:eastAsia="宋体" w:hAnsi="宋体" w:cs="宋体"/>
           <w:b/>
           <w:bCs/>
           <w:spacing w:val="4"/>
@@ -837,16 +816,16 @@
     </w:p>
     <w:tbl>
       <w:tblPr>
-        <w:tblStyle w:val="26"/>
+        <w:tblStyle w:val="TableNormal0"/>
         <w:tblW w:w="8214" w:type="dxa"/>
         <w:jc w:val="center"/>
         <w:tblBorders>
-          <w:top w:val="single" w:color="000000" w:sz="2" w:space="0"/>
-          <w:left w:val="single" w:color="000000" w:sz="2" w:space="0"/>
-          <w:bottom w:val="single" w:color="000000" w:sz="2" w:space="0"/>
-          <w:right w:val="single" w:color="000000" w:sz="2" w:space="0"/>
-          <w:insideH w:val="single" w:color="000000" w:sz="2" w:space="0"/>
-          <w:insideV w:val="single" w:color="000000" w:sz="2" w:space="0"/>
+          <w:top w:val="single" w:sz="2" w:space="0" w:color="000000"/>
+          <w:left w:val="single" w:sz="2" w:space="0" w:color="000000"/>
+          <w:bottom w:val="single" w:sz="2" w:space="0" w:color="000000"/>
+          <w:right w:val="single" w:sz="2" w:space="0" w:color="000000"/>
+          <w:insideH w:val="single" w:sz="2" w:space="0" w:color="000000"/>
+          <w:insideV w:val="single" w:sz="2" w:space="0" w:color="000000"/>
         </w:tblBorders>
         <w:tblLayout w:type="fixed"/>
         <w:tblCellMar>
@@ -866,14 +845,17 @@
       </w:tblGrid>
       <w:tr>
         <w:tblPrEx>
+          <w:tblW w:w="8214" w:type="dxa"/>
+          <w:jc w:val="center"/>
           <w:tblBorders>
-            <w:top w:val="single" w:color="000000" w:sz="2" w:space="0"/>
-            <w:left w:val="single" w:color="000000" w:sz="2" w:space="0"/>
-            <w:bottom w:val="single" w:color="000000" w:sz="2" w:space="0"/>
-            <w:right w:val="single" w:color="000000" w:sz="2" w:space="0"/>
-            <w:insideH w:val="single" w:color="000000" w:sz="2" w:space="0"/>
-            <w:insideV w:val="single" w:color="000000" w:sz="2" w:space="0"/>
+            <w:top w:val="single" w:sz="2" w:space="0" w:color="000000"/>
+            <w:left w:val="single" w:sz="2" w:space="0" w:color="000000"/>
+            <w:bottom w:val="single" w:sz="2" w:space="0" w:color="000000"/>
+            <w:right w:val="single" w:sz="2" w:space="0" w:color="000000"/>
+            <w:insideH w:val="single" w:sz="2" w:space="0" w:color="000000"/>
+            <w:insideV w:val="single" w:sz="2" w:space="0" w:color="000000"/>
           </w:tblBorders>
+          <w:tblLayout w:type="fixed"/>
           <w:tblCellMar>
             <w:top w:w="0" w:type="dxa"/>
             <w:left w:w="0" w:type="dxa"/>
@@ -882,7 +864,7 @@
           </w:tblCellMar>
         </w:tblPrEx>
         <w:trPr>
-          <w:trHeight w:val="593" w:hRule="atLeast"/>
+          <w:trHeight w:val="593"/>
           <w:jc w:val="center"/>
         </w:trPr>
         <w:tc>
@@ -904,18 +886,18 @@
               <w:adjustRightInd w:val="0"/>
               <w:snapToGrid w:val="0"/>
               <w:spacing w:before="176" w:line="228" w:lineRule="auto"/>
-              <w:ind w:left="0" w:leftChars="0" w:right="0" w:rightChars="0" w:firstLine="0" w:firstLineChars="0"/>
+              <w:ind w:left="0" w:right="0" w:firstLine="0" w:leftChars="0" w:rightChars="0" w:firstLineChars="0"/>
               <w:jc w:val="center"/>
               <w:textAlignment w:val="baseline"/>
               <w:rPr>
-                <w:rFonts w:ascii="宋体" w:hAnsi="宋体" w:eastAsia="宋体" w:cs="宋体"/>
+                <w:rFonts w:ascii="宋体" w:eastAsia="宋体" w:hAnsi="宋体" w:cs="宋体"/>
                 <w:sz w:val="20"/>
                 <w:szCs w:val="20"/>
               </w:rPr>
             </w:pPr>
             <w:r>
               <w:rPr>
-                <w:rFonts w:hint="eastAsia" w:ascii="宋体" w:hAnsi="宋体" w:cs="宋体"/>
+                <w:rFonts w:ascii="宋体" w:hAnsi="宋体" w:cs="宋体" w:hint="eastAsia"/>
                 <w:spacing w:val="-14"/>
                 <w:sz w:val="20"/>
                 <w:szCs w:val="20"/>
@@ -925,7 +907,7 @@
             </w:r>
             <w:r>
               <w:rPr>
-                <w:rFonts w:ascii="宋体" w:hAnsi="宋体" w:eastAsia="宋体" w:cs="宋体"/>
+                <w:rFonts w:ascii="宋体" w:eastAsia="宋体" w:hAnsi="宋体" w:cs="宋体"/>
                 <w:spacing w:val="-14"/>
                 <w:sz w:val="20"/>
                 <w:szCs w:val="20"/>
@@ -953,18 +935,18 @@
               <w:adjustRightInd w:val="0"/>
               <w:snapToGrid w:val="0"/>
               <w:spacing w:before="175" w:line="227" w:lineRule="auto"/>
-              <w:ind w:left="0" w:leftChars="0" w:right="0" w:rightChars="0" w:firstLine="0" w:firstLineChars="0"/>
+              <w:ind w:left="0" w:right="0" w:firstLine="0" w:leftChars="0" w:rightChars="0" w:firstLineChars="0"/>
               <w:jc w:val="center"/>
               <w:textAlignment w:val="baseline"/>
               <w:rPr>
-                <w:rFonts w:ascii="宋体" w:hAnsi="宋体" w:eastAsia="宋体" w:cs="宋体"/>
+                <w:rFonts w:ascii="宋体" w:eastAsia="宋体" w:hAnsi="宋体" w:cs="宋体"/>
                 <w:sz w:val="20"/>
                 <w:szCs w:val="20"/>
               </w:rPr>
             </w:pPr>
             <w:r>
               <w:rPr>
-                <w:rFonts w:ascii="宋体" w:hAnsi="宋体" w:eastAsia="宋体" w:cs="宋体"/>
+                <w:rFonts w:ascii="宋体" w:eastAsia="宋体" w:hAnsi="宋体" w:cs="宋体"/>
                 <w:spacing w:val="4"/>
                 <w:sz w:val="20"/>
                 <w:szCs w:val="20"/>
@@ -992,18 +974,18 @@
               <w:adjustRightInd w:val="0"/>
               <w:snapToGrid w:val="0"/>
               <w:spacing w:before="175" w:line="228" w:lineRule="auto"/>
-              <w:ind w:left="0" w:leftChars="0" w:right="0" w:rightChars="0" w:firstLine="0" w:firstLineChars="0"/>
+              <w:ind w:left="0" w:right="0" w:firstLine="0" w:leftChars="0" w:rightChars="0" w:firstLineChars="0"/>
               <w:jc w:val="center"/>
               <w:textAlignment w:val="baseline"/>
               <w:rPr>
-                <w:rFonts w:ascii="宋体" w:hAnsi="宋体" w:eastAsia="宋体" w:cs="宋体"/>
+                <w:rFonts w:ascii="宋体" w:eastAsia="宋体" w:hAnsi="宋体" w:cs="宋体"/>
                 <w:sz w:val="20"/>
                 <w:szCs w:val="20"/>
               </w:rPr>
             </w:pPr>
             <w:r>
               <w:rPr>
-                <w:rFonts w:ascii="宋体" w:hAnsi="宋体" w:eastAsia="宋体" w:cs="宋体"/>
+                <w:rFonts w:ascii="宋体" w:eastAsia="宋体" w:hAnsi="宋体" w:cs="宋体"/>
                 <w:spacing w:val="7"/>
                 <w:sz w:val="20"/>
                 <w:szCs w:val="20"/>
@@ -1031,11 +1013,11 @@
               <w:adjustRightInd w:val="0"/>
               <w:snapToGrid w:val="0"/>
               <w:spacing w:before="175" w:line="228" w:lineRule="auto"/>
-              <w:ind w:left="0" w:leftChars="0" w:right="0" w:rightChars="0" w:firstLine="0" w:firstLineChars="0"/>
+              <w:ind w:left="0" w:right="0" w:firstLine="0" w:leftChars="0" w:rightChars="0" w:firstLineChars="0"/>
               <w:jc w:val="center"/>
               <w:textAlignment w:val="baseline"/>
               <w:rPr>
-                <w:rFonts w:hint="eastAsia" w:ascii="宋体" w:hAnsi="宋体" w:eastAsia="宋体" w:cs="宋体"/>
+                <w:rFonts w:ascii="宋体" w:eastAsia="宋体" w:hAnsi="宋体" w:cs="宋体" w:hint="eastAsia"/>
                 <w:spacing w:val="7"/>
                 <w:sz w:val="20"/>
                 <w:szCs w:val="20"/>
@@ -1044,7 +1026,7 @@
             </w:pPr>
             <w:r>
               <w:rPr>
-                <w:rFonts w:hint="eastAsia" w:ascii="宋体" w:hAnsi="宋体" w:cs="宋体"/>
+                <w:rFonts w:ascii="宋体" w:hAnsi="宋体" w:cs="宋体" w:hint="eastAsia"/>
                 <w:spacing w:val="7"/>
                 <w:sz w:val="20"/>
                 <w:szCs w:val="20"/>
@@ -1073,11 +1055,11 @@
               <w:adjustRightInd w:val="0"/>
               <w:snapToGrid w:val="0"/>
               <w:spacing w:before="175" w:line="228" w:lineRule="auto"/>
-              <w:ind w:left="0" w:leftChars="0" w:right="0" w:rightChars="0" w:firstLine="0" w:firstLineChars="0"/>
+              <w:ind w:left="0" w:right="0" w:firstLine="0" w:leftChars="0" w:rightChars="0" w:firstLineChars="0"/>
               <w:jc w:val="center"/>
               <w:textAlignment w:val="baseline"/>
               <w:rPr>
-                <w:rFonts w:hint="default" w:ascii="宋体" w:hAnsi="宋体" w:cs="宋体"/>
+                <w:rFonts w:ascii="宋体" w:hAnsi="宋体" w:cs="宋体" w:hint="default"/>
                 <w:spacing w:val="7"/>
                 <w:sz w:val="20"/>
                 <w:szCs w:val="20"/>
@@ -1086,7 +1068,7 @@
             </w:pPr>
             <w:r>
               <w:rPr>
-                <w:rFonts w:hint="eastAsia" w:ascii="宋体" w:hAnsi="宋体" w:cs="宋体"/>
+                <w:rFonts w:ascii="宋体" w:hAnsi="宋体" w:cs="宋体" w:hint="eastAsia"/>
                 <w:spacing w:val="7"/>
                 <w:sz w:val="20"/>
                 <w:szCs w:val="20"/>
@@ -1115,18 +1097,18 @@
               <w:adjustRightInd w:val="0"/>
               <w:snapToGrid w:val="0"/>
               <w:spacing w:before="176" w:line="229" w:lineRule="auto"/>
-              <w:ind w:left="0" w:leftChars="0" w:right="0" w:rightChars="0" w:firstLine="0" w:firstLineChars="0"/>
+              <w:ind w:left="0" w:right="0" w:firstLine="0" w:leftChars="0" w:rightChars="0" w:firstLineChars="0"/>
               <w:jc w:val="center"/>
               <w:textAlignment w:val="baseline"/>
               <w:rPr>
-                <w:rFonts w:ascii="宋体" w:hAnsi="宋体" w:eastAsia="宋体" w:cs="宋体"/>
+                <w:rFonts w:ascii="宋体" w:eastAsia="宋体" w:hAnsi="宋体" w:cs="宋体"/>
                 <w:sz w:val="20"/>
                 <w:szCs w:val="20"/>
               </w:rPr>
             </w:pPr>
             <w:r>
               <w:rPr>
-                <w:rFonts w:ascii="宋体" w:hAnsi="宋体" w:eastAsia="宋体" w:cs="宋体"/>
+                <w:rFonts w:ascii="宋体" w:eastAsia="宋体" w:hAnsi="宋体" w:cs="宋体"/>
                 <w:spacing w:val="7"/>
                 <w:sz w:val="20"/>
                 <w:szCs w:val="20"/>
@@ -1138,14 +1120,9 @@
       </w:tr>
       <w:tr>
         <w:tblPrEx>
-          <w:tblBorders>
-            <w:top w:val="single" w:color="000000" w:sz="2" w:space="0"/>
-            <w:left w:val="single" w:color="000000" w:sz="2" w:space="0"/>
-            <w:bottom w:val="single" w:color="000000" w:sz="2" w:space="0"/>
-            <w:right w:val="single" w:color="000000" w:sz="2" w:space="0"/>
-            <w:insideH w:val="single" w:color="000000" w:sz="2" w:space="0"/>
-            <w:insideV w:val="single" w:color="000000" w:sz="2" w:space="0"/>
-          </w:tblBorders>
+          <w:tblW w:w="8214" w:type="dxa"/>
+          <w:jc w:val="center"/>
+          <w:tblLayout w:type="fixed"/>
           <w:tblCellMar>
             <w:top w:w="0" w:type="dxa"/>
             <w:left w:w="0" w:type="dxa"/>
@@ -1154,7 +1131,7 @@
           </w:tblCellMar>
         </w:tblPrEx>
         <w:trPr>
-          <w:trHeight w:val="516" w:hRule="atLeast"/>
+          <w:trHeight w:val="516"/>
           <w:jc w:val="center"/>
         </w:trPr>
         <w:tc>
@@ -1177,11 +1154,11 @@
               <w:adjustRightInd w:val="0"/>
               <w:snapToGrid w:val="0"/>
               <w:spacing w:before="173" w:line="267" w:lineRule="exact"/>
-              <w:ind w:left="0" w:leftChars="0" w:right="0" w:rightChars="0" w:firstLine="0" w:firstLineChars="0"/>
+              <w:ind w:left="0" w:right="0" w:firstLine="0" w:leftChars="0" w:rightChars="0" w:firstLineChars="0"/>
               <w:jc w:val="center"/>
               <w:textAlignment w:val="baseline"/>
               <w:rPr>
-                <w:rFonts w:hint="default" w:ascii="宋体" w:hAnsi="宋体" w:eastAsia="宋体" w:cs="宋体"/>
+                <w:rFonts w:ascii="宋体" w:eastAsia="宋体" w:hAnsi="宋体" w:cs="宋体" w:hint="default"/>
                 <w:snapToGrid w:val="0"/>
                 <w:color w:val="000000"/>
                 <w:kern w:val="0"/>
@@ -1192,7 +1169,7 @@
             </w:pPr>
             <w:r>
               <w:rPr>
-                <w:rFonts w:ascii="宋体" w:hAnsi="宋体" w:eastAsia="宋体" w:cs="宋体"/>
+                <w:rFonts w:ascii="宋体" w:eastAsia="宋体" w:hAnsi="宋体" w:cs="宋体"/>
                 <w:spacing w:val="3"/>
                 <w:position w:val="1"/>
                 <w:sz w:val="20"/>
@@ -1222,11 +1199,11 @@
               <w:adjustRightInd w:val="0"/>
               <w:snapToGrid w:val="0"/>
               <w:spacing w:before="173" w:line="267" w:lineRule="exact"/>
-              <w:ind w:left="0" w:leftChars="0" w:right="0" w:rightChars="0" w:firstLine="0" w:firstLineChars="0"/>
+              <w:ind w:left="0" w:right="0" w:firstLine="0" w:leftChars="0" w:rightChars="0" w:firstLineChars="0"/>
               <w:jc w:val="center"/>
               <w:textAlignment w:val="baseline"/>
               <w:rPr>
-                <w:rFonts w:ascii="宋体" w:hAnsi="宋体" w:eastAsia="宋体" w:cs="宋体"/>
+                <w:rFonts w:ascii="宋体" w:eastAsia="宋体" w:hAnsi="宋体" w:cs="宋体"/>
                 <w:snapToGrid w:val="0"/>
                 <w:color w:val="000000"/>
                 <w:kern w:val="0"/>
@@ -1237,7 +1214,7 @@
             </w:pPr>
             <w:r>
               <w:rPr>
-                <w:rFonts w:ascii="宋体" w:hAnsi="宋体" w:eastAsia="宋体" w:cs="宋体"/>
+                <w:rFonts w:ascii="宋体" w:eastAsia="宋体" w:hAnsi="宋体" w:cs="宋体"/>
                 <w:spacing w:val="4"/>
                 <w:position w:val="1"/>
                 <w:sz w:val="20"/>
@@ -1267,11 +1244,11 @@
               <w:adjustRightInd w:val="0"/>
               <w:snapToGrid w:val="0"/>
               <w:spacing w:before="172" w:line="228" w:lineRule="auto"/>
-              <w:ind w:left="0" w:leftChars="0" w:right="0" w:rightChars="0" w:firstLine="0" w:firstLineChars="0"/>
+              <w:ind w:left="0" w:right="0" w:firstLine="0" w:leftChars="0" w:rightChars="0" w:firstLineChars="0"/>
               <w:jc w:val="center"/>
               <w:textAlignment w:val="baseline"/>
               <w:rPr>
-                <w:rFonts w:ascii="宋体" w:hAnsi="宋体" w:eastAsia="宋体" w:cs="宋体"/>
+                <w:rFonts w:ascii="宋体" w:eastAsia="宋体" w:hAnsi="宋体" w:cs="宋体"/>
                 <w:snapToGrid w:val="0"/>
                 <w:color w:val="000000"/>
                 <w:kern w:val="0"/>
@@ -1282,7 +1259,7 @@
             </w:pPr>
             <w:r>
               <w:rPr>
-                <w:rFonts w:ascii="宋体" w:hAnsi="宋体" w:eastAsia="宋体" w:cs="宋体"/>
+                <w:rFonts w:ascii="宋体" w:eastAsia="宋体" w:hAnsi="宋体" w:cs="宋体"/>
                 <w:spacing w:val="200"/>
                 <w:kern w:val="0"/>
                 <w:sz w:val="20"/>
@@ -1292,7 +1269,7 @@
             </w:r>
             <w:r>
               <w:rPr>
-                <w:rFonts w:ascii="宋体" w:hAnsi="宋体" w:eastAsia="宋体" w:cs="宋体"/>
+                <w:rFonts w:ascii="宋体" w:eastAsia="宋体" w:hAnsi="宋体" w:cs="宋体"/>
                 <w:spacing w:val="0"/>
                 <w:kern w:val="0"/>
                 <w:sz w:val="20"/>
@@ -1322,11 +1299,11 @@
               <w:adjustRightInd w:val="0"/>
               <w:snapToGrid w:val="0"/>
               <w:spacing w:before="172" w:line="228" w:lineRule="auto"/>
-              <w:ind w:left="0" w:leftChars="0" w:right="0" w:rightChars="0" w:firstLine="0" w:firstLineChars="0"/>
+              <w:ind w:left="0" w:right="0" w:firstLine="0" w:leftChars="0" w:rightChars="0" w:firstLineChars="0"/>
               <w:jc w:val="center"/>
               <w:textAlignment w:val="baseline"/>
               <w:rPr>
-                <w:rFonts w:ascii="宋体" w:hAnsi="宋体" w:eastAsia="宋体" w:cs="宋体"/>
+                <w:rFonts w:ascii="宋体" w:eastAsia="宋体" w:hAnsi="宋体" w:cs="宋体"/>
                 <w:snapToGrid w:val="0"/>
                 <w:color w:val="000000"/>
                 <w:spacing w:val="200"/>
@@ -1338,14 +1315,14 @@
             </w:pPr>
             <w:r>
               <w:rPr>
-                <w:rFonts w:hint="eastAsia" w:ascii="宋体" w:hAnsi="宋体" w:eastAsia="宋体" w:cs="宋体"/>
+                <w:rFonts w:ascii="宋体" w:eastAsia="宋体" w:hAnsi="宋体" w:cs="宋体" w:hint="eastAsia"/>
                 <w:spacing w:val="200"/>
                 <w:kern w:val="0"/>
                 <w:sz w:val="20"/>
                 <w:szCs w:val="20"/>
                 <w:lang w:val="en-US" w:eastAsia="zh-CN"/>
               </w:rPr>
-              <w:t>吴夤</w:t>
+              <w:t>平湾</w:t>
             </w:r>
           </w:p>
         </w:tc>
@@ -1369,11 +1346,11 @@
               <w:adjustRightInd w:val="0"/>
               <w:snapToGrid w:val="0"/>
               <w:spacing w:before="173" w:line="229" w:lineRule="auto"/>
-              <w:ind w:left="0" w:leftChars="0" w:right="0" w:rightChars="0" w:firstLine="0" w:firstLineChars="0"/>
+              <w:ind w:left="0" w:right="0" w:firstLine="0" w:leftChars="0" w:rightChars="0" w:firstLineChars="0"/>
               <w:jc w:val="center"/>
               <w:textAlignment w:val="baseline"/>
               <w:rPr>
-                <w:rFonts w:ascii="宋体" w:hAnsi="宋体" w:eastAsia="宋体" w:cs="宋体"/>
+                <w:rFonts w:ascii="宋体" w:eastAsia="宋体" w:hAnsi="宋体" w:cs="宋体"/>
                 <w:snapToGrid w:val="0"/>
                 <w:color w:val="000000"/>
                 <w:spacing w:val="200"/>
@@ -1385,14 +1362,14 @@
             </w:pPr>
             <w:r>
               <w:rPr>
-                <w:rFonts w:hint="eastAsia" w:asciiTheme="minorAscii" w:hAnsiTheme="minorAscii" w:eastAsiaTheme="minorEastAsia"/>
+                <w:rFonts w:asciiTheme="minorAscii" w:eastAsiaTheme="minorEastAsia" w:hAnsiTheme="minorAscii" w:hint="eastAsia"/>
                 <w:spacing w:val="0"/>
                 <w:kern w:val="0"/>
                 <w:sz w:val="21"/>
                 <w:vertAlign w:val="baseline"/>
                 <w:lang w:val="en-US" w:eastAsia="zh-CN"/>
               </w:rPr>
-              <w:t>茅建根</w:t>
+              <w:t>陈凯</w:t>
             </w:r>
           </w:p>
         </w:tc>
@@ -1416,11 +1393,11 @@
               <w:adjustRightInd w:val="0"/>
               <w:snapToGrid w:val="0"/>
               <w:spacing w:before="173" w:line="229" w:lineRule="auto"/>
-              <w:ind w:left="0" w:leftChars="0" w:right="0" w:rightChars="0" w:firstLine="0" w:firstLineChars="0"/>
+              <w:ind w:left="0" w:right="0" w:firstLine="0" w:leftChars="0" w:rightChars="0" w:firstLineChars="0"/>
               <w:jc w:val="center"/>
               <w:textAlignment w:val="baseline"/>
               <w:rPr>
-                <w:rFonts w:ascii="宋体" w:hAnsi="宋体" w:eastAsia="宋体" w:cs="宋体"/>
+                <w:rFonts w:ascii="宋体" w:eastAsia="宋体" w:hAnsi="宋体" w:cs="宋体"/>
                 <w:snapToGrid w:val="0"/>
                 <w:color w:val="000000"/>
                 <w:kern w:val="0"/>
@@ -1431,7 +1408,7 @@
             </w:pPr>
             <w:r>
               <w:rPr>
-                <w:rFonts w:hint="eastAsia" w:asciiTheme="minorAscii" w:hAnsiTheme="minorAscii" w:eastAsiaTheme="minorEastAsia"/>
+                <w:rFonts w:asciiTheme="minorAscii" w:eastAsiaTheme="minorEastAsia" w:hAnsiTheme="minorAscii" w:hint="eastAsia"/>
                 <w:spacing w:val="0"/>
                 <w:kern w:val="0"/>
                 <w:sz w:val="21"/>
@@ -1445,14 +1422,9 @@
       </w:tr>
       <w:tr>
         <w:tblPrEx>
-          <w:tblBorders>
-            <w:top w:val="single" w:color="000000" w:sz="2" w:space="0"/>
-            <w:left w:val="single" w:color="000000" w:sz="2" w:space="0"/>
-            <w:bottom w:val="single" w:color="000000" w:sz="2" w:space="0"/>
-            <w:right w:val="single" w:color="000000" w:sz="2" w:space="0"/>
-            <w:insideH w:val="single" w:color="000000" w:sz="2" w:space="0"/>
-            <w:insideV w:val="single" w:color="000000" w:sz="2" w:space="0"/>
-          </w:tblBorders>
+          <w:tblW w:w="8214" w:type="dxa"/>
+          <w:jc w:val="center"/>
+          <w:tblLayout w:type="fixed"/>
           <w:tblCellMar>
             <w:top w:w="0" w:type="dxa"/>
             <w:left w:w="0" w:type="dxa"/>
@@ -1461,7 +1433,7 @@
           </w:tblCellMar>
         </w:tblPrEx>
         <w:trPr>
-          <w:trHeight w:val="556" w:hRule="atLeast"/>
+          <w:trHeight w:val="556"/>
           <w:jc w:val="center"/>
         </w:trPr>
         <w:tc>
@@ -1484,11 +1456,11 @@
               <w:adjustRightInd w:val="0"/>
               <w:snapToGrid w:val="0"/>
               <w:spacing w:before="173" w:line="267" w:lineRule="exact"/>
-              <w:ind w:left="0" w:leftChars="0" w:right="0" w:rightChars="0" w:firstLine="0" w:firstLineChars="0"/>
+              <w:ind w:left="0" w:right="0" w:firstLine="0" w:leftChars="0" w:rightChars="0" w:firstLineChars="0"/>
               <w:jc w:val="center"/>
               <w:textAlignment w:val="baseline"/>
               <w:rPr>
-                <w:rFonts w:hint="default" w:ascii="宋体" w:hAnsi="宋体" w:eastAsia="宋体" w:cs="宋体"/>
+                <w:rFonts w:ascii="宋体" w:eastAsia="宋体" w:hAnsi="宋体" w:cs="宋体" w:hint="default"/>
                 <w:snapToGrid w:val="0"/>
                 <w:color w:val="000000"/>
                 <w:kern w:val="0"/>
@@ -1499,7 +1471,7 @@
             </w:pPr>
             <w:r>
               <w:rPr>
-                <w:rFonts w:ascii="宋体" w:hAnsi="宋体" w:eastAsia="宋体" w:cs="宋体"/>
+                <w:rFonts w:ascii="宋体" w:eastAsia="宋体" w:hAnsi="宋体" w:cs="宋体"/>
                 <w:spacing w:val="3"/>
                 <w:position w:val="1"/>
                 <w:sz w:val="20"/>
@@ -1509,7 +1481,7 @@
             </w:r>
             <w:r>
               <w:rPr>
-                <w:rFonts w:hint="eastAsia" w:ascii="宋体" w:hAnsi="宋体" w:cs="宋体"/>
+                <w:rFonts w:ascii="宋体" w:hAnsi="宋体" w:cs="宋体" w:hint="eastAsia"/>
                 <w:spacing w:val="3"/>
                 <w:position w:val="1"/>
                 <w:sz w:val="20"/>
@@ -1540,11 +1512,11 @@
               <w:adjustRightInd w:val="0"/>
               <w:snapToGrid w:val="0"/>
               <w:spacing w:before="173" w:line="267" w:lineRule="exact"/>
-              <w:ind w:left="0" w:leftChars="0" w:right="0" w:rightChars="0" w:firstLine="0" w:firstLineChars="0"/>
+              <w:ind w:left="0" w:right="0" w:firstLine="0" w:leftChars="0" w:rightChars="0" w:firstLineChars="0"/>
               <w:jc w:val="center"/>
               <w:textAlignment w:val="baseline"/>
               <w:rPr>
-                <w:rFonts w:ascii="宋体" w:hAnsi="宋体" w:eastAsia="宋体" w:cs="宋体"/>
+                <w:rFonts w:ascii="宋体" w:eastAsia="宋体" w:hAnsi="宋体" w:cs="宋体"/>
                 <w:snapToGrid w:val="0"/>
                 <w:color w:val="000000"/>
                 <w:kern w:val="0"/>
@@ -1555,34 +1527,13 @@
             </w:pPr>
             <w:r>
               <w:rPr>
-                <w:rFonts w:ascii="宋体" w:hAnsi="宋体" w:eastAsia="宋体" w:cs="宋体"/>
+                <w:rFonts w:ascii="宋体" w:eastAsia="宋体" w:hAnsi="宋体" w:cs="宋体"/>
                 <w:spacing w:val="4"/>
                 <w:position w:val="1"/>
                 <w:sz w:val="20"/>
                 <w:szCs w:val="20"/>
               </w:rPr>
-              <w:t>V</w:t>
-            </w:r>
-            <w:r>
-              <w:rPr>
-                <w:rFonts w:hint="eastAsia" w:ascii="宋体" w:hAnsi="宋体" w:cs="宋体"/>
-                <w:spacing w:val="4"/>
-                <w:position w:val="1"/>
-                <w:sz w:val="20"/>
-                <w:szCs w:val="20"/>
-                <w:lang w:val="en-US" w:eastAsia="zh-CN"/>
-              </w:rPr>
-              <w:t>2</w:t>
-            </w:r>
-            <w:r>
-              <w:rPr>
-                <w:rFonts w:ascii="宋体" w:hAnsi="宋体" w:eastAsia="宋体" w:cs="宋体"/>
-                <w:spacing w:val="4"/>
-                <w:position w:val="1"/>
-                <w:sz w:val="20"/>
-                <w:szCs w:val="20"/>
-              </w:rPr>
-              <w:t>.0</w:t>
+              <w:t>V1.0</w:t>
             </w:r>
           </w:p>
         </w:tc>
@@ -1606,11 +1557,11 @@
               <w:adjustRightInd w:val="0"/>
               <w:snapToGrid w:val="0"/>
               <w:spacing w:before="172" w:line="228" w:lineRule="auto"/>
-              <w:ind w:left="0" w:leftChars="0" w:right="0" w:rightChars="0" w:firstLine="0" w:firstLineChars="0"/>
+              <w:ind w:left="0" w:right="0" w:firstLine="0" w:leftChars="0" w:rightChars="0" w:firstLineChars="0"/>
               <w:jc w:val="center"/>
               <w:textAlignment w:val="baseline"/>
               <w:rPr>
-                <w:rFonts w:hint="default" w:ascii="宋体" w:hAnsi="宋体" w:eastAsia="宋体" w:cs="宋体"/>
+                <w:rFonts w:ascii="宋体" w:eastAsia="宋体" w:hAnsi="宋体" w:cs="宋体" w:hint="default"/>
                 <w:snapToGrid w:val="0"/>
                 <w:color w:val="000000"/>
                 <w:kern w:val="0"/>
@@ -1621,7 +1572,7 @@
             </w:pPr>
             <w:r>
               <w:rPr>
-                <w:rFonts w:hint="eastAsia" w:ascii="宋体" w:hAnsi="宋体" w:cs="宋体"/>
+                <w:rFonts w:ascii="宋体" w:hAnsi="宋体" w:cs="宋体" w:hint="eastAsia"/>
                 <w:snapToGrid w:val="0"/>
                 <w:color w:val="000000"/>
                 <w:kern w:val="0"/>
@@ -1653,11 +1604,11 @@
               <w:adjustRightInd w:val="0"/>
               <w:snapToGrid w:val="0"/>
               <w:spacing w:before="172" w:line="228" w:lineRule="auto"/>
-              <w:ind w:left="0" w:leftChars="0" w:right="0" w:rightChars="0" w:firstLine="0" w:firstLineChars="0"/>
+              <w:ind w:left="0" w:right="0" w:firstLine="0" w:leftChars="0" w:rightChars="0" w:firstLineChars="0"/>
               <w:jc w:val="center"/>
               <w:textAlignment w:val="baseline"/>
               <w:rPr>
-                <w:rFonts w:ascii="宋体" w:hAnsi="宋体" w:eastAsia="宋体" w:cs="宋体"/>
+                <w:rFonts w:ascii="宋体" w:eastAsia="宋体" w:hAnsi="宋体" w:cs="宋体"/>
                 <w:snapToGrid w:val="0"/>
                 <w:color w:val="000000"/>
                 <w:spacing w:val="200"/>
@@ -1669,14 +1620,14 @@
             </w:pPr>
             <w:r>
               <w:rPr>
-                <w:rFonts w:hint="eastAsia" w:ascii="宋体" w:hAnsi="宋体" w:eastAsia="宋体" w:cs="宋体"/>
+                <w:rFonts w:ascii="宋体" w:eastAsia="宋体" w:hAnsi="宋体" w:cs="宋体" w:hint="eastAsia"/>
                 <w:spacing w:val="200"/>
                 <w:kern w:val="0"/>
                 <w:sz w:val="20"/>
                 <w:szCs w:val="20"/>
                 <w:lang w:val="en-US" w:eastAsia="zh-CN"/>
               </w:rPr>
-              <w:t>吴夤</w:t>
+              <w:t>平湾</w:t>
             </w:r>
           </w:p>
         </w:tc>
@@ -1700,11 +1651,11 @@
               <w:adjustRightInd w:val="0"/>
               <w:snapToGrid w:val="0"/>
               <w:spacing w:before="173" w:line="229" w:lineRule="auto"/>
-              <w:ind w:left="0" w:leftChars="0" w:right="0" w:rightChars="0" w:firstLine="0" w:firstLineChars="0"/>
+              <w:ind w:left="0" w:right="0" w:firstLine="0" w:leftChars="0" w:rightChars="0" w:firstLineChars="0"/>
               <w:jc w:val="center"/>
               <w:textAlignment w:val="baseline"/>
               <w:rPr>
-                <w:rFonts w:ascii="宋体" w:hAnsi="宋体" w:eastAsia="宋体" w:cs="宋体"/>
+                <w:rFonts w:ascii="宋体" w:eastAsia="宋体" w:hAnsi="宋体" w:cs="宋体"/>
                 <w:snapToGrid w:val="0"/>
                 <w:color w:val="000000"/>
                 <w:spacing w:val="200"/>
@@ -1716,14 +1667,14 @@
             </w:pPr>
             <w:r>
               <w:rPr>
-                <w:rFonts w:hint="eastAsia" w:asciiTheme="minorAscii" w:hAnsiTheme="minorAscii" w:eastAsiaTheme="minorEastAsia"/>
+                <w:rFonts w:asciiTheme="minorAscii" w:eastAsiaTheme="minorEastAsia" w:hAnsiTheme="minorAscii" w:hint="eastAsia"/>
                 <w:spacing w:val="0"/>
                 <w:kern w:val="0"/>
                 <w:sz w:val="21"/>
                 <w:vertAlign w:val="baseline"/>
                 <w:lang w:val="en-US" w:eastAsia="zh-CN"/>
               </w:rPr>
-              <w:t>茅建根</w:t>
+              <w:t>陈凯</w:t>
             </w:r>
           </w:p>
         </w:tc>
@@ -1747,11 +1698,11 @@
               <w:adjustRightInd w:val="0"/>
               <w:snapToGrid w:val="0"/>
               <w:spacing w:before="173" w:line="229" w:lineRule="auto"/>
-              <w:ind w:left="0" w:leftChars="0" w:right="0" w:rightChars="0" w:firstLine="0" w:firstLineChars="0"/>
+              <w:ind w:left="0" w:right="0" w:firstLine="0" w:leftChars="0" w:rightChars="0" w:firstLineChars="0"/>
               <w:jc w:val="center"/>
               <w:textAlignment w:val="baseline"/>
               <w:rPr>
-                <w:rFonts w:ascii="宋体" w:hAnsi="宋体" w:eastAsia="宋体" w:cs="宋体"/>
+                <w:rFonts w:ascii="宋体" w:eastAsia="宋体" w:hAnsi="宋体" w:cs="宋体"/>
                 <w:snapToGrid w:val="0"/>
                 <w:color w:val="000000"/>
                 <w:kern w:val="0"/>
@@ -1762,7 +1713,7 @@
             </w:pPr>
             <w:r>
               <w:rPr>
-                <w:rFonts w:hint="eastAsia" w:asciiTheme="minorAscii" w:hAnsiTheme="minorAscii" w:eastAsiaTheme="minorEastAsia"/>
+                <w:rFonts w:asciiTheme="minorAscii" w:eastAsiaTheme="minorEastAsia" w:hAnsiTheme="minorAscii" w:hint="eastAsia"/>
                 <w:spacing w:val="0"/>
                 <w:kern w:val="0"/>
                 <w:sz w:val="21"/>
@@ -1776,14 +1727,9 @@
       </w:tr>
       <w:tr>
         <w:tblPrEx>
-          <w:tblBorders>
-            <w:top w:val="single" w:color="000000" w:sz="2" w:space="0"/>
-            <w:left w:val="single" w:color="000000" w:sz="2" w:space="0"/>
-            <w:bottom w:val="single" w:color="000000" w:sz="2" w:space="0"/>
-            <w:right w:val="single" w:color="000000" w:sz="2" w:space="0"/>
-            <w:insideH w:val="single" w:color="000000" w:sz="2" w:space="0"/>
-            <w:insideV w:val="single" w:color="000000" w:sz="2" w:space="0"/>
-          </w:tblBorders>
+          <w:tblW w:w="8214" w:type="dxa"/>
+          <w:jc w:val="center"/>
+          <w:tblLayout w:type="fixed"/>
           <w:tblCellMar>
             <w:top w:w="0" w:type="dxa"/>
             <w:left w:w="0" w:type="dxa"/>
@@ -1792,7 +1738,7 @@
           </w:tblCellMar>
         </w:tblPrEx>
         <w:trPr>
-          <w:trHeight w:val="556" w:hRule="atLeast"/>
+          <w:trHeight w:val="556"/>
           <w:jc w:val="center"/>
         </w:trPr>
         <w:tc>
@@ -1801,7 +1747,7 @@
           </w:tcPr>
           <w:p>
             <w:pPr>
-              <w:pStyle w:val="27"/>
+              <w:pStyle w:val="TableText"/>
               <w:keepNext w:val="0"/>
               <w:keepLines w:val="0"/>
               <w:pageBreakBefore w:val="0"/>
@@ -1814,7 +1760,7 @@
               <w:bidi w:val="0"/>
               <w:adjustRightInd w:val="0"/>
               <w:snapToGrid w:val="0"/>
-              <w:ind w:left="0" w:leftChars="0" w:right="0" w:rightChars="0" w:firstLine="0" w:firstLineChars="0"/>
+              <w:ind w:left="0" w:right="0" w:firstLine="0" w:leftChars="0" w:rightChars="0" w:firstLineChars="0"/>
               <w:jc w:val="center"/>
               <w:textAlignment w:val="baseline"/>
             </w:pPr>
@@ -1826,7 +1772,7 @@
           </w:tcPr>
           <w:p>
             <w:pPr>
-              <w:pStyle w:val="27"/>
+              <w:pStyle w:val="TableText"/>
               <w:keepNext w:val="0"/>
               <w:keepLines w:val="0"/>
               <w:pageBreakBefore w:val="0"/>
@@ -1839,7 +1785,7 @@
               <w:bidi w:val="0"/>
               <w:adjustRightInd w:val="0"/>
               <w:snapToGrid w:val="0"/>
-              <w:ind w:left="0" w:leftChars="0" w:right="0" w:rightChars="0" w:firstLine="0" w:firstLineChars="0"/>
+              <w:ind w:left="0" w:right="0" w:firstLine="0" w:leftChars="0" w:rightChars="0" w:firstLineChars="0"/>
               <w:jc w:val="center"/>
               <w:textAlignment w:val="baseline"/>
             </w:pPr>
@@ -1851,7 +1797,7 @@
           </w:tcPr>
           <w:p>
             <w:pPr>
-              <w:pStyle w:val="27"/>
+              <w:pStyle w:val="TableText"/>
               <w:keepNext w:val="0"/>
               <w:keepLines w:val="0"/>
               <w:pageBreakBefore w:val="0"/>
@@ -1864,7 +1810,7 @@
               <w:bidi w:val="0"/>
               <w:adjustRightInd w:val="0"/>
               <w:snapToGrid w:val="0"/>
-              <w:ind w:left="0" w:leftChars="0" w:right="0" w:rightChars="0" w:firstLine="0" w:firstLineChars="0"/>
+              <w:ind w:left="0" w:right="0" w:firstLine="0" w:leftChars="0" w:rightChars="0" w:firstLineChars="0"/>
               <w:jc w:val="center"/>
               <w:textAlignment w:val="baseline"/>
             </w:pPr>
@@ -1876,7 +1822,7 @@
           </w:tcPr>
           <w:p>
             <w:pPr>
-              <w:pStyle w:val="27"/>
+              <w:pStyle w:val="TableText"/>
               <w:keepNext w:val="0"/>
               <w:keepLines w:val="0"/>
               <w:pageBreakBefore w:val="0"/>
@@ -1889,7 +1835,7 @@
               <w:bidi w:val="0"/>
               <w:adjustRightInd w:val="0"/>
               <w:snapToGrid w:val="0"/>
-              <w:ind w:left="0" w:leftChars="0" w:right="0" w:rightChars="0" w:firstLine="0" w:firstLineChars="0"/>
+              <w:ind w:left="0" w:right="0" w:firstLine="0" w:leftChars="0" w:rightChars="0" w:firstLineChars="0"/>
               <w:jc w:val="center"/>
               <w:textAlignment w:val="baseline"/>
             </w:pPr>
@@ -1901,7 +1847,7 @@
           </w:tcPr>
           <w:p>
             <w:pPr>
-              <w:pStyle w:val="27"/>
+              <w:pStyle w:val="TableText"/>
               <w:keepNext w:val="0"/>
               <w:keepLines w:val="0"/>
               <w:pageBreakBefore w:val="0"/>
@@ -1914,7 +1860,7 @@
               <w:bidi w:val="0"/>
               <w:adjustRightInd w:val="0"/>
               <w:snapToGrid w:val="0"/>
-              <w:ind w:left="0" w:leftChars="0" w:right="0" w:rightChars="0" w:firstLine="0" w:firstLineChars="0"/>
+              <w:ind w:left="0" w:right="0" w:firstLine="0" w:leftChars="0" w:rightChars="0" w:firstLineChars="0"/>
               <w:jc w:val="center"/>
               <w:textAlignment w:val="baseline"/>
             </w:pPr>
@@ -1926,7 +1872,7 @@
           </w:tcPr>
           <w:p>
             <w:pPr>
-              <w:pStyle w:val="27"/>
+              <w:pStyle w:val="TableText"/>
               <w:keepNext w:val="0"/>
               <w:keepLines w:val="0"/>
               <w:pageBreakBefore w:val="0"/>
@@ -1939,7 +1885,7 @@
               <w:bidi w:val="0"/>
               <w:adjustRightInd w:val="0"/>
               <w:snapToGrid w:val="0"/>
-              <w:ind w:left="0" w:leftChars="0" w:right="0" w:rightChars="0" w:firstLine="0" w:firstLineChars="0"/>
+              <w:ind w:left="0" w:right="0" w:firstLine="0" w:leftChars="0" w:rightChars="0" w:firstLineChars="0"/>
               <w:jc w:val="center"/>
               <w:textAlignment w:val="baseline"/>
             </w:pPr>
@@ -1948,14 +1894,9 @@
       </w:tr>
       <w:tr>
         <w:tblPrEx>
-          <w:tblBorders>
-            <w:top w:val="single" w:color="000000" w:sz="2" w:space="0"/>
-            <w:left w:val="single" w:color="000000" w:sz="2" w:space="0"/>
-            <w:bottom w:val="single" w:color="000000" w:sz="2" w:space="0"/>
-            <w:right w:val="single" w:color="000000" w:sz="2" w:space="0"/>
-            <w:insideH w:val="single" w:color="000000" w:sz="2" w:space="0"/>
-            <w:insideV w:val="single" w:color="000000" w:sz="2" w:space="0"/>
-          </w:tblBorders>
+          <w:tblW w:w="8214" w:type="dxa"/>
+          <w:jc w:val="center"/>
+          <w:tblLayout w:type="fixed"/>
           <w:tblCellMar>
             <w:top w:w="0" w:type="dxa"/>
             <w:left w:w="0" w:type="dxa"/>
@@ -1964,7 +1905,7 @@
           </w:tblCellMar>
         </w:tblPrEx>
         <w:trPr>
-          <w:trHeight w:val="557" w:hRule="atLeast"/>
+          <w:trHeight w:val="557"/>
           <w:jc w:val="center"/>
         </w:trPr>
         <w:tc>
@@ -1973,7 +1914,7 @@
           </w:tcPr>
           <w:p>
             <w:pPr>
-              <w:pStyle w:val="27"/>
+              <w:pStyle w:val="TableText"/>
               <w:keepNext w:val="0"/>
               <w:keepLines w:val="0"/>
               <w:pageBreakBefore w:val="0"/>
@@ -1986,7 +1927,7 @@
               <w:bidi w:val="0"/>
               <w:adjustRightInd w:val="0"/>
               <w:snapToGrid w:val="0"/>
-              <w:ind w:left="0" w:leftChars="0" w:right="0" w:rightChars="0" w:firstLine="0" w:firstLineChars="0"/>
+              <w:ind w:left="0" w:right="0" w:firstLine="0" w:leftChars="0" w:rightChars="0" w:firstLineChars="0"/>
               <w:jc w:val="center"/>
               <w:textAlignment w:val="baseline"/>
             </w:pPr>
@@ -1998,7 +1939,7 @@
           </w:tcPr>
           <w:p>
             <w:pPr>
-              <w:pStyle w:val="27"/>
+              <w:pStyle w:val="TableText"/>
               <w:keepNext w:val="0"/>
               <w:keepLines w:val="0"/>
               <w:pageBreakBefore w:val="0"/>
@@ -2011,7 +1952,7 @@
               <w:bidi w:val="0"/>
               <w:adjustRightInd w:val="0"/>
               <w:snapToGrid w:val="0"/>
-              <w:ind w:left="0" w:leftChars="0" w:right="0" w:rightChars="0" w:firstLine="0" w:firstLineChars="0"/>
+              <w:ind w:left="0" w:right="0" w:firstLine="0" w:leftChars="0" w:rightChars="0" w:firstLineChars="0"/>
               <w:jc w:val="center"/>
               <w:textAlignment w:val="baseline"/>
             </w:pPr>
@@ -2023,7 +1964,7 @@
           </w:tcPr>
           <w:p>
             <w:pPr>
-              <w:pStyle w:val="27"/>
+              <w:pStyle w:val="TableText"/>
               <w:keepNext w:val="0"/>
               <w:keepLines w:val="0"/>
               <w:pageBreakBefore w:val="0"/>
@@ -2036,7 +1977,7 @@
               <w:bidi w:val="0"/>
               <w:adjustRightInd w:val="0"/>
               <w:snapToGrid w:val="0"/>
-              <w:ind w:left="0" w:leftChars="0" w:right="0" w:rightChars="0" w:firstLine="0" w:firstLineChars="0"/>
+              <w:ind w:left="0" w:right="0" w:firstLine="0" w:leftChars="0" w:rightChars="0" w:firstLineChars="0"/>
               <w:jc w:val="center"/>
               <w:textAlignment w:val="baseline"/>
             </w:pPr>
@@ -2048,7 +1989,7 @@
           </w:tcPr>
           <w:p>
             <w:pPr>
-              <w:pStyle w:val="27"/>
+              <w:pStyle w:val="TableText"/>
               <w:keepNext w:val="0"/>
               <w:keepLines w:val="0"/>
               <w:pageBreakBefore w:val="0"/>
@@ -2061,7 +2002,7 @@
               <w:bidi w:val="0"/>
               <w:adjustRightInd w:val="0"/>
               <w:snapToGrid w:val="0"/>
-              <w:ind w:left="0" w:leftChars="0" w:right="0" w:rightChars="0" w:firstLine="0" w:firstLineChars="0"/>
+              <w:ind w:left="0" w:right="0" w:firstLine="0" w:leftChars="0" w:rightChars="0" w:firstLineChars="0"/>
               <w:jc w:val="center"/>
               <w:textAlignment w:val="baseline"/>
             </w:pPr>
@@ -2073,7 +2014,7 @@
           </w:tcPr>
           <w:p>
             <w:pPr>
-              <w:pStyle w:val="27"/>
+              <w:pStyle w:val="TableText"/>
               <w:keepNext w:val="0"/>
               <w:keepLines w:val="0"/>
               <w:pageBreakBefore w:val="0"/>
@@ -2086,7 +2027,7 @@
               <w:bidi w:val="0"/>
               <w:adjustRightInd w:val="0"/>
               <w:snapToGrid w:val="0"/>
-              <w:ind w:left="0" w:leftChars="0" w:right="0" w:rightChars="0" w:firstLine="0" w:firstLineChars="0"/>
+              <w:ind w:left="0" w:right="0" w:firstLine="0" w:leftChars="0" w:rightChars="0" w:firstLineChars="0"/>
               <w:jc w:val="center"/>
               <w:textAlignment w:val="baseline"/>
             </w:pPr>
@@ -2098,7 +2039,7 @@
           </w:tcPr>
           <w:p>
             <w:pPr>
-              <w:pStyle w:val="27"/>
+              <w:pStyle w:val="TableText"/>
               <w:keepNext w:val="0"/>
               <w:keepLines w:val="0"/>
               <w:pageBreakBefore w:val="0"/>
@@ -2111,7 +2052,7 @@
               <w:bidi w:val="0"/>
               <w:adjustRightInd w:val="0"/>
               <w:snapToGrid w:val="0"/>
-              <w:ind w:left="0" w:leftChars="0" w:right="0" w:rightChars="0" w:firstLine="0" w:firstLineChars="0"/>
+              <w:ind w:left="0" w:right="0" w:firstLine="0" w:leftChars="0" w:rightChars="0" w:firstLineChars="0"/>
               <w:jc w:val="center"/>
               <w:textAlignment w:val="baseline"/>
             </w:pPr>
@@ -2142,7 +2083,7 @@
     <w:sdt>
       <w:sdtPr>
         <w:rPr>
-          <w:rFonts w:ascii="宋体" w:hAnsi="宋体" w:eastAsia="宋体" w:cs="Arial"/>
+          <w:rFonts w:ascii="宋体" w:eastAsia="宋体" w:hAnsi="宋体" w:cs="Arial"/>
           <w:snapToGrid w:val="0"/>
           <w:color w:val="000000"/>
           <w:kern w:val="0"/>
@@ -2158,7 +2099,7 @@
       </w:sdtPr>
       <w:sdtEndPr>
         <w:rPr>
-          <w:rFonts w:hint="eastAsia" w:ascii="宋体" w:hAnsi="宋体" w:eastAsia="宋体" w:cs="宋体"/>
+          <w:rFonts w:ascii="宋体" w:eastAsia="宋体" w:hAnsi="宋体" w:cs="宋体" w:hint="eastAsia"/>
           <w:snapToGrid w:val="0"/>
           <w:color w:val="000000"/>
           <w:kern w:val="0"/>
@@ -2183,18 +2124,18 @@
             <w:adjustRightInd w:val="0"/>
             <w:snapToGrid w:val="0"/>
             <w:spacing w:before="0" w:beforeLines="0" w:after="0" w:afterLines="0" w:line="240" w:lineRule="auto"/>
-            <w:ind w:left="0" w:leftChars="0" w:right="0" w:rightChars="0" w:firstLine="0" w:firstLineChars="0"/>
+            <w:ind w:left="0" w:right="0" w:firstLine="0" w:leftChars="0" w:rightChars="0" w:firstLineChars="0"/>
             <w:jc w:val="center"/>
             <w:textAlignment w:val="baseline"/>
             <w:rPr>
-              <w:rFonts w:hint="eastAsia" w:ascii="宋体" w:hAnsi="宋体" w:eastAsia="宋体" w:cs="宋体"/>
+              <w:rFonts w:ascii="宋体" w:eastAsia="宋体" w:hAnsi="宋体" w:cs="宋体" w:hint="eastAsia"/>
               <w:sz w:val="24"/>
               <w:szCs w:val="24"/>
             </w:rPr>
           </w:pPr>
           <w:r>
             <w:rPr>
-              <w:rFonts w:hint="eastAsia" w:ascii="宋体" w:hAnsi="宋体" w:eastAsia="宋体" w:cs="宋体"/>
+              <w:rFonts w:ascii="宋体" w:eastAsia="宋体" w:hAnsi="宋体" w:cs="宋体" w:hint="eastAsia"/>
               <w:sz w:val="24"/>
               <w:szCs w:val="24"/>
             </w:rPr>
@@ -2203,14 +2144,14 @@
         </w:p>
         <w:p>
           <w:pPr>
-            <w:pStyle w:val="16"/>
+            <w:pStyle w:val="TOC1"/>
             <w:tabs>
               <w:tab w:val="right" w:leader="dot" w:pos="8306"/>
             </w:tabs>
           </w:pPr>
           <w:r>
             <w:rPr>
-              <w:rFonts w:hint="eastAsia" w:ascii="宋体" w:hAnsi="宋体" w:eastAsia="宋体" w:cs="宋体"/>
+              <w:rFonts w:ascii="宋体" w:eastAsia="宋体" w:hAnsi="宋体" w:cs="宋体" w:hint="eastAsia"/>
               <w:sz w:val="24"/>
               <w:szCs w:val="24"/>
             </w:rPr>
@@ -2218,7 +2159,7 @@
           </w:r>
           <w:r>
             <w:rPr>
-              <w:rFonts w:hint="eastAsia" w:ascii="宋体" w:hAnsi="宋体" w:eastAsia="宋体" w:cs="宋体"/>
+              <w:rFonts w:ascii="宋体" w:eastAsia="宋体" w:hAnsi="宋体" w:cs="宋体" w:hint="eastAsia"/>
               <w:sz w:val="24"/>
               <w:szCs w:val="24"/>
             </w:rPr>
@@ -2226,7 +2167,7 @@
           </w:r>
           <w:r>
             <w:rPr>
-              <w:rFonts w:hint="eastAsia" w:ascii="宋体" w:hAnsi="宋体" w:eastAsia="宋体" w:cs="宋体"/>
+              <w:rFonts w:ascii="宋体" w:eastAsia="宋体" w:hAnsi="宋体" w:cs="宋体" w:hint="eastAsia"/>
               <w:sz w:val="24"/>
               <w:szCs w:val="24"/>
             </w:rPr>
@@ -2234,21 +2175,21 @@
           </w:r>
           <w:r>
             <w:rPr>
-              <w:rFonts w:hint="eastAsia" w:ascii="宋体" w:hAnsi="宋体" w:eastAsia="宋体" w:cs="宋体"/>
+              <w:rFonts w:ascii="宋体" w:eastAsia="宋体" w:hAnsi="宋体" w:cs="宋体" w:hint="eastAsia"/>
               <w:szCs w:val="24"/>
             </w:rPr>
             <w:fldChar w:fldCharType="begin"/>
           </w:r>
           <w:r>
             <w:rPr>
-              <w:rFonts w:hint="eastAsia" w:ascii="宋体" w:hAnsi="宋体" w:eastAsia="宋体" w:cs="宋体"/>
+              <w:rFonts w:ascii="宋体" w:eastAsia="宋体" w:hAnsi="宋体" w:cs="宋体" w:hint="eastAsia"/>
               <w:szCs w:val="24"/>
             </w:rPr>
             <w:instrText xml:space="preserve"> HYPERLINK \l _Toc27873 </w:instrText>
           </w:r>
           <w:r>
             <w:rPr>
-              <w:rFonts w:hint="eastAsia" w:ascii="宋体" w:hAnsi="宋体" w:eastAsia="宋体" w:cs="宋体"/>
+              <w:rFonts w:ascii="宋体" w:eastAsia="宋体" w:hAnsi="宋体" w:cs="宋体" w:hint="eastAsia"/>
               <w:szCs w:val="24"/>
             </w:rPr>
             <w:fldChar w:fldCharType="separate"/>
@@ -2280,7 +2221,7 @@
           </w:r>
           <w:r>
             <w:rPr>
-              <w:rFonts w:hint="eastAsia" w:ascii="宋体" w:hAnsi="宋体" w:eastAsia="宋体" w:cs="宋体"/>
+              <w:rFonts w:ascii="宋体" w:eastAsia="宋体" w:hAnsi="宋体" w:cs="宋体" w:hint="eastAsia"/>
               <w:szCs w:val="24"/>
             </w:rPr>
             <w:fldChar w:fldCharType="end"/>
@@ -2288,28 +2229,28 @@
         </w:p>
         <w:p>
           <w:pPr>
-            <w:pStyle w:val="16"/>
+            <w:pStyle w:val="TOC1"/>
             <w:tabs>
               <w:tab w:val="right" w:leader="dot" w:pos="8306"/>
             </w:tabs>
           </w:pPr>
           <w:r>
             <w:rPr>
-              <w:rFonts w:hint="eastAsia" w:ascii="宋体" w:hAnsi="宋体" w:eastAsia="宋体" w:cs="宋体"/>
+              <w:rFonts w:ascii="宋体" w:eastAsia="宋体" w:hAnsi="宋体" w:cs="宋体" w:hint="eastAsia"/>
               <w:szCs w:val="24"/>
             </w:rPr>
             <w:fldChar w:fldCharType="begin"/>
           </w:r>
           <w:r>
             <w:rPr>
-              <w:rFonts w:hint="eastAsia" w:ascii="宋体" w:hAnsi="宋体" w:eastAsia="宋体" w:cs="宋体"/>
+              <w:rFonts w:ascii="宋体" w:eastAsia="宋体" w:hAnsi="宋体" w:cs="宋体" w:hint="eastAsia"/>
               <w:szCs w:val="24"/>
             </w:rPr>
             <w:instrText xml:space="preserve"> HYPERLINK \l _Toc11118 </w:instrText>
           </w:r>
           <w:r>
             <w:rPr>
-              <w:rFonts w:hint="eastAsia" w:ascii="宋体" w:hAnsi="宋体" w:eastAsia="宋体" w:cs="宋体"/>
+              <w:rFonts w:ascii="宋体" w:eastAsia="宋体" w:hAnsi="宋体" w:cs="宋体" w:hint="eastAsia"/>
               <w:szCs w:val="24"/>
             </w:rPr>
             <w:fldChar w:fldCharType="separate"/>
@@ -2341,7 +2282,7 @@
           </w:r>
           <w:r>
             <w:rPr>
-              <w:rFonts w:hint="eastAsia" w:ascii="宋体" w:hAnsi="宋体" w:eastAsia="宋体" w:cs="宋体"/>
+              <w:rFonts w:ascii="宋体" w:eastAsia="宋体" w:hAnsi="宋体" w:cs="宋体" w:hint="eastAsia"/>
               <w:szCs w:val="24"/>
             </w:rPr>
             <w:fldChar w:fldCharType="end"/>
@@ -2349,28 +2290,28 @@
         </w:p>
         <w:p>
           <w:pPr>
-            <w:pStyle w:val="16"/>
+            <w:pStyle w:val="TOC1"/>
             <w:tabs>
               <w:tab w:val="right" w:leader="dot" w:pos="8306"/>
             </w:tabs>
           </w:pPr>
           <w:r>
             <w:rPr>
-              <w:rFonts w:hint="eastAsia" w:ascii="宋体" w:hAnsi="宋体" w:eastAsia="宋体" w:cs="宋体"/>
+              <w:rFonts w:ascii="宋体" w:eastAsia="宋体" w:hAnsi="宋体" w:cs="宋体" w:hint="eastAsia"/>
               <w:szCs w:val="24"/>
             </w:rPr>
             <w:fldChar w:fldCharType="begin"/>
           </w:r>
           <w:r>
             <w:rPr>
-              <w:rFonts w:hint="eastAsia" w:ascii="宋体" w:hAnsi="宋体" w:eastAsia="宋体" w:cs="宋体"/>
+              <w:rFonts w:ascii="宋体" w:eastAsia="宋体" w:hAnsi="宋体" w:cs="宋体" w:hint="eastAsia"/>
               <w:szCs w:val="24"/>
             </w:rPr>
             <w:instrText xml:space="preserve"> HYPERLINK \l _Toc28333 </w:instrText>
           </w:r>
           <w:r>
             <w:rPr>
-              <w:rFonts w:hint="eastAsia" w:ascii="宋体" w:hAnsi="宋体" w:eastAsia="宋体" w:cs="宋体"/>
+              <w:rFonts w:ascii="宋体" w:eastAsia="宋体" w:hAnsi="宋体" w:cs="宋体" w:hint="eastAsia"/>
               <w:szCs w:val="24"/>
             </w:rPr>
             <w:fldChar w:fldCharType="separate"/>
@@ -2402,7 +2343,7 @@
           </w:r>
           <w:r>
             <w:rPr>
-              <w:rFonts w:hint="eastAsia" w:ascii="宋体" w:hAnsi="宋体" w:eastAsia="宋体" w:cs="宋体"/>
+              <w:rFonts w:ascii="宋体" w:eastAsia="宋体" w:hAnsi="宋体" w:cs="宋体" w:hint="eastAsia"/>
               <w:szCs w:val="24"/>
             </w:rPr>
             <w:fldChar w:fldCharType="end"/>
@@ -2410,28 +2351,28 @@
         </w:p>
         <w:p>
           <w:pPr>
-            <w:pStyle w:val="17"/>
+            <w:pStyle w:val="TOC2"/>
             <w:tabs>
               <w:tab w:val="right" w:leader="dot" w:pos="8306"/>
             </w:tabs>
           </w:pPr>
           <w:r>
             <w:rPr>
-              <w:rFonts w:hint="eastAsia" w:ascii="宋体" w:hAnsi="宋体" w:eastAsia="宋体" w:cs="宋体"/>
+              <w:rFonts w:ascii="宋体" w:eastAsia="宋体" w:hAnsi="宋体" w:cs="宋体" w:hint="eastAsia"/>
               <w:szCs w:val="24"/>
             </w:rPr>
             <w:fldChar w:fldCharType="begin"/>
           </w:r>
           <w:r>
             <w:rPr>
-              <w:rFonts w:hint="eastAsia" w:ascii="宋体" w:hAnsi="宋体" w:eastAsia="宋体" w:cs="宋体"/>
+              <w:rFonts w:ascii="宋体" w:eastAsia="宋体" w:hAnsi="宋体" w:cs="宋体" w:hint="eastAsia"/>
               <w:szCs w:val="24"/>
             </w:rPr>
             <w:instrText xml:space="preserve"> HYPERLINK \l _Toc29165 </w:instrText>
           </w:r>
           <w:r>
             <w:rPr>
-              <w:rFonts w:hint="eastAsia" w:ascii="宋体" w:hAnsi="宋体" w:eastAsia="宋体" w:cs="宋体"/>
+              <w:rFonts w:ascii="宋体" w:eastAsia="宋体" w:hAnsi="宋体" w:cs="宋体" w:hint="eastAsia"/>
               <w:szCs w:val="24"/>
             </w:rPr>
             <w:fldChar w:fldCharType="separate"/>
@@ -2463,7 +2404,7 @@
           </w:r>
           <w:r>
             <w:rPr>
-              <w:rFonts w:hint="eastAsia" w:ascii="宋体" w:hAnsi="宋体" w:eastAsia="宋体" w:cs="宋体"/>
+              <w:rFonts w:ascii="宋体" w:eastAsia="宋体" w:hAnsi="宋体" w:cs="宋体" w:hint="eastAsia"/>
               <w:szCs w:val="24"/>
             </w:rPr>
             <w:fldChar w:fldCharType="end"/>
@@ -2471,28 +2412,28 @@
         </w:p>
         <w:p>
           <w:pPr>
-            <w:pStyle w:val="17"/>
+            <w:pStyle w:val="TOC2"/>
             <w:tabs>
               <w:tab w:val="right" w:leader="dot" w:pos="8306"/>
             </w:tabs>
           </w:pPr>
           <w:r>
             <w:rPr>
-              <w:rFonts w:hint="eastAsia" w:ascii="宋体" w:hAnsi="宋体" w:eastAsia="宋体" w:cs="宋体"/>
+              <w:rFonts w:ascii="宋体" w:eastAsia="宋体" w:hAnsi="宋体" w:cs="宋体" w:hint="eastAsia"/>
               <w:szCs w:val="24"/>
             </w:rPr>
             <w:fldChar w:fldCharType="begin"/>
           </w:r>
           <w:r>
             <w:rPr>
-              <w:rFonts w:hint="eastAsia" w:ascii="宋体" w:hAnsi="宋体" w:eastAsia="宋体" w:cs="宋体"/>
+              <w:rFonts w:ascii="宋体" w:eastAsia="宋体" w:hAnsi="宋体" w:cs="宋体" w:hint="eastAsia"/>
               <w:szCs w:val="24"/>
             </w:rPr>
             <w:instrText xml:space="preserve"> HYPERLINK \l _Toc25641 </w:instrText>
           </w:r>
           <w:r>
             <w:rPr>
-              <w:rFonts w:hint="eastAsia" w:ascii="宋体" w:hAnsi="宋体" w:eastAsia="宋体" w:cs="宋体"/>
+              <w:rFonts w:ascii="宋体" w:eastAsia="宋体" w:hAnsi="宋体" w:cs="宋体" w:hint="eastAsia"/>
               <w:szCs w:val="24"/>
             </w:rPr>
             <w:fldChar w:fldCharType="separate"/>
@@ -2524,7 +2465,7 @@
           </w:r>
           <w:r>
             <w:rPr>
-              <w:rFonts w:hint="eastAsia" w:ascii="宋体" w:hAnsi="宋体" w:eastAsia="宋体" w:cs="宋体"/>
+              <w:rFonts w:ascii="宋体" w:eastAsia="宋体" w:hAnsi="宋体" w:cs="宋体" w:hint="eastAsia"/>
               <w:szCs w:val="24"/>
             </w:rPr>
             <w:fldChar w:fldCharType="end"/>
@@ -2532,28 +2473,28 @@
         </w:p>
         <w:p>
           <w:pPr>
-            <w:pStyle w:val="17"/>
+            <w:pStyle w:val="TOC2"/>
             <w:tabs>
               <w:tab w:val="right" w:leader="dot" w:pos="8306"/>
             </w:tabs>
           </w:pPr>
           <w:r>
             <w:rPr>
-              <w:rFonts w:hint="eastAsia" w:ascii="宋体" w:hAnsi="宋体" w:eastAsia="宋体" w:cs="宋体"/>
+              <w:rFonts w:ascii="宋体" w:eastAsia="宋体" w:hAnsi="宋体" w:cs="宋体" w:hint="eastAsia"/>
               <w:szCs w:val="24"/>
             </w:rPr>
             <w:fldChar w:fldCharType="begin"/>
           </w:r>
           <w:r>
             <w:rPr>
-              <w:rFonts w:hint="eastAsia" w:ascii="宋体" w:hAnsi="宋体" w:eastAsia="宋体" w:cs="宋体"/>
+              <w:rFonts w:ascii="宋体" w:eastAsia="宋体" w:hAnsi="宋体" w:cs="宋体" w:hint="eastAsia"/>
               <w:szCs w:val="24"/>
             </w:rPr>
             <w:instrText xml:space="preserve"> HYPERLINK \l _Toc12463 </w:instrText>
           </w:r>
           <w:r>
             <w:rPr>
-              <w:rFonts w:hint="eastAsia" w:ascii="宋体" w:hAnsi="宋体" w:eastAsia="宋体" w:cs="宋体"/>
+              <w:rFonts w:ascii="宋体" w:eastAsia="宋体" w:hAnsi="宋体" w:cs="宋体" w:hint="eastAsia"/>
               <w:szCs w:val="24"/>
             </w:rPr>
             <w:fldChar w:fldCharType="separate"/>
@@ -2585,7 +2526,7 @@
           </w:r>
           <w:r>
             <w:rPr>
-              <w:rFonts w:hint="eastAsia" w:ascii="宋体" w:hAnsi="宋体" w:eastAsia="宋体" w:cs="宋体"/>
+              <w:rFonts w:ascii="宋体" w:eastAsia="宋体" w:hAnsi="宋体" w:cs="宋体" w:hint="eastAsia"/>
               <w:szCs w:val="24"/>
             </w:rPr>
             <w:fldChar w:fldCharType="end"/>
@@ -2593,28 +2534,28 @@
         </w:p>
         <w:p>
           <w:pPr>
-            <w:pStyle w:val="16"/>
+            <w:pStyle w:val="TOC1"/>
             <w:tabs>
               <w:tab w:val="right" w:leader="dot" w:pos="8306"/>
             </w:tabs>
           </w:pPr>
           <w:r>
             <w:rPr>
-              <w:rFonts w:hint="eastAsia" w:ascii="宋体" w:hAnsi="宋体" w:eastAsia="宋体" w:cs="宋体"/>
+              <w:rFonts w:ascii="宋体" w:eastAsia="宋体" w:hAnsi="宋体" w:cs="宋体" w:hint="eastAsia"/>
               <w:szCs w:val="24"/>
             </w:rPr>
             <w:fldChar w:fldCharType="begin"/>
           </w:r>
           <w:r>
             <w:rPr>
-              <w:rFonts w:hint="eastAsia" w:ascii="宋体" w:hAnsi="宋体" w:eastAsia="宋体" w:cs="宋体"/>
+              <w:rFonts w:ascii="宋体" w:eastAsia="宋体" w:hAnsi="宋体" w:cs="宋体" w:hint="eastAsia"/>
               <w:szCs w:val="24"/>
             </w:rPr>
             <w:instrText xml:space="preserve"> HYPERLINK \l _Toc23513 </w:instrText>
           </w:r>
           <w:r>
             <w:rPr>
-              <w:rFonts w:hint="eastAsia" w:ascii="宋体" w:hAnsi="宋体" w:eastAsia="宋体" w:cs="宋体"/>
+              <w:rFonts w:ascii="宋体" w:eastAsia="宋体" w:hAnsi="宋体" w:cs="宋体" w:hint="eastAsia"/>
               <w:szCs w:val="24"/>
             </w:rPr>
             <w:fldChar w:fldCharType="separate"/>
@@ -2646,7 +2587,7 @@
           </w:r>
           <w:r>
             <w:rPr>
-              <w:rFonts w:hint="eastAsia" w:ascii="宋体" w:hAnsi="宋体" w:eastAsia="宋体" w:cs="宋体"/>
+              <w:rFonts w:ascii="宋体" w:eastAsia="宋体" w:hAnsi="宋体" w:cs="宋体" w:hint="eastAsia"/>
               <w:szCs w:val="24"/>
             </w:rPr>
             <w:fldChar w:fldCharType="end"/>
@@ -2654,28 +2595,28 @@
         </w:p>
         <w:p>
           <w:pPr>
-            <w:pStyle w:val="17"/>
+            <w:pStyle w:val="TOC2"/>
             <w:tabs>
               <w:tab w:val="right" w:leader="dot" w:pos="8306"/>
             </w:tabs>
           </w:pPr>
           <w:r>
             <w:rPr>
-              <w:rFonts w:hint="eastAsia" w:ascii="宋体" w:hAnsi="宋体" w:eastAsia="宋体" w:cs="宋体"/>
+              <w:rFonts w:ascii="宋体" w:eastAsia="宋体" w:hAnsi="宋体" w:cs="宋体" w:hint="eastAsia"/>
               <w:szCs w:val="24"/>
             </w:rPr>
             <w:fldChar w:fldCharType="begin"/>
           </w:r>
           <w:r>
             <w:rPr>
-              <w:rFonts w:hint="eastAsia" w:ascii="宋体" w:hAnsi="宋体" w:eastAsia="宋体" w:cs="宋体"/>
+              <w:rFonts w:ascii="宋体" w:eastAsia="宋体" w:hAnsi="宋体" w:cs="宋体" w:hint="eastAsia"/>
               <w:szCs w:val="24"/>
             </w:rPr>
             <w:instrText xml:space="preserve"> HYPERLINK \l _Toc30935 </w:instrText>
           </w:r>
           <w:r>
             <w:rPr>
-              <w:rFonts w:hint="eastAsia" w:ascii="宋体" w:hAnsi="宋体" w:eastAsia="宋体" w:cs="宋体"/>
+              <w:rFonts w:ascii="宋体" w:eastAsia="宋体" w:hAnsi="宋体" w:cs="宋体" w:hint="eastAsia"/>
               <w:szCs w:val="24"/>
             </w:rPr>
             <w:fldChar w:fldCharType="separate"/>
@@ -2707,7 +2648,7 @@
           </w:r>
           <w:r>
             <w:rPr>
-              <w:rFonts w:hint="eastAsia" w:ascii="宋体" w:hAnsi="宋体" w:eastAsia="宋体" w:cs="宋体"/>
+              <w:rFonts w:ascii="宋体" w:eastAsia="宋体" w:hAnsi="宋体" w:cs="宋体" w:hint="eastAsia"/>
               <w:szCs w:val="24"/>
             </w:rPr>
             <w:fldChar w:fldCharType="end"/>
@@ -2715,28 +2656,28 @@
         </w:p>
         <w:p>
           <w:pPr>
-            <w:pStyle w:val="17"/>
+            <w:pStyle w:val="TOC2"/>
             <w:tabs>
               <w:tab w:val="right" w:leader="dot" w:pos="8306"/>
             </w:tabs>
           </w:pPr>
           <w:r>
             <w:rPr>
-              <w:rFonts w:hint="eastAsia" w:ascii="宋体" w:hAnsi="宋体" w:eastAsia="宋体" w:cs="宋体"/>
+              <w:rFonts w:ascii="宋体" w:eastAsia="宋体" w:hAnsi="宋体" w:cs="宋体" w:hint="eastAsia"/>
               <w:szCs w:val="24"/>
             </w:rPr>
             <w:fldChar w:fldCharType="begin"/>
           </w:r>
           <w:r>
             <w:rPr>
-              <w:rFonts w:hint="eastAsia" w:ascii="宋体" w:hAnsi="宋体" w:eastAsia="宋体" w:cs="宋体"/>
+              <w:rFonts w:ascii="宋体" w:eastAsia="宋体" w:hAnsi="宋体" w:cs="宋体" w:hint="eastAsia"/>
               <w:szCs w:val="24"/>
             </w:rPr>
             <w:instrText xml:space="preserve"> HYPERLINK \l _Toc5212 </w:instrText>
           </w:r>
           <w:r>
             <w:rPr>
-              <w:rFonts w:hint="eastAsia" w:ascii="宋体" w:hAnsi="宋体" w:eastAsia="宋体" w:cs="宋体"/>
+              <w:rFonts w:ascii="宋体" w:eastAsia="宋体" w:hAnsi="宋体" w:cs="宋体" w:hint="eastAsia"/>
               <w:szCs w:val="24"/>
             </w:rPr>
             <w:fldChar w:fldCharType="separate"/>
@@ -2768,7 +2709,7 @@
           </w:r>
           <w:r>
             <w:rPr>
-              <w:rFonts w:hint="eastAsia" w:ascii="宋体" w:hAnsi="宋体" w:eastAsia="宋体" w:cs="宋体"/>
+              <w:rFonts w:ascii="宋体" w:eastAsia="宋体" w:hAnsi="宋体" w:cs="宋体" w:hint="eastAsia"/>
               <w:szCs w:val="24"/>
             </w:rPr>
             <w:fldChar w:fldCharType="end"/>
@@ -2776,28 +2717,28 @@
         </w:p>
         <w:p>
           <w:pPr>
-            <w:pStyle w:val="16"/>
+            <w:pStyle w:val="TOC1"/>
             <w:tabs>
               <w:tab w:val="right" w:leader="dot" w:pos="8306"/>
             </w:tabs>
           </w:pPr>
           <w:r>
             <w:rPr>
-              <w:rFonts w:hint="eastAsia" w:ascii="宋体" w:hAnsi="宋体" w:eastAsia="宋体" w:cs="宋体"/>
+              <w:rFonts w:ascii="宋体" w:eastAsia="宋体" w:hAnsi="宋体" w:cs="宋体" w:hint="eastAsia"/>
               <w:szCs w:val="24"/>
             </w:rPr>
             <w:fldChar w:fldCharType="begin"/>
           </w:r>
           <w:r>
             <w:rPr>
-              <w:rFonts w:hint="eastAsia" w:ascii="宋体" w:hAnsi="宋体" w:eastAsia="宋体" w:cs="宋体"/>
+              <w:rFonts w:ascii="宋体" w:eastAsia="宋体" w:hAnsi="宋体" w:cs="宋体" w:hint="eastAsia"/>
               <w:szCs w:val="24"/>
             </w:rPr>
             <w:instrText xml:space="preserve"> HYPERLINK \l _Toc16509 </w:instrText>
           </w:r>
           <w:r>
             <w:rPr>
-              <w:rFonts w:hint="eastAsia" w:ascii="宋体" w:hAnsi="宋体" w:eastAsia="宋体" w:cs="宋体"/>
+              <w:rFonts w:ascii="宋体" w:eastAsia="宋体" w:hAnsi="宋体" w:cs="宋体" w:hint="eastAsia"/>
               <w:szCs w:val="24"/>
             </w:rPr>
             <w:fldChar w:fldCharType="separate"/>
@@ -2829,7 +2770,7 @@
           </w:r>
           <w:r>
             <w:rPr>
-              <w:rFonts w:hint="eastAsia" w:ascii="宋体" w:hAnsi="宋体" w:eastAsia="宋体" w:cs="宋体"/>
+              <w:rFonts w:ascii="宋体" w:eastAsia="宋体" w:hAnsi="宋体" w:cs="宋体" w:hint="eastAsia"/>
               <w:szCs w:val="24"/>
             </w:rPr>
             <w:fldChar w:fldCharType="end"/>
@@ -2837,28 +2778,28 @@
         </w:p>
         <w:p>
           <w:pPr>
-            <w:pStyle w:val="17"/>
+            <w:pStyle w:val="TOC2"/>
             <w:tabs>
               <w:tab w:val="right" w:leader="dot" w:pos="8306"/>
             </w:tabs>
           </w:pPr>
           <w:r>
             <w:rPr>
-              <w:rFonts w:hint="eastAsia" w:ascii="宋体" w:hAnsi="宋体" w:eastAsia="宋体" w:cs="宋体"/>
+              <w:rFonts w:ascii="宋体" w:eastAsia="宋体" w:hAnsi="宋体" w:cs="宋体" w:hint="eastAsia"/>
               <w:szCs w:val="24"/>
             </w:rPr>
             <w:fldChar w:fldCharType="begin"/>
           </w:r>
           <w:r>
             <w:rPr>
-              <w:rFonts w:hint="eastAsia" w:ascii="宋体" w:hAnsi="宋体" w:eastAsia="宋体" w:cs="宋体"/>
+              <w:rFonts w:ascii="宋体" w:eastAsia="宋体" w:hAnsi="宋体" w:cs="宋体" w:hint="eastAsia"/>
               <w:szCs w:val="24"/>
             </w:rPr>
             <w:instrText xml:space="preserve"> HYPERLINK \l _Toc32122 </w:instrText>
           </w:r>
           <w:r>
             <w:rPr>
-              <w:rFonts w:hint="eastAsia" w:ascii="宋体" w:hAnsi="宋体" w:eastAsia="宋体" w:cs="宋体"/>
+              <w:rFonts w:ascii="宋体" w:eastAsia="宋体" w:hAnsi="宋体" w:cs="宋体" w:hint="eastAsia"/>
               <w:szCs w:val="24"/>
             </w:rPr>
             <w:fldChar w:fldCharType="separate"/>
@@ -2890,7 +2831,7 @@
           </w:r>
           <w:r>
             <w:rPr>
-              <w:rFonts w:hint="eastAsia" w:ascii="宋体" w:hAnsi="宋体" w:eastAsia="宋体" w:cs="宋体"/>
+              <w:rFonts w:ascii="宋体" w:eastAsia="宋体" w:hAnsi="宋体" w:cs="宋体" w:hint="eastAsia"/>
               <w:szCs w:val="24"/>
             </w:rPr>
             <w:fldChar w:fldCharType="end"/>
@@ -2898,28 +2839,28 @@
         </w:p>
         <w:p>
           <w:pPr>
-            <w:pStyle w:val="17"/>
+            <w:pStyle w:val="TOC2"/>
             <w:tabs>
               <w:tab w:val="right" w:leader="dot" w:pos="8306"/>
             </w:tabs>
           </w:pPr>
           <w:r>
             <w:rPr>
-              <w:rFonts w:hint="eastAsia" w:ascii="宋体" w:hAnsi="宋体" w:eastAsia="宋体" w:cs="宋体"/>
+              <w:rFonts w:ascii="宋体" w:eastAsia="宋体" w:hAnsi="宋体" w:cs="宋体" w:hint="eastAsia"/>
               <w:szCs w:val="24"/>
             </w:rPr>
             <w:fldChar w:fldCharType="begin"/>
           </w:r>
           <w:r>
             <w:rPr>
-              <w:rFonts w:hint="eastAsia" w:ascii="宋体" w:hAnsi="宋体" w:eastAsia="宋体" w:cs="宋体"/>
+              <w:rFonts w:ascii="宋体" w:eastAsia="宋体" w:hAnsi="宋体" w:cs="宋体" w:hint="eastAsia"/>
               <w:szCs w:val="24"/>
             </w:rPr>
             <w:instrText xml:space="preserve"> HYPERLINK \l _Toc2585 </w:instrText>
           </w:r>
           <w:r>
             <w:rPr>
-              <w:rFonts w:hint="eastAsia" w:ascii="宋体" w:hAnsi="宋体" w:eastAsia="宋体" w:cs="宋体"/>
+              <w:rFonts w:ascii="宋体" w:eastAsia="宋体" w:hAnsi="宋体" w:cs="宋体" w:hint="eastAsia"/>
               <w:szCs w:val="24"/>
             </w:rPr>
             <w:fldChar w:fldCharType="separate"/>
@@ -2951,7 +2892,7 @@
           </w:r>
           <w:r>
             <w:rPr>
-              <w:rFonts w:hint="eastAsia" w:ascii="宋体" w:hAnsi="宋体" w:eastAsia="宋体" w:cs="宋体"/>
+              <w:rFonts w:ascii="宋体" w:eastAsia="宋体" w:hAnsi="宋体" w:cs="宋体" w:hint="eastAsia"/>
               <w:szCs w:val="24"/>
             </w:rPr>
             <w:fldChar w:fldCharType="end"/>
@@ -2959,28 +2900,28 @@
         </w:p>
         <w:p>
           <w:pPr>
-            <w:pStyle w:val="17"/>
+            <w:pStyle w:val="TOC2"/>
             <w:tabs>
               <w:tab w:val="right" w:leader="dot" w:pos="8306"/>
             </w:tabs>
           </w:pPr>
           <w:r>
             <w:rPr>
-              <w:rFonts w:hint="eastAsia" w:ascii="宋体" w:hAnsi="宋体" w:eastAsia="宋体" w:cs="宋体"/>
+              <w:rFonts w:ascii="宋体" w:eastAsia="宋体" w:hAnsi="宋体" w:cs="宋体" w:hint="eastAsia"/>
               <w:szCs w:val="24"/>
             </w:rPr>
             <w:fldChar w:fldCharType="begin"/>
           </w:r>
           <w:r>
             <w:rPr>
-              <w:rFonts w:hint="eastAsia" w:ascii="宋体" w:hAnsi="宋体" w:eastAsia="宋体" w:cs="宋体"/>
+              <w:rFonts w:ascii="宋体" w:eastAsia="宋体" w:hAnsi="宋体" w:cs="宋体" w:hint="eastAsia"/>
               <w:szCs w:val="24"/>
             </w:rPr>
             <w:instrText xml:space="preserve"> HYPERLINK \l _Toc17001 </w:instrText>
           </w:r>
           <w:r>
             <w:rPr>
-              <w:rFonts w:hint="eastAsia" w:ascii="宋体" w:hAnsi="宋体" w:eastAsia="宋体" w:cs="宋体"/>
+              <w:rFonts w:ascii="宋体" w:eastAsia="宋体" w:hAnsi="宋体" w:cs="宋体" w:hint="eastAsia"/>
               <w:szCs w:val="24"/>
             </w:rPr>
             <w:fldChar w:fldCharType="separate"/>
@@ -3012,7 +2953,7 @@
           </w:r>
           <w:r>
             <w:rPr>
-              <w:rFonts w:hint="eastAsia" w:ascii="宋体" w:hAnsi="宋体" w:eastAsia="宋体" w:cs="宋体"/>
+              <w:rFonts w:ascii="宋体" w:eastAsia="宋体" w:hAnsi="宋体" w:cs="宋体" w:hint="eastAsia"/>
               <w:szCs w:val="24"/>
             </w:rPr>
             <w:fldChar w:fldCharType="end"/>
@@ -3020,28 +2961,28 @@
         </w:p>
         <w:p>
           <w:pPr>
-            <w:pStyle w:val="17"/>
+            <w:pStyle w:val="TOC2"/>
             <w:tabs>
               <w:tab w:val="right" w:leader="dot" w:pos="8306"/>
             </w:tabs>
           </w:pPr>
           <w:r>
             <w:rPr>
-              <w:rFonts w:hint="eastAsia" w:ascii="宋体" w:hAnsi="宋体" w:eastAsia="宋体" w:cs="宋体"/>
+              <w:rFonts w:ascii="宋体" w:eastAsia="宋体" w:hAnsi="宋体" w:cs="宋体" w:hint="eastAsia"/>
               <w:szCs w:val="24"/>
             </w:rPr>
             <w:fldChar w:fldCharType="begin"/>
           </w:r>
           <w:r>
             <w:rPr>
-              <w:rFonts w:hint="eastAsia" w:ascii="宋体" w:hAnsi="宋体" w:eastAsia="宋体" w:cs="宋体"/>
+              <w:rFonts w:ascii="宋体" w:eastAsia="宋体" w:hAnsi="宋体" w:cs="宋体" w:hint="eastAsia"/>
               <w:szCs w:val="24"/>
             </w:rPr>
             <w:instrText xml:space="preserve"> HYPERLINK \l _Toc17434 </w:instrText>
           </w:r>
           <w:r>
             <w:rPr>
-              <w:rFonts w:hint="eastAsia" w:ascii="宋体" w:hAnsi="宋体" w:eastAsia="宋体" w:cs="宋体"/>
+              <w:rFonts w:ascii="宋体" w:eastAsia="宋体" w:hAnsi="宋体" w:cs="宋体" w:hint="eastAsia"/>
               <w:szCs w:val="24"/>
             </w:rPr>
             <w:fldChar w:fldCharType="separate"/>
@@ -3073,7 +3014,7 @@
           </w:r>
           <w:r>
             <w:rPr>
-              <w:rFonts w:hint="eastAsia" w:ascii="宋体" w:hAnsi="宋体" w:eastAsia="宋体" w:cs="宋体"/>
+              <w:rFonts w:ascii="宋体" w:eastAsia="宋体" w:hAnsi="宋体" w:cs="宋体" w:hint="eastAsia"/>
               <w:szCs w:val="24"/>
             </w:rPr>
             <w:fldChar w:fldCharType="end"/>
@@ -3081,28 +3022,28 @@
         </w:p>
         <w:p>
           <w:pPr>
-            <w:pStyle w:val="17"/>
+            <w:pStyle w:val="TOC2"/>
             <w:tabs>
               <w:tab w:val="right" w:leader="dot" w:pos="8306"/>
             </w:tabs>
           </w:pPr>
           <w:r>
             <w:rPr>
-              <w:rFonts w:hint="eastAsia" w:ascii="宋体" w:hAnsi="宋体" w:eastAsia="宋体" w:cs="宋体"/>
+              <w:rFonts w:ascii="宋体" w:eastAsia="宋体" w:hAnsi="宋体" w:cs="宋体" w:hint="eastAsia"/>
               <w:szCs w:val="24"/>
             </w:rPr>
             <w:fldChar w:fldCharType="begin"/>
           </w:r>
           <w:r>
             <w:rPr>
-              <w:rFonts w:hint="eastAsia" w:ascii="宋体" w:hAnsi="宋体" w:eastAsia="宋体" w:cs="宋体"/>
+              <w:rFonts w:ascii="宋体" w:eastAsia="宋体" w:hAnsi="宋体" w:cs="宋体" w:hint="eastAsia"/>
               <w:szCs w:val="24"/>
             </w:rPr>
             <w:instrText xml:space="preserve"> HYPERLINK \l _Toc12179 </w:instrText>
           </w:r>
           <w:r>
             <w:rPr>
-              <w:rFonts w:hint="eastAsia" w:ascii="宋体" w:hAnsi="宋体" w:eastAsia="宋体" w:cs="宋体"/>
+              <w:rFonts w:ascii="宋体" w:eastAsia="宋体" w:hAnsi="宋体" w:cs="宋体" w:hint="eastAsia"/>
               <w:szCs w:val="24"/>
             </w:rPr>
             <w:fldChar w:fldCharType="separate"/>
@@ -3134,7 +3075,7 @@
           </w:r>
           <w:r>
             <w:rPr>
-              <w:rFonts w:hint="eastAsia" w:ascii="宋体" w:hAnsi="宋体" w:eastAsia="宋体" w:cs="宋体"/>
+              <w:rFonts w:ascii="宋体" w:eastAsia="宋体" w:hAnsi="宋体" w:cs="宋体" w:hint="eastAsia"/>
               <w:szCs w:val="24"/>
             </w:rPr>
             <w:fldChar w:fldCharType="end"/>
@@ -3142,28 +3083,28 @@
         </w:p>
         <w:p>
           <w:pPr>
-            <w:pStyle w:val="17"/>
+            <w:pStyle w:val="TOC2"/>
             <w:tabs>
               <w:tab w:val="right" w:leader="dot" w:pos="8306"/>
             </w:tabs>
           </w:pPr>
           <w:r>
             <w:rPr>
-              <w:rFonts w:hint="eastAsia" w:ascii="宋体" w:hAnsi="宋体" w:eastAsia="宋体" w:cs="宋体"/>
+              <w:rFonts w:ascii="宋体" w:eastAsia="宋体" w:hAnsi="宋体" w:cs="宋体" w:hint="eastAsia"/>
               <w:szCs w:val="24"/>
             </w:rPr>
             <w:fldChar w:fldCharType="begin"/>
           </w:r>
           <w:r>
             <w:rPr>
-              <w:rFonts w:hint="eastAsia" w:ascii="宋体" w:hAnsi="宋体" w:eastAsia="宋体" w:cs="宋体"/>
+              <w:rFonts w:ascii="宋体" w:eastAsia="宋体" w:hAnsi="宋体" w:cs="宋体" w:hint="eastAsia"/>
               <w:szCs w:val="24"/>
             </w:rPr>
             <w:instrText xml:space="preserve"> HYPERLINK \l _Toc2613 </w:instrText>
           </w:r>
           <w:r>
             <w:rPr>
-              <w:rFonts w:hint="eastAsia" w:ascii="宋体" w:hAnsi="宋体" w:eastAsia="宋体" w:cs="宋体"/>
+              <w:rFonts w:ascii="宋体" w:eastAsia="宋体" w:hAnsi="宋体" w:cs="宋体" w:hint="eastAsia"/>
               <w:szCs w:val="24"/>
             </w:rPr>
             <w:fldChar w:fldCharType="separate"/>
@@ -3195,7 +3136,7 @@
           </w:r>
           <w:r>
             <w:rPr>
-              <w:rFonts w:hint="eastAsia" w:ascii="宋体" w:hAnsi="宋体" w:eastAsia="宋体" w:cs="宋体"/>
+              <w:rFonts w:ascii="宋体" w:eastAsia="宋体" w:hAnsi="宋体" w:cs="宋体" w:hint="eastAsia"/>
               <w:szCs w:val="24"/>
             </w:rPr>
             <w:fldChar w:fldCharType="end"/>
@@ -3203,28 +3144,28 @@
         </w:p>
         <w:p>
           <w:pPr>
-            <w:pStyle w:val="16"/>
+            <w:pStyle w:val="TOC1"/>
             <w:tabs>
               <w:tab w:val="right" w:leader="dot" w:pos="8306"/>
             </w:tabs>
           </w:pPr>
           <w:r>
             <w:rPr>
-              <w:rFonts w:hint="eastAsia" w:ascii="宋体" w:hAnsi="宋体" w:eastAsia="宋体" w:cs="宋体"/>
+              <w:rFonts w:ascii="宋体" w:eastAsia="宋体" w:hAnsi="宋体" w:cs="宋体" w:hint="eastAsia"/>
               <w:szCs w:val="24"/>
             </w:rPr>
             <w:fldChar w:fldCharType="begin"/>
           </w:r>
           <w:r>
             <w:rPr>
-              <w:rFonts w:hint="eastAsia" w:ascii="宋体" w:hAnsi="宋体" w:eastAsia="宋体" w:cs="宋体"/>
+              <w:rFonts w:ascii="宋体" w:eastAsia="宋体" w:hAnsi="宋体" w:cs="宋体" w:hint="eastAsia"/>
               <w:szCs w:val="24"/>
             </w:rPr>
             <w:instrText xml:space="preserve"> HYPERLINK \l _Toc5916 </w:instrText>
           </w:r>
           <w:r>
             <w:rPr>
-              <w:rFonts w:hint="eastAsia" w:ascii="宋体" w:hAnsi="宋体" w:eastAsia="宋体" w:cs="宋体"/>
+              <w:rFonts w:ascii="宋体" w:eastAsia="宋体" w:hAnsi="宋体" w:cs="宋体" w:hint="eastAsia"/>
               <w:szCs w:val="24"/>
             </w:rPr>
             <w:fldChar w:fldCharType="separate"/>
@@ -3256,7 +3197,7 @@
           </w:r>
           <w:r>
             <w:rPr>
-              <w:rFonts w:hint="eastAsia" w:ascii="宋体" w:hAnsi="宋体" w:eastAsia="宋体" w:cs="宋体"/>
+              <w:rFonts w:ascii="宋体" w:eastAsia="宋体" w:hAnsi="宋体" w:cs="宋体" w:hint="eastAsia"/>
               <w:szCs w:val="24"/>
             </w:rPr>
             <w:fldChar w:fldCharType="end"/>
@@ -3264,28 +3205,28 @@
         </w:p>
         <w:p>
           <w:pPr>
-            <w:pStyle w:val="17"/>
+            <w:pStyle w:val="TOC2"/>
             <w:tabs>
               <w:tab w:val="right" w:leader="dot" w:pos="8306"/>
             </w:tabs>
           </w:pPr>
           <w:r>
             <w:rPr>
-              <w:rFonts w:hint="eastAsia" w:ascii="宋体" w:hAnsi="宋体" w:eastAsia="宋体" w:cs="宋体"/>
+              <w:rFonts w:ascii="宋体" w:eastAsia="宋体" w:hAnsi="宋体" w:cs="宋体" w:hint="eastAsia"/>
               <w:szCs w:val="24"/>
             </w:rPr>
             <w:fldChar w:fldCharType="begin"/>
           </w:r>
           <w:r>
             <w:rPr>
-              <w:rFonts w:hint="eastAsia" w:ascii="宋体" w:hAnsi="宋体" w:eastAsia="宋体" w:cs="宋体"/>
+              <w:rFonts w:ascii="宋体" w:eastAsia="宋体" w:hAnsi="宋体" w:cs="宋体" w:hint="eastAsia"/>
               <w:szCs w:val="24"/>
             </w:rPr>
             <w:instrText xml:space="preserve"> HYPERLINK \l _Toc32308 </w:instrText>
           </w:r>
           <w:r>
             <w:rPr>
-              <w:rFonts w:hint="eastAsia" w:ascii="宋体" w:hAnsi="宋体" w:eastAsia="宋体" w:cs="宋体"/>
+              <w:rFonts w:ascii="宋体" w:eastAsia="宋体" w:hAnsi="宋体" w:cs="宋体" w:hint="eastAsia"/>
               <w:szCs w:val="24"/>
             </w:rPr>
             <w:fldChar w:fldCharType="separate"/>
@@ -3317,7 +3258,7 @@
           </w:r>
           <w:r>
             <w:rPr>
-              <w:rFonts w:hint="eastAsia" w:ascii="宋体" w:hAnsi="宋体" w:eastAsia="宋体" w:cs="宋体"/>
+              <w:rFonts w:ascii="宋体" w:eastAsia="宋体" w:hAnsi="宋体" w:cs="宋体" w:hint="eastAsia"/>
               <w:szCs w:val="24"/>
             </w:rPr>
             <w:fldChar w:fldCharType="end"/>
@@ -3325,28 +3266,28 @@
         </w:p>
         <w:p>
           <w:pPr>
-            <w:pStyle w:val="17"/>
+            <w:pStyle w:val="TOC2"/>
             <w:tabs>
               <w:tab w:val="right" w:leader="dot" w:pos="8306"/>
             </w:tabs>
           </w:pPr>
           <w:r>
             <w:rPr>
-              <w:rFonts w:hint="eastAsia" w:ascii="宋体" w:hAnsi="宋体" w:eastAsia="宋体" w:cs="宋体"/>
+              <w:rFonts w:ascii="宋体" w:eastAsia="宋体" w:hAnsi="宋体" w:cs="宋体" w:hint="eastAsia"/>
               <w:szCs w:val="24"/>
             </w:rPr>
             <w:fldChar w:fldCharType="begin"/>
           </w:r>
           <w:r>
             <w:rPr>
-              <w:rFonts w:hint="eastAsia" w:ascii="宋体" w:hAnsi="宋体" w:eastAsia="宋体" w:cs="宋体"/>
+              <w:rFonts w:ascii="宋体" w:eastAsia="宋体" w:hAnsi="宋体" w:cs="宋体" w:hint="eastAsia"/>
               <w:szCs w:val="24"/>
             </w:rPr>
             <w:instrText xml:space="preserve"> HYPERLINK \l _Toc13043 </w:instrText>
           </w:r>
           <w:r>
             <w:rPr>
-              <w:rFonts w:hint="eastAsia" w:ascii="宋体" w:hAnsi="宋体" w:eastAsia="宋体" w:cs="宋体"/>
+              <w:rFonts w:ascii="宋体" w:eastAsia="宋体" w:hAnsi="宋体" w:cs="宋体" w:hint="eastAsia"/>
               <w:szCs w:val="24"/>
             </w:rPr>
             <w:fldChar w:fldCharType="separate"/>
@@ -3378,7 +3319,7 @@
           </w:r>
           <w:r>
             <w:rPr>
-              <w:rFonts w:hint="eastAsia" w:ascii="宋体" w:hAnsi="宋体" w:eastAsia="宋体" w:cs="宋体"/>
+              <w:rFonts w:ascii="宋体" w:eastAsia="宋体" w:hAnsi="宋体" w:cs="宋体" w:hint="eastAsia"/>
               <w:szCs w:val="24"/>
             </w:rPr>
             <w:fldChar w:fldCharType="end"/>
@@ -3386,28 +3327,28 @@
         </w:p>
         <w:p>
           <w:pPr>
-            <w:pStyle w:val="17"/>
+            <w:pStyle w:val="TOC2"/>
             <w:tabs>
               <w:tab w:val="right" w:leader="dot" w:pos="8306"/>
             </w:tabs>
           </w:pPr>
           <w:r>
             <w:rPr>
-              <w:rFonts w:hint="eastAsia" w:ascii="宋体" w:hAnsi="宋体" w:eastAsia="宋体" w:cs="宋体"/>
+              <w:rFonts w:ascii="宋体" w:eastAsia="宋体" w:hAnsi="宋体" w:cs="宋体" w:hint="eastAsia"/>
               <w:szCs w:val="24"/>
             </w:rPr>
             <w:fldChar w:fldCharType="begin"/>
           </w:r>
           <w:r>
             <w:rPr>
-              <w:rFonts w:hint="eastAsia" w:ascii="宋体" w:hAnsi="宋体" w:eastAsia="宋体" w:cs="宋体"/>
+              <w:rFonts w:ascii="宋体" w:eastAsia="宋体" w:hAnsi="宋体" w:cs="宋体" w:hint="eastAsia"/>
               <w:szCs w:val="24"/>
             </w:rPr>
             <w:instrText xml:space="preserve"> HYPERLINK \l _Toc23637 </w:instrText>
           </w:r>
           <w:r>
             <w:rPr>
-              <w:rFonts w:hint="eastAsia" w:ascii="宋体" w:hAnsi="宋体" w:eastAsia="宋体" w:cs="宋体"/>
+              <w:rFonts w:ascii="宋体" w:eastAsia="宋体" w:hAnsi="宋体" w:cs="宋体" w:hint="eastAsia"/>
               <w:szCs w:val="24"/>
             </w:rPr>
             <w:fldChar w:fldCharType="separate"/>
@@ -3439,7 +3380,7 @@
           </w:r>
           <w:r>
             <w:rPr>
-              <w:rFonts w:hint="eastAsia" w:ascii="宋体" w:hAnsi="宋体" w:eastAsia="宋体" w:cs="宋体"/>
+              <w:rFonts w:ascii="宋体" w:eastAsia="宋体" w:hAnsi="宋体" w:cs="宋体" w:hint="eastAsia"/>
               <w:szCs w:val="24"/>
             </w:rPr>
             <w:fldChar w:fldCharType="end"/>
@@ -3447,28 +3388,28 @@
         </w:p>
         <w:p>
           <w:pPr>
-            <w:pStyle w:val="17"/>
+            <w:pStyle w:val="TOC2"/>
             <w:tabs>
               <w:tab w:val="right" w:leader="dot" w:pos="8306"/>
             </w:tabs>
           </w:pPr>
           <w:r>
             <w:rPr>
-              <w:rFonts w:hint="eastAsia" w:ascii="宋体" w:hAnsi="宋体" w:eastAsia="宋体" w:cs="宋体"/>
+              <w:rFonts w:ascii="宋体" w:eastAsia="宋体" w:hAnsi="宋体" w:cs="宋体" w:hint="eastAsia"/>
               <w:szCs w:val="24"/>
             </w:rPr>
             <w:fldChar w:fldCharType="begin"/>
           </w:r>
           <w:r>
             <w:rPr>
-              <w:rFonts w:hint="eastAsia" w:ascii="宋体" w:hAnsi="宋体" w:eastAsia="宋体" w:cs="宋体"/>
+              <w:rFonts w:ascii="宋体" w:eastAsia="宋体" w:hAnsi="宋体" w:cs="宋体" w:hint="eastAsia"/>
               <w:szCs w:val="24"/>
             </w:rPr>
             <w:instrText xml:space="preserve"> HYPERLINK \l _Toc14402 </w:instrText>
           </w:r>
           <w:r>
             <w:rPr>
-              <w:rFonts w:hint="eastAsia" w:ascii="宋体" w:hAnsi="宋体" w:eastAsia="宋体" w:cs="宋体"/>
+              <w:rFonts w:ascii="宋体" w:eastAsia="宋体" w:hAnsi="宋体" w:cs="宋体" w:hint="eastAsia"/>
               <w:szCs w:val="24"/>
             </w:rPr>
             <w:fldChar w:fldCharType="separate"/>
@@ -3500,7 +3441,7 @@
           </w:r>
           <w:r>
             <w:rPr>
-              <w:rFonts w:hint="eastAsia" w:ascii="宋体" w:hAnsi="宋体" w:eastAsia="宋体" w:cs="宋体"/>
+              <w:rFonts w:ascii="宋体" w:eastAsia="宋体" w:hAnsi="宋体" w:cs="宋体" w:hint="eastAsia"/>
               <w:szCs w:val="24"/>
             </w:rPr>
             <w:fldChar w:fldCharType="end"/>
@@ -3508,28 +3449,28 @@
         </w:p>
         <w:p>
           <w:pPr>
-            <w:pStyle w:val="16"/>
+            <w:pStyle w:val="TOC1"/>
             <w:tabs>
               <w:tab w:val="right" w:leader="dot" w:pos="8306"/>
             </w:tabs>
           </w:pPr>
           <w:r>
             <w:rPr>
-              <w:rFonts w:hint="eastAsia" w:ascii="宋体" w:hAnsi="宋体" w:eastAsia="宋体" w:cs="宋体"/>
+              <w:rFonts w:ascii="宋体" w:eastAsia="宋体" w:hAnsi="宋体" w:cs="宋体" w:hint="eastAsia"/>
               <w:szCs w:val="24"/>
             </w:rPr>
             <w:fldChar w:fldCharType="begin"/>
           </w:r>
           <w:r>
             <w:rPr>
-              <w:rFonts w:hint="eastAsia" w:ascii="宋体" w:hAnsi="宋体" w:eastAsia="宋体" w:cs="宋体"/>
+              <w:rFonts w:ascii="宋体" w:eastAsia="宋体" w:hAnsi="宋体" w:cs="宋体" w:hint="eastAsia"/>
               <w:szCs w:val="24"/>
             </w:rPr>
             <w:instrText xml:space="preserve"> HYPERLINK \l _Toc20337 </w:instrText>
           </w:r>
           <w:r>
             <w:rPr>
-              <w:rFonts w:hint="eastAsia" w:ascii="宋体" w:hAnsi="宋体" w:eastAsia="宋体" w:cs="宋体"/>
+              <w:rFonts w:ascii="宋体" w:eastAsia="宋体" w:hAnsi="宋体" w:cs="宋体" w:hint="eastAsia"/>
               <w:szCs w:val="24"/>
             </w:rPr>
             <w:fldChar w:fldCharType="separate"/>
@@ -3561,7 +3502,7 @@
           </w:r>
           <w:r>
             <w:rPr>
-              <w:rFonts w:hint="eastAsia" w:ascii="宋体" w:hAnsi="宋体" w:eastAsia="宋体" w:cs="宋体"/>
+              <w:rFonts w:ascii="宋体" w:eastAsia="宋体" w:hAnsi="宋体" w:cs="宋体" w:hint="eastAsia"/>
               <w:szCs w:val="24"/>
             </w:rPr>
             <w:fldChar w:fldCharType="end"/>
@@ -3569,28 +3510,28 @@
         </w:p>
         <w:p>
           <w:pPr>
-            <w:pStyle w:val="17"/>
+            <w:pStyle w:val="TOC2"/>
             <w:tabs>
               <w:tab w:val="right" w:leader="dot" w:pos="8306"/>
             </w:tabs>
           </w:pPr>
           <w:r>
             <w:rPr>
-              <w:rFonts w:hint="eastAsia" w:ascii="宋体" w:hAnsi="宋体" w:eastAsia="宋体" w:cs="宋体"/>
+              <w:rFonts w:ascii="宋体" w:eastAsia="宋体" w:hAnsi="宋体" w:cs="宋体" w:hint="eastAsia"/>
               <w:szCs w:val="24"/>
             </w:rPr>
             <w:fldChar w:fldCharType="begin"/>
           </w:r>
           <w:r>
             <w:rPr>
-              <w:rFonts w:hint="eastAsia" w:ascii="宋体" w:hAnsi="宋体" w:eastAsia="宋体" w:cs="宋体"/>
+              <w:rFonts w:ascii="宋体" w:eastAsia="宋体" w:hAnsi="宋体" w:cs="宋体" w:hint="eastAsia"/>
               <w:szCs w:val="24"/>
             </w:rPr>
             <w:instrText xml:space="preserve"> HYPERLINK \l _Toc12143 </w:instrText>
           </w:r>
           <w:r>
             <w:rPr>
-              <w:rFonts w:hint="eastAsia" w:ascii="宋体" w:hAnsi="宋体" w:eastAsia="宋体" w:cs="宋体"/>
+              <w:rFonts w:ascii="宋体" w:eastAsia="宋体" w:hAnsi="宋体" w:cs="宋体" w:hint="eastAsia"/>
               <w:szCs w:val="24"/>
             </w:rPr>
             <w:fldChar w:fldCharType="separate"/>
@@ -3622,7 +3563,7 @@
           </w:r>
           <w:r>
             <w:rPr>
-              <w:rFonts w:hint="eastAsia" w:ascii="宋体" w:hAnsi="宋体" w:eastAsia="宋体" w:cs="宋体"/>
+              <w:rFonts w:ascii="宋体" w:eastAsia="宋体" w:hAnsi="宋体" w:cs="宋体" w:hint="eastAsia"/>
               <w:szCs w:val="24"/>
             </w:rPr>
             <w:fldChar w:fldCharType="end"/>
@@ -3630,28 +3571,28 @@
         </w:p>
         <w:p>
           <w:pPr>
-            <w:pStyle w:val="17"/>
+            <w:pStyle w:val="TOC2"/>
             <w:tabs>
               <w:tab w:val="right" w:leader="dot" w:pos="8306"/>
             </w:tabs>
           </w:pPr>
           <w:r>
             <w:rPr>
-              <w:rFonts w:hint="eastAsia" w:ascii="宋体" w:hAnsi="宋体" w:eastAsia="宋体" w:cs="宋体"/>
+              <w:rFonts w:ascii="宋体" w:eastAsia="宋体" w:hAnsi="宋体" w:cs="宋体" w:hint="eastAsia"/>
               <w:szCs w:val="24"/>
             </w:rPr>
             <w:fldChar w:fldCharType="begin"/>
           </w:r>
           <w:r>
             <w:rPr>
-              <w:rFonts w:hint="eastAsia" w:ascii="宋体" w:hAnsi="宋体" w:eastAsia="宋体" w:cs="宋体"/>
+              <w:rFonts w:ascii="宋体" w:eastAsia="宋体" w:hAnsi="宋体" w:cs="宋体" w:hint="eastAsia"/>
               <w:szCs w:val="24"/>
             </w:rPr>
             <w:instrText xml:space="preserve"> HYPERLINK \l _Toc27523 </w:instrText>
           </w:r>
           <w:r>
             <w:rPr>
-              <w:rFonts w:hint="eastAsia" w:ascii="宋体" w:hAnsi="宋体" w:eastAsia="宋体" w:cs="宋体"/>
+              <w:rFonts w:ascii="宋体" w:eastAsia="宋体" w:hAnsi="宋体" w:cs="宋体" w:hint="eastAsia"/>
               <w:szCs w:val="24"/>
             </w:rPr>
             <w:fldChar w:fldCharType="separate"/>
@@ -3683,7 +3624,7 @@
           </w:r>
           <w:r>
             <w:rPr>
-              <w:rFonts w:hint="eastAsia" w:ascii="宋体" w:hAnsi="宋体" w:eastAsia="宋体" w:cs="宋体"/>
+              <w:rFonts w:ascii="宋体" w:eastAsia="宋体" w:hAnsi="宋体" w:cs="宋体" w:hint="eastAsia"/>
               <w:szCs w:val="24"/>
             </w:rPr>
             <w:fldChar w:fldCharType="end"/>
@@ -3691,28 +3632,28 @@
         </w:p>
         <w:p>
           <w:pPr>
-            <w:pStyle w:val="16"/>
+            <w:pStyle w:val="TOC1"/>
             <w:tabs>
               <w:tab w:val="right" w:leader="dot" w:pos="8306"/>
             </w:tabs>
           </w:pPr>
           <w:r>
             <w:rPr>
-              <w:rFonts w:hint="eastAsia" w:ascii="宋体" w:hAnsi="宋体" w:eastAsia="宋体" w:cs="宋体"/>
+              <w:rFonts w:ascii="宋体" w:eastAsia="宋体" w:hAnsi="宋体" w:cs="宋体" w:hint="eastAsia"/>
               <w:szCs w:val="24"/>
             </w:rPr>
             <w:fldChar w:fldCharType="begin"/>
           </w:r>
           <w:r>
             <w:rPr>
-              <w:rFonts w:hint="eastAsia" w:ascii="宋体" w:hAnsi="宋体" w:eastAsia="宋体" w:cs="宋体"/>
+              <w:rFonts w:ascii="宋体" w:eastAsia="宋体" w:hAnsi="宋体" w:cs="宋体" w:hint="eastAsia"/>
               <w:szCs w:val="24"/>
             </w:rPr>
             <w:instrText xml:space="preserve"> HYPERLINK \l _Toc32013 </w:instrText>
           </w:r>
           <w:r>
             <w:rPr>
-              <w:rFonts w:hint="eastAsia" w:ascii="宋体" w:hAnsi="宋体" w:eastAsia="宋体" w:cs="宋体"/>
+              <w:rFonts w:ascii="宋体" w:eastAsia="宋体" w:hAnsi="宋体" w:cs="宋体" w:hint="eastAsia"/>
               <w:szCs w:val="24"/>
             </w:rPr>
             <w:fldChar w:fldCharType="separate"/>
@@ -3744,7 +3685,7 @@
           </w:r>
           <w:r>
             <w:rPr>
-              <w:rFonts w:hint="eastAsia" w:ascii="宋体" w:hAnsi="宋体" w:eastAsia="宋体" w:cs="宋体"/>
+              <w:rFonts w:ascii="宋体" w:eastAsia="宋体" w:hAnsi="宋体" w:cs="宋体" w:hint="eastAsia"/>
               <w:szCs w:val="24"/>
             </w:rPr>
             <w:fldChar w:fldCharType="end"/>
@@ -3766,7 +3707,7 @@
             <w:snapToGrid w:val="0"/>
             <w:textAlignment w:val="baseline"/>
             <w:rPr>
-              <w:rFonts w:hint="eastAsia" w:ascii="宋体" w:hAnsi="宋体" w:eastAsia="宋体" w:cs="宋体"/>
+              <w:rFonts w:ascii="宋体" w:eastAsia="宋体" w:hAnsi="宋体" w:cs="宋体" w:hint="eastAsia"/>
               <w:snapToGrid w:val="0"/>
               <w:color w:val="000000"/>
               <w:kern w:val="0"/>
@@ -3777,7 +3718,7 @@
           </w:pPr>
           <w:r>
             <w:rPr>
-              <w:rFonts w:hint="eastAsia" w:ascii="宋体" w:hAnsi="宋体" w:eastAsia="宋体" w:cs="宋体"/>
+              <w:rFonts w:ascii="宋体" w:eastAsia="宋体" w:hAnsi="宋体" w:cs="宋体" w:hint="eastAsia"/>
               <w:szCs w:val="24"/>
             </w:rPr>
             <w:fldChar w:fldCharType="end"/>
@@ -3801,7 +3742,7 @@
         <w:snapToGrid w:val="0"/>
         <w:textAlignment w:val="baseline"/>
         <w:rPr>
-          <w:rFonts w:ascii="Arial" w:hAnsi="Arial" w:eastAsia="Arial" w:cs="Arial"/>
+          <w:rFonts w:ascii="Arial" w:eastAsia="Arial" w:hAnsi="Arial" w:cs="Arial"/>
           <w:snapToGrid w:val="0"/>
           <w:color w:val="000000"/>
           <w:kern w:val="0"/>
@@ -3812,7 +3753,7 @@
       </w:pPr>
       <w:r>
         <w:rPr>
-          <w:rFonts w:ascii="Arial" w:hAnsi="Arial" w:eastAsia="Arial" w:cs="Arial"/>
+          <w:rFonts w:ascii="Arial" w:eastAsia="Arial" w:hAnsi="Arial" w:cs="Arial"/>
           <w:snapToGrid w:val="0"/>
           <w:color w:val="000000"/>
           <w:kern w:val="0"/>
@@ -3825,7 +3766,7 @@
     </w:p>
     <w:p>
       <w:pPr>
-        <w:pStyle w:val="28"/>
+        <w:pStyle w:val="1"/>
         <w:bidi w:val="0"/>
         <w:rPr>
           <w:rFonts w:hint="default"/>
@@ -3844,7 +3785,7 @@
     </w:p>
     <w:p>
       <w:pPr>
-        <w:pStyle w:val="30"/>
+        <w:pStyle w:val="2"/>
         <w:bidi w:val="0"/>
         <w:rPr>
           <w:rFonts w:hint="default"/>
@@ -3863,7 +3804,7 @@
     </w:p>
     <w:p>
       <w:pPr>
-        <w:pStyle w:val="29"/>
+        <w:pStyle w:val="a1"/>
         <w:rPr>
           <w:rFonts w:hint="default"/>
           <w:lang w:val="en-US" w:eastAsia="zh-CN"/>
@@ -3876,8 +3817,8 @@
         </w:rPr>
         <w:t>为规范公司内部工作交接流程，确保员工在岗位变动、长期请假或离职时，各项工作、资料、权限及资产得以清晰、完整、顺利地移交，保障公司</w:t>
       </w:r>
-      <w:bookmarkStart w:id="25" w:name="_GoBack"/>
-      <w:bookmarkEnd w:id="25"/>
+      <w:bookmarkStart w:id="4" w:name="_GoBack"/>
+      <w:bookmarkEnd w:id="4"/>
       <w:r>
         <w:rPr>
           <w:rFonts w:hint="default"/>
@@ -3888,14 +3829,14 @@
     </w:p>
     <w:p>
       <w:pPr>
-        <w:pStyle w:val="30"/>
+        <w:pStyle w:val="2"/>
         <w:bidi w:val="0"/>
         <w:rPr>
           <w:rFonts w:hint="default"/>
           <w:lang w:val="en-US" w:eastAsia="zh-CN"/>
         </w:rPr>
       </w:pPr>
-      <w:bookmarkStart w:id="4" w:name="_Toc25641"/>
+      <w:bookmarkStart w:id="5" w:name="_Toc25641"/>
       <w:r>
         <w:rPr>
           <w:rFonts w:hint="default"/>
@@ -3903,11 +3844,11 @@
         </w:rPr>
         <w:t>适用范围</w:t>
       </w:r>
-      <w:bookmarkEnd w:id="4"/>
-    </w:p>
-    <w:p>
-      <w:pPr>
-        <w:pStyle w:val="29"/>
+      <w:bookmarkEnd w:id="5"/>
+    </w:p>
+    <w:p>
+      <w:pPr>
+        <w:pStyle w:val="a1"/>
         <w:rPr>
           <w:rFonts w:hint="default"/>
           <w:lang w:val="en-US" w:eastAsia="zh-CN"/>
@@ -3923,7 +3864,7 @@
     </w:p>
     <w:p>
       <w:pPr>
-        <w:pStyle w:val="29"/>
+        <w:pStyle w:val="a1"/>
         <w:rPr>
           <w:rFonts w:hint="default"/>
           <w:lang w:val="en-US" w:eastAsia="zh-CN"/>
@@ -3939,7 +3880,7 @@
     </w:p>
     <w:p>
       <w:pPr>
-        <w:pStyle w:val="29"/>
+        <w:pStyle w:val="a1"/>
         <w:rPr>
           <w:rFonts w:hint="default"/>
           <w:lang w:val="en-US" w:eastAsia="zh-CN"/>
@@ -3955,7 +3896,7 @@
     </w:p>
     <w:p>
       <w:pPr>
-        <w:pStyle w:val="29"/>
+        <w:pStyle w:val="a1"/>
         <w:rPr>
           <w:rFonts w:hint="default"/>
           <w:lang w:val="en-US" w:eastAsia="zh-CN"/>
@@ -3971,7 +3912,7 @@
     </w:p>
     <w:p>
       <w:pPr>
-        <w:pStyle w:val="29"/>
+        <w:pStyle w:val="a1"/>
         <w:rPr>
           <w:rFonts w:hint="default"/>
           <w:lang w:val="en-US" w:eastAsia="zh-CN"/>
@@ -3987,14 +3928,14 @@
     </w:p>
     <w:p>
       <w:pPr>
-        <w:pStyle w:val="30"/>
+        <w:pStyle w:val="2"/>
         <w:bidi w:val="0"/>
         <w:rPr>
           <w:rFonts w:hint="default"/>
           <w:lang w:val="en-US" w:eastAsia="zh-CN"/>
         </w:rPr>
       </w:pPr>
-      <w:bookmarkStart w:id="5" w:name="_Toc12463"/>
+      <w:bookmarkStart w:id="6" w:name="_Toc12463"/>
       <w:r>
         <w:rPr>
           <w:rFonts w:hint="default"/>
@@ -4002,11 +3943,11 @@
         </w:rPr>
         <w:t>责任主体</w:t>
       </w:r>
-      <w:bookmarkEnd w:id="5"/>
-    </w:p>
-    <w:p>
-      <w:pPr>
-        <w:pStyle w:val="29"/>
+      <w:bookmarkEnd w:id="6"/>
+    </w:p>
+    <w:p>
+      <w:pPr>
+        <w:pStyle w:val="a1"/>
         <w:rPr>
           <w:rFonts w:hint="default"/>
           <w:lang w:val="en-US" w:eastAsia="zh-CN"/>
@@ -4022,7 +3963,7 @@
     </w:p>
     <w:p>
       <w:pPr>
-        <w:pStyle w:val="29"/>
+        <w:pStyle w:val="a1"/>
         <w:rPr>
           <w:rFonts w:hint="default"/>
           <w:lang w:val="en-US" w:eastAsia="zh-CN"/>
@@ -4038,7 +3979,7 @@
     </w:p>
     <w:p>
       <w:pPr>
-        <w:pStyle w:val="29"/>
+        <w:pStyle w:val="a1"/>
         <w:rPr>
           <w:rFonts w:hint="default"/>
           <w:lang w:val="en-US" w:eastAsia="zh-CN"/>
@@ -4054,7 +3995,7 @@
     </w:p>
     <w:p>
       <w:pPr>
-        <w:pStyle w:val="29"/>
+        <w:pStyle w:val="a1"/>
         <w:rPr>
           <w:rFonts w:hint="default"/>
           <w:lang w:val="en-US" w:eastAsia="zh-CN"/>
@@ -4070,14 +4011,14 @@
     </w:p>
     <w:p>
       <w:pPr>
-        <w:pStyle w:val="28"/>
+        <w:pStyle w:val="1"/>
         <w:bidi w:val="0"/>
         <w:rPr>
           <w:rFonts w:hint="default"/>
           <w:lang w:val="en-US" w:eastAsia="zh-CN"/>
         </w:rPr>
       </w:pPr>
-      <w:bookmarkStart w:id="6" w:name="_Toc23513"/>
+      <w:bookmarkStart w:id="7" w:name="_Toc23513"/>
       <w:r>
         <w:rPr>
           <w:rFonts w:hint="default"/>
@@ -4085,18 +4026,18 @@
         </w:rPr>
         <w:t>工作交接内容</w:t>
       </w:r>
-      <w:bookmarkEnd w:id="6"/>
-    </w:p>
-    <w:p>
-      <w:pPr>
-        <w:pStyle w:val="30"/>
+      <w:bookmarkEnd w:id="7"/>
+    </w:p>
+    <w:p>
+      <w:pPr>
+        <w:pStyle w:val="2"/>
         <w:bidi w:val="0"/>
         <w:rPr>
           <w:rFonts w:hint="default"/>
           <w:lang w:val="en-US" w:eastAsia="zh-CN"/>
         </w:rPr>
       </w:pPr>
-      <w:bookmarkStart w:id="7" w:name="_Toc30935"/>
+      <w:bookmarkStart w:id="8" w:name="_Toc30935"/>
       <w:r>
         <w:rPr>
           <w:rFonts w:hint="default"/>
@@ -4104,11 +4045,11 @@
         </w:rPr>
         <w:t>业务工作交接</w:t>
       </w:r>
-      <w:bookmarkEnd w:id="7"/>
-    </w:p>
-    <w:p>
-      <w:pPr>
-        <w:pStyle w:val="29"/>
+      <w:bookmarkEnd w:id="8"/>
+    </w:p>
+    <w:p>
+      <w:pPr>
+        <w:pStyle w:val="a1"/>
         <w:rPr>
           <w:rFonts w:hint="default"/>
           <w:lang w:val="en-US" w:eastAsia="zh-CN"/>
@@ -4124,7 +4065,7 @@
     </w:p>
     <w:p>
       <w:pPr>
-        <w:pStyle w:val="29"/>
+        <w:pStyle w:val="a1"/>
         <w:rPr>
           <w:rFonts w:hint="default"/>
           <w:lang w:val="en-US" w:eastAsia="zh-CN"/>
@@ -4140,7 +4081,7 @@
     </w:p>
     <w:p>
       <w:pPr>
-        <w:pStyle w:val="29"/>
+        <w:pStyle w:val="a1"/>
         <w:rPr>
           <w:rFonts w:hint="default"/>
           <w:lang w:val="en-US" w:eastAsia="zh-CN"/>
@@ -4156,7 +4097,7 @@
     </w:p>
     <w:p>
       <w:pPr>
-        <w:pStyle w:val="29"/>
+        <w:pStyle w:val="a1"/>
         <w:rPr>
           <w:rFonts w:hint="default"/>
           <w:lang w:val="en-US" w:eastAsia="zh-CN"/>
@@ -4172,7 +4113,7 @@
     </w:p>
     <w:p>
       <w:pPr>
-        <w:pStyle w:val="29"/>
+        <w:pStyle w:val="a1"/>
         <w:rPr>
           <w:rFonts w:hint="default"/>
           <w:lang w:val="en-US" w:eastAsia="zh-CN"/>
@@ -4188,7 +4129,7 @@
     </w:p>
     <w:p>
       <w:pPr>
-        <w:pStyle w:val="29"/>
+        <w:pStyle w:val="a1"/>
         <w:rPr>
           <w:rFonts w:hint="default"/>
           <w:lang w:val="en-US" w:eastAsia="zh-CN"/>
@@ -4204,7 +4145,7 @@
     </w:p>
     <w:p>
       <w:pPr>
-        <w:pStyle w:val="29"/>
+        <w:pStyle w:val="a1"/>
         <w:rPr>
           <w:rFonts w:hint="default"/>
           <w:lang w:val="en-US" w:eastAsia="zh-CN"/>
@@ -4220,14 +4161,14 @@
     </w:p>
     <w:p>
       <w:pPr>
-        <w:pStyle w:val="30"/>
+        <w:pStyle w:val="2"/>
         <w:bidi w:val="0"/>
         <w:rPr>
           <w:rFonts w:hint="default"/>
           <w:lang w:val="en-US" w:eastAsia="zh-CN"/>
         </w:rPr>
       </w:pPr>
-      <w:bookmarkStart w:id="8" w:name="_Toc5212"/>
+      <w:bookmarkStart w:id="9" w:name="_Toc5212"/>
       <w:r>
         <w:rPr>
           <w:rFonts w:hint="default"/>
@@ -4235,11 +4176,11 @@
         </w:rPr>
         <w:t>公司物品交接</w:t>
       </w:r>
-      <w:bookmarkEnd w:id="8"/>
-    </w:p>
-    <w:p>
-      <w:pPr>
-        <w:pStyle w:val="29"/>
+      <w:bookmarkEnd w:id="9"/>
+    </w:p>
+    <w:p>
+      <w:pPr>
+        <w:pStyle w:val="a1"/>
         <w:rPr>
           <w:rFonts w:hint="default"/>
           <w:lang w:val="en-US" w:eastAsia="zh-CN"/>
@@ -4255,7 +4196,7 @@
     </w:p>
     <w:p>
       <w:pPr>
-        <w:pStyle w:val="29"/>
+        <w:pStyle w:val="a1"/>
         <w:rPr>
           <w:rFonts w:hint="default"/>
           <w:lang w:val="en-US" w:eastAsia="zh-CN"/>
@@ -4271,7 +4212,7 @@
     </w:p>
     <w:p>
       <w:pPr>
-        <w:pStyle w:val="29"/>
+        <w:pStyle w:val="a1"/>
         <w:rPr>
           <w:rFonts w:hint="default"/>
           <w:lang w:val="en-US" w:eastAsia="zh-CN"/>
@@ -4287,14 +4228,14 @@
     </w:p>
     <w:p>
       <w:pPr>
-        <w:pStyle w:val="28"/>
+        <w:pStyle w:val="1"/>
         <w:bidi w:val="0"/>
         <w:rPr>
           <w:rFonts w:hint="default"/>
           <w:lang w:val="en-US" w:eastAsia="zh-CN"/>
         </w:rPr>
       </w:pPr>
-      <w:bookmarkStart w:id="9" w:name="_Toc16509"/>
+      <w:bookmarkStart w:id="10" w:name="_Toc16509"/>
       <w:r>
         <w:rPr>
           <w:rFonts w:hint="default"/>
@@ -4302,18 +4243,18 @@
         </w:rPr>
         <w:t>工作交接程序</w:t>
       </w:r>
-      <w:bookmarkEnd w:id="9"/>
-    </w:p>
-    <w:p>
-      <w:pPr>
-        <w:pStyle w:val="30"/>
+      <w:bookmarkEnd w:id="10"/>
+    </w:p>
+    <w:p>
+      <w:pPr>
+        <w:pStyle w:val="2"/>
         <w:bidi w:val="0"/>
         <w:rPr>
           <w:rFonts w:hint="default"/>
           <w:lang w:val="en-US" w:eastAsia="zh-CN"/>
         </w:rPr>
       </w:pPr>
-      <w:bookmarkStart w:id="10" w:name="_Toc32122"/>
+      <w:bookmarkStart w:id="11" w:name="_Toc32122"/>
       <w:r>
         <w:rPr>
           <w:rFonts w:hint="default"/>
@@ -4321,11 +4262,11 @@
         </w:rPr>
         <w:t>交接启动</w:t>
       </w:r>
-      <w:bookmarkEnd w:id="10"/>
-    </w:p>
-    <w:p>
-      <w:pPr>
-        <w:pStyle w:val="29"/>
+      <w:bookmarkEnd w:id="11"/>
+    </w:p>
+    <w:p>
+      <w:pPr>
+        <w:pStyle w:val="a1"/>
         <w:rPr>
           <w:rFonts w:hint="default"/>
           <w:lang w:val="en-US" w:eastAsia="zh-CN"/>
@@ -4341,14 +4282,14 @@
     </w:p>
     <w:p>
       <w:pPr>
-        <w:pStyle w:val="30"/>
+        <w:pStyle w:val="2"/>
         <w:bidi w:val="0"/>
         <w:rPr>
           <w:rFonts w:hint="default"/>
           <w:lang w:val="en-US" w:eastAsia="zh-CN"/>
         </w:rPr>
       </w:pPr>
-      <w:bookmarkStart w:id="11" w:name="_Toc2585"/>
+      <w:bookmarkStart w:id="12" w:name="_Toc2585"/>
       <w:r>
         <w:rPr>
           <w:rFonts w:hint="default"/>
@@ -4356,11 +4297,11 @@
         </w:rPr>
         <w:t>准备工作</w:t>
       </w:r>
-      <w:bookmarkEnd w:id="11"/>
-    </w:p>
-    <w:p>
-      <w:pPr>
-        <w:pStyle w:val="29"/>
+      <w:bookmarkEnd w:id="12"/>
+    </w:p>
+    <w:p>
+      <w:pPr>
+        <w:pStyle w:val="a1"/>
         <w:rPr>
           <w:rFonts w:hint="default"/>
           <w:lang w:val="en-US" w:eastAsia="zh-CN"/>
@@ -4376,7 +4317,7 @@
     </w:p>
     <w:p>
       <w:pPr>
-        <w:pStyle w:val="29"/>
+        <w:pStyle w:val="a1"/>
         <w:rPr>
           <w:rFonts w:hint="default"/>
           <w:lang w:val="en-US" w:eastAsia="zh-CN"/>
@@ -4392,7 +4333,7 @@
     </w:p>
     <w:p>
       <w:pPr>
-        <w:pStyle w:val="29"/>
+        <w:pStyle w:val="a1"/>
         <w:rPr>
           <w:rFonts w:hint="default"/>
           <w:lang w:val="en-US" w:eastAsia="zh-CN"/>
@@ -4408,14 +4349,14 @@
     </w:p>
     <w:p>
       <w:pPr>
-        <w:pStyle w:val="30"/>
+        <w:pStyle w:val="2"/>
         <w:bidi w:val="0"/>
         <w:rPr>
           <w:rFonts w:hint="default"/>
           <w:lang w:val="en-US" w:eastAsia="zh-CN"/>
         </w:rPr>
       </w:pPr>
-      <w:bookmarkStart w:id="12" w:name="_Toc17001"/>
+      <w:bookmarkStart w:id="13" w:name="_Toc17001"/>
       <w:r>
         <w:rPr>
           <w:rFonts w:hint="default"/>
@@ -4423,11 +4364,11 @@
         </w:rPr>
         <w:t>审核与调整</w:t>
       </w:r>
-      <w:bookmarkEnd w:id="12"/>
-    </w:p>
-    <w:p>
-      <w:pPr>
-        <w:pStyle w:val="29"/>
+      <w:bookmarkEnd w:id="13"/>
+    </w:p>
+    <w:p>
+      <w:pPr>
+        <w:pStyle w:val="a1"/>
         <w:rPr>
           <w:rFonts w:hint="default"/>
           <w:lang w:val="en-US" w:eastAsia="zh-CN"/>
@@ -4443,14 +4384,14 @@
     </w:p>
     <w:p>
       <w:pPr>
-        <w:pStyle w:val="30"/>
+        <w:pStyle w:val="2"/>
         <w:bidi w:val="0"/>
         <w:rPr>
           <w:rFonts w:hint="default"/>
           <w:lang w:val="en-US" w:eastAsia="zh-CN"/>
         </w:rPr>
       </w:pPr>
-      <w:bookmarkStart w:id="13" w:name="_Toc17434"/>
+      <w:bookmarkStart w:id="14" w:name="_Toc17434"/>
       <w:r>
         <w:rPr>
           <w:rFonts w:hint="default"/>
@@ -4458,11 +4399,11 @@
         </w:rPr>
         <w:t>现场交接与确认</w:t>
       </w:r>
-      <w:bookmarkEnd w:id="13"/>
-    </w:p>
-    <w:p>
-      <w:pPr>
-        <w:pStyle w:val="29"/>
+      <w:bookmarkEnd w:id="14"/>
+    </w:p>
+    <w:p>
+      <w:pPr>
+        <w:pStyle w:val="a1"/>
         <w:rPr>
           <w:rFonts w:hint="default"/>
           <w:lang w:val="en-US" w:eastAsia="zh-CN"/>
@@ -4478,7 +4419,7 @@
     </w:p>
     <w:p>
       <w:pPr>
-        <w:pStyle w:val="29"/>
+        <w:pStyle w:val="a1"/>
         <w:rPr>
           <w:rFonts w:hint="default"/>
           <w:lang w:val="en-US" w:eastAsia="zh-CN"/>
@@ -4494,7 +4435,7 @@
     </w:p>
     <w:p>
       <w:pPr>
-        <w:pStyle w:val="29"/>
+        <w:pStyle w:val="a1"/>
         <w:rPr>
           <w:rFonts w:hint="default"/>
           <w:lang w:val="en-US" w:eastAsia="zh-CN"/>
@@ -4510,7 +4451,7 @@
     </w:p>
     <w:p>
       <w:pPr>
-        <w:pStyle w:val="29"/>
+        <w:pStyle w:val="a1"/>
         <w:rPr>
           <w:rFonts w:hint="default"/>
           <w:lang w:val="en-US" w:eastAsia="zh-CN"/>
@@ -4526,14 +4467,14 @@
     </w:p>
     <w:p>
       <w:pPr>
-        <w:pStyle w:val="30"/>
+        <w:pStyle w:val="2"/>
         <w:bidi w:val="0"/>
         <w:rPr>
           <w:rFonts w:hint="default"/>
           <w:lang w:val="en-US" w:eastAsia="zh-CN"/>
         </w:rPr>
       </w:pPr>
-      <w:bookmarkStart w:id="14" w:name="_Toc12179"/>
+      <w:bookmarkStart w:id="15" w:name="_Toc12179"/>
       <w:r>
         <w:rPr>
           <w:rFonts w:hint="default"/>
@@ -4541,11 +4482,11 @@
         </w:rPr>
         <w:t>系统权限与IT资产交接</w:t>
       </w:r>
-      <w:bookmarkEnd w:id="14"/>
-    </w:p>
-    <w:p>
-      <w:pPr>
-        <w:pStyle w:val="29"/>
+      <w:bookmarkEnd w:id="15"/>
+    </w:p>
+    <w:p>
+      <w:pPr>
+        <w:pStyle w:val="a1"/>
         <w:rPr>
           <w:rFonts w:hint="default"/>
           <w:lang w:val="en-US" w:eastAsia="zh-CN"/>
@@ -4561,14 +4502,14 @@
     </w:p>
     <w:p>
       <w:pPr>
-        <w:pStyle w:val="30"/>
+        <w:pStyle w:val="2"/>
         <w:bidi w:val="0"/>
         <w:rPr>
           <w:rFonts w:hint="default"/>
           <w:lang w:val="en-US" w:eastAsia="zh-CN"/>
         </w:rPr>
       </w:pPr>
-      <w:bookmarkStart w:id="15" w:name="_Toc2613"/>
+      <w:bookmarkStart w:id="16" w:name="_Toc2613"/>
       <w:r>
         <w:rPr>
           <w:rFonts w:hint="default"/>
@@ -4576,11 +4517,11 @@
         </w:rPr>
         <w:t>存档备案</w:t>
       </w:r>
-      <w:bookmarkEnd w:id="15"/>
-    </w:p>
-    <w:p>
-      <w:pPr>
-        <w:pStyle w:val="29"/>
+      <w:bookmarkEnd w:id="16"/>
+    </w:p>
+    <w:p>
+      <w:pPr>
+        <w:pStyle w:val="a1"/>
         <w:rPr>
           <w:rFonts w:hint="default"/>
           <w:lang w:val="en-US" w:eastAsia="zh-CN"/>
@@ -4596,14 +4537,14 @@
     </w:p>
     <w:p>
       <w:pPr>
-        <w:pStyle w:val="28"/>
+        <w:pStyle w:val="1"/>
         <w:bidi w:val="0"/>
         <w:rPr>
           <w:rFonts w:hint="default"/>
           <w:lang w:val="en-US" w:eastAsia="zh-CN"/>
         </w:rPr>
       </w:pPr>
-      <w:bookmarkStart w:id="16" w:name="_Toc5916"/>
+      <w:bookmarkStart w:id="17" w:name="_Toc5916"/>
       <w:r>
         <w:rPr>
           <w:rFonts w:hint="default"/>
@@ -4611,18 +4552,18 @@
         </w:rPr>
         <w:t>工作交接要求</w:t>
       </w:r>
-      <w:bookmarkEnd w:id="16"/>
-    </w:p>
-    <w:p>
-      <w:pPr>
-        <w:pStyle w:val="30"/>
+      <w:bookmarkEnd w:id="17"/>
+    </w:p>
+    <w:p>
+      <w:pPr>
+        <w:pStyle w:val="2"/>
         <w:bidi w:val="0"/>
         <w:rPr>
           <w:rFonts w:hint="default"/>
           <w:lang w:val="en-US" w:eastAsia="zh-CN"/>
         </w:rPr>
       </w:pPr>
-      <w:bookmarkStart w:id="17" w:name="_Toc32308"/>
+      <w:bookmarkStart w:id="18" w:name="_Toc32308"/>
       <w:r>
         <w:rPr>
           <w:rFonts w:hint="default"/>
@@ -4630,11 +4571,11 @@
         </w:rPr>
         <w:t>接收人指定</w:t>
       </w:r>
-      <w:bookmarkEnd w:id="17"/>
-    </w:p>
-    <w:p>
-      <w:pPr>
-        <w:pStyle w:val="29"/>
+      <w:bookmarkEnd w:id="18"/>
+    </w:p>
+    <w:p>
+      <w:pPr>
+        <w:pStyle w:val="a1"/>
         <w:rPr>
           <w:rFonts w:hint="default"/>
           <w:lang w:val="en-US" w:eastAsia="zh-CN"/>
@@ -4650,14 +4591,14 @@
     </w:p>
     <w:p>
       <w:pPr>
-        <w:pStyle w:val="30"/>
+        <w:pStyle w:val="2"/>
         <w:bidi w:val="0"/>
         <w:rPr>
           <w:rFonts w:hint="default"/>
           <w:lang w:val="en-US" w:eastAsia="zh-CN"/>
         </w:rPr>
       </w:pPr>
-      <w:bookmarkStart w:id="18" w:name="_Toc13043"/>
+      <w:bookmarkStart w:id="19" w:name="_Toc13043"/>
       <w:r>
         <w:rPr>
           <w:rFonts w:hint="default"/>
@@ -4665,11 +4606,11 @@
         </w:rPr>
         <w:t>交接时限</w:t>
       </w:r>
-      <w:bookmarkEnd w:id="18"/>
-    </w:p>
-    <w:p>
-      <w:pPr>
-        <w:pStyle w:val="29"/>
+      <w:bookmarkEnd w:id="19"/>
+    </w:p>
+    <w:p>
+      <w:pPr>
+        <w:pStyle w:val="a1"/>
         <w:rPr>
           <w:rFonts w:hint="default"/>
           <w:lang w:val="en-US" w:eastAsia="zh-CN"/>
@@ -4685,7 +4626,7 @@
     </w:p>
     <w:p>
       <w:pPr>
-        <w:pStyle w:val="29"/>
+        <w:pStyle w:val="a1"/>
         <w:rPr>
           <w:rFonts w:hint="default"/>
           <w:lang w:val="en-US" w:eastAsia="zh-CN"/>
@@ -4701,7 +4642,7 @@
     </w:p>
     <w:p>
       <w:pPr>
-        <w:pStyle w:val="29"/>
+        <w:pStyle w:val="a1"/>
         <w:rPr>
           <w:rFonts w:hint="default"/>
           <w:lang w:val="en-US" w:eastAsia="zh-CN"/>
@@ -4717,7 +4658,7 @@
     </w:p>
     <w:p>
       <w:pPr>
-        <w:pStyle w:val="29"/>
+        <w:pStyle w:val="a1"/>
         <w:rPr>
           <w:rFonts w:hint="default"/>
           <w:lang w:val="en-US" w:eastAsia="zh-CN"/>
@@ -4733,14 +4674,14 @@
     </w:p>
     <w:p>
       <w:pPr>
-        <w:pStyle w:val="30"/>
+        <w:pStyle w:val="2"/>
         <w:bidi w:val="0"/>
         <w:rPr>
           <w:rFonts w:hint="default"/>
           <w:lang w:val="en-US" w:eastAsia="zh-CN"/>
         </w:rPr>
       </w:pPr>
-      <w:bookmarkStart w:id="19" w:name="_Toc23637"/>
+      <w:bookmarkStart w:id="20" w:name="_Toc23637"/>
       <w:r>
         <w:rPr>
           <w:rFonts w:hint="default"/>
@@ -4748,11 +4689,11 @@
         </w:rPr>
         <w:t>特殊情况处理</w:t>
       </w:r>
-      <w:bookmarkEnd w:id="19"/>
-    </w:p>
-    <w:p>
-      <w:pPr>
-        <w:pStyle w:val="29"/>
+      <w:bookmarkEnd w:id="20"/>
+    </w:p>
+    <w:p>
+      <w:pPr>
+        <w:pStyle w:val="a1"/>
         <w:rPr>
           <w:rFonts w:hint="default"/>
           <w:lang w:val="en-US" w:eastAsia="zh-CN"/>
@@ -4768,14 +4709,14 @@
     </w:p>
     <w:p>
       <w:pPr>
-        <w:pStyle w:val="30"/>
+        <w:pStyle w:val="2"/>
         <w:bidi w:val="0"/>
         <w:rPr>
           <w:rFonts w:hint="default"/>
           <w:lang w:val="en-US" w:eastAsia="zh-CN"/>
         </w:rPr>
       </w:pPr>
-      <w:bookmarkStart w:id="20" w:name="_Toc14402"/>
+      <w:bookmarkStart w:id="21" w:name="_Toc14402"/>
       <w:r>
         <w:rPr>
           <w:rFonts w:hint="default"/>
@@ -4783,11 +4724,11 @@
         </w:rPr>
         <w:t>离职关联</w:t>
       </w:r>
-      <w:bookmarkEnd w:id="20"/>
-    </w:p>
-    <w:p>
-      <w:pPr>
-        <w:pStyle w:val="29"/>
+      <w:bookmarkEnd w:id="21"/>
+    </w:p>
+    <w:p>
+      <w:pPr>
+        <w:pStyle w:val="a1"/>
         <w:rPr>
           <w:rFonts w:hint="default"/>
           <w:lang w:val="en-US" w:eastAsia="zh-CN"/>
@@ -4803,14 +4744,14 @@
     </w:p>
     <w:p>
       <w:pPr>
-        <w:pStyle w:val="28"/>
+        <w:pStyle w:val="1"/>
         <w:bidi w:val="0"/>
         <w:rPr>
           <w:rFonts w:hint="default"/>
           <w:lang w:val="en-US" w:eastAsia="zh-CN"/>
         </w:rPr>
       </w:pPr>
-      <w:bookmarkStart w:id="21" w:name="_Toc20337"/>
+      <w:bookmarkStart w:id="22" w:name="_Toc20337"/>
       <w:r>
         <w:rPr>
           <w:rFonts w:hint="default"/>
@@ -4818,18 +4759,18 @@
         </w:rPr>
         <w:t>监督与考核</w:t>
       </w:r>
-      <w:bookmarkEnd w:id="21"/>
-    </w:p>
-    <w:p>
-      <w:pPr>
-        <w:pStyle w:val="30"/>
+      <w:bookmarkEnd w:id="22"/>
+    </w:p>
+    <w:p>
+      <w:pPr>
+        <w:pStyle w:val="2"/>
         <w:bidi w:val="0"/>
         <w:rPr>
           <w:rFonts w:hint="default"/>
           <w:lang w:val="en-US" w:eastAsia="zh-CN"/>
         </w:rPr>
       </w:pPr>
-      <w:bookmarkStart w:id="22" w:name="_Toc12143"/>
+      <w:bookmarkStart w:id="23" w:name="_Toc12143"/>
       <w:r>
         <w:rPr>
           <w:rFonts w:hint="default"/>
@@ -4837,11 +4778,11 @@
         </w:rPr>
         <w:t>部门责任制</w:t>
       </w:r>
-      <w:bookmarkEnd w:id="22"/>
-    </w:p>
-    <w:p>
-      <w:pPr>
-        <w:pStyle w:val="29"/>
+      <w:bookmarkEnd w:id="23"/>
+    </w:p>
+    <w:p>
+      <w:pPr>
+        <w:pStyle w:val="a1"/>
         <w:rPr>
           <w:rFonts w:hint="default"/>
           <w:lang w:val="en-US" w:eastAsia="zh-CN"/>
@@ -4857,14 +4798,14 @@
     </w:p>
     <w:p>
       <w:pPr>
-        <w:pStyle w:val="30"/>
+        <w:pStyle w:val="2"/>
         <w:bidi w:val="0"/>
         <w:rPr>
           <w:rFonts w:hint="default"/>
           <w:lang w:val="en-US" w:eastAsia="zh-CN"/>
         </w:rPr>
       </w:pPr>
-      <w:bookmarkStart w:id="23" w:name="_Toc27523"/>
+      <w:bookmarkStart w:id="24" w:name="_Toc27523"/>
       <w:r>
         <w:rPr>
           <w:rFonts w:hint="default"/>
@@ -4872,11 +4813,11 @@
         </w:rPr>
         <w:t>追究情形</w:t>
       </w:r>
-      <w:bookmarkEnd w:id="23"/>
-    </w:p>
-    <w:p>
-      <w:pPr>
-        <w:pStyle w:val="29"/>
+      <w:bookmarkEnd w:id="24"/>
+    </w:p>
+    <w:p>
+      <w:pPr>
+        <w:pStyle w:val="a1"/>
         <w:rPr>
           <w:rFonts w:hint="default"/>
           <w:lang w:val="en-US" w:eastAsia="zh-CN"/>
@@ -4892,12 +4833,12 @@
     </w:p>
     <w:p>
       <w:pPr>
-        <w:pStyle w:val="29"/>
+        <w:pStyle w:val="a1"/>
         <w:numPr>
           <w:ilvl w:val="0"/>
           <w:numId w:val="2"/>
         </w:numPr>
-        <w:ind w:left="425" w:leftChars="0" w:hanging="425" w:firstLineChars="0"/>
+        <w:ind w:left="425" w:hanging="425" w:leftChars="0" w:firstLineChars="0"/>
         <w:rPr>
           <w:rFonts w:hint="default"/>
           <w:lang w:val="en-US" w:eastAsia="zh-CN"/>
@@ -4913,12 +4854,12 @@
     </w:p>
     <w:p>
       <w:pPr>
-        <w:pStyle w:val="29"/>
+        <w:pStyle w:val="a1"/>
         <w:numPr>
           <w:ilvl w:val="0"/>
           <w:numId w:val="2"/>
         </w:numPr>
-        <w:ind w:left="425" w:leftChars="0" w:hanging="425" w:firstLineChars="0"/>
+        <w:ind w:left="425" w:hanging="425" w:leftChars="0" w:firstLineChars="0"/>
         <w:rPr>
           <w:rFonts w:hint="default"/>
           <w:lang w:val="en-US" w:eastAsia="zh-CN"/>
@@ -4934,12 +4875,12 @@
     </w:p>
     <w:p>
       <w:pPr>
-        <w:pStyle w:val="29"/>
+        <w:pStyle w:val="a1"/>
         <w:numPr>
           <w:ilvl w:val="0"/>
           <w:numId w:val="2"/>
         </w:numPr>
-        <w:ind w:left="425" w:leftChars="0" w:hanging="425" w:firstLineChars="0"/>
+        <w:ind w:left="425" w:hanging="425" w:leftChars="0" w:firstLineChars="0"/>
         <w:rPr>
           <w:rFonts w:hint="default"/>
           <w:lang w:val="en-US" w:eastAsia="zh-CN"/>
@@ -4955,12 +4896,12 @@
     </w:p>
     <w:p>
       <w:pPr>
-        <w:pStyle w:val="29"/>
+        <w:pStyle w:val="a1"/>
         <w:numPr>
           <w:ilvl w:val="0"/>
           <w:numId w:val="2"/>
         </w:numPr>
-        <w:ind w:left="425" w:leftChars="0" w:hanging="425" w:firstLineChars="0"/>
+        <w:ind w:left="425" w:hanging="425" w:leftChars="0" w:firstLineChars="0"/>
         <w:rPr>
           <w:rFonts w:hint="default"/>
           <w:lang w:val="en-US" w:eastAsia="zh-CN"/>
@@ -4976,12 +4917,12 @@
     </w:p>
     <w:p>
       <w:pPr>
-        <w:pStyle w:val="29"/>
+        <w:pStyle w:val="a1"/>
         <w:numPr>
           <w:ilvl w:val="0"/>
           <w:numId w:val="2"/>
         </w:numPr>
-        <w:ind w:left="425" w:leftChars="0" w:hanging="425" w:firstLineChars="0"/>
+        <w:ind w:left="425" w:hanging="425" w:leftChars="0" w:firstLineChars="0"/>
         <w:rPr>
           <w:rFonts w:hint="default"/>
           <w:lang w:val="en-US" w:eastAsia="zh-CN"/>
@@ -4997,12 +4938,12 @@
     </w:p>
     <w:p>
       <w:pPr>
-        <w:pStyle w:val="29"/>
+        <w:pStyle w:val="a1"/>
         <w:numPr>
           <w:ilvl w:val="0"/>
           <w:numId w:val="2"/>
         </w:numPr>
-        <w:ind w:left="425" w:leftChars="0" w:hanging="425" w:firstLineChars="0"/>
+        <w:ind w:left="425" w:hanging="425" w:leftChars="0" w:firstLineChars="0"/>
         <w:rPr>
           <w:rFonts w:hint="default"/>
           <w:lang w:val="en-US" w:eastAsia="zh-CN"/>
@@ -5018,14 +4959,14 @@
     </w:p>
     <w:p>
       <w:pPr>
-        <w:pStyle w:val="28"/>
+        <w:pStyle w:val="1"/>
         <w:bidi w:val="0"/>
         <w:rPr>
           <w:rFonts w:hint="default"/>
           <w:lang w:val="en-US" w:eastAsia="zh-CN"/>
         </w:rPr>
       </w:pPr>
-      <w:bookmarkStart w:id="24" w:name="_Toc32013"/>
+      <w:bookmarkStart w:id="25" w:name="_Toc32013"/>
       <w:r>
         <w:rPr>
           <w:rFonts w:hint="default"/>
@@ -5033,11 +4974,11 @@
         </w:rPr>
         <w:t>附则</w:t>
       </w:r>
-      <w:bookmarkEnd w:id="24"/>
-    </w:p>
-    <w:p>
-      <w:pPr>
-        <w:pStyle w:val="29"/>
+      <w:bookmarkEnd w:id="25"/>
+    </w:p>
+    <w:p>
+      <w:pPr>
+        <w:pStyle w:val="a1"/>
         <w:rPr>
           <w:rFonts w:hint="default"/>
           <w:lang w:val="en-US" w:eastAsia="zh-CN"/>
@@ -5053,7 +4994,7 @@
     </w:p>
     <w:p>
       <w:pPr>
-        <w:pStyle w:val="29"/>
+        <w:pStyle w:val="a1"/>
         <w:rPr>
           <w:rFonts w:hint="default"/>
           <w:lang w:val="en-US" w:eastAsia="zh-CN"/>
@@ -5069,7 +5010,7 @@
     </w:p>
     <w:p>
       <w:pPr>
-        <w:pStyle w:val="29"/>
+        <w:pStyle w:val="a1"/>
         <w:rPr>
           <w:rFonts w:hint="default"/>
           <w:lang w:val="en-US" w:eastAsia="zh-CN"/>
@@ -5085,7 +5026,7 @@
     </w:p>
     <w:p>
       <w:pPr>
-        <w:pStyle w:val="29"/>
+        <w:pStyle w:val="a1"/>
         <w:rPr>
           <w:rFonts w:hint="default"/>
           <w:lang w:val="en-US" w:eastAsia="zh-CN"/>
@@ -5093,84 +5034,34 @@
       </w:pPr>
     </w:p>
     <w:sectPr>
-      <w:headerReference r:id="rId5" w:type="default"/>
-      <w:footerReference r:id="rId6" w:type="default"/>
+      <w:headerReference w:type="default" r:id="rId7"/>
+      <w:footerReference w:type="default" r:id="rId8"/>
       <w:pgSz w:w="11906" w:h="16838"/>
       <w:pgMar w:top="1417" w:right="1800" w:bottom="1440" w:left="1800" w:header="1140" w:footer="992" w:gutter="0"/>
-      <w:cols w:space="425" w:num="1"/>
+      <w:cols w:num="1" w:space="425"/>
       <w:docGrid w:type="lines" w:linePitch="312" w:charSpace="0"/>
     </w:sectPr>
   </w:body>
 </w:document>
 </file>
 
-<file path=word/endnotes.xml><?xml version="1.0" encoding="utf-8"?>
-<w:endnotes xmlns:wpc="http://schemas.microsoft.com/office/word/2010/wordprocessingCanvas" xmlns:mc="http://schemas.openxmlformats.org/markup-compatibility/2006" xmlns:o="urn:schemas-microsoft-com:office:office" xmlns:r="http://schemas.openxmlformats.org/officeDocument/2006/relationships" xmlns:m="http://schemas.openxmlformats.org/officeDocument/2006/math" xmlns:v="urn:schemas-microsoft-com:vml" xmlns:wp14="http://schemas.microsoft.com/office/word/2010/wordprocessingDrawing" xmlns:wp="http://schemas.openxmlformats.org/drawingml/2006/wordprocessingDrawing" xmlns:w="http://schemas.openxmlformats.org/wordprocessingml/2006/main" xmlns:w14="http://schemas.microsoft.com/office/word/2010/wordml" xmlns:w15="http://schemas.microsoft.com/office/word/2012/wordml" xmlns:w10="urn:schemas-microsoft-com:office:word" xmlns:wpg="http://schemas.microsoft.com/office/word/2010/wordprocessingGroup" xmlns:wpi="http://schemas.microsoft.com/office/word/2010/wordprocessingInk" xmlns:wne="http://schemas.microsoft.com/office/word/2006/wordml" xmlns:wps="http://schemas.microsoft.com/office/word/2010/wordprocessingShape" xmlns:wpsCustomData="http://www.wps.cn/officeDocument/2013/wpsCustomData" mc:Ignorable="w14 w15 wp14">
-  <w:endnote w:type="separator" w:id="0">
-    <w:p>
-      <w:pPr>
-        <w:spacing w:line="240" w:lineRule="auto"/>
-      </w:pPr>
-      <w:r>
-        <w:separator/>
-      </w:r>
-    </w:p>
-  </w:endnote>
-  <w:endnote w:type="continuationSeparator" w:id="1">
-    <w:p>
-      <w:pPr>
-        <w:spacing w:line="240" w:lineRule="auto"/>
-      </w:pPr>
-      <w:r>
-        <w:continuationSeparator/>
-      </w:r>
-    </w:p>
-  </w:endnote>
-</w:endnotes>
-</file>
-
 <file path=word/footer1.xml><?xml version="1.0" encoding="utf-8"?>
-<w:ftr xmlns:wpc="http://schemas.microsoft.com/office/word/2010/wordprocessingCanvas" xmlns:mc="http://schemas.openxmlformats.org/markup-compatibility/2006" xmlns:o="urn:schemas-microsoft-com:office:office" xmlns:r="http://schemas.openxmlformats.org/officeDocument/2006/relationships" xmlns:m="http://schemas.openxmlformats.org/officeDocument/2006/math" xmlns:v="urn:schemas-microsoft-com:vml" xmlns:wp14="http://schemas.microsoft.com/office/word/2010/wordprocessingDrawing" xmlns:wp="http://schemas.openxmlformats.org/drawingml/2006/wordprocessingDrawing" xmlns:w10="urn:schemas-microsoft-com:office:word" xmlns:w="http://schemas.openxmlformats.org/wordprocessingml/2006/main" xmlns:w14="http://schemas.microsoft.com/office/word/2010/wordml" xmlns:w15="http://schemas.microsoft.com/office/word/2012/wordml" xmlns:wpg="http://schemas.microsoft.com/office/word/2010/wordprocessingGroup" xmlns:wpi="http://schemas.microsoft.com/office/word/2010/wordprocessingInk" xmlns:wne="http://schemas.microsoft.com/office/word/2006/wordml" xmlns:wps="http://schemas.microsoft.com/office/word/2010/wordprocessingShape" xmlns:wpsCustomData="http://www.wps.cn/officeDocument/2013/wpsCustomData" mc:Ignorable="w14 w15 wp14">
+<w:ftr xmlns:wpc="http://schemas.microsoft.com/office/word/2010/wordprocessingCanvas" xmlns:mc="http://schemas.openxmlformats.org/markup-compatibility/2006" xmlns:o="urn:schemas-microsoft-com:office:office" xmlns:r="http://schemas.openxmlformats.org/officeDocument/2006/relationships" xmlns:m="http://schemas.openxmlformats.org/officeDocument/2006/math" xmlns:v="urn:schemas-microsoft-com:vml" xmlns:wp14="http://schemas.microsoft.com/office/word/2010/wordprocessingDrawing" xmlns:wp="http://schemas.openxmlformats.org/drawingml/2006/wordprocessingDrawing" xmlns:w10="urn:schemas-microsoft-com:office:word" xmlns:w="http://schemas.openxmlformats.org/wordprocessingml/2006/main" xmlns:w14="http://schemas.microsoft.com/office/word/2010/wordml" xmlns:w15="http://schemas.microsoft.com/office/word/2012/wordml" xmlns:wne="http://schemas.microsoft.com/office/word/2006/wordml" xmlns:wpg="http://schemas.microsoft.com/office/word/2010/wordprocessingGroup" xmlns:wpi="http://schemas.microsoft.com/office/word/2010/wordprocessingInk" xmlns:wps="http://schemas.microsoft.com/office/word/2010/wordprocessingShape" mc:Ignorable="w14 w15 wp14">
   <w:p>
     <w:pPr>
-      <w:pStyle w:val="14"/>
+      <w:pStyle w:val="Footer"/>
     </w:pPr>
   </w:p>
 </w:ftr>
 </file>
 
-<file path=word/footnotes.xml><?xml version="1.0" encoding="utf-8"?>
-<w:footnotes xmlns:wpc="http://schemas.microsoft.com/office/word/2010/wordprocessingCanvas" xmlns:mc="http://schemas.openxmlformats.org/markup-compatibility/2006" xmlns:o="urn:schemas-microsoft-com:office:office" xmlns:r="http://schemas.openxmlformats.org/officeDocument/2006/relationships" xmlns:m="http://schemas.openxmlformats.org/officeDocument/2006/math" xmlns:v="urn:schemas-microsoft-com:vml" xmlns:wp14="http://schemas.microsoft.com/office/word/2010/wordprocessingDrawing" xmlns:wp="http://schemas.openxmlformats.org/drawingml/2006/wordprocessingDrawing" xmlns:w="http://schemas.openxmlformats.org/wordprocessingml/2006/main" xmlns:w14="http://schemas.microsoft.com/office/word/2010/wordml" xmlns:w15="http://schemas.microsoft.com/office/word/2012/wordml" xmlns:w10="urn:schemas-microsoft-com:office:word" xmlns:wpg="http://schemas.microsoft.com/office/word/2010/wordprocessingGroup" xmlns:wpi="http://schemas.microsoft.com/office/word/2010/wordprocessingInk" xmlns:wne="http://schemas.microsoft.com/office/word/2006/wordml" xmlns:wps="http://schemas.microsoft.com/office/word/2010/wordprocessingShape" xmlns:wpsCustomData="http://www.wps.cn/officeDocument/2013/wpsCustomData" mc:Ignorable="w14 w15 wp14">
-  <w:footnote w:type="separator" w:id="0">
-    <w:p>
-      <w:pPr>
-        <w:spacing w:line="360" w:lineRule="auto"/>
-      </w:pPr>
-      <w:r>
-        <w:separator/>
-      </w:r>
-    </w:p>
-  </w:footnote>
-  <w:footnote w:type="continuationSeparator" w:id="1">
-    <w:p>
-      <w:pPr>
-        <w:spacing w:line="360" w:lineRule="auto"/>
-      </w:pPr>
-      <w:r>
-        <w:continuationSeparator/>
-      </w:r>
-    </w:p>
-  </w:footnote>
-</w:footnotes>
-</file>
-
 <file path=word/header1.xml><?xml version="1.0" encoding="utf-8"?>
-<w:hdr xmlns:wpc="http://schemas.microsoft.com/office/word/2010/wordprocessingCanvas" xmlns:mc="http://schemas.openxmlformats.org/markup-compatibility/2006" xmlns:o="urn:schemas-microsoft-com:office:office" xmlns:r="http://schemas.openxmlformats.org/officeDocument/2006/relationships" xmlns:m="http://schemas.openxmlformats.org/officeDocument/2006/math" xmlns:v="urn:schemas-microsoft-com:vml" xmlns:wp14="http://schemas.microsoft.com/office/word/2010/wordprocessingDrawing" xmlns:wp="http://schemas.openxmlformats.org/drawingml/2006/wordprocessingDrawing" xmlns:w10="urn:schemas-microsoft-com:office:word" xmlns:w="http://schemas.openxmlformats.org/wordprocessingml/2006/main" xmlns:w14="http://schemas.microsoft.com/office/word/2010/wordml" xmlns:w15="http://schemas.microsoft.com/office/word/2012/wordml" xmlns:wpg="http://schemas.microsoft.com/office/word/2010/wordprocessingGroup" xmlns:wpi="http://schemas.microsoft.com/office/word/2010/wordprocessingInk" xmlns:wne="http://schemas.microsoft.com/office/word/2006/wordml" xmlns:wps="http://schemas.microsoft.com/office/word/2010/wordprocessingShape" xmlns:wpsCustomData="http://www.wps.cn/officeDocument/2013/wpsCustomData" mc:Ignorable="w14 w15 wp14">
+<w:hdr xmlns:wpc="http://schemas.microsoft.com/office/word/2010/wordprocessingCanvas" xmlns:mc="http://schemas.openxmlformats.org/markup-compatibility/2006" xmlns:o="urn:schemas-microsoft-com:office:office" xmlns:r="http://schemas.openxmlformats.org/officeDocument/2006/relationships" xmlns:m="http://schemas.openxmlformats.org/officeDocument/2006/math" xmlns:v="urn:schemas-microsoft-com:vml" xmlns:wp14="http://schemas.microsoft.com/office/word/2010/wordprocessingDrawing" xmlns:wp="http://schemas.openxmlformats.org/drawingml/2006/wordprocessingDrawing" xmlns:w10="urn:schemas-microsoft-com:office:word" xmlns:w="http://schemas.openxmlformats.org/wordprocessingml/2006/main" xmlns:w14="http://schemas.microsoft.com/office/word/2010/wordml" xmlns:w15="http://schemas.microsoft.com/office/word/2012/wordml" xmlns:wne="http://schemas.microsoft.com/office/word/2006/wordml" xmlns:wpg="http://schemas.microsoft.com/office/word/2010/wordprocessingGroup" xmlns:wpi="http://schemas.microsoft.com/office/word/2010/wordprocessingInk" xmlns:wps="http://schemas.microsoft.com/office/word/2010/wordprocessingShape" mc:Ignorable="w14 w15 wp14">
   <w:p>
     <w:pPr>
-      <w:pStyle w:val="15"/>
+      <w:pStyle w:val="Header"/>
       <w:pBdr>
-        <w:bottom w:val="single" w:color="auto" w:sz="4" w:space="1"/>
+        <w:bottom w:val="single" w:sz="4" w:space="1" w:color="auto"/>
       </w:pBdr>
       <w:tabs>
         <w:tab w:val="left" w:pos="335"/>
@@ -5178,27 +5069,27 @@
       </w:tabs>
       <w:jc w:val="right"/>
       <w:rPr>
-        <w:rFonts w:hint="eastAsia" w:eastAsiaTheme="minorEastAsia"/>
+        <w:rFonts w:eastAsiaTheme="minorEastAsia" w:hint="eastAsia"/>
         <w:lang w:eastAsia="zh-CN"/>
       </w:rPr>
     </w:pPr>
     <w:r>
       <w:rPr>
-        <w:rFonts w:hint="eastAsia" w:eastAsiaTheme="minorEastAsia"/>
+        <w:rFonts w:eastAsiaTheme="minorEastAsia" w:hint="eastAsia"/>
         <w:lang w:val="en-US" w:eastAsia="zh-CN"/>
       </w:rPr>
       <w:tab/>
     </w:r>
     <w:r>
       <w:rPr>
-        <w:rFonts w:hint="eastAsia" w:eastAsiaTheme="minorEastAsia"/>
+        <w:rFonts w:eastAsiaTheme="minorEastAsia" w:hint="eastAsia"/>
         <w:lang w:val="en-US" w:eastAsia="zh-CN"/>
       </w:rPr>
       <w:tab/>
     </w:r>
     <w:r>
       <w:rPr>
-        <w:rFonts w:hint="eastAsia" w:eastAsiaTheme="minorEastAsia"/>
+        <w:rFonts w:eastAsiaTheme="minorEastAsia" w:hint="eastAsia"/>
         <w:lang w:val="en-US" w:eastAsia="zh-CN"/>
       </w:rPr>
       <w:t>桐乡华数广电网络有限公司</w:t>
@@ -5208,15 +5099,15 @@
 </file>
 
 <file path=word/numbering.xml><?xml version="1.0" encoding="utf-8"?>
-<w:numbering xmlns:wpc="http://schemas.microsoft.com/office/word/2010/wordprocessingCanvas" xmlns:mc="http://schemas.openxmlformats.org/markup-compatibility/2006" xmlns:o="urn:schemas-microsoft-com:office:office" xmlns:r="http://schemas.openxmlformats.org/officeDocument/2006/relationships" xmlns:m="http://schemas.openxmlformats.org/officeDocument/2006/math" xmlns:v="urn:schemas-microsoft-com:vml" xmlns:wp14="http://schemas.microsoft.com/office/word/2010/wordprocessingDrawing" xmlns:wp="http://schemas.openxmlformats.org/drawingml/2006/wordprocessingDrawing" xmlns:w10="urn:schemas-microsoft-com:office:word" xmlns:w="http://schemas.openxmlformats.org/wordprocessingml/2006/main" xmlns:w14="http://schemas.microsoft.com/office/word/2010/wordml" xmlns:wpg="http://schemas.microsoft.com/office/word/2010/wordprocessingGroup" xmlns:wpi="http://schemas.microsoft.com/office/word/2010/wordprocessingInk" xmlns:wne="http://schemas.microsoft.com/office/word/2006/wordml" xmlns:wps="http://schemas.microsoft.com/office/word/2010/wordprocessingShape" xmlns:wpsCustomData="http://www.wps.cn/officeDocument/2013/wpsCustomData" mc:Ignorable="w14 wp14">
+<w:numbering xmlns:wpc="http://schemas.microsoft.com/office/word/2010/wordprocessingCanvas" xmlns:mc="http://schemas.openxmlformats.org/markup-compatibility/2006" xmlns:o="urn:schemas-microsoft-com:office:office" xmlns:r="http://schemas.openxmlformats.org/officeDocument/2006/relationships" xmlns:m="http://schemas.openxmlformats.org/officeDocument/2006/math" xmlns:v="urn:schemas-microsoft-com:vml" xmlns:wp14="http://schemas.microsoft.com/office/word/2010/wordprocessingDrawing" xmlns:wp="http://schemas.openxmlformats.org/drawingml/2006/wordprocessingDrawing" xmlns:w10="urn:schemas-microsoft-com:office:word" xmlns:w="http://schemas.openxmlformats.org/wordprocessingml/2006/main" xmlns:w14="http://schemas.microsoft.com/office/word/2010/wordml" xmlns:w15="http://schemas.microsoft.com/office/word/2012/wordml" xmlns:wne="http://schemas.microsoft.com/office/word/2006/wordml" xmlns:wpg="http://schemas.microsoft.com/office/word/2010/wordprocessingGroup" xmlns:wpi="http://schemas.microsoft.com/office/word/2010/wordprocessingInk" xmlns:wps="http://schemas.microsoft.com/office/word/2010/wordprocessingShape" mc:Ignorable="w14 w15 wp14">
   <w:abstractNum w:abstractNumId="0">
     <w:nsid w:val="8E964DCE"/>
     <w:multiLevelType w:val="multilevel"/>
     <w:tmpl w:val="8E964DCE"/>
-    <w:lvl w:ilvl="0" w:tentative="0">
+    <w:lvl w:ilvl="0">
       <w:start w:val="1"/>
       <w:numFmt w:val="decimal"/>
-      <w:pStyle w:val="2"/>
+      <w:pStyle w:val="Heading1"/>
       <w:lvlText w:val="%1."/>
       <w:lvlJc w:val="left"/>
       <w:pPr>
@@ -5226,10 +5117,10 @@
         <w:rFonts w:hint="default"/>
       </w:rPr>
     </w:lvl>
-    <w:lvl w:ilvl="1" w:tentative="0">
+    <w:lvl w:ilvl="1">
       <w:start w:val="1"/>
       <w:numFmt w:val="decimal"/>
-      <w:pStyle w:val="3"/>
+      <w:pStyle w:val="Heading2"/>
       <w:lvlText w:val="%1.%2."/>
       <w:lvlJc w:val="left"/>
       <w:pPr>
@@ -5239,10 +5130,10 @@
         <w:rFonts w:hint="default"/>
       </w:rPr>
     </w:lvl>
-    <w:lvl w:ilvl="2" w:tentative="0">
+    <w:lvl w:ilvl="2">
       <w:start w:val="1"/>
       <w:numFmt w:val="decimal"/>
-      <w:pStyle w:val="4"/>
+      <w:pStyle w:val="Heading3"/>
       <w:lvlText w:val="%1.%2.%3."/>
       <w:lvlJc w:val="left"/>
       <w:pPr>
@@ -5252,10 +5143,10 @@
         <w:rFonts w:hint="default"/>
       </w:rPr>
     </w:lvl>
-    <w:lvl w:ilvl="3" w:tentative="0">
+    <w:lvl w:ilvl="3">
       <w:start w:val="1"/>
       <w:numFmt w:val="decimal"/>
-      <w:pStyle w:val="5"/>
+      <w:pStyle w:val="Heading4"/>
       <w:lvlText w:val="%1.%2.%3.%4."/>
       <w:lvlJc w:val="left"/>
       <w:pPr>
@@ -5265,10 +5156,10 @@
         <w:rFonts w:hint="default"/>
       </w:rPr>
     </w:lvl>
-    <w:lvl w:ilvl="4" w:tentative="0">
+    <w:lvl w:ilvl="4">
       <w:start w:val="1"/>
       <w:numFmt w:val="decimal"/>
-      <w:pStyle w:val="6"/>
+      <w:pStyle w:val="Heading5"/>
       <w:lvlText w:val="%1.%2.%3.%4.%5."/>
       <w:lvlJc w:val="left"/>
       <w:pPr>
@@ -5278,10 +5169,10 @@
         <w:rFonts w:hint="default"/>
       </w:rPr>
     </w:lvl>
-    <w:lvl w:ilvl="5" w:tentative="0">
+    <w:lvl w:ilvl="5">
       <w:start w:val="1"/>
       <w:numFmt w:val="decimal"/>
-      <w:pStyle w:val="7"/>
+      <w:pStyle w:val="Heading6"/>
       <w:lvlText w:val="%1.%2.%3.%4.%5.%6."/>
       <w:lvlJc w:val="left"/>
       <w:pPr>
@@ -5291,10 +5182,10 @@
         <w:rFonts w:hint="default"/>
       </w:rPr>
     </w:lvl>
-    <w:lvl w:ilvl="6" w:tentative="0">
+    <w:lvl w:ilvl="6">
       <w:start w:val="1"/>
       <w:numFmt w:val="decimal"/>
-      <w:pStyle w:val="8"/>
+      <w:pStyle w:val="Heading7"/>
       <w:lvlText w:val="%1.%2.%3.%4.%5.%6.%7."/>
       <w:lvlJc w:val="left"/>
       <w:pPr>
@@ -5304,10 +5195,10 @@
         <w:rFonts w:hint="default"/>
       </w:rPr>
     </w:lvl>
-    <w:lvl w:ilvl="7" w:tentative="0">
+    <w:lvl w:ilvl="7">
       <w:start w:val="1"/>
       <w:numFmt w:val="decimal"/>
-      <w:pStyle w:val="9"/>
+      <w:pStyle w:val="Heading8"/>
       <w:lvlText w:val="%1.%2.%3.%4.%5.%6.%7.%8."/>
       <w:lvlJc w:val="left"/>
       <w:pPr>
@@ -5317,10 +5208,10 @@
         <w:rFonts w:hint="default"/>
       </w:rPr>
     </w:lvl>
-    <w:lvl w:ilvl="8" w:tentative="0">
+    <w:lvl w:ilvl="8">
       <w:start w:val="1"/>
       <w:numFmt w:val="decimal"/>
-      <w:pStyle w:val="10"/>
+      <w:pStyle w:val="Heading9"/>
       <w:lvlText w:val="%1.%2.%3.%4.%5.%6.%7.%8.%9."/>
       <w:lvlJc w:val="left"/>
       <w:pPr>
@@ -5335,7 +5226,7 @@
     <w:nsid w:val="B7581AE9"/>
     <w:multiLevelType w:val="singleLevel"/>
     <w:tmpl w:val="B7581AE9"/>
-    <w:lvl w:ilvl="0" w:tentative="0">
+    <w:lvl w:ilvl="0">
       <w:start w:val="1"/>
       <w:numFmt w:val="decimal"/>
       <w:lvlText w:val="%1."/>
@@ -5358,269 +5249,267 @@
 </file>
 
 <file path=word/styles.xml><?xml version="1.0" encoding="utf-8"?>
-<w:styles xmlns:mc="http://schemas.openxmlformats.org/markup-compatibility/2006" xmlns:o="urn:schemas-microsoft-com:office:office" xmlns:r="http://schemas.openxmlformats.org/officeDocument/2006/relationships" xmlns:m="http://schemas.openxmlformats.org/officeDocument/2006/math" xmlns:v="urn:schemas-microsoft-com:vml" xmlns:w="http://schemas.openxmlformats.org/wordprocessingml/2006/main" xmlns:w14="http://schemas.microsoft.com/office/word/2010/wordml" xmlns:w10="urn:schemas-microsoft-com:office:word" xmlns:sl="http://schemas.openxmlformats.org/schemaLibrary/2006/main" xmlns:wpsCustomData="http://www.wps.cn/officeDocument/2013/wpsCustomData" mc:Ignorable="w14">
+<w:styles xmlns:mc="http://schemas.openxmlformats.org/markup-compatibility/2006" xmlns:r="http://schemas.openxmlformats.org/officeDocument/2006/relationships" xmlns:w="http://schemas.openxmlformats.org/wordprocessingml/2006/main" xmlns:w14="http://schemas.microsoft.com/office/word/2010/wordml" xmlns:w15="http://schemas.microsoft.com/office/word/2012/wordml" mc:Ignorable="w14 w15">
   <w:docDefaults>
     <w:rPrDefault>
       <w:rPr>
-        <w:rFonts w:ascii="Times New Roman" w:hAnsi="Times New Roman" w:eastAsia="宋体" w:cs="Times New Roman"/>
+        <w:rFonts w:ascii="Times New Roman" w:eastAsia="宋体" w:hAnsi="Times New Roman" w:cs="Times New Roman"/>
       </w:rPr>
     </w:rPrDefault>
     <w:pPrDefault/>
   </w:docDefaults>
-  <w:latentStyles w:count="260" w:defQFormat="0" w:defUnhideWhenUsed="1" w:defSemiHidden="1" w:defUIPriority="99" w:defLockedState="0">
-    <w:lsdException w:qFormat="1" w:unhideWhenUsed="0" w:uiPriority="0" w:semiHidden="0" w:name="Normal"/>
-    <w:lsdException w:qFormat="1" w:unhideWhenUsed="0" w:uiPriority="0" w:semiHidden="0" w:name="heading 1"/>
-    <w:lsdException w:qFormat="1" w:uiPriority="0" w:semiHidden="0" w:name="heading 2"/>
-    <w:lsdException w:qFormat="1" w:uiPriority="0" w:name="heading 3"/>
-    <w:lsdException w:qFormat="1" w:uiPriority="0" w:semiHidden="0" w:name="heading 4"/>
-    <w:lsdException w:qFormat="1" w:uiPriority="0" w:name="heading 5"/>
-    <w:lsdException w:qFormat="1" w:uiPriority="0" w:name="heading 6"/>
-    <w:lsdException w:qFormat="1" w:uiPriority="0" w:name="heading 7"/>
-    <w:lsdException w:qFormat="1" w:uiPriority="0" w:name="heading 8"/>
-    <w:lsdException w:qFormat="1" w:uiPriority="0" w:name="heading 9"/>
-    <w:lsdException w:unhideWhenUsed="0" w:uiPriority="0" w:semiHidden="0" w:name="index 1"/>
-    <w:lsdException w:unhideWhenUsed="0" w:uiPriority="0" w:semiHidden="0" w:name="index 2"/>
-    <w:lsdException w:unhideWhenUsed="0" w:uiPriority="0" w:semiHidden="0" w:name="index 3"/>
-    <w:lsdException w:unhideWhenUsed="0" w:uiPriority="0" w:semiHidden="0" w:name="index 4"/>
-    <w:lsdException w:unhideWhenUsed="0" w:uiPriority="0" w:semiHidden="0" w:name="index 5"/>
-    <w:lsdException w:unhideWhenUsed="0" w:uiPriority="0" w:semiHidden="0" w:name="index 6"/>
-    <w:lsdException w:unhideWhenUsed="0" w:uiPriority="0" w:semiHidden="0" w:name="index 7"/>
-    <w:lsdException w:unhideWhenUsed="0" w:uiPriority="0" w:semiHidden="0" w:name="index 8"/>
-    <w:lsdException w:unhideWhenUsed="0" w:uiPriority="0" w:semiHidden="0" w:name="index 9"/>
-    <w:lsdException w:qFormat="1" w:unhideWhenUsed="0" w:uiPriority="0" w:semiHidden="0" w:name="toc 1"/>
-    <w:lsdException w:qFormat="1" w:unhideWhenUsed="0" w:uiPriority="0" w:semiHidden="0" w:name="toc 2"/>
-    <w:lsdException w:qFormat="1" w:unhideWhenUsed="0" w:uiPriority="0" w:semiHidden="0" w:name="toc 3"/>
-    <w:lsdException w:unhideWhenUsed="0" w:uiPriority="0" w:semiHidden="0" w:name="toc 4"/>
-    <w:lsdException w:unhideWhenUsed="0" w:uiPriority="0" w:semiHidden="0" w:name="toc 5"/>
-    <w:lsdException w:unhideWhenUsed="0" w:uiPriority="0" w:semiHidden="0" w:name="toc 6"/>
-    <w:lsdException w:unhideWhenUsed="0" w:uiPriority="0" w:semiHidden="0" w:name="toc 7"/>
-    <w:lsdException w:unhideWhenUsed="0" w:uiPriority="0" w:semiHidden="0" w:name="toc 8"/>
-    <w:lsdException w:unhideWhenUsed="0" w:uiPriority="0" w:semiHidden="0" w:name="toc 9"/>
-    <w:lsdException w:unhideWhenUsed="0" w:uiPriority="0" w:semiHidden="0" w:name="Normal Indent"/>
-    <w:lsdException w:unhideWhenUsed="0" w:uiPriority="0" w:semiHidden="0" w:name="footnote text"/>
-    <w:lsdException w:qFormat="1" w:unhideWhenUsed="0" w:uiPriority="0" w:semiHidden="0" w:name="annotation text"/>
-    <w:lsdException w:qFormat="1" w:unhideWhenUsed="0" w:uiPriority="0" w:semiHidden="0" w:name="header"/>
-    <w:lsdException w:qFormat="1" w:unhideWhenUsed="0" w:uiPriority="0" w:semiHidden="0" w:name="footer"/>
-    <w:lsdException w:unhideWhenUsed="0" w:uiPriority="0" w:semiHidden="0" w:name="index heading"/>
-    <w:lsdException w:qFormat="1" w:uiPriority="0" w:name="caption"/>
-    <w:lsdException w:unhideWhenUsed="0" w:uiPriority="0" w:semiHidden="0" w:name="table of figures"/>
-    <w:lsdException w:unhideWhenUsed="0" w:uiPriority="0" w:semiHidden="0" w:name="envelope address"/>
-    <w:lsdException w:unhideWhenUsed="0" w:uiPriority="0" w:semiHidden="0" w:name="envelope return"/>
-    <w:lsdException w:unhideWhenUsed="0" w:uiPriority="0" w:semiHidden="0" w:name="footnote reference"/>
-    <w:lsdException w:unhideWhenUsed="0" w:uiPriority="0" w:semiHidden="0" w:name="annotation reference"/>
-    <w:lsdException w:unhideWhenUsed="0" w:uiPriority="0" w:semiHidden="0" w:name="line number"/>
-    <w:lsdException w:unhideWhenUsed="0" w:uiPriority="0" w:semiHidden="0" w:name="page number"/>
-    <w:lsdException w:unhideWhenUsed="0" w:uiPriority="0" w:semiHidden="0" w:name="endnote reference"/>
-    <w:lsdException w:unhideWhenUsed="0" w:uiPriority="0" w:semiHidden="0" w:name="endnote text"/>
-    <w:lsdException w:unhideWhenUsed="0" w:uiPriority="0" w:semiHidden="0" w:name="table of authorities"/>
-    <w:lsdException w:unhideWhenUsed="0" w:uiPriority="0" w:semiHidden="0" w:name="macro"/>
-    <w:lsdException w:unhideWhenUsed="0" w:uiPriority="0" w:semiHidden="0" w:name="toa heading"/>
-    <w:lsdException w:unhideWhenUsed="0" w:uiPriority="0" w:semiHidden="0" w:name="List"/>
-    <w:lsdException w:unhideWhenUsed="0" w:uiPriority="0" w:semiHidden="0" w:name="List Bullet"/>
-    <w:lsdException w:unhideWhenUsed="0" w:uiPriority="0" w:semiHidden="0" w:name="List Number"/>
-    <w:lsdException w:unhideWhenUsed="0" w:uiPriority="0" w:semiHidden="0" w:name="List 2"/>
-    <w:lsdException w:unhideWhenUsed="0" w:uiPriority="0" w:semiHidden="0" w:name="List 3"/>
-    <w:lsdException w:unhideWhenUsed="0" w:uiPriority="0" w:semiHidden="0" w:name="List 4"/>
-    <w:lsdException w:unhideWhenUsed="0" w:uiPriority="0" w:semiHidden="0" w:name="List 5"/>
-    <w:lsdException w:unhideWhenUsed="0" w:uiPriority="0" w:semiHidden="0" w:name="List Bullet 2"/>
-    <w:lsdException w:unhideWhenUsed="0" w:uiPriority="0" w:semiHidden="0" w:name="List Bullet 3"/>
-    <w:lsdException w:unhideWhenUsed="0" w:uiPriority="0" w:semiHidden="0" w:name="List Bullet 4"/>
-    <w:lsdException w:unhideWhenUsed="0" w:uiPriority="0" w:semiHidden="0" w:name="List Bullet 5"/>
-    <w:lsdException w:unhideWhenUsed="0" w:uiPriority="0" w:semiHidden="0" w:name="List Number 2"/>
-    <w:lsdException w:unhideWhenUsed="0" w:uiPriority="0" w:semiHidden="0" w:name="List Number 3"/>
-    <w:lsdException w:unhideWhenUsed="0" w:uiPriority="0" w:semiHidden="0" w:name="List Number 4"/>
-    <w:lsdException w:unhideWhenUsed="0" w:uiPriority="0" w:semiHidden="0" w:name="List Number 5"/>
-    <w:lsdException w:qFormat="1" w:unhideWhenUsed="0" w:uiPriority="0" w:semiHidden="0" w:name="Title"/>
-    <w:lsdException w:unhideWhenUsed="0" w:uiPriority="0" w:semiHidden="0" w:name="Closing"/>
-    <w:lsdException w:unhideWhenUsed="0" w:uiPriority="0" w:semiHidden="0" w:name="Signature"/>
-    <w:lsdException w:qFormat="1" w:unhideWhenUsed="0" w:uiPriority="0" w:name="Default Paragraph Font"/>
-    <w:lsdException w:qFormat="1" w:unhideWhenUsed="0" w:uiPriority="0" w:name="Body Text"/>
-    <w:lsdException w:unhideWhenUsed="0" w:uiPriority="0" w:semiHidden="0" w:name="Body Text Indent"/>
-    <w:lsdException w:unhideWhenUsed="0" w:uiPriority="0" w:semiHidden="0" w:name="List Continue"/>
-    <w:lsdException w:unhideWhenUsed="0" w:uiPriority="0" w:semiHidden="0" w:name="List Continue 2"/>
-    <w:lsdException w:unhideWhenUsed="0" w:uiPriority="0" w:semiHidden="0" w:name="List Continue 3"/>
-    <w:lsdException w:unhideWhenUsed="0" w:uiPriority="0" w:semiHidden="0" w:name="List Continue 4"/>
-    <w:lsdException w:unhideWhenUsed="0" w:uiPriority="0" w:semiHidden="0" w:name="List Continue 5"/>
-    <w:lsdException w:unhideWhenUsed="0" w:uiPriority="0" w:semiHidden="0" w:name="Message Header"/>
-    <w:lsdException w:qFormat="1" w:unhideWhenUsed="0" w:uiPriority="0" w:semiHidden="0" w:name="Subtitle"/>
-    <w:lsdException w:unhideWhenUsed="0" w:uiPriority="0" w:semiHidden="0" w:name="Salutation"/>
-    <w:lsdException w:unhideWhenUsed="0" w:uiPriority="0" w:semiHidden="0" w:name="Date"/>
-    <w:lsdException w:unhideWhenUsed="0" w:uiPriority="0" w:semiHidden="0" w:name="Body Text First Indent"/>
-    <w:lsdException w:unhideWhenUsed="0" w:uiPriority="0" w:semiHidden="0" w:name="Body Text First Indent 2"/>
-    <w:lsdException w:uiPriority="99" w:name="Note Heading"/>
-    <w:lsdException w:unhideWhenUsed="0" w:uiPriority="0" w:semiHidden="0" w:name="Body Text 2"/>
-    <w:lsdException w:unhideWhenUsed="0" w:uiPriority="0" w:semiHidden="0" w:name="Body Text 3"/>
-    <w:lsdException w:unhideWhenUsed="0" w:uiPriority="0" w:semiHidden="0" w:name="Body Text Indent 2"/>
-    <w:lsdException w:unhideWhenUsed="0" w:uiPriority="0" w:semiHidden="0" w:name="Body Text Indent 3"/>
-    <w:lsdException w:unhideWhenUsed="0" w:uiPriority="0" w:semiHidden="0" w:name="Block Text"/>
-    <w:lsdException w:unhideWhenUsed="0" w:uiPriority="0" w:semiHidden="0" w:name="Hyperlink"/>
-    <w:lsdException w:unhideWhenUsed="0" w:uiPriority="0" w:semiHidden="0" w:name="FollowedHyperlink"/>
-    <w:lsdException w:qFormat="1" w:unhideWhenUsed="0" w:uiPriority="0" w:semiHidden="0" w:name="Strong"/>
-    <w:lsdException w:qFormat="1" w:unhideWhenUsed="0" w:uiPriority="0" w:semiHidden="0" w:name="Emphasis"/>
-    <w:lsdException w:unhideWhenUsed="0" w:uiPriority="0" w:semiHidden="0" w:name="Document Map"/>
-    <w:lsdException w:unhideWhenUsed="0" w:uiPriority="0" w:semiHidden="0" w:name="Plain Text"/>
-    <w:lsdException w:unhideWhenUsed="0" w:uiPriority="0" w:semiHidden="0" w:name="E-mail Signature"/>
-    <w:lsdException w:qFormat="1" w:unhideWhenUsed="0" w:uiPriority="0" w:semiHidden="0" w:name="Normal (Web)"/>
-    <w:lsdException w:unhideWhenUsed="0" w:uiPriority="0" w:semiHidden="0" w:name="HTML Acronym"/>
-    <w:lsdException w:unhideWhenUsed="0" w:uiPriority="0" w:semiHidden="0" w:name="HTML Address"/>
-    <w:lsdException w:unhideWhenUsed="0" w:uiPriority="0" w:semiHidden="0" w:name="HTML Cite"/>
-    <w:lsdException w:unhideWhenUsed="0" w:uiPriority="0" w:semiHidden="0" w:name="HTML Code"/>
-    <w:lsdException w:unhideWhenUsed="0" w:uiPriority="0" w:semiHidden="0" w:name="HTML Definition"/>
-    <w:lsdException w:unhideWhenUsed="0" w:uiPriority="0" w:semiHidden="0" w:name="HTML Keyboard"/>
-    <w:lsdException w:unhideWhenUsed="0" w:uiPriority="0" w:semiHidden="0" w:name="HTML Preformatted"/>
-    <w:lsdException w:unhideWhenUsed="0" w:uiPriority="0" w:semiHidden="0" w:name="HTML Sample"/>
-    <w:lsdException w:unhideWhenUsed="0" w:uiPriority="0" w:semiHidden="0" w:name="HTML Typewriter"/>
-    <w:lsdException w:unhideWhenUsed="0" w:uiPriority="0" w:semiHidden="0" w:name="HTML Variable"/>
-    <w:lsdException w:qFormat="1" w:unhideWhenUsed="0" w:uiPriority="0" w:name="Normal Table"/>
-    <w:lsdException w:unhideWhenUsed="0" w:uiPriority="0" w:semiHidden="0" w:name="annotation subject"/>
-    <w:lsdException w:unhideWhenUsed="0" w:uiPriority="0" w:semiHidden="0" w:name="Table Simple 1"/>
-    <w:lsdException w:unhideWhenUsed="0" w:uiPriority="0" w:semiHidden="0" w:name="Table Simple 2"/>
-    <w:lsdException w:unhideWhenUsed="0" w:uiPriority="0" w:semiHidden="0" w:name="Table Simple 3"/>
-    <w:lsdException w:unhideWhenUsed="0" w:uiPriority="0" w:semiHidden="0" w:name="Table Classic 1"/>
-    <w:lsdException w:unhideWhenUsed="0" w:uiPriority="0" w:semiHidden="0" w:name="Table Classic 2"/>
-    <w:lsdException w:unhideWhenUsed="0" w:uiPriority="0" w:semiHidden="0" w:name="Table Classic 3"/>
-    <w:lsdException w:unhideWhenUsed="0" w:uiPriority="0" w:semiHidden="0" w:name="Table Classic 4"/>
-    <w:lsdException w:unhideWhenUsed="0" w:uiPriority="0" w:semiHidden="0" w:name="Table Colorful 1"/>
-    <w:lsdException w:unhideWhenUsed="0" w:uiPriority="0" w:semiHidden="0" w:name="Table Colorful 2"/>
-    <w:lsdException w:unhideWhenUsed="0" w:uiPriority="0" w:semiHidden="0" w:name="Table Colorful 3"/>
-    <w:lsdException w:unhideWhenUsed="0" w:uiPriority="0" w:semiHidden="0" w:name="Table Columns 1"/>
-    <w:lsdException w:unhideWhenUsed="0" w:uiPriority="0" w:semiHidden="0" w:name="Table Columns 2"/>
-    <w:lsdException w:unhideWhenUsed="0" w:uiPriority="0" w:semiHidden="0" w:name="Table Columns 3"/>
-    <w:lsdException w:unhideWhenUsed="0" w:uiPriority="0" w:semiHidden="0" w:name="Table Columns 4"/>
-    <w:lsdException w:unhideWhenUsed="0" w:uiPriority="0" w:semiHidden="0" w:name="Table Columns 5"/>
-    <w:lsdException w:unhideWhenUsed="0" w:uiPriority="0" w:semiHidden="0" w:name="Table Grid 1"/>
-    <w:lsdException w:unhideWhenUsed="0" w:uiPriority="0" w:semiHidden="0" w:name="Table Grid 2"/>
-    <w:lsdException w:unhideWhenUsed="0" w:uiPriority="0" w:semiHidden="0" w:name="Table Grid 3"/>
-    <w:lsdException w:unhideWhenUsed="0" w:uiPriority="0" w:semiHidden="0" w:name="Table Grid 4"/>
-    <w:lsdException w:unhideWhenUsed="0" w:uiPriority="0" w:semiHidden="0" w:name="Table Grid 5"/>
-    <w:lsdException w:unhideWhenUsed="0" w:uiPriority="0" w:semiHidden="0" w:name="Table Grid 6"/>
-    <w:lsdException w:unhideWhenUsed="0" w:uiPriority="0" w:semiHidden="0" w:name="Table Grid 7"/>
-    <w:lsdException w:unhideWhenUsed="0" w:uiPriority="0" w:semiHidden="0" w:name="Table Grid 8"/>
-    <w:lsdException w:unhideWhenUsed="0" w:uiPriority="0" w:semiHidden="0" w:name="Table List 1"/>
-    <w:lsdException w:unhideWhenUsed="0" w:uiPriority="0" w:semiHidden="0" w:name="Table List 2"/>
-    <w:lsdException w:unhideWhenUsed="0" w:uiPriority="0" w:semiHidden="0" w:name="Table List 3"/>
-    <w:lsdException w:unhideWhenUsed="0" w:uiPriority="0" w:semiHidden="0" w:name="Table List 4"/>
-    <w:lsdException w:unhideWhenUsed="0" w:uiPriority="0" w:semiHidden="0" w:name="Table List 5"/>
-    <w:lsdException w:unhideWhenUsed="0" w:uiPriority="0" w:semiHidden="0" w:name="Table List 6"/>
-    <w:lsdException w:unhideWhenUsed="0" w:uiPriority="0" w:semiHidden="0" w:name="Table List 7"/>
-    <w:lsdException w:unhideWhenUsed="0" w:uiPriority="0" w:semiHidden="0" w:name="Table List 8"/>
-    <w:lsdException w:unhideWhenUsed="0" w:uiPriority="0" w:semiHidden="0" w:name="Table 3D effects 1"/>
-    <w:lsdException w:unhideWhenUsed="0" w:uiPriority="0" w:semiHidden="0" w:name="Table 3D effects 2"/>
-    <w:lsdException w:unhideWhenUsed="0" w:uiPriority="0" w:semiHidden="0" w:name="Table 3D effects 3"/>
-    <w:lsdException w:unhideWhenUsed="0" w:uiPriority="0" w:semiHidden="0" w:name="Table Contemporary"/>
-    <w:lsdException w:unhideWhenUsed="0" w:uiPriority="0" w:semiHidden="0" w:name="Table Elegant"/>
-    <w:lsdException w:unhideWhenUsed="0" w:uiPriority="0" w:semiHidden="0" w:name="Table Professional"/>
-    <w:lsdException w:unhideWhenUsed="0" w:uiPriority="0" w:semiHidden="0" w:name="Table Subtle 1"/>
-    <w:lsdException w:unhideWhenUsed="0" w:uiPriority="0" w:semiHidden="0" w:name="Table Subtle 2"/>
-    <w:lsdException w:unhideWhenUsed="0" w:uiPriority="0" w:semiHidden="0" w:name="Table Web 1"/>
-    <w:lsdException w:unhideWhenUsed="0" w:uiPriority="0" w:semiHidden="0" w:name="Table Web 2"/>
-    <w:lsdException w:unhideWhenUsed="0" w:uiPriority="0" w:semiHidden="0" w:name="Table Web 3"/>
-    <w:lsdException w:unhideWhenUsed="0" w:uiPriority="0" w:semiHidden="0" w:name="Balloon Text"/>
-    <w:lsdException w:qFormat="1" w:unhideWhenUsed="0" w:uiPriority="0" w:semiHidden="0" w:name="Table Grid"/>
-    <w:lsdException w:unhideWhenUsed="0" w:uiPriority="0" w:semiHidden="0" w:name="Table Theme"/>
-    <w:lsdException w:unhideWhenUsed="0" w:uiPriority="60" w:semiHidden="0" w:name="Light Shading"/>
-    <w:lsdException w:unhideWhenUsed="0" w:uiPriority="61" w:semiHidden="0" w:name="Light List"/>
-    <w:lsdException w:unhideWhenUsed="0" w:uiPriority="62" w:semiHidden="0" w:name="Light Grid"/>
-    <w:lsdException w:unhideWhenUsed="0" w:uiPriority="63" w:semiHidden="0" w:name="Medium Shading 1"/>
-    <w:lsdException w:unhideWhenUsed="0" w:uiPriority="64" w:semiHidden="0" w:name="Medium Shading 2"/>
-    <w:lsdException w:unhideWhenUsed="0" w:uiPriority="65" w:semiHidden="0" w:name="Medium List 1"/>
-    <w:lsdException w:unhideWhenUsed="0" w:uiPriority="66" w:semiHidden="0" w:name="Medium List 2"/>
-    <w:lsdException w:unhideWhenUsed="0" w:uiPriority="67" w:semiHidden="0" w:name="Medium Grid 1"/>
-    <w:lsdException w:unhideWhenUsed="0" w:uiPriority="68" w:semiHidden="0" w:name="Medium Grid 2"/>
-    <w:lsdException w:unhideWhenUsed="0" w:uiPriority="69" w:semiHidden="0" w:name="Medium Grid 3"/>
-    <w:lsdException w:unhideWhenUsed="0" w:uiPriority="70" w:semiHidden="0" w:name="Dark List"/>
-    <w:lsdException w:unhideWhenUsed="0" w:uiPriority="71" w:semiHidden="0" w:name="Colorful Shading"/>
-    <w:lsdException w:unhideWhenUsed="0" w:uiPriority="72" w:semiHidden="0" w:name="Colorful List"/>
-    <w:lsdException w:unhideWhenUsed="0" w:uiPriority="73" w:semiHidden="0" w:name="Colorful Grid"/>
-    <w:lsdException w:unhideWhenUsed="0" w:uiPriority="60" w:semiHidden="0" w:name="Light Shading Accent 1"/>
-    <w:lsdException w:unhideWhenUsed="0" w:uiPriority="61" w:semiHidden="0" w:name="Light List Accent 1"/>
-    <w:lsdException w:unhideWhenUsed="0" w:uiPriority="62" w:semiHidden="0" w:name="Light Grid Accent 1"/>
-    <w:lsdException w:unhideWhenUsed="0" w:uiPriority="63" w:semiHidden="0" w:name="Medium Shading 1 Accent 1"/>
-    <w:lsdException w:unhideWhenUsed="0" w:uiPriority="64" w:semiHidden="0" w:name="Medium Shading 2 Accent 1"/>
-    <w:lsdException w:unhideWhenUsed="0" w:uiPriority="65" w:semiHidden="0" w:name="Medium List 1 Accent 1"/>
-    <w:lsdException w:unhideWhenUsed="0" w:uiPriority="66" w:semiHidden="0" w:name="Medium List 2 Accent 1"/>
-    <w:lsdException w:unhideWhenUsed="0" w:uiPriority="67" w:semiHidden="0" w:name="Medium Grid 1 Accent 1"/>
-    <w:lsdException w:unhideWhenUsed="0" w:uiPriority="68" w:semiHidden="0" w:name="Medium Grid 2 Accent 1"/>
-    <w:lsdException w:unhideWhenUsed="0" w:uiPriority="69" w:semiHidden="0" w:name="Medium Grid 3 Accent 1"/>
-    <w:lsdException w:unhideWhenUsed="0" w:uiPriority="70" w:semiHidden="0" w:name="Dark List Accent 1"/>
-    <w:lsdException w:unhideWhenUsed="0" w:uiPriority="71" w:semiHidden="0" w:name="Colorful Shading Accent 1"/>
-    <w:lsdException w:unhideWhenUsed="0" w:uiPriority="72" w:semiHidden="0" w:name="Colorful List Accent 1"/>
-    <w:lsdException w:unhideWhenUsed="0" w:uiPriority="73" w:semiHidden="0" w:name="Colorful Grid Accent 1"/>
-    <w:lsdException w:unhideWhenUsed="0" w:uiPriority="60" w:semiHidden="0" w:name="Light Shading Accent 2"/>
-    <w:lsdException w:unhideWhenUsed="0" w:uiPriority="61" w:semiHidden="0" w:name="Light List Accent 2"/>
-    <w:lsdException w:unhideWhenUsed="0" w:uiPriority="62" w:semiHidden="0" w:name="Light Grid Accent 2"/>
-    <w:lsdException w:unhideWhenUsed="0" w:uiPriority="63" w:semiHidden="0" w:name="Medium Shading 1 Accent 2"/>
-    <w:lsdException w:unhideWhenUsed="0" w:uiPriority="64" w:semiHidden="0" w:name="Medium Shading 2 Accent 2"/>
-    <w:lsdException w:unhideWhenUsed="0" w:uiPriority="65" w:semiHidden="0" w:name="Medium List 1 Accent 2"/>
-    <w:lsdException w:unhideWhenUsed="0" w:uiPriority="66" w:semiHidden="0" w:name="Medium List 2 Accent 2"/>
-    <w:lsdException w:unhideWhenUsed="0" w:uiPriority="67" w:semiHidden="0" w:name="Medium Grid 1 Accent 2"/>
-    <w:lsdException w:unhideWhenUsed="0" w:uiPriority="68" w:semiHidden="0" w:name="Medium Grid 2 Accent 2"/>
-    <w:lsdException w:unhideWhenUsed="0" w:uiPriority="69" w:semiHidden="0" w:name="Medium Grid 3 Accent 2"/>
-    <w:lsdException w:unhideWhenUsed="0" w:uiPriority="70" w:semiHidden="0" w:name="Dark List Accent 2"/>
-    <w:lsdException w:unhideWhenUsed="0" w:uiPriority="71" w:semiHidden="0" w:name="Colorful Shading Accent 2"/>
-    <w:lsdException w:unhideWhenUsed="0" w:uiPriority="72" w:semiHidden="0" w:name="Colorful List Accent 2"/>
-    <w:lsdException w:unhideWhenUsed="0" w:uiPriority="73" w:semiHidden="0" w:name="Colorful Grid Accent 2"/>
-    <w:lsdException w:unhideWhenUsed="0" w:uiPriority="60" w:semiHidden="0" w:name="Light Shading Accent 3"/>
-    <w:lsdException w:unhideWhenUsed="0" w:uiPriority="61" w:semiHidden="0" w:name="Light List Accent 3"/>
-    <w:lsdException w:unhideWhenUsed="0" w:uiPriority="62" w:semiHidden="0" w:name="Light Grid Accent 3"/>
-    <w:lsdException w:unhideWhenUsed="0" w:uiPriority="63" w:semiHidden="0" w:name="Medium Shading 1 Accent 3"/>
-    <w:lsdException w:unhideWhenUsed="0" w:uiPriority="64" w:semiHidden="0" w:name="Medium Shading 2 Accent 3"/>
-    <w:lsdException w:unhideWhenUsed="0" w:uiPriority="65" w:semiHidden="0" w:name="Medium List 1 Accent 3"/>
-    <w:lsdException w:unhideWhenUsed="0" w:uiPriority="66" w:semiHidden="0" w:name="Medium List 2 Accent 3"/>
-    <w:lsdException w:unhideWhenUsed="0" w:uiPriority="67" w:semiHidden="0" w:name="Medium Grid 1 Accent 3"/>
-    <w:lsdException w:unhideWhenUsed="0" w:uiPriority="68" w:semiHidden="0" w:name="Medium Grid 2 Accent 3"/>
-    <w:lsdException w:unhideWhenUsed="0" w:uiPriority="69" w:semiHidden="0" w:name="Medium Grid 3 Accent 3"/>
-    <w:lsdException w:unhideWhenUsed="0" w:uiPriority="70" w:semiHidden="0" w:name="Dark List Accent 3"/>
-    <w:lsdException w:unhideWhenUsed="0" w:uiPriority="71" w:semiHidden="0" w:name="Colorful Shading Accent 3"/>
-    <w:lsdException w:unhideWhenUsed="0" w:uiPriority="72" w:semiHidden="0" w:name="Colorful List Accent 3"/>
-    <w:lsdException w:unhideWhenUsed="0" w:uiPriority="73" w:semiHidden="0" w:name="Colorful Grid Accent 3"/>
-    <w:lsdException w:unhideWhenUsed="0" w:uiPriority="60" w:semiHidden="0" w:name="Light Shading Accent 4"/>
-    <w:lsdException w:unhideWhenUsed="0" w:uiPriority="61" w:semiHidden="0" w:name="Light List Accent 4"/>
-    <w:lsdException w:unhideWhenUsed="0" w:uiPriority="62" w:semiHidden="0" w:name="Light Grid Accent 4"/>
-    <w:lsdException w:unhideWhenUsed="0" w:uiPriority="63" w:semiHidden="0" w:name="Medium Shading 1 Accent 4"/>
-    <w:lsdException w:unhideWhenUsed="0" w:uiPriority="64" w:semiHidden="0" w:name="Medium Shading 2 Accent 4"/>
-    <w:lsdException w:unhideWhenUsed="0" w:uiPriority="65" w:semiHidden="0" w:name="Medium List 1 Accent 4"/>
-    <w:lsdException w:unhideWhenUsed="0" w:uiPriority="66" w:semiHidden="0" w:name="Medium List 2 Accent 4"/>
-    <w:lsdException w:unhideWhenUsed="0" w:uiPriority="67" w:semiHidden="0" w:name="Medium Grid 1 Accent 4"/>
-    <w:lsdException w:unhideWhenUsed="0" w:uiPriority="68" w:semiHidden="0" w:name="Medium Grid 2 Accent 4"/>
-    <w:lsdException w:unhideWhenUsed="0" w:uiPriority="69" w:semiHidden="0" w:name="Medium Grid 3 Accent 4"/>
-    <w:lsdException w:unhideWhenUsed="0" w:uiPriority="70" w:semiHidden="0" w:name="Dark List Accent 4"/>
-    <w:lsdException w:unhideWhenUsed="0" w:uiPriority="71" w:semiHidden="0" w:name="Colorful Shading Accent 4"/>
-    <w:lsdException w:unhideWhenUsed="0" w:uiPriority="72" w:semiHidden="0" w:name="Colorful List Accent 4"/>
-    <w:lsdException w:unhideWhenUsed="0" w:uiPriority="73" w:semiHidden="0" w:name="Colorful Grid Accent 4"/>
-    <w:lsdException w:unhideWhenUsed="0" w:uiPriority="60" w:semiHidden="0" w:name="Light Shading Accent 5"/>
-    <w:lsdException w:unhideWhenUsed="0" w:uiPriority="61" w:semiHidden="0" w:name="Light List Accent 5"/>
-    <w:lsdException w:unhideWhenUsed="0" w:uiPriority="62" w:semiHidden="0" w:name="Light Grid Accent 5"/>
-    <w:lsdException w:unhideWhenUsed="0" w:uiPriority="63" w:semiHidden="0" w:name="Medium Shading 1 Accent 5"/>
-    <w:lsdException w:unhideWhenUsed="0" w:uiPriority="64" w:semiHidden="0" w:name="Medium Shading 2 Accent 5"/>
-    <w:lsdException w:unhideWhenUsed="0" w:uiPriority="65" w:semiHidden="0" w:name="Medium List 1 Accent 5"/>
-    <w:lsdException w:unhideWhenUsed="0" w:uiPriority="66" w:semiHidden="0" w:name="Medium List 2 Accent 5"/>
-    <w:lsdException w:unhideWhenUsed="0" w:uiPriority="67" w:semiHidden="0" w:name="Medium Grid 1 Accent 5"/>
-    <w:lsdException w:unhideWhenUsed="0" w:uiPriority="68" w:semiHidden="0" w:name="Medium Grid 2 Accent 5"/>
-    <w:lsdException w:unhideWhenUsed="0" w:uiPriority="69" w:semiHidden="0" w:name="Medium Grid 3 Accent 5"/>
-    <w:lsdException w:unhideWhenUsed="0" w:uiPriority="70" w:semiHidden="0" w:name="Dark List Accent 5"/>
-    <w:lsdException w:unhideWhenUsed="0" w:uiPriority="71" w:semiHidden="0" w:name="Colorful Shading Accent 5"/>
-    <w:lsdException w:unhideWhenUsed="0" w:uiPriority="72" w:semiHidden="0" w:name="Colorful List Accent 5"/>
-    <w:lsdException w:unhideWhenUsed="0" w:uiPriority="73" w:semiHidden="0" w:name="Colorful Grid Accent 5"/>
-    <w:lsdException w:unhideWhenUsed="0" w:uiPriority="60" w:semiHidden="0" w:name="Light Shading Accent 6"/>
-    <w:lsdException w:unhideWhenUsed="0" w:uiPriority="61" w:semiHidden="0" w:name="Light List Accent 6"/>
-    <w:lsdException w:unhideWhenUsed="0" w:uiPriority="62" w:semiHidden="0" w:name="Light Grid Accent 6"/>
-    <w:lsdException w:unhideWhenUsed="0" w:uiPriority="63" w:semiHidden="0" w:name="Medium Shading 1 Accent 6"/>
-    <w:lsdException w:unhideWhenUsed="0" w:uiPriority="64" w:semiHidden="0" w:name="Medium Shading 2 Accent 6"/>
-    <w:lsdException w:unhideWhenUsed="0" w:uiPriority="65" w:semiHidden="0" w:name="Medium List 1 Accent 6"/>
-    <w:lsdException w:unhideWhenUsed="0" w:uiPriority="66" w:semiHidden="0" w:name="Medium List 2 Accent 6"/>
-    <w:lsdException w:unhideWhenUsed="0" w:uiPriority="67" w:semiHidden="0" w:name="Medium Grid 1 Accent 6"/>
-    <w:lsdException w:unhideWhenUsed="0" w:uiPriority="68" w:semiHidden="0" w:name="Medium Grid 2 Accent 6"/>
-    <w:lsdException w:unhideWhenUsed="0" w:uiPriority="69" w:semiHidden="0" w:name="Medium Grid 3 Accent 6"/>
-    <w:lsdException w:unhideWhenUsed="0" w:uiPriority="70" w:semiHidden="0" w:name="Dark List Accent 6"/>
-    <w:lsdException w:unhideWhenUsed="0" w:uiPriority="71" w:semiHidden="0" w:name="Colorful Shading Accent 6"/>
-    <w:lsdException w:unhideWhenUsed="0" w:uiPriority="72" w:semiHidden="0" w:name="Colorful List Accent 6"/>
-    <w:lsdException w:unhideWhenUsed="0" w:uiPriority="73" w:semiHidden="0" w:name="Colorful Grid Accent 6"/>
+  <w:latentStyles w:defLockedState="0" w:defUIPriority="99" w:defSemiHidden="1" w:defUnhideWhenUsed="1" w:defQFormat="0" w:count="260">
+    <w:lsdException w:name="Normal" w:semiHidden="0" w:uiPriority="0" w:unhideWhenUsed="0" w:qFormat="1"/>
+    <w:lsdException w:name="heading 1" w:semiHidden="0" w:uiPriority="0" w:unhideWhenUsed="0" w:qFormat="1"/>
+    <w:lsdException w:name="heading 2" w:semiHidden="0" w:uiPriority="0" w:qFormat="1"/>
+    <w:lsdException w:name="heading 3" w:uiPriority="0" w:qFormat="1"/>
+    <w:lsdException w:name="heading 4" w:semiHidden="0" w:uiPriority="0" w:qFormat="1"/>
+    <w:lsdException w:name="heading 5" w:uiPriority="0" w:qFormat="1"/>
+    <w:lsdException w:name="heading 6" w:uiPriority="0" w:qFormat="1"/>
+    <w:lsdException w:name="heading 7" w:uiPriority="0" w:qFormat="1"/>
+    <w:lsdException w:name="heading 8" w:uiPriority="0" w:qFormat="1"/>
+    <w:lsdException w:name="heading 9" w:uiPriority="0" w:qFormat="1"/>
+    <w:lsdException w:name="index 1" w:semiHidden="0" w:uiPriority="0" w:unhideWhenUsed="0"/>
+    <w:lsdException w:name="index 2" w:semiHidden="0" w:uiPriority="0" w:unhideWhenUsed="0"/>
+    <w:lsdException w:name="index 3" w:semiHidden="0" w:uiPriority="0" w:unhideWhenUsed="0"/>
+    <w:lsdException w:name="index 4" w:semiHidden="0" w:uiPriority="0" w:unhideWhenUsed="0"/>
+    <w:lsdException w:name="index 5" w:semiHidden="0" w:uiPriority="0" w:unhideWhenUsed="0"/>
+    <w:lsdException w:name="index 6" w:semiHidden="0" w:uiPriority="0" w:unhideWhenUsed="0"/>
+    <w:lsdException w:name="index 7" w:semiHidden="0" w:uiPriority="0" w:unhideWhenUsed="0"/>
+    <w:lsdException w:name="index 8" w:semiHidden="0" w:uiPriority="0" w:unhideWhenUsed="0"/>
+    <w:lsdException w:name="index 9" w:semiHidden="0" w:uiPriority="0" w:unhideWhenUsed="0"/>
+    <w:lsdException w:name="toc 1" w:semiHidden="0" w:uiPriority="0" w:unhideWhenUsed="0" w:qFormat="1"/>
+    <w:lsdException w:name="toc 2" w:semiHidden="0" w:uiPriority="0" w:unhideWhenUsed="0" w:qFormat="1"/>
+    <w:lsdException w:name="toc 3" w:semiHidden="0" w:uiPriority="0" w:unhideWhenUsed="0" w:qFormat="1"/>
+    <w:lsdException w:name="toc 4" w:semiHidden="0" w:uiPriority="0" w:unhideWhenUsed="0"/>
+    <w:lsdException w:name="toc 5" w:semiHidden="0" w:uiPriority="0" w:unhideWhenUsed="0"/>
+    <w:lsdException w:name="toc 6" w:semiHidden="0" w:uiPriority="0" w:unhideWhenUsed="0"/>
+    <w:lsdException w:name="toc 7" w:semiHidden="0" w:uiPriority="0" w:unhideWhenUsed="0"/>
+    <w:lsdException w:name="toc 8" w:semiHidden="0" w:uiPriority="0" w:unhideWhenUsed="0"/>
+    <w:lsdException w:name="toc 9" w:semiHidden="0" w:uiPriority="0" w:unhideWhenUsed="0"/>
+    <w:lsdException w:name="Normal Indent" w:semiHidden="0" w:uiPriority="0" w:unhideWhenUsed="0"/>
+    <w:lsdException w:name="footnote text" w:semiHidden="0" w:uiPriority="0" w:unhideWhenUsed="0"/>
+    <w:lsdException w:name="annotation text" w:semiHidden="0" w:uiPriority="0" w:unhideWhenUsed="0" w:qFormat="1"/>
+    <w:lsdException w:name="header" w:semiHidden="0" w:uiPriority="0" w:unhideWhenUsed="0" w:qFormat="1"/>
+    <w:lsdException w:name="footer" w:semiHidden="0" w:uiPriority="0" w:unhideWhenUsed="0" w:qFormat="1"/>
+    <w:lsdException w:name="index heading" w:semiHidden="0" w:uiPriority="0" w:unhideWhenUsed="0"/>
+    <w:lsdException w:name="caption" w:uiPriority="0" w:qFormat="1"/>
+    <w:lsdException w:name="table of figures" w:semiHidden="0" w:uiPriority="0" w:unhideWhenUsed="0"/>
+    <w:lsdException w:name="envelope address" w:semiHidden="0" w:uiPriority="0" w:unhideWhenUsed="0"/>
+    <w:lsdException w:name="envelope return" w:semiHidden="0" w:uiPriority="0" w:unhideWhenUsed="0"/>
+    <w:lsdException w:name="footnote reference" w:semiHidden="0" w:uiPriority="0" w:unhideWhenUsed="0"/>
+    <w:lsdException w:name="annotation reference" w:semiHidden="0" w:uiPriority="0" w:unhideWhenUsed="0"/>
+    <w:lsdException w:name="line number" w:semiHidden="0" w:uiPriority="0" w:unhideWhenUsed="0"/>
+    <w:lsdException w:name="page number" w:semiHidden="0" w:uiPriority="0" w:unhideWhenUsed="0"/>
+    <w:lsdException w:name="endnote reference" w:semiHidden="0" w:uiPriority="0" w:unhideWhenUsed="0"/>
+    <w:lsdException w:name="endnote text" w:semiHidden="0" w:uiPriority="0" w:unhideWhenUsed="0"/>
+    <w:lsdException w:name="table of authorities" w:semiHidden="0" w:uiPriority="0" w:unhideWhenUsed="0"/>
+    <w:lsdException w:name="macro" w:semiHidden="0" w:uiPriority="0" w:unhideWhenUsed="0"/>
+    <w:lsdException w:name="toa heading" w:semiHidden="0" w:uiPriority="0" w:unhideWhenUsed="0"/>
+    <w:lsdException w:name="List" w:semiHidden="0" w:uiPriority="0" w:unhideWhenUsed="0"/>
+    <w:lsdException w:name="List Bullet" w:semiHidden="0" w:uiPriority="0" w:unhideWhenUsed="0"/>
+    <w:lsdException w:name="List Number" w:semiHidden="0" w:uiPriority="0" w:unhideWhenUsed="0"/>
+    <w:lsdException w:name="List 2" w:semiHidden="0" w:uiPriority="0" w:unhideWhenUsed="0"/>
+    <w:lsdException w:name="List 3" w:semiHidden="0" w:uiPriority="0" w:unhideWhenUsed="0"/>
+    <w:lsdException w:name="List 4" w:semiHidden="0" w:uiPriority="0" w:unhideWhenUsed="0"/>
+    <w:lsdException w:name="List 5" w:semiHidden="0" w:uiPriority="0" w:unhideWhenUsed="0"/>
+    <w:lsdException w:name="List Bullet 2" w:semiHidden="0" w:uiPriority="0" w:unhideWhenUsed="0"/>
+    <w:lsdException w:name="List Bullet 3" w:semiHidden="0" w:uiPriority="0" w:unhideWhenUsed="0"/>
+    <w:lsdException w:name="List Bullet 4" w:semiHidden="0" w:uiPriority="0" w:unhideWhenUsed="0"/>
+    <w:lsdException w:name="List Bullet 5" w:semiHidden="0" w:uiPriority="0" w:unhideWhenUsed="0"/>
+    <w:lsdException w:name="List Number 2" w:semiHidden="0" w:uiPriority="0" w:unhideWhenUsed="0"/>
+    <w:lsdException w:name="List Number 3" w:semiHidden="0" w:uiPriority="0" w:unhideWhenUsed="0"/>
+    <w:lsdException w:name="List Number 4" w:semiHidden="0" w:uiPriority="0" w:unhideWhenUsed="0"/>
+    <w:lsdException w:name="List Number 5" w:semiHidden="0" w:uiPriority="0" w:unhideWhenUsed="0"/>
+    <w:lsdException w:name="Title" w:semiHidden="0" w:uiPriority="0" w:unhideWhenUsed="0" w:qFormat="1"/>
+    <w:lsdException w:name="Closing" w:semiHidden="0" w:uiPriority="0" w:unhideWhenUsed="0"/>
+    <w:lsdException w:name="Signature" w:semiHidden="0" w:uiPriority="0" w:unhideWhenUsed="0"/>
+    <w:lsdException w:name="Default Paragraph Font" w:uiPriority="0" w:unhideWhenUsed="0" w:qFormat="1"/>
+    <w:lsdException w:name="Body Text" w:uiPriority="0" w:unhideWhenUsed="0" w:qFormat="1"/>
+    <w:lsdException w:name="Body Text Indent" w:semiHidden="0" w:uiPriority="0" w:unhideWhenUsed="0"/>
+    <w:lsdException w:name="List Continue" w:semiHidden="0" w:uiPriority="0" w:unhideWhenUsed="0"/>
+    <w:lsdException w:name="List Continue 2" w:semiHidden="0" w:uiPriority="0" w:unhideWhenUsed="0"/>
+    <w:lsdException w:name="List Continue 3" w:semiHidden="0" w:uiPriority="0" w:unhideWhenUsed="0"/>
+    <w:lsdException w:name="List Continue 4" w:semiHidden="0" w:uiPriority="0" w:unhideWhenUsed="0"/>
+    <w:lsdException w:name="List Continue 5" w:semiHidden="0" w:uiPriority="0" w:unhideWhenUsed="0"/>
+    <w:lsdException w:name="Message Header" w:semiHidden="0" w:uiPriority="0" w:unhideWhenUsed="0"/>
+    <w:lsdException w:name="Subtitle" w:semiHidden="0" w:uiPriority="0" w:unhideWhenUsed="0" w:qFormat="1"/>
+    <w:lsdException w:name="Salutation" w:semiHidden="0" w:uiPriority="0" w:unhideWhenUsed="0"/>
+    <w:lsdException w:name="Date" w:semiHidden="0" w:uiPriority="0" w:unhideWhenUsed="0"/>
+    <w:lsdException w:name="Body Text First Indent" w:semiHidden="0" w:uiPriority="0" w:unhideWhenUsed="0"/>
+    <w:lsdException w:name="Body Text First Indent 2" w:semiHidden="0" w:uiPriority="0" w:unhideWhenUsed="0"/>
+    <w:lsdException w:name="Body Text 2" w:semiHidden="0" w:uiPriority="0" w:unhideWhenUsed="0"/>
+    <w:lsdException w:name="Body Text 3" w:semiHidden="0" w:uiPriority="0" w:unhideWhenUsed="0"/>
+    <w:lsdException w:name="Body Text Indent 2" w:semiHidden="0" w:uiPriority="0" w:unhideWhenUsed="0"/>
+    <w:lsdException w:name="Body Text Indent 3" w:semiHidden="0" w:uiPriority="0" w:unhideWhenUsed="0"/>
+    <w:lsdException w:name="Block Text" w:semiHidden="0" w:uiPriority="0" w:unhideWhenUsed="0"/>
+    <w:lsdException w:name="Hyperlink" w:semiHidden="0" w:uiPriority="0" w:unhideWhenUsed="0"/>
+    <w:lsdException w:name="FollowedHyperlink" w:semiHidden="0" w:uiPriority="0" w:unhideWhenUsed="0"/>
+    <w:lsdException w:name="Strong" w:semiHidden="0" w:uiPriority="0" w:unhideWhenUsed="0" w:qFormat="1"/>
+    <w:lsdException w:name="Emphasis" w:semiHidden="0" w:uiPriority="0" w:unhideWhenUsed="0" w:qFormat="1"/>
+    <w:lsdException w:name="Document Map" w:semiHidden="0" w:uiPriority="0" w:unhideWhenUsed="0"/>
+    <w:lsdException w:name="Plain Text" w:semiHidden="0" w:uiPriority="0" w:unhideWhenUsed="0"/>
+    <w:lsdException w:name="E-mail Signature" w:semiHidden="0" w:uiPriority="0" w:unhideWhenUsed="0"/>
+    <w:lsdException w:name="Normal (Web)" w:semiHidden="0" w:uiPriority="0" w:unhideWhenUsed="0" w:qFormat="1"/>
+    <w:lsdException w:name="HTML Acronym" w:semiHidden="0" w:uiPriority="0" w:unhideWhenUsed="0"/>
+    <w:lsdException w:name="HTML Address" w:semiHidden="0" w:uiPriority="0" w:unhideWhenUsed="0"/>
+    <w:lsdException w:name="HTML Cite" w:semiHidden="0" w:uiPriority="0" w:unhideWhenUsed="0"/>
+    <w:lsdException w:name="HTML Code" w:semiHidden="0" w:uiPriority="0" w:unhideWhenUsed="0"/>
+    <w:lsdException w:name="HTML Definition" w:semiHidden="0" w:uiPriority="0" w:unhideWhenUsed="0"/>
+    <w:lsdException w:name="HTML Keyboard" w:semiHidden="0" w:uiPriority="0" w:unhideWhenUsed="0"/>
+    <w:lsdException w:name="HTML Preformatted" w:semiHidden="0" w:uiPriority="0" w:unhideWhenUsed="0"/>
+    <w:lsdException w:name="HTML Sample" w:semiHidden="0" w:uiPriority="0" w:unhideWhenUsed="0"/>
+    <w:lsdException w:name="HTML Typewriter" w:semiHidden="0" w:uiPriority="0" w:unhideWhenUsed="0"/>
+    <w:lsdException w:name="HTML Variable" w:semiHidden="0" w:uiPriority="0" w:unhideWhenUsed="0"/>
+    <w:lsdException w:name="Normal Table" w:uiPriority="0" w:unhideWhenUsed="0" w:qFormat="1"/>
+    <w:lsdException w:name="annotation subject" w:semiHidden="0" w:uiPriority="0" w:unhideWhenUsed="0"/>
+    <w:lsdException w:name="Table Simple 1" w:semiHidden="0" w:uiPriority="0" w:unhideWhenUsed="0"/>
+    <w:lsdException w:name="Table Simple 2" w:semiHidden="0" w:uiPriority="0" w:unhideWhenUsed="0"/>
+    <w:lsdException w:name="Table Simple 3" w:semiHidden="0" w:uiPriority="0" w:unhideWhenUsed="0"/>
+    <w:lsdException w:name="Table Classic 1" w:semiHidden="0" w:uiPriority="0" w:unhideWhenUsed="0"/>
+    <w:lsdException w:name="Table Classic 2" w:semiHidden="0" w:uiPriority="0" w:unhideWhenUsed="0"/>
+    <w:lsdException w:name="Table Classic 3" w:semiHidden="0" w:uiPriority="0" w:unhideWhenUsed="0"/>
+    <w:lsdException w:name="Table Classic 4" w:semiHidden="0" w:uiPriority="0" w:unhideWhenUsed="0"/>
+    <w:lsdException w:name="Table Colorful 1" w:semiHidden="0" w:uiPriority="0" w:unhideWhenUsed="0"/>
+    <w:lsdException w:name="Table Colorful 2" w:semiHidden="0" w:uiPriority="0" w:unhideWhenUsed="0"/>
+    <w:lsdException w:name="Table Colorful 3" w:semiHidden="0" w:uiPriority="0" w:unhideWhenUsed="0"/>
+    <w:lsdException w:name="Table Columns 1" w:semiHidden="0" w:uiPriority="0" w:unhideWhenUsed="0"/>
+    <w:lsdException w:name="Table Columns 2" w:semiHidden="0" w:uiPriority="0" w:unhideWhenUsed="0"/>
+    <w:lsdException w:name="Table Columns 3" w:semiHidden="0" w:uiPriority="0" w:unhideWhenUsed="0"/>
+    <w:lsdException w:name="Table Columns 4" w:semiHidden="0" w:uiPriority="0" w:unhideWhenUsed="0"/>
+    <w:lsdException w:name="Table Columns 5" w:semiHidden="0" w:uiPriority="0" w:unhideWhenUsed="0"/>
+    <w:lsdException w:name="Table Grid 1" w:semiHidden="0" w:uiPriority="0" w:unhideWhenUsed="0"/>
+    <w:lsdException w:name="Table Grid 2" w:semiHidden="0" w:uiPriority="0" w:unhideWhenUsed="0"/>
+    <w:lsdException w:name="Table Grid 3" w:semiHidden="0" w:uiPriority="0" w:unhideWhenUsed="0"/>
+    <w:lsdException w:name="Table Grid 4" w:semiHidden="0" w:uiPriority="0" w:unhideWhenUsed="0"/>
+    <w:lsdException w:name="Table Grid 5" w:semiHidden="0" w:uiPriority="0" w:unhideWhenUsed="0"/>
+    <w:lsdException w:name="Table Grid 6" w:semiHidden="0" w:uiPriority="0" w:unhideWhenUsed="0"/>
+    <w:lsdException w:name="Table Grid 7" w:semiHidden="0" w:uiPriority="0" w:unhideWhenUsed="0"/>
+    <w:lsdException w:name="Table Grid 8" w:semiHidden="0" w:uiPriority="0" w:unhideWhenUsed="0"/>
+    <w:lsdException w:name="Table List 1" w:semiHidden="0" w:uiPriority="0" w:unhideWhenUsed="0"/>
+    <w:lsdException w:name="Table List 2" w:semiHidden="0" w:uiPriority="0" w:unhideWhenUsed="0"/>
+    <w:lsdException w:name="Table List 3" w:semiHidden="0" w:uiPriority="0" w:unhideWhenUsed="0"/>
+    <w:lsdException w:name="Table List 4" w:semiHidden="0" w:uiPriority="0" w:unhideWhenUsed="0"/>
+    <w:lsdException w:name="Table List 5" w:semiHidden="0" w:uiPriority="0" w:unhideWhenUsed="0"/>
+    <w:lsdException w:name="Table List 6" w:semiHidden="0" w:uiPriority="0" w:unhideWhenUsed="0"/>
+    <w:lsdException w:name="Table List 7" w:semiHidden="0" w:uiPriority="0" w:unhideWhenUsed="0"/>
+    <w:lsdException w:name="Table List 8" w:semiHidden="0" w:uiPriority="0" w:unhideWhenUsed="0"/>
+    <w:lsdException w:name="Table 3D effects 1" w:semiHidden="0" w:uiPriority="0" w:unhideWhenUsed="0"/>
+    <w:lsdException w:name="Table 3D effects 2" w:semiHidden="0" w:uiPriority="0" w:unhideWhenUsed="0"/>
+    <w:lsdException w:name="Table 3D effects 3" w:semiHidden="0" w:uiPriority="0" w:unhideWhenUsed="0"/>
+    <w:lsdException w:name="Table Contemporary" w:semiHidden="0" w:uiPriority="0" w:unhideWhenUsed="0"/>
+    <w:lsdException w:name="Table Elegant" w:semiHidden="0" w:uiPriority="0" w:unhideWhenUsed="0"/>
+    <w:lsdException w:name="Table Professional" w:semiHidden="0" w:uiPriority="0" w:unhideWhenUsed="0"/>
+    <w:lsdException w:name="Table Subtle 1" w:semiHidden="0" w:uiPriority="0" w:unhideWhenUsed="0"/>
+    <w:lsdException w:name="Table Subtle 2" w:semiHidden="0" w:uiPriority="0" w:unhideWhenUsed="0"/>
+    <w:lsdException w:name="Table Web 1" w:semiHidden="0" w:uiPriority="0" w:unhideWhenUsed="0"/>
+    <w:lsdException w:name="Table Web 2" w:semiHidden="0" w:uiPriority="0" w:unhideWhenUsed="0"/>
+    <w:lsdException w:name="Table Web 3" w:semiHidden="0" w:uiPriority="0" w:unhideWhenUsed="0"/>
+    <w:lsdException w:name="Balloon Text" w:semiHidden="0" w:uiPriority="0" w:unhideWhenUsed="0"/>
+    <w:lsdException w:name="Table Grid" w:semiHidden="0" w:uiPriority="0" w:unhideWhenUsed="0" w:qFormat="1"/>
+    <w:lsdException w:name="Table Theme" w:semiHidden="0" w:uiPriority="0" w:unhideWhenUsed="0"/>
+    <w:lsdException w:name="Light Shading" w:semiHidden="0" w:uiPriority="60" w:unhideWhenUsed="0"/>
+    <w:lsdException w:name="Light List" w:semiHidden="0" w:uiPriority="61" w:unhideWhenUsed="0"/>
+    <w:lsdException w:name="Light Grid" w:semiHidden="0" w:uiPriority="62" w:unhideWhenUsed="0"/>
+    <w:lsdException w:name="Medium Shading 1" w:semiHidden="0" w:uiPriority="63" w:unhideWhenUsed="0"/>
+    <w:lsdException w:name="Medium Shading 2" w:semiHidden="0" w:uiPriority="64" w:unhideWhenUsed="0"/>
+    <w:lsdException w:name="Medium List 1" w:semiHidden="0" w:uiPriority="65" w:unhideWhenUsed="0"/>
+    <w:lsdException w:name="Medium List 2" w:semiHidden="0" w:uiPriority="66" w:unhideWhenUsed="0"/>
+    <w:lsdException w:name="Medium Grid 1" w:semiHidden="0" w:uiPriority="67" w:unhideWhenUsed="0"/>
+    <w:lsdException w:name="Medium Grid 2" w:semiHidden="0" w:uiPriority="68" w:unhideWhenUsed="0"/>
+    <w:lsdException w:name="Medium Grid 3" w:semiHidden="0" w:uiPriority="69" w:unhideWhenUsed="0"/>
+    <w:lsdException w:name="Dark List" w:semiHidden="0" w:uiPriority="70" w:unhideWhenUsed="0"/>
+    <w:lsdException w:name="Colorful Shading" w:semiHidden="0" w:uiPriority="71" w:unhideWhenUsed="0"/>
+    <w:lsdException w:name="Colorful List" w:semiHidden="0" w:uiPriority="72" w:unhideWhenUsed="0"/>
+    <w:lsdException w:name="Colorful Grid" w:semiHidden="0" w:uiPriority="73" w:unhideWhenUsed="0"/>
+    <w:lsdException w:name="Light Shading Accent 1" w:semiHidden="0" w:uiPriority="60" w:unhideWhenUsed="0"/>
+    <w:lsdException w:name="Light List Accent 1" w:semiHidden="0" w:uiPriority="61" w:unhideWhenUsed="0"/>
+    <w:lsdException w:name="Light Grid Accent 1" w:semiHidden="0" w:uiPriority="62" w:unhideWhenUsed="0"/>
+    <w:lsdException w:name="Medium Shading 1 Accent 1" w:semiHidden="0" w:uiPriority="63" w:unhideWhenUsed="0"/>
+    <w:lsdException w:name="Medium Shading 2 Accent 1" w:semiHidden="0" w:uiPriority="64" w:unhideWhenUsed="0"/>
+    <w:lsdException w:name="Medium List 1 Accent 1" w:semiHidden="0" w:uiPriority="65" w:unhideWhenUsed="0"/>
+    <w:lsdException w:name="Medium List 2 Accent 1" w:semiHidden="0" w:uiPriority="66" w:unhideWhenUsed="0"/>
+    <w:lsdException w:name="Medium Grid 1 Accent 1" w:semiHidden="0" w:uiPriority="67" w:unhideWhenUsed="0"/>
+    <w:lsdException w:name="Medium Grid 2 Accent 1" w:semiHidden="0" w:uiPriority="68" w:unhideWhenUsed="0"/>
+    <w:lsdException w:name="Medium Grid 3 Accent 1" w:semiHidden="0" w:uiPriority="69" w:unhideWhenUsed="0"/>
+    <w:lsdException w:name="Dark List Accent 1" w:semiHidden="0" w:uiPriority="70" w:unhideWhenUsed="0"/>
+    <w:lsdException w:name="Colorful Shading Accent 1" w:semiHidden="0" w:uiPriority="71" w:unhideWhenUsed="0"/>
+    <w:lsdException w:name="Colorful List Accent 1" w:semiHidden="0" w:uiPriority="72" w:unhideWhenUsed="0"/>
+    <w:lsdException w:name="Colorful Grid Accent 1" w:semiHidden="0" w:uiPriority="73" w:unhideWhenUsed="0"/>
+    <w:lsdException w:name="Light Shading Accent 2" w:semiHidden="0" w:uiPriority="60" w:unhideWhenUsed="0"/>
+    <w:lsdException w:name="Light List Accent 2" w:semiHidden="0" w:uiPriority="61" w:unhideWhenUsed="0"/>
+    <w:lsdException w:name="Light Grid Accent 2" w:semiHidden="0" w:uiPriority="62" w:unhideWhenUsed="0"/>
+    <w:lsdException w:name="Medium Shading 1 Accent 2" w:semiHidden="0" w:uiPriority="63" w:unhideWhenUsed="0"/>
+    <w:lsdException w:name="Medium Shading 2 Accent 2" w:semiHidden="0" w:uiPriority="64" w:unhideWhenUsed="0"/>
+    <w:lsdException w:name="Medium List 1 Accent 2" w:semiHidden="0" w:uiPriority="65" w:unhideWhenUsed="0"/>
+    <w:lsdException w:name="Medium List 2 Accent 2" w:semiHidden="0" w:uiPriority="66" w:unhideWhenUsed="0"/>
+    <w:lsdException w:name="Medium Grid 1 Accent 2" w:semiHidden="0" w:uiPriority="67" w:unhideWhenUsed="0"/>
+    <w:lsdException w:name="Medium Grid 2 Accent 2" w:semiHidden="0" w:uiPriority="68" w:unhideWhenUsed="0"/>
+    <w:lsdException w:name="Medium Grid 3 Accent 2" w:semiHidden="0" w:uiPriority="69" w:unhideWhenUsed="0"/>
+    <w:lsdException w:name="Dark List Accent 2" w:semiHidden="0" w:uiPriority="70" w:unhideWhenUsed="0"/>
+    <w:lsdException w:name="Colorful Shading Accent 2" w:semiHidden="0" w:uiPriority="71" w:unhideWhenUsed="0"/>
+    <w:lsdException w:name="Colorful List Accent 2" w:semiHidden="0" w:uiPriority="72" w:unhideWhenUsed="0"/>
+    <w:lsdException w:name="Colorful Grid Accent 2" w:semiHidden="0" w:uiPriority="73" w:unhideWhenUsed="0"/>
+    <w:lsdException w:name="Light Shading Accent 3" w:semiHidden="0" w:uiPriority="60" w:unhideWhenUsed="0"/>
+    <w:lsdException w:name="Light List Accent 3" w:semiHidden="0" w:uiPriority="61" w:unhideWhenUsed="0"/>
+    <w:lsdException w:name="Light Grid Accent 3" w:semiHidden="0" w:uiPriority="62" w:unhideWhenUsed="0"/>
+    <w:lsdException w:name="Medium Shading 1 Accent 3" w:semiHidden="0" w:uiPriority="63" w:unhideWhenUsed="0"/>
+    <w:lsdException w:name="Medium Shading 2 Accent 3" w:semiHidden="0" w:uiPriority="64" w:unhideWhenUsed="0"/>
+    <w:lsdException w:name="Medium List 1 Accent 3" w:semiHidden="0" w:uiPriority="65" w:unhideWhenUsed="0"/>
+    <w:lsdException w:name="Medium List 2 Accent 3" w:semiHidden="0" w:uiPriority="66" w:unhideWhenUsed="0"/>
+    <w:lsdException w:name="Medium Grid 1 Accent 3" w:semiHidden="0" w:uiPriority="67" w:unhideWhenUsed="0"/>
+    <w:lsdException w:name="Medium Grid 2 Accent 3" w:semiHidden="0" w:uiPriority="68" w:unhideWhenUsed="0"/>
+    <w:lsdException w:name="Medium Grid 3 Accent 3" w:semiHidden="0" w:uiPriority="69" w:unhideWhenUsed="0"/>
+    <w:lsdException w:name="Dark List Accent 3" w:semiHidden="0" w:uiPriority="70" w:unhideWhenUsed="0"/>
+    <w:lsdException w:name="Colorful Shading Accent 3" w:semiHidden="0" w:uiPriority="71" w:unhideWhenUsed="0"/>
+    <w:lsdException w:name="Colorful List Accent 3" w:semiHidden="0" w:uiPriority="72" w:unhideWhenUsed="0"/>
+    <w:lsdException w:name="Colorful Grid Accent 3" w:semiHidden="0" w:uiPriority="73" w:unhideWhenUsed="0"/>
+    <w:lsdException w:name="Light Shading Accent 4" w:semiHidden="0" w:uiPriority="60" w:unhideWhenUsed="0"/>
+    <w:lsdException w:name="Light List Accent 4" w:semiHidden="0" w:uiPriority="61" w:unhideWhenUsed="0"/>
+    <w:lsdException w:name="Light Grid Accent 4" w:semiHidden="0" w:uiPriority="62" w:unhideWhenUsed="0"/>
+    <w:lsdException w:name="Medium Shading 1 Accent 4" w:semiHidden="0" w:uiPriority="63" w:unhideWhenUsed="0"/>
+    <w:lsdException w:name="Medium Shading 2 Accent 4" w:semiHidden="0" w:uiPriority="64" w:unhideWhenUsed="0"/>
+    <w:lsdException w:name="Medium List 1 Accent 4" w:semiHidden="0" w:uiPriority="65" w:unhideWhenUsed="0"/>
+    <w:lsdException w:name="Medium List 2 Accent 4" w:semiHidden="0" w:uiPriority="66" w:unhideWhenUsed="0"/>
+    <w:lsdException w:name="Medium Grid 1 Accent 4" w:semiHidden="0" w:uiPriority="67" w:unhideWhenUsed="0"/>
+    <w:lsdException w:name="Medium Grid 2 Accent 4" w:semiHidden="0" w:uiPriority="68" w:unhideWhenUsed="0"/>
+    <w:lsdException w:name="Medium Grid 3 Accent 4" w:semiHidden="0" w:uiPriority="69" w:unhideWhenUsed="0"/>
+    <w:lsdException w:name="Dark List Accent 4" w:semiHidden="0" w:uiPriority="70" w:unhideWhenUsed="0"/>
+    <w:lsdException w:name="Colorful Shading Accent 4" w:semiHidden="0" w:uiPriority="71" w:unhideWhenUsed="0"/>
+    <w:lsdException w:name="Colorful List Accent 4" w:semiHidden="0" w:uiPriority="72" w:unhideWhenUsed="0"/>
+    <w:lsdException w:name="Colorful Grid Accent 4" w:semiHidden="0" w:uiPriority="73" w:unhideWhenUsed="0"/>
+    <w:lsdException w:name="Light Shading Accent 5" w:semiHidden="0" w:uiPriority="60" w:unhideWhenUsed="0"/>
+    <w:lsdException w:name="Light List Accent 5" w:semiHidden="0" w:uiPriority="61" w:unhideWhenUsed="0"/>
+    <w:lsdException w:name="Light Grid Accent 5" w:semiHidden="0" w:uiPriority="62" w:unhideWhenUsed="0"/>
+    <w:lsdException w:name="Medium Shading 1 Accent 5" w:semiHidden="0" w:uiPriority="63" w:unhideWhenUsed="0"/>
+    <w:lsdException w:name="Medium Shading 2 Accent 5" w:semiHidden="0" w:uiPriority="64" w:unhideWhenUsed="0"/>
+    <w:lsdException w:name="Medium List 1 Accent 5" w:semiHidden="0" w:uiPriority="65" w:unhideWhenUsed="0"/>
+    <w:lsdException w:name="Medium List 2 Accent 5" w:semiHidden="0" w:uiPriority="66" w:unhideWhenUsed="0"/>
+    <w:lsdException w:name="Medium Grid 1 Accent 5" w:semiHidden="0" w:uiPriority="67" w:unhideWhenUsed="0"/>
+    <w:lsdException w:name="Medium Grid 2 Accent 5" w:semiHidden="0" w:uiPriority="68" w:unhideWhenUsed="0"/>
+    <w:lsdException w:name="Medium Grid 3 Accent 5" w:semiHidden="0" w:uiPriority="69" w:unhideWhenUsed="0"/>
+    <w:lsdException w:name="Dark List Accent 5" w:semiHidden="0" w:uiPriority="70" w:unhideWhenUsed="0"/>
+    <w:lsdException w:name="Colorful Shading Accent 5" w:semiHidden="0" w:uiPriority="71" w:unhideWhenUsed="0"/>
+    <w:lsdException w:name="Colorful List Accent 5" w:semiHidden="0" w:uiPriority="72" w:unhideWhenUsed="0"/>
+    <w:lsdException w:name="Colorful Grid Accent 5" w:semiHidden="0" w:uiPriority="73" w:unhideWhenUsed="0"/>
+    <w:lsdException w:name="Light Shading Accent 6" w:semiHidden="0" w:uiPriority="60" w:unhideWhenUsed="0"/>
+    <w:lsdException w:name="Light List Accent 6" w:semiHidden="0" w:uiPriority="61" w:unhideWhenUsed="0"/>
+    <w:lsdException w:name="Light Grid Accent 6" w:semiHidden="0" w:uiPriority="62" w:unhideWhenUsed="0"/>
+    <w:lsdException w:name="Medium Shading 1 Accent 6" w:semiHidden="0" w:uiPriority="63" w:unhideWhenUsed="0"/>
+    <w:lsdException w:name="Medium Shading 2 Accent 6" w:semiHidden="0" w:uiPriority="64" w:unhideWhenUsed="0"/>
+    <w:lsdException w:name="Medium List 1 Accent 6" w:semiHidden="0" w:uiPriority="65" w:unhideWhenUsed="0"/>
+    <w:lsdException w:name="Medium List 2 Accent 6" w:semiHidden="0" w:uiPriority="66" w:unhideWhenUsed="0"/>
+    <w:lsdException w:name="Medium Grid 1 Accent 6" w:semiHidden="0" w:uiPriority="67" w:unhideWhenUsed="0"/>
+    <w:lsdException w:name="Medium Grid 2 Accent 6" w:semiHidden="0" w:uiPriority="68" w:unhideWhenUsed="0"/>
+    <w:lsdException w:name="Medium Grid 3 Accent 6" w:semiHidden="0" w:uiPriority="69" w:unhideWhenUsed="0"/>
+    <w:lsdException w:name="Dark List Accent 6" w:semiHidden="0" w:uiPriority="70" w:unhideWhenUsed="0"/>
+    <w:lsdException w:name="Colorful Shading Accent 6" w:semiHidden="0" w:uiPriority="71" w:unhideWhenUsed="0"/>
+    <w:lsdException w:name="Colorful List Accent 6" w:semiHidden="0" w:uiPriority="72" w:unhideWhenUsed="0"/>
+    <w:lsdException w:name="Colorful Grid Accent 6" w:semiHidden="0" w:uiPriority="73" w:unhideWhenUsed="0"/>
   </w:latentStyles>
-  <w:style w:type="paragraph" w:default="1" w:styleId="1">
+  <w:style w:type="paragraph" w:default="1" w:styleId="Normal">
     <w:name w:val="Normal"/>
     <w:qFormat/>
-    <w:uiPriority w:val="0"/>
     <w:pPr>
       <w:kinsoku w:val="0"/>
       <w:autoSpaceDE w:val="0"/>
@@ -5632,7 +5521,7 @@
       <w:textAlignment w:val="baseline"/>
     </w:pPr>
     <w:rPr>
-      <w:rFonts w:ascii="Arial" w:hAnsi="Arial" w:eastAsia="宋体" w:cs="Arial"/>
+      <w:rFonts w:ascii="Arial" w:eastAsia="宋体" w:hAnsi="Arial" w:cs="Arial"/>
       <w:snapToGrid w:val="0"/>
       <w:color w:val="000000"/>
       <w:kern w:val="0"/>
@@ -5641,12 +5530,11 @@
       <w:lang w:val="en-US" w:eastAsia="en-US" w:bidi="ar-SA"/>
     </w:rPr>
   </w:style>
-  <w:style w:type="paragraph" w:styleId="2">
+  <w:style w:type="paragraph" w:styleId="Heading1">
     <w:name w:val="heading 1"/>
-    <w:basedOn w:val="1"/>
-    <w:next w:val="1"/>
+    <w:basedOn w:val="Normal"/>
+    <w:next w:val="Normal"/>
     <w:qFormat/>
-    <w:uiPriority w:val="0"/>
     <w:pPr>
       <w:keepNext/>
       <w:keepLines/>
@@ -5664,13 +5552,12 @@
       <w:sz w:val="44"/>
     </w:rPr>
   </w:style>
-  <w:style w:type="paragraph" w:styleId="3">
+  <w:style w:type="paragraph" w:styleId="Heading2">
     <w:name w:val="heading 2"/>
-    <w:basedOn w:val="1"/>
-    <w:next w:val="1"/>
+    <w:basedOn w:val="Normal"/>
+    <w:next w:val="Normal"/>
     <w:unhideWhenUsed/>
     <w:qFormat/>
-    <w:uiPriority w:val="0"/>
     <w:pPr>
       <w:keepNext/>
       <w:keepLines/>
@@ -5683,19 +5570,18 @@
       <w:outlineLvl w:val="1"/>
     </w:pPr>
     <w:rPr>
-      <w:rFonts w:ascii="Arial" w:hAnsi="Arial" w:eastAsia="黑体"/>
+      <w:rFonts w:ascii="Arial" w:eastAsia="黑体" w:hAnsi="Arial"/>
       <w:b/>
       <w:sz w:val="32"/>
     </w:rPr>
   </w:style>
-  <w:style w:type="paragraph" w:styleId="4">
+  <w:style w:type="paragraph" w:styleId="Heading3">
     <w:name w:val="heading 3"/>
-    <w:basedOn w:val="1"/>
-    <w:next w:val="1"/>
+    <w:basedOn w:val="Normal"/>
+    <w:next w:val="Normal"/>
     <w:semiHidden/>
     <w:unhideWhenUsed/>
     <w:qFormat/>
-    <w:uiPriority w:val="0"/>
     <w:pPr>
       <w:keepNext/>
       <w:keepLines/>
@@ -5712,13 +5598,12 @@
       <w:sz w:val="32"/>
     </w:rPr>
   </w:style>
-  <w:style w:type="paragraph" w:styleId="5">
+  <w:style w:type="paragraph" w:styleId="Heading4">
     <w:name w:val="heading 4"/>
-    <w:basedOn w:val="1"/>
-    <w:next w:val="1"/>
+    <w:basedOn w:val="Normal"/>
+    <w:next w:val="Normal"/>
     <w:unhideWhenUsed/>
     <w:qFormat/>
-    <w:uiPriority w:val="0"/>
     <w:pPr>
       <w:keepNext/>
       <w:keepLines/>
@@ -5731,19 +5616,18 @@
       <w:outlineLvl w:val="3"/>
     </w:pPr>
     <w:rPr>
-      <w:rFonts w:ascii="Arial" w:hAnsi="Arial" w:eastAsia="黑体"/>
+      <w:rFonts w:ascii="Arial" w:eastAsia="黑体" w:hAnsi="Arial"/>
       <w:b/>
       <w:sz w:val="28"/>
     </w:rPr>
   </w:style>
-  <w:style w:type="paragraph" w:styleId="6">
+  <w:style w:type="paragraph" w:styleId="Heading5">
     <w:name w:val="heading 5"/>
-    <w:basedOn w:val="1"/>
-    <w:next w:val="1"/>
+    <w:basedOn w:val="Normal"/>
+    <w:next w:val="Normal"/>
     <w:semiHidden/>
     <w:unhideWhenUsed/>
     <w:qFormat/>
-    <w:uiPriority w:val="0"/>
     <w:pPr>
       <w:keepNext/>
       <w:keepLines/>
@@ -5760,14 +5644,13 @@
       <w:sz w:val="28"/>
     </w:rPr>
   </w:style>
-  <w:style w:type="paragraph" w:styleId="7">
+  <w:style w:type="paragraph" w:styleId="Heading6">
     <w:name w:val="heading 6"/>
-    <w:basedOn w:val="1"/>
-    <w:next w:val="1"/>
+    <w:basedOn w:val="Normal"/>
+    <w:next w:val="Normal"/>
     <w:semiHidden/>
     <w:unhideWhenUsed/>
     <w:qFormat/>
-    <w:uiPriority w:val="0"/>
     <w:pPr>
       <w:keepNext/>
       <w:keepLines/>
@@ -5780,19 +5663,18 @@
       <w:outlineLvl w:val="5"/>
     </w:pPr>
     <w:rPr>
-      <w:rFonts w:ascii="Arial" w:hAnsi="Arial" w:eastAsia="黑体"/>
+      <w:rFonts w:ascii="Arial" w:eastAsia="黑体" w:hAnsi="Arial"/>
       <w:b/>
       <w:sz w:val="24"/>
     </w:rPr>
   </w:style>
-  <w:style w:type="paragraph" w:styleId="8">
+  <w:style w:type="paragraph" w:styleId="Heading7">
     <w:name w:val="heading 7"/>
-    <w:basedOn w:val="1"/>
-    <w:next w:val="1"/>
+    <w:basedOn w:val="Normal"/>
+    <w:next w:val="Normal"/>
     <w:semiHidden/>
     <w:unhideWhenUsed/>
     <w:qFormat/>
-    <w:uiPriority w:val="0"/>
     <w:pPr>
       <w:keepNext/>
       <w:keepLines/>
@@ -5809,14 +5691,13 @@
       <w:sz w:val="24"/>
     </w:rPr>
   </w:style>
-  <w:style w:type="paragraph" w:styleId="9">
+  <w:style w:type="paragraph" w:styleId="Heading8">
     <w:name w:val="heading 8"/>
-    <w:basedOn w:val="1"/>
-    <w:next w:val="1"/>
+    <w:basedOn w:val="Normal"/>
+    <w:next w:val="Normal"/>
     <w:semiHidden/>
     <w:unhideWhenUsed/>
     <w:qFormat/>
-    <w:uiPriority w:val="0"/>
     <w:pPr>
       <w:keepNext/>
       <w:keepLines/>
@@ -5829,18 +5710,17 @@
       <w:outlineLvl w:val="7"/>
     </w:pPr>
     <w:rPr>
-      <w:rFonts w:ascii="Arial" w:hAnsi="Arial" w:eastAsia="黑体"/>
+      <w:rFonts w:ascii="Arial" w:eastAsia="黑体" w:hAnsi="Arial"/>
       <w:sz w:val="24"/>
     </w:rPr>
   </w:style>
-  <w:style w:type="paragraph" w:styleId="10">
+  <w:style w:type="paragraph" w:styleId="Heading9">
     <w:name w:val="heading 9"/>
-    <w:basedOn w:val="1"/>
-    <w:next w:val="1"/>
+    <w:basedOn w:val="Normal"/>
+    <w:next w:val="Normal"/>
     <w:semiHidden/>
     <w:unhideWhenUsed/>
     <w:qFormat/>
-    <w:uiPriority w:val="0"/>
     <w:pPr>
       <w:keepNext/>
       <w:keepLines/>
@@ -5853,21 +5733,19 @@
       <w:outlineLvl w:val="8"/>
     </w:pPr>
     <w:rPr>
-      <w:rFonts w:ascii="Arial" w:hAnsi="Arial" w:eastAsia="黑体"/>
+      <w:rFonts w:ascii="Arial" w:eastAsia="黑体" w:hAnsi="Arial"/>
       <w:sz w:val="21"/>
     </w:rPr>
   </w:style>
-  <w:style w:type="character" w:default="1" w:styleId="22">
+  <w:style w:type="character" w:default="1" w:styleId="DefaultParagraphFont">
     <w:name w:val="Default Paragraph Font"/>
     <w:semiHidden/>
     <w:qFormat/>
-    <w:uiPriority w:val="0"/>
   </w:style>
-  <w:style w:type="table" w:default="1" w:styleId="20">
+  <w:style w:type="table" w:default="1" w:styleId="TableNormal">
     <w:name w:val="Normal Table"/>
     <w:semiHidden/>
     <w:qFormat/>
-    <w:uiPriority w:val="0"/>
     <w:tblPr>
       <w:tblCellMar>
         <w:top w:w="0" w:type="dxa"/>
@@ -5877,43 +5755,39 @@
       </w:tblCellMar>
     </w:tblPr>
   </w:style>
-  <w:style w:type="paragraph" w:styleId="11">
+  <w:style w:type="paragraph" w:styleId="CommentText">
     <w:name w:val="annotation text"/>
-    <w:basedOn w:val="1"/>
+    <w:basedOn w:val="Normal"/>
     <w:qFormat/>
-    <w:uiPriority w:val="0"/>
     <w:pPr>
       <w:jc w:val="left"/>
     </w:pPr>
   </w:style>
-  <w:style w:type="paragraph" w:styleId="12">
+  <w:style w:type="paragraph" w:styleId="BodyText">
     <w:name w:val="Body Text"/>
-    <w:basedOn w:val="1"/>
+    <w:basedOn w:val="Normal"/>
     <w:semiHidden/>
     <w:qFormat/>
-    <w:uiPriority w:val="0"/>
     <w:rPr>
-      <w:rFonts w:ascii="Arial" w:hAnsi="Arial" w:eastAsia="Arial" w:cs="Arial"/>
+      <w:rFonts w:ascii="Arial" w:eastAsia="Arial" w:hAnsi="Arial" w:cs="Arial"/>
       <w:sz w:val="21"/>
       <w:szCs w:val="21"/>
       <w:lang w:val="en-US" w:eastAsia="en-US" w:bidi="ar-SA"/>
     </w:rPr>
   </w:style>
-  <w:style w:type="paragraph" w:styleId="13">
+  <w:style w:type="paragraph" w:styleId="TOC3">
     <w:name w:val="toc 3"/>
-    <w:basedOn w:val="1"/>
-    <w:next w:val="1"/>
+    <w:basedOn w:val="Normal"/>
+    <w:next w:val="Normal"/>
     <w:qFormat/>
-    <w:uiPriority w:val="0"/>
     <w:pPr>
       <w:ind w:left="840" w:leftChars="400"/>
     </w:pPr>
   </w:style>
-  <w:style w:type="paragraph" w:styleId="14">
+  <w:style w:type="paragraph" w:styleId="Footer">
     <w:name w:val="footer"/>
-    <w:basedOn w:val="1"/>
+    <w:basedOn w:val="Normal"/>
     <w:qFormat/>
-    <w:uiPriority w:val="0"/>
     <w:pPr>
       <w:tabs>
         <w:tab w:val="center" w:pos="4153"/>
@@ -5926,17 +5800,16 @@
       <w:sz w:val="18"/>
     </w:rPr>
   </w:style>
-  <w:style w:type="paragraph" w:styleId="15">
+  <w:style w:type="paragraph" w:styleId="Header">
     <w:name w:val="header"/>
-    <w:basedOn w:val="1"/>
+    <w:basedOn w:val="Normal"/>
     <w:qFormat/>
-    <w:uiPriority w:val="0"/>
     <w:pPr>
       <w:pBdr>
-        <w:top w:val="none" w:color="auto" w:sz="0" w:space="0"/>
-        <w:left w:val="none" w:color="auto" w:sz="0" w:space="0"/>
-        <w:bottom w:val="none" w:color="auto" w:sz="0" w:space="0"/>
-        <w:right w:val="none" w:color="auto" w:sz="0" w:space="0"/>
+        <w:top w:val="nil"/>
+        <w:left w:val="nil"/>
+        <w:bottom w:val="nil"/>
+        <w:right w:val="nil"/>
       </w:pBdr>
       <w:tabs>
         <w:tab w:val="center" w:pos="4153"/>
@@ -5951,41 +5824,37 @@
       <w:sz w:val="18"/>
     </w:rPr>
   </w:style>
-  <w:style w:type="paragraph" w:styleId="16">
+  <w:style w:type="paragraph" w:styleId="TOC1">
     <w:name w:val="toc 1"/>
-    <w:basedOn w:val="1"/>
-    <w:next w:val="1"/>
+    <w:basedOn w:val="Normal"/>
+    <w:next w:val="Normal"/>
     <w:qFormat/>
-    <w:uiPriority w:val="0"/>
     <w:rPr>
-      <w:rFonts w:ascii="Arial" w:hAnsi="Arial" w:eastAsia="Microsoft JhengHei"/>
+      <w:rFonts w:ascii="Arial" w:eastAsia="Microsoft JhengHei" w:hAnsi="Arial"/>
       <w:sz w:val="24"/>
     </w:rPr>
   </w:style>
-  <w:style w:type="paragraph" w:styleId="17">
+  <w:style w:type="paragraph" w:styleId="TOC2">
     <w:name w:val="toc 2"/>
-    <w:basedOn w:val="1"/>
-    <w:next w:val="1"/>
+    <w:basedOn w:val="Normal"/>
+    <w:next w:val="Normal"/>
     <w:qFormat/>
-    <w:uiPriority w:val="0"/>
     <w:pPr>
       <w:ind w:left="420" w:leftChars="200"/>
     </w:pPr>
   </w:style>
-  <w:style w:type="paragraph" w:styleId="18">
+  <w:style w:type="paragraph" w:styleId="NormalWeb">
     <w:name w:val="Normal (Web)"/>
-    <w:basedOn w:val="1"/>
+    <w:basedOn w:val="Normal"/>
     <w:qFormat/>
-    <w:uiPriority w:val="0"/>
     <w:rPr>
       <w:sz w:val="24"/>
     </w:rPr>
   </w:style>
-  <w:style w:type="paragraph" w:styleId="19">
+  <w:style w:type="paragraph" w:styleId="Title">
     <w:name w:val="Title"/>
-    <w:basedOn w:val="1"/>
+    <w:basedOn w:val="Normal"/>
     <w:qFormat/>
-    <w:uiPriority w:val="0"/>
     <w:pPr>
       <w:spacing w:before="240" w:beforeLines="0" w:beforeAutospacing="0" w:after="60" w:afterLines="0" w:afterAutospacing="0"/>
       <w:jc w:val="center"/>
@@ -5997,73 +5866,68 @@
       <w:sz w:val="32"/>
     </w:rPr>
   </w:style>
-  <w:style w:type="table" w:styleId="21">
+  <w:style w:type="table" w:styleId="TableGrid">
     <w:name w:val="Table Grid"/>
-    <w:basedOn w:val="20"/>
+    <w:basedOn w:val="TableNormal"/>
     <w:qFormat/>
-    <w:uiPriority w:val="0"/>
     <w:pPr>
       <w:widowControl w:val="0"/>
       <w:jc w:val="both"/>
     </w:pPr>
     <w:tblPr>
       <w:tblBorders>
-        <w:top w:val="single" w:color="auto" w:sz="4" w:space="0"/>
-        <w:left w:val="single" w:color="auto" w:sz="4" w:space="0"/>
-        <w:bottom w:val="single" w:color="auto" w:sz="4" w:space="0"/>
-        <w:right w:val="single" w:color="auto" w:sz="4" w:space="0"/>
-        <w:insideH w:val="single" w:color="auto" w:sz="4" w:space="0"/>
-        <w:insideV w:val="single" w:color="auto" w:sz="4" w:space="0"/>
+        <w:top w:val="single" w:sz="4" w:space="0" w:color="auto"/>
+        <w:left w:val="single" w:sz="4" w:space="0" w:color="auto"/>
+        <w:bottom w:val="single" w:sz="4" w:space="0" w:color="auto"/>
+        <w:right w:val="single" w:sz="4" w:space="0" w:color="auto"/>
+        <w:insideH w:val="single" w:sz="4" w:space="0" w:color="auto"/>
+        <w:insideV w:val="single" w:sz="4" w:space="0" w:color="auto"/>
       </w:tblBorders>
     </w:tblPr>
   </w:style>
-  <w:style w:type="character" w:styleId="23">
+  <w:style w:type="character" w:styleId="Strong">
     <w:name w:val="Strong"/>
-    <w:basedOn w:val="22"/>
+    <w:basedOn w:val="DefaultParagraphFont"/>
     <w:qFormat/>
-    <w:uiPriority w:val="0"/>
     <w:rPr>
       <w:b/>
     </w:rPr>
   </w:style>
-  <w:style w:type="paragraph" w:customStyle="1" w:styleId="24">
+  <w:style w:type="paragraph" w:customStyle="1" w:styleId="a">
     <w:name w:val="柴_公司名"/>
-    <w:basedOn w:val="19"/>
+    <w:basedOn w:val="Title"/>
     <w:qFormat/>
-    <w:uiPriority w:val="0"/>
     <w:pPr>
       <w:spacing w:after="600" w:afterLines="600"/>
     </w:pPr>
     <w:rPr>
-      <w:rFonts w:hint="eastAsia" w:ascii="宋体" w:hAnsi="宋体" w:eastAsia="宋体" w:cs="宋体"/>
+      <w:rFonts w:ascii="宋体" w:eastAsia="宋体" w:hAnsi="宋体" w:cs="宋体" w:hint="eastAsia"/>
       <w:bCs/>
       <w:spacing w:val="-6"/>
       <w:sz w:val="52"/>
       <w:szCs w:val="52"/>
     </w:rPr>
   </w:style>
-  <w:style w:type="paragraph" w:customStyle="1" w:styleId="25">
+  <w:style w:type="paragraph" w:customStyle="1" w:styleId="a0">
     <w:name w:val="柴_文档名"/>
-    <w:basedOn w:val="19"/>
+    <w:basedOn w:val="Title"/>
     <w:qFormat/>
-    <w:uiPriority w:val="0"/>
     <w:pPr>
       <w:spacing w:after="900" w:afterLines="900"/>
     </w:pPr>
     <w:rPr>
-      <w:rFonts w:ascii="黑体" w:hAnsi="黑体" w:eastAsia="黑体" w:cs="黑体"/>
+      <w:rFonts w:ascii="黑体" w:eastAsia="黑体" w:hAnsi="黑体" w:cs="黑体"/>
       <w:bCs/>
       <w:spacing w:val="-7"/>
       <w:sz w:val="52"/>
       <w:szCs w:val="52"/>
     </w:rPr>
   </w:style>
-  <w:style w:type="table" w:customStyle="1" w:styleId="26">
+  <w:style w:type="table" w:customStyle="1" w:styleId="TableNormal0">
     <w:name w:val="Table Normal_0"/>
     <w:semiHidden/>
     <w:unhideWhenUsed/>
     <w:qFormat/>
-    <w:uiPriority w:val="0"/>
     <w:tblPr>
       <w:tblCellMar>
         <w:top w:w="0" w:type="dxa"/>
@@ -6073,87 +5937,81 @@
       </w:tblCellMar>
     </w:tblPr>
   </w:style>
-  <w:style w:type="paragraph" w:customStyle="1" w:styleId="27">
+  <w:style w:type="paragraph" w:customStyle="1" w:styleId="TableText">
     <w:name w:val="Table Text"/>
-    <w:basedOn w:val="1"/>
+    <w:basedOn w:val="Normal"/>
     <w:semiHidden/>
     <w:qFormat/>
-    <w:uiPriority w:val="0"/>
     <w:rPr>
-      <w:rFonts w:ascii="宋体" w:hAnsi="宋体" w:eastAsia="宋体" w:cs="宋体"/>
+      <w:rFonts w:ascii="宋体" w:eastAsia="宋体" w:hAnsi="宋体" w:cs="宋体"/>
       <w:sz w:val="21"/>
       <w:szCs w:val="21"/>
       <w:lang w:val="en-US" w:eastAsia="en-US" w:bidi="ar-SA"/>
     </w:rPr>
   </w:style>
-  <w:style w:type="paragraph" w:customStyle="1" w:styleId="28">
+  <w:style w:type="paragraph" w:customStyle="1" w:styleId="1">
     <w:name w:val="柴_标题1"/>
-    <w:basedOn w:val="2"/>
-    <w:next w:val="29"/>
-    <w:link w:val="38"/>
+    <w:basedOn w:val="Heading1"/>
+    <w:next w:val="a1"/>
+    <w:link w:val="1Char"/>
     <w:qFormat/>
-    <w:uiPriority w:val="0"/>
     <w:pPr>
       <w:spacing w:before="100" w:after="90" w:line="360" w:lineRule="auto"/>
     </w:pPr>
     <w:rPr>
-      <w:rFonts w:ascii="Arial" w:hAnsi="Arial" w:eastAsia="宋体"/>
+      <w:rFonts w:ascii="Arial" w:eastAsia="宋体" w:hAnsi="Arial"/>
       <w:sz w:val="32"/>
     </w:rPr>
   </w:style>
-  <w:style w:type="paragraph" w:customStyle="1" w:styleId="29">
+  <w:style w:type="paragraph" w:customStyle="1" w:styleId="a1">
     <w:name w:val="柴_正文"/>
-    <w:basedOn w:val="12"/>
-    <w:link w:val="42"/>
+    <w:basedOn w:val="BodyText"/>
+    <w:link w:val="Char"/>
     <w:qFormat/>
-    <w:uiPriority w:val="0"/>
     <w:pPr>
       <w:spacing w:line="360" w:lineRule="auto"/>
       <w:ind w:firstLine="470" w:firstLineChars="200"/>
     </w:pPr>
     <w:rPr>
-      <w:rFonts w:ascii="Arial" w:hAnsi="Arial" w:eastAsia="宋体"/>
+      <w:rFonts w:ascii="Arial" w:eastAsia="宋体" w:hAnsi="Arial"/>
       <w:sz w:val="24"/>
       <w:lang w:eastAsia="zh-CN"/>
     </w:rPr>
   </w:style>
-  <w:style w:type="paragraph" w:customStyle="1" w:styleId="30">
+  <w:style w:type="paragraph" w:customStyle="1" w:styleId="2">
     <w:name w:val="柴_标题2"/>
-    <w:basedOn w:val="3"/>
-    <w:next w:val="29"/>
+    <w:basedOn w:val="Heading2"/>
+    <w:next w:val="a1"/>
     <w:qFormat/>
-    <w:uiPriority w:val="0"/>
     <w:pPr>
       <w:spacing w:line="360" w:lineRule="auto"/>
     </w:pPr>
     <w:rPr>
-      <w:rFonts w:ascii="Arial" w:hAnsi="Arial" w:eastAsia="宋体"/>
+      <w:rFonts w:ascii="Arial" w:eastAsia="宋体" w:hAnsi="Arial"/>
       <w:sz w:val="28"/>
     </w:rPr>
   </w:style>
-  <w:style w:type="paragraph" w:customStyle="1" w:styleId="31">
+  <w:style w:type="paragraph" w:customStyle="1" w:styleId="3">
     <w:name w:val="柴_标题3"/>
-    <w:basedOn w:val="4"/>
-    <w:next w:val="29"/>
+    <w:basedOn w:val="Heading3"/>
+    <w:next w:val="a1"/>
     <w:qFormat/>
-    <w:uiPriority w:val="0"/>
     <w:pPr>
       <w:spacing w:line="360" w:lineRule="auto"/>
       <w:ind w:left="0" w:firstLine="472" w:firstLineChars="200"/>
     </w:pPr>
     <w:rPr>
-      <w:rFonts w:ascii="宋体" w:hAnsi="宋体" w:eastAsia="宋体" w:cs="宋体"/>
+      <w:rFonts w:ascii="宋体" w:eastAsia="宋体" w:hAnsi="宋体" w:cs="宋体"/>
       <w:spacing w:val="-2"/>
       <w:sz w:val="24"/>
       <w:szCs w:val="24"/>
     </w:rPr>
   </w:style>
-  <w:style w:type="paragraph" w:customStyle="1" w:styleId="32">
+  <w:style w:type="paragraph" w:customStyle="1" w:styleId="a2">
     <w:name w:val="柴_目录"/>
-    <w:basedOn w:val="1"/>
-    <w:next w:val="12"/>
+    <w:basedOn w:val="Normal"/>
+    <w:next w:val="BodyText"/>
     <w:qFormat/>
-    <w:uiPriority w:val="0"/>
     <w:pPr>
       <w:tabs>
         <w:tab w:val="right" w:leader="dot" w:pos="8442"/>
@@ -6161,64 +6019,59 @@
       <w:ind w:left="0" w:leftChars="0"/>
     </w:pPr>
     <w:rPr>
-      <w:rFonts w:ascii="Arial" w:hAnsi="Arial" w:eastAsia="Microsoft JhengHei"/>
+      <w:rFonts w:ascii="Arial" w:eastAsia="Microsoft JhengHei" w:hAnsi="Arial"/>
       <w:sz w:val="24"/>
     </w:rPr>
   </w:style>
-  <w:style w:type="paragraph" w:customStyle="1" w:styleId="33">
+  <w:style w:type="paragraph" w:customStyle="1" w:styleId="WPSOffice1">
     <w:name w:val="WPSOffice手动目录 1"/>
     <w:qFormat/>
-    <w:uiPriority w:val="0"/>
     <w:pPr>
       <w:ind w:leftChars="0"/>
     </w:pPr>
     <w:rPr>
-      <w:rFonts w:ascii="Times New Roman" w:hAnsi="Times New Roman" w:eastAsia="宋体" w:cs="Times New Roman"/>
+      <w:rFonts w:ascii="Times New Roman" w:eastAsia="宋体" w:hAnsi="Times New Roman" w:cs="Times New Roman"/>
       <w:sz w:val="20"/>
       <w:szCs w:val="20"/>
     </w:rPr>
   </w:style>
-  <w:style w:type="paragraph" w:customStyle="1" w:styleId="34">
+  <w:style w:type="paragraph" w:customStyle="1" w:styleId="WPSOffice2">
     <w:name w:val="WPSOffice手动目录 2"/>
     <w:qFormat/>
-    <w:uiPriority w:val="0"/>
     <w:pPr>
       <w:ind w:leftChars="200"/>
     </w:pPr>
     <w:rPr>
-      <w:rFonts w:ascii="Times New Roman" w:hAnsi="Times New Roman" w:eastAsia="宋体" w:cs="Times New Roman"/>
+      <w:rFonts w:ascii="Times New Roman" w:eastAsia="宋体" w:hAnsi="Times New Roman" w:cs="Times New Roman"/>
       <w:sz w:val="20"/>
       <w:szCs w:val="20"/>
     </w:rPr>
   </w:style>
-  <w:style w:type="paragraph" w:customStyle="1" w:styleId="35">
+  <w:style w:type="paragraph" w:customStyle="1" w:styleId="WPSOffice3">
     <w:name w:val="WPSOffice手动目录 3"/>
     <w:qFormat/>
-    <w:uiPriority w:val="0"/>
     <w:pPr>
       <w:ind w:leftChars="400"/>
     </w:pPr>
     <w:rPr>
-      <w:rFonts w:ascii="Times New Roman" w:hAnsi="Times New Roman" w:eastAsia="宋体" w:cs="Times New Roman"/>
+      <w:rFonts w:ascii="Times New Roman" w:eastAsia="宋体" w:hAnsi="Times New Roman" w:cs="Times New Roman"/>
       <w:sz w:val="20"/>
       <w:szCs w:val="20"/>
     </w:rPr>
   </w:style>
-  <w:style w:type="paragraph" w:customStyle="1" w:styleId="36">
+  <w:style w:type="paragraph" w:customStyle="1" w:styleId="Compact">
     <w:name w:val="Compact"/>
-    <w:basedOn w:val="12"/>
+    <w:basedOn w:val="BodyText"/>
     <w:qFormat/>
-    <w:uiPriority w:val="0"/>
     <w:pPr>
       <w:spacing w:before="36" w:after="36"/>
     </w:pPr>
   </w:style>
-  <w:style w:type="table" w:customStyle="1" w:styleId="37">
+  <w:style w:type="table" w:customStyle="1" w:styleId="Table">
     <w:name w:val="Table"/>
     <w:semiHidden/>
     <w:unhideWhenUsed/>
     <w:qFormat/>
-    <w:uiPriority w:val="0"/>
     <w:tblPr>
       <w:tblCellMar>
         <w:top w:w="0" w:type="dxa"/>
@@ -6230,28 +6083,26 @@
     <w:tblStylePr w:type="firstRow">
       <w:tcPr>
         <w:tcBorders>
-          <w:bottom w:val="single" w:color="auto" w:sz="0" w:space="0"/>
+          <w:bottom w:val="single" w:sz="0" w:space="0" w:color="auto"/>
         </w:tcBorders>
         <w:vAlign w:val="bottom"/>
       </w:tcPr>
     </w:tblStylePr>
   </w:style>
-  <w:style w:type="character" w:customStyle="1" w:styleId="38">
+  <w:style w:type="character" w:customStyle="1" w:styleId="1Char">
     <w:name w:val="柴_标题1 Char"/>
-    <w:link w:val="28"/>
+    <w:link w:val="1"/>
     <w:qFormat/>
-    <w:uiPriority w:val="0"/>
     <w:rPr>
-      <w:rFonts w:ascii="Arial" w:hAnsi="Arial" w:eastAsia="宋体"/>
+      <w:rFonts w:ascii="Arial" w:eastAsia="宋体" w:hAnsi="Arial"/>
       <w:sz w:val="32"/>
     </w:rPr>
   </w:style>
-  <w:style w:type="table" w:customStyle="1" w:styleId="39">
+  <w:style w:type="table" w:customStyle="1" w:styleId="TableNormal1">
     <w:name w:val="Table Normal_1"/>
     <w:semiHidden/>
     <w:unhideWhenUsed/>
     <w:qFormat/>
-    <w:uiPriority w:val="0"/>
     <w:tblPr>
       <w:tblCellMar>
         <w:top w:w="0" w:type="dxa"/>
@@ -6261,11 +6112,10 @@
       </w:tblCellMar>
     </w:tblPr>
   </w:style>
-  <w:style w:type="paragraph" w:customStyle="1" w:styleId="40">
+  <w:style w:type="paragraph" w:customStyle="1" w:styleId="a3">
     <w:name w:val="柴_正文_无缩进"/>
-    <w:basedOn w:val="1"/>
+    <w:basedOn w:val="Normal"/>
     <w:qFormat/>
-    <w:uiPriority w:val="0"/>
     <w:pPr>
       <w:ind w:firstLine="0" w:firstLineChars="0"/>
     </w:pPr>
@@ -6275,31 +6125,29 @@
       <w:lang w:eastAsia="zh-CN"/>
     </w:rPr>
   </w:style>
-  <w:style w:type="paragraph" w:customStyle="1" w:styleId="41">
+  <w:style w:type="paragraph" w:customStyle="1" w:styleId="4">
     <w:name w:val="柴_标题4"/>
-    <w:basedOn w:val="5"/>
-    <w:next w:val="1"/>
+    <w:basedOn w:val="Heading4"/>
+    <w:next w:val="Normal"/>
     <w:qFormat/>
-    <w:uiPriority w:val="0"/>
     <w:pPr>
       <w:widowControl w:val="0"/>
       <w:spacing w:before="160" w:line="360" w:lineRule="auto"/>
-      <w:ind w:left="981" w:leftChars="300" w:hanging="862"/>
+      <w:ind w:left="981" w:hanging="862" w:leftChars="300"/>
     </w:pPr>
     <w:rPr>
-      <w:rFonts w:hint="eastAsia" w:ascii="Calibri" w:hAnsi="Calibri" w:eastAsia="宋体" w:cs="宋体"/>
+      <w:rFonts w:ascii="Calibri" w:eastAsia="宋体" w:hAnsi="Calibri" w:cs="宋体" w:hint="eastAsia"/>
       <w:sz w:val="24"/>
       <w:szCs w:val="24"/>
       <w:lang w:eastAsia="zh-CN" w:bidi="zh-CN"/>
     </w:rPr>
   </w:style>
-  <w:style w:type="character" w:customStyle="1" w:styleId="42">
+  <w:style w:type="character" w:customStyle="1" w:styleId="Char">
     <w:name w:val="柴_正文 Char"/>
-    <w:link w:val="29"/>
+    <w:link w:val="a1"/>
     <w:qFormat/>
-    <w:uiPriority w:val="0"/>
     <w:rPr>
-      <w:rFonts w:ascii="Arial" w:hAnsi="Arial" w:eastAsia="宋体"/>
+      <w:rFonts w:ascii="Arial" w:eastAsia="宋体" w:hAnsi="Arial"/>
       <w:sz w:val="24"/>
       <w:lang w:eastAsia="zh-CN"/>
     </w:rPr>

--- a/5.人员管理/1.流程制度规范类文件/TXHS-05-08-工作交接管理制度.docx
+++ b/5.人员管理/1.流程制度规范类文件/TXHS-05-08-工作交接管理制度.docx
@@ -1369,7 +1369,7 @@
                 <w:vertAlign w:val="baseline"/>
                 <w:lang w:val="en-US" w:eastAsia="zh-CN"/>
               </w:rPr>
-              <w:t>陈凯</w:t>
+              <w:t>茅建根</w:t>
             </w:r>
           </w:p>
         </w:tc>
@@ -1674,7 +1674,7 @@
                 <w:vertAlign w:val="baseline"/>
                 <w:lang w:val="en-US" w:eastAsia="zh-CN"/>
               </w:rPr>
-              <w:t>陈凯</w:t>
+              <w:t>茅建根</w:t>
             </w:r>
           </w:p>
         </w:tc>

--- a/5.人员管理/1.流程制度规范类文件/TXHS-05-08-工作交接管理制度.docx
+++ b/5.人员管理/1.流程制度规范类文件/TXHS-05-08-工作交接管理制度.docx
@@ -1,11 +1,10 @@
 
 <file path=word/document.xml><?xml version="1.0" encoding="utf-8"?>
-<w:document xmlns:wpc="http://schemas.microsoft.com/office/word/2010/wordprocessingCanvas" xmlns:mc="http://schemas.openxmlformats.org/markup-compatibility/2006" xmlns:o="urn:schemas-microsoft-com:office:office" xmlns:r="http://schemas.openxmlformats.org/officeDocument/2006/relationships" xmlns:m="http://schemas.openxmlformats.org/officeDocument/2006/math" xmlns:v="urn:schemas-microsoft-com:vml" xmlns:wp14="http://schemas.microsoft.com/office/word/2010/wordprocessingDrawing" xmlns:wp="http://schemas.openxmlformats.org/drawingml/2006/wordprocessingDrawing" xmlns:w10="urn:schemas-microsoft-com:office:word" xmlns:w="http://schemas.openxmlformats.org/wordprocessingml/2006/main" xmlns:w14="http://schemas.microsoft.com/office/word/2010/wordml" xmlns:w15="http://schemas.microsoft.com/office/word/2012/wordml" xmlns:wne="http://schemas.microsoft.com/office/word/2006/wordml" xmlns:wpg="http://schemas.microsoft.com/office/word/2010/wordprocessingGroup" xmlns:wpi="http://schemas.microsoft.com/office/word/2010/wordprocessingInk" xmlns:wps="http://schemas.microsoft.com/office/word/2010/wordprocessingShape" mc:Ignorable="w14 w15 wp14">
-  <!-- Generated by Aspose.Words for .NET 13.3.0.1 -->
+<w:document xmlns:wpc="http://schemas.microsoft.com/office/word/2010/wordprocessingCanvas" xmlns:mc="http://schemas.openxmlformats.org/markup-compatibility/2006" xmlns:o="urn:schemas-microsoft-com:office:office" xmlns:r="http://schemas.openxmlformats.org/officeDocument/2006/relationships" xmlns:m="http://schemas.openxmlformats.org/officeDocument/2006/math" xmlns:v="urn:schemas-microsoft-com:vml" xmlns:wp14="http://schemas.microsoft.com/office/word/2010/wordprocessingDrawing" xmlns:wp="http://schemas.openxmlformats.org/drawingml/2006/wordprocessingDrawing" xmlns:w="http://schemas.openxmlformats.org/wordprocessingml/2006/main" xmlns:w14="http://schemas.microsoft.com/office/word/2010/wordml" xmlns:w10="urn:schemas-microsoft-com:office:word" xmlns:w15="http://schemas.microsoft.com/office/word/2012/wordml" xmlns:wpg="http://schemas.microsoft.com/office/word/2010/wordprocessingGroup" xmlns:wpi="http://schemas.microsoft.com/office/word/2010/wordprocessingInk" xmlns:wne="http://schemas.microsoft.com/office/word/2006/wordml" xmlns:wps="http://schemas.microsoft.com/office/word/2010/wordprocessingShape" xmlns:wpsCustomData="http://www.wps.cn/officeDocument/2013/wpsCustomData" mc:Ignorable="w14 w15 wp14">
   <w:body>
     <w:p>
       <w:pPr>
-        <w:pStyle w:val="a"/>
+        <w:pStyle w:val="24"/>
         <w:keepNext w:val="0"/>
         <w:keepLines w:val="0"/>
         <w:pageBreakBefore w:val="0"/>
@@ -25,7 +24,7 @@
       <w:bookmarkStart w:id="0" w:name="_Toc27873"/>
       <w:r>
         <w:drawing>
-          <wp:anchor distT="0" distB="0" distL="114300" distR="114300" simplePos="0" relativeHeight="251660288" behindDoc="1" locked="0" layoutInCell="1" allowOverlap="1">
+          <wp:anchor distT="0" distB="0" distL="114300" distR="114300" simplePos="0" relativeHeight="251661312" behindDoc="1" locked="0" layoutInCell="1" allowOverlap="1">
             <wp:simplePos x="0" y="0"/>
             <wp:positionH relativeFrom="column">
               <wp:posOffset>-19050</wp:posOffset>
@@ -50,7 +49,7 @@
                     </pic:cNvPicPr>
                   </pic:nvPicPr>
                   <pic:blipFill>
-                    <a:blip xmlns:r="http://schemas.openxmlformats.org/officeDocument/2006/relationships" r:embed="rId4"/>
+                    <a:blip r:embed="rId8"/>
                     <a:stretch>
                       <a:fillRect/>
                     </a:stretch>
@@ -76,7 +75,7 @@
       </w:r>
       <w:r>
         <w:drawing>
-          <wp:anchor distT="0" distB="0" distL="114300" distR="114300" simplePos="0" relativeHeight="251659264" behindDoc="1" locked="0" layoutInCell="1" allowOverlap="1">
+          <wp:anchor distT="0" distB="0" distL="114300" distR="114300" simplePos="0" relativeHeight="251660288" behindDoc="1" locked="0" layoutInCell="1" allowOverlap="1">
             <wp:simplePos x="0" y="0"/>
             <wp:positionH relativeFrom="column">
               <wp:posOffset>0</wp:posOffset>
@@ -101,7 +100,7 @@
                     </pic:cNvPicPr>
                   </pic:nvPicPr>
                   <pic:blipFill>
-                    <a:blip xmlns:r="http://schemas.openxmlformats.org/officeDocument/2006/relationships" r:embed="rId5"/>
+                    <a:blip r:embed="rId9"/>
                     <a:stretch>
                       <a:fillRect/>
                     </a:stretch>
@@ -131,7 +130,7 @@
           <w:lang w:val="en-US" w:eastAsia="zh-CN"/>
         </w:rPr>
         <w:drawing>
-          <wp:anchor distT="0" distB="0" distL="114300" distR="114300" simplePos="0" relativeHeight="251658240" behindDoc="1" locked="0" layoutInCell="1" allowOverlap="1">
+          <wp:anchor distT="0" distB="0" distL="114300" distR="114300" simplePos="0" relativeHeight="251659264" behindDoc="1" locked="0" layoutInCell="1" allowOverlap="1">
             <wp:simplePos x="0" y="0"/>
             <wp:positionH relativeFrom="column">
               <wp:posOffset>635</wp:posOffset>
@@ -156,7 +155,7 @@
                     </pic:cNvPicPr>
                   </pic:nvPicPr>
                   <pic:blipFill>
-                    <a:blip xmlns:r="http://schemas.openxmlformats.org/officeDocument/2006/relationships" r:embed="rId6">
+                    <a:blip r:embed="rId10">
                       <a:alphaModFix amt="58000"/>
                       <a:lum contrast="-52000"/>
                     </a:blip>
@@ -190,7 +189,7 @@
     </w:p>
     <w:p>
       <w:pPr>
-        <w:pStyle w:val="a0"/>
+        <w:pStyle w:val="25"/>
         <w:keepNext w:val="0"/>
         <w:keepLines w:val="0"/>
         <w:pageBreakBefore w:val="0"/>
@@ -237,11 +236,11 @@
         <w:adjustRightInd w:val="0"/>
         <w:snapToGrid w:val="0"/>
         <w:spacing w:after="624" w:afterLines="200" w:line="219" w:lineRule="auto"/>
-        <w:ind w:left="0" w:right="0" w:firstLine="0" w:leftChars="0" w:rightChars="0" w:firstLineChars="0"/>
+        <w:ind w:left="0" w:leftChars="0" w:right="0" w:rightChars="0" w:firstLine="0" w:firstLineChars="0"/>
         <w:jc w:val="center"/>
         <w:textAlignment w:val="baseline"/>
         <w:rPr>
-          <w:rFonts w:ascii="宋体" w:eastAsia="宋体" w:hAnsi="宋体" w:cs="宋体" w:hint="eastAsia"/>
+          <w:rFonts w:hint="eastAsia" w:ascii="宋体" w:hAnsi="宋体" w:eastAsia="宋体" w:cs="宋体"/>
           <w:sz w:val="24"/>
           <w:szCs w:val="24"/>
           <w:lang w:val="en-US" w:eastAsia="zh-CN"/>
@@ -249,7 +248,7 @@
       </w:pPr>
       <w:r>
         <w:rPr>
-          <w:rFonts w:ascii="宋体" w:eastAsia="宋体" w:hAnsi="宋体" w:cs="宋体"/>
+          <w:rFonts w:ascii="宋体" w:hAnsi="宋体" w:eastAsia="宋体" w:cs="宋体"/>
           <w:b/>
           <w:bCs/>
           <w:spacing w:val="-3"/>
@@ -260,7 +259,7 @@
       </w:r>
       <w:r>
         <w:rPr>
-          <w:rFonts w:ascii="宋体" w:eastAsia="宋体" w:hAnsi="宋体" w:cs="宋体" w:hint="eastAsia"/>
+          <w:rFonts w:hint="eastAsia" w:ascii="宋体" w:hAnsi="宋体" w:eastAsia="宋体" w:cs="宋体"/>
           <w:b/>
           <w:bCs/>
           <w:spacing w:val="-3"/>
@@ -272,7 +271,7 @@
       </w:r>
       <w:r>
         <w:rPr>
-          <w:rFonts w:ascii="宋体" w:eastAsia="宋体" w:hAnsi="宋体" w:cs="宋体"/>
+          <w:rFonts w:ascii="宋体" w:hAnsi="宋体" w:eastAsia="宋体" w:cs="宋体"/>
           <w:b/>
           <w:bCs/>
           <w:spacing w:val="-3"/>
@@ -283,7 +282,7 @@
       </w:r>
       <w:r>
         <w:rPr>
-          <w:rFonts w:ascii="宋体" w:eastAsia="宋体" w:hAnsi="宋体" w:cs="宋体" w:hint="eastAsia"/>
+          <w:rFonts w:hint="eastAsia" w:ascii="宋体" w:hAnsi="宋体" w:eastAsia="宋体" w:cs="宋体"/>
           <w:b/>
           <w:bCs/>
           <w:spacing w:val="-3"/>
@@ -295,7 +294,7 @@
       </w:r>
       <w:r>
         <w:rPr>
-          <w:rFonts w:ascii="宋体" w:eastAsia="宋体" w:hAnsi="宋体" w:cs="宋体"/>
+          <w:rFonts w:ascii="宋体" w:hAnsi="宋体" w:eastAsia="宋体" w:cs="宋体"/>
           <w:b/>
           <w:bCs/>
           <w:spacing w:val="-3"/>
@@ -306,7 +305,7 @@
       </w:r>
       <w:r>
         <w:rPr>
-          <w:rFonts w:ascii="宋体" w:hAnsi="宋体" w:cs="宋体" w:hint="eastAsia"/>
+          <w:rFonts w:hint="eastAsia" w:ascii="宋体" w:hAnsi="宋体" w:cs="宋体"/>
           <w:b/>
           <w:bCs/>
           <w:spacing w:val="-3"/>
@@ -319,17 +318,18 @@
     </w:p>
     <w:tbl>
       <w:tblPr>
-        <w:tblStyle w:val="TableGrid"/>
+        <w:tblStyle w:val="21"/>
         <w:tblW w:w="0" w:type="auto"/>
         <w:jc w:val="center"/>
         <w:tblBorders>
-          <w:top w:val="nil"/>
-          <w:left w:val="nil"/>
-          <w:bottom w:val="nil"/>
-          <w:right w:val="nil"/>
-          <w:insideH w:val="nil"/>
-          <w:insideV w:val="nil"/>
+          <w:top w:val="none" w:color="auto" w:sz="0" w:space="0"/>
+          <w:left w:val="none" w:color="auto" w:sz="0" w:space="0"/>
+          <w:bottom w:val="none" w:color="auto" w:sz="0" w:space="0"/>
+          <w:right w:val="none" w:color="auto" w:sz="0" w:space="0"/>
+          <w:insideH w:val="none" w:color="auto" w:sz="0" w:space="0"/>
+          <w:insideV w:val="none" w:color="auto" w:sz="0" w:space="0"/>
         </w:tblBorders>
+        <w:tblLayout w:type="autofit"/>
         <w:tblCellMar>
           <w:top w:w="0" w:type="dxa"/>
           <w:left w:w="108" w:type="dxa"/>
@@ -343,15 +343,13 @@
       </w:tblGrid>
       <w:tr>
         <w:tblPrEx>
-          <w:tblW w:w="0" w:type="auto"/>
-          <w:jc w:val="center"/>
           <w:tblBorders>
-            <w:top w:val="nil"/>
-            <w:left w:val="nil"/>
-            <w:bottom w:val="nil"/>
-            <w:right w:val="nil"/>
-            <w:insideH w:val="nil"/>
-            <w:insideV w:val="nil"/>
+            <w:top w:val="none" w:color="auto" w:sz="0" w:space="0"/>
+            <w:left w:val="none" w:color="auto" w:sz="0" w:space="0"/>
+            <w:bottom w:val="none" w:color="auto" w:sz="0" w:space="0"/>
+            <w:right w:val="none" w:color="auto" w:sz="0" w:space="0"/>
+            <w:insideH w:val="none" w:color="auto" w:sz="0" w:space="0"/>
+            <w:insideV w:val="none" w:color="auto" w:sz="0" w:space="0"/>
           </w:tblBorders>
           <w:tblCellMar>
             <w:top w:w="0" w:type="dxa"/>
@@ -361,7 +359,7 @@
           </w:tblCellMar>
         </w:tblPrEx>
         <w:trPr>
-          <w:trHeight w:val="810"/>
+          <w:trHeight w:val="810" w:hRule="atLeast"/>
           <w:jc w:val="center"/>
         </w:trPr>
         <w:tc>
@@ -399,7 +397,7 @@
             </w:r>
             <w:r>
               <w:rPr>
-                <w:rFonts w:asciiTheme="minorAscii" w:eastAsiaTheme="minorEastAsia" w:hAnsiTheme="minorAscii" w:hint="default"/>
+                <w:rFonts w:hint="default" w:asciiTheme="minorAscii" w:hAnsiTheme="minorAscii" w:eastAsiaTheme="minorEastAsia"/>
                 <w:spacing w:val="227"/>
                 <w:sz w:val="21"/>
                 <w:vertAlign w:val="baseline"/>
@@ -453,7 +451,7 @@
             </w:r>
             <w:r>
               <w:rPr>
-                <w:rFonts w:asciiTheme="minorAscii" w:eastAsiaTheme="minorEastAsia" w:hAnsiTheme="minorAscii" w:hint="eastAsia"/>
+                <w:rFonts w:hint="eastAsia" w:asciiTheme="minorAscii" w:hAnsiTheme="minorAscii" w:eastAsiaTheme="minorEastAsia"/>
                 <w:spacing w:val="227"/>
                 <w:sz w:val="21"/>
                 <w:vertAlign w:val="baseline"/>
@@ -475,8 +473,14 @@
       </w:tr>
       <w:tr>
         <w:tblPrEx>
-          <w:tblW w:w="0" w:type="auto"/>
-          <w:jc w:val="center"/>
+          <w:tblBorders>
+            <w:top w:val="none" w:color="auto" w:sz="0" w:space="0"/>
+            <w:left w:val="none" w:color="auto" w:sz="0" w:space="0"/>
+            <w:bottom w:val="none" w:color="auto" w:sz="0" w:space="0"/>
+            <w:right w:val="none" w:color="auto" w:sz="0" w:space="0"/>
+            <w:insideH w:val="none" w:color="auto" w:sz="0" w:space="0"/>
+            <w:insideV w:val="none" w:color="auto" w:sz="0" w:space="0"/>
+          </w:tblBorders>
           <w:tblCellMar>
             <w:top w:w="0" w:type="dxa"/>
             <w:left w:w="108" w:type="dxa"/>
@@ -485,7 +489,7 @@
           </w:tblCellMar>
         </w:tblPrEx>
         <w:trPr>
-          <w:trHeight w:val="810"/>
+          <w:trHeight w:val="810" w:hRule="atLeast"/>
           <w:jc w:val="center"/>
         </w:trPr>
         <w:tc>
@@ -509,7 +513,7 @@
               <w:snapToGrid w:val="0"/>
               <w:textAlignment w:val="baseline"/>
               <w:rPr>
-                <w:rFonts w:ascii="Arial" w:eastAsia="Arial" w:hAnsi="Arial" w:cs="Arial" w:hint="default"/>
+                <w:rFonts w:hint="default" w:ascii="Arial" w:hAnsi="Arial" w:eastAsia="Arial" w:cs="Arial"/>
                 <w:snapToGrid w:val="0"/>
                 <w:color w:val="000000"/>
                 <w:kern w:val="0"/>
@@ -541,7 +545,7 @@
             </w:r>
             <w:r>
               <w:rPr>
-                <w:rFonts w:asciiTheme="minorAscii" w:eastAsiaTheme="minorEastAsia" w:hAnsiTheme="minorAscii" w:hint="default"/>
+                <w:rFonts w:hint="default" w:asciiTheme="minorAscii" w:hAnsiTheme="minorAscii" w:eastAsiaTheme="minorEastAsia"/>
                 <w:spacing w:val="227"/>
                 <w:sz w:val="21"/>
                 <w:vertAlign w:val="baseline"/>
@@ -583,7 +587,7 @@
               <w:snapToGrid w:val="0"/>
               <w:textAlignment w:val="baseline"/>
               <w:rPr>
-                <w:rFonts w:ascii="Arial" w:eastAsia="Arial" w:hAnsi="Arial" w:cs="Arial" w:hint="default"/>
+                <w:rFonts w:hint="default" w:ascii="Arial" w:hAnsi="Arial" w:eastAsia="Arial" w:cs="Arial"/>
                 <w:snapToGrid w:val="0"/>
                 <w:color w:val="000000"/>
                 <w:kern w:val="0"/>
@@ -603,7 +607,7 @@
             </w:r>
             <w:r>
               <w:rPr>
-                <w:rFonts w:asciiTheme="minorAscii" w:eastAsiaTheme="minorEastAsia" w:hAnsiTheme="minorAscii" w:hint="eastAsia"/>
+                <w:rFonts w:hint="eastAsia" w:asciiTheme="minorAscii" w:hAnsiTheme="minorAscii" w:eastAsiaTheme="minorEastAsia"/>
                 <w:spacing w:val="227"/>
                 <w:sz w:val="21"/>
                 <w:vertAlign w:val="baseline"/>
@@ -625,8 +629,14 @@
       </w:tr>
       <w:tr>
         <w:tblPrEx>
-          <w:tblW w:w="0" w:type="auto"/>
-          <w:jc w:val="center"/>
+          <w:tblBorders>
+            <w:top w:val="none" w:color="auto" w:sz="0" w:space="0"/>
+            <w:left w:val="none" w:color="auto" w:sz="0" w:space="0"/>
+            <w:bottom w:val="none" w:color="auto" w:sz="0" w:space="0"/>
+            <w:right w:val="none" w:color="auto" w:sz="0" w:space="0"/>
+            <w:insideH w:val="none" w:color="auto" w:sz="0" w:space="0"/>
+            <w:insideV w:val="none" w:color="auto" w:sz="0" w:space="0"/>
+          </w:tblBorders>
           <w:tblCellMar>
             <w:top w:w="0" w:type="dxa"/>
             <w:left w:w="108" w:type="dxa"/>
@@ -635,7 +645,7 @@
           </w:tblCellMar>
         </w:tblPrEx>
         <w:trPr>
-          <w:trHeight w:val="635"/>
+          <w:trHeight w:val="635" w:hRule="atLeast"/>
           <w:jc w:val="center"/>
         </w:trPr>
         <w:tc>
@@ -685,7 +695,7 @@
             </w:r>
             <w:r>
               <w:rPr>
-                <w:rFonts w:asciiTheme="minorAscii" w:eastAsiaTheme="minorEastAsia" w:hAnsiTheme="minorAscii" w:hint="eastAsia"/>
+                <w:rFonts w:hint="eastAsia" w:asciiTheme="minorAscii" w:hAnsiTheme="minorAscii" w:eastAsiaTheme="minorEastAsia"/>
                 <w:spacing w:val="227"/>
                 <w:sz w:val="21"/>
                 <w:vertAlign w:val="baseline"/>
@@ -738,7 +748,7 @@
             </w:r>
             <w:r>
               <w:rPr>
-                <w:rFonts w:asciiTheme="minorAscii" w:eastAsiaTheme="minorEastAsia" w:hAnsiTheme="minorAscii" w:hint="eastAsia"/>
+                <w:rFonts w:hint="eastAsia" w:asciiTheme="minorAscii" w:hAnsiTheme="minorAscii" w:eastAsiaTheme="minorEastAsia"/>
                 <w:spacing w:val="227"/>
                 <w:sz w:val="21"/>
                 <w:vertAlign w:val="baseline"/>
@@ -797,14 +807,14 @@
         <w:ind w:left="3634"/>
         <w:textAlignment w:val="baseline"/>
         <w:rPr>
-          <w:rFonts w:ascii="宋体" w:eastAsia="宋体" w:hAnsi="宋体" w:cs="宋体"/>
+          <w:rFonts w:ascii="宋体" w:hAnsi="宋体" w:eastAsia="宋体" w:cs="宋体"/>
           <w:sz w:val="31"/>
           <w:szCs w:val="31"/>
         </w:rPr>
       </w:pPr>
       <w:r>
         <w:rPr>
-          <w:rFonts w:ascii="宋体" w:eastAsia="宋体" w:hAnsi="宋体" w:cs="宋体"/>
+          <w:rFonts w:ascii="宋体" w:hAnsi="宋体" w:eastAsia="宋体" w:cs="宋体"/>
           <w:b/>
           <w:bCs/>
           <w:spacing w:val="4"/>
@@ -816,16 +826,16 @@
     </w:p>
     <w:tbl>
       <w:tblPr>
-        <w:tblStyle w:val="TableNormal0"/>
+        <w:tblStyle w:val="26"/>
         <w:tblW w:w="8214" w:type="dxa"/>
         <w:jc w:val="center"/>
         <w:tblBorders>
-          <w:top w:val="single" w:sz="2" w:space="0" w:color="000000"/>
-          <w:left w:val="single" w:sz="2" w:space="0" w:color="000000"/>
-          <w:bottom w:val="single" w:sz="2" w:space="0" w:color="000000"/>
-          <w:right w:val="single" w:sz="2" w:space="0" w:color="000000"/>
-          <w:insideH w:val="single" w:sz="2" w:space="0" w:color="000000"/>
-          <w:insideV w:val="single" w:sz="2" w:space="0" w:color="000000"/>
+          <w:top w:val="single" w:color="000000" w:sz="2" w:space="0"/>
+          <w:left w:val="single" w:color="000000" w:sz="2" w:space="0"/>
+          <w:bottom w:val="single" w:color="000000" w:sz="2" w:space="0"/>
+          <w:right w:val="single" w:color="000000" w:sz="2" w:space="0"/>
+          <w:insideH w:val="single" w:color="000000" w:sz="2" w:space="0"/>
+          <w:insideV w:val="single" w:color="000000" w:sz="2" w:space="0"/>
         </w:tblBorders>
         <w:tblLayout w:type="fixed"/>
         <w:tblCellMar>
@@ -845,17 +855,14 @@
       </w:tblGrid>
       <w:tr>
         <w:tblPrEx>
-          <w:tblW w:w="8214" w:type="dxa"/>
-          <w:jc w:val="center"/>
           <w:tblBorders>
-            <w:top w:val="single" w:sz="2" w:space="0" w:color="000000"/>
-            <w:left w:val="single" w:sz="2" w:space="0" w:color="000000"/>
-            <w:bottom w:val="single" w:sz="2" w:space="0" w:color="000000"/>
-            <w:right w:val="single" w:sz="2" w:space="0" w:color="000000"/>
-            <w:insideH w:val="single" w:sz="2" w:space="0" w:color="000000"/>
-            <w:insideV w:val="single" w:sz="2" w:space="0" w:color="000000"/>
+            <w:top w:val="single" w:color="000000" w:sz="2" w:space="0"/>
+            <w:left w:val="single" w:color="000000" w:sz="2" w:space="0"/>
+            <w:bottom w:val="single" w:color="000000" w:sz="2" w:space="0"/>
+            <w:right w:val="single" w:color="000000" w:sz="2" w:space="0"/>
+            <w:insideH w:val="single" w:color="000000" w:sz="2" w:space="0"/>
+            <w:insideV w:val="single" w:color="000000" w:sz="2" w:space="0"/>
           </w:tblBorders>
-          <w:tblLayout w:type="fixed"/>
           <w:tblCellMar>
             <w:top w:w="0" w:type="dxa"/>
             <w:left w:w="0" w:type="dxa"/>
@@ -864,7 +871,7 @@
           </w:tblCellMar>
         </w:tblPrEx>
         <w:trPr>
-          <w:trHeight w:val="593"/>
+          <w:trHeight w:val="593" w:hRule="atLeast"/>
           <w:jc w:val="center"/>
         </w:trPr>
         <w:tc>
@@ -886,18 +893,18 @@
               <w:adjustRightInd w:val="0"/>
               <w:snapToGrid w:val="0"/>
               <w:spacing w:before="176" w:line="228" w:lineRule="auto"/>
-              <w:ind w:left="0" w:right="0" w:firstLine="0" w:leftChars="0" w:rightChars="0" w:firstLineChars="0"/>
+              <w:ind w:left="0" w:leftChars="0" w:right="0" w:rightChars="0" w:firstLine="0" w:firstLineChars="0"/>
               <w:jc w:val="center"/>
               <w:textAlignment w:val="baseline"/>
               <w:rPr>
-                <w:rFonts w:ascii="宋体" w:eastAsia="宋体" w:hAnsi="宋体" w:cs="宋体"/>
+                <w:rFonts w:ascii="宋体" w:hAnsi="宋体" w:eastAsia="宋体" w:cs="宋体"/>
                 <w:sz w:val="20"/>
                 <w:szCs w:val="20"/>
               </w:rPr>
             </w:pPr>
             <w:r>
               <w:rPr>
-                <w:rFonts w:ascii="宋体" w:hAnsi="宋体" w:cs="宋体" w:hint="eastAsia"/>
+                <w:rFonts w:hint="eastAsia" w:ascii="宋体" w:hAnsi="宋体" w:cs="宋体"/>
                 <w:spacing w:val="-14"/>
                 <w:sz w:val="20"/>
                 <w:szCs w:val="20"/>
@@ -907,7 +914,7 @@
             </w:r>
             <w:r>
               <w:rPr>
-                <w:rFonts w:ascii="宋体" w:eastAsia="宋体" w:hAnsi="宋体" w:cs="宋体"/>
+                <w:rFonts w:ascii="宋体" w:hAnsi="宋体" w:eastAsia="宋体" w:cs="宋体"/>
                 <w:spacing w:val="-14"/>
                 <w:sz w:val="20"/>
                 <w:szCs w:val="20"/>
@@ -935,18 +942,18 @@
               <w:adjustRightInd w:val="0"/>
               <w:snapToGrid w:val="0"/>
               <w:spacing w:before="175" w:line="227" w:lineRule="auto"/>
-              <w:ind w:left="0" w:right="0" w:firstLine="0" w:leftChars="0" w:rightChars="0" w:firstLineChars="0"/>
+              <w:ind w:left="0" w:leftChars="0" w:right="0" w:rightChars="0" w:firstLine="0" w:firstLineChars="0"/>
               <w:jc w:val="center"/>
               <w:textAlignment w:val="baseline"/>
               <w:rPr>
-                <w:rFonts w:ascii="宋体" w:eastAsia="宋体" w:hAnsi="宋体" w:cs="宋体"/>
+                <w:rFonts w:ascii="宋体" w:hAnsi="宋体" w:eastAsia="宋体" w:cs="宋体"/>
                 <w:sz w:val="20"/>
                 <w:szCs w:val="20"/>
               </w:rPr>
             </w:pPr>
             <w:r>
               <w:rPr>
-                <w:rFonts w:ascii="宋体" w:eastAsia="宋体" w:hAnsi="宋体" w:cs="宋体"/>
+                <w:rFonts w:ascii="宋体" w:hAnsi="宋体" w:eastAsia="宋体" w:cs="宋体"/>
                 <w:spacing w:val="4"/>
                 <w:sz w:val="20"/>
                 <w:szCs w:val="20"/>
@@ -974,18 +981,18 @@
               <w:adjustRightInd w:val="0"/>
               <w:snapToGrid w:val="0"/>
               <w:spacing w:before="175" w:line="228" w:lineRule="auto"/>
-              <w:ind w:left="0" w:right="0" w:firstLine="0" w:leftChars="0" w:rightChars="0" w:firstLineChars="0"/>
+              <w:ind w:left="0" w:leftChars="0" w:right="0" w:rightChars="0" w:firstLine="0" w:firstLineChars="0"/>
               <w:jc w:val="center"/>
               <w:textAlignment w:val="baseline"/>
               <w:rPr>
-                <w:rFonts w:ascii="宋体" w:eastAsia="宋体" w:hAnsi="宋体" w:cs="宋体"/>
+                <w:rFonts w:ascii="宋体" w:hAnsi="宋体" w:eastAsia="宋体" w:cs="宋体"/>
                 <w:sz w:val="20"/>
                 <w:szCs w:val="20"/>
               </w:rPr>
             </w:pPr>
             <w:r>
               <w:rPr>
-                <w:rFonts w:ascii="宋体" w:eastAsia="宋体" w:hAnsi="宋体" w:cs="宋体"/>
+                <w:rFonts w:ascii="宋体" w:hAnsi="宋体" w:eastAsia="宋体" w:cs="宋体"/>
                 <w:spacing w:val="7"/>
                 <w:sz w:val="20"/>
                 <w:szCs w:val="20"/>
@@ -1013,11 +1020,11 @@
               <w:adjustRightInd w:val="0"/>
               <w:snapToGrid w:val="0"/>
               <w:spacing w:before="175" w:line="228" w:lineRule="auto"/>
-              <w:ind w:left="0" w:right="0" w:firstLine="0" w:leftChars="0" w:rightChars="0" w:firstLineChars="0"/>
+              <w:ind w:left="0" w:leftChars="0" w:right="0" w:rightChars="0" w:firstLine="0" w:firstLineChars="0"/>
               <w:jc w:val="center"/>
               <w:textAlignment w:val="baseline"/>
               <w:rPr>
-                <w:rFonts w:ascii="宋体" w:eastAsia="宋体" w:hAnsi="宋体" w:cs="宋体" w:hint="eastAsia"/>
+                <w:rFonts w:hint="eastAsia" w:ascii="宋体" w:hAnsi="宋体" w:eastAsia="宋体" w:cs="宋体"/>
                 <w:spacing w:val="7"/>
                 <w:sz w:val="20"/>
                 <w:szCs w:val="20"/>
@@ -1026,7 +1033,7 @@
             </w:pPr>
             <w:r>
               <w:rPr>
-                <w:rFonts w:ascii="宋体" w:hAnsi="宋体" w:cs="宋体" w:hint="eastAsia"/>
+                <w:rFonts w:hint="eastAsia" w:ascii="宋体" w:hAnsi="宋体" w:cs="宋体"/>
                 <w:spacing w:val="7"/>
                 <w:sz w:val="20"/>
                 <w:szCs w:val="20"/>
@@ -1055,11 +1062,11 @@
               <w:adjustRightInd w:val="0"/>
               <w:snapToGrid w:val="0"/>
               <w:spacing w:before="175" w:line="228" w:lineRule="auto"/>
-              <w:ind w:left="0" w:right="0" w:firstLine="0" w:leftChars="0" w:rightChars="0" w:firstLineChars="0"/>
+              <w:ind w:left="0" w:leftChars="0" w:right="0" w:rightChars="0" w:firstLine="0" w:firstLineChars="0"/>
               <w:jc w:val="center"/>
               <w:textAlignment w:val="baseline"/>
               <w:rPr>
-                <w:rFonts w:ascii="宋体" w:hAnsi="宋体" w:cs="宋体" w:hint="default"/>
+                <w:rFonts w:hint="default" w:ascii="宋体" w:hAnsi="宋体" w:cs="宋体"/>
                 <w:spacing w:val="7"/>
                 <w:sz w:val="20"/>
                 <w:szCs w:val="20"/>
@@ -1068,7 +1075,7 @@
             </w:pPr>
             <w:r>
               <w:rPr>
-                <w:rFonts w:ascii="宋体" w:hAnsi="宋体" w:cs="宋体" w:hint="eastAsia"/>
+                <w:rFonts w:hint="eastAsia" w:ascii="宋体" w:hAnsi="宋体" w:cs="宋体"/>
                 <w:spacing w:val="7"/>
                 <w:sz w:val="20"/>
                 <w:szCs w:val="20"/>
@@ -1097,18 +1104,18 @@
               <w:adjustRightInd w:val="0"/>
               <w:snapToGrid w:val="0"/>
               <w:spacing w:before="176" w:line="229" w:lineRule="auto"/>
-              <w:ind w:left="0" w:right="0" w:firstLine="0" w:leftChars="0" w:rightChars="0" w:firstLineChars="0"/>
+              <w:ind w:left="0" w:leftChars="0" w:right="0" w:rightChars="0" w:firstLine="0" w:firstLineChars="0"/>
               <w:jc w:val="center"/>
               <w:textAlignment w:val="baseline"/>
               <w:rPr>
-                <w:rFonts w:ascii="宋体" w:eastAsia="宋体" w:hAnsi="宋体" w:cs="宋体"/>
+                <w:rFonts w:ascii="宋体" w:hAnsi="宋体" w:eastAsia="宋体" w:cs="宋体"/>
                 <w:sz w:val="20"/>
                 <w:szCs w:val="20"/>
               </w:rPr>
             </w:pPr>
             <w:r>
               <w:rPr>
-                <w:rFonts w:ascii="宋体" w:eastAsia="宋体" w:hAnsi="宋体" w:cs="宋体"/>
+                <w:rFonts w:ascii="宋体" w:hAnsi="宋体" w:eastAsia="宋体" w:cs="宋体"/>
                 <w:spacing w:val="7"/>
                 <w:sz w:val="20"/>
                 <w:szCs w:val="20"/>
@@ -1120,9 +1127,14 @@
       </w:tr>
       <w:tr>
         <w:tblPrEx>
-          <w:tblW w:w="8214" w:type="dxa"/>
-          <w:jc w:val="center"/>
-          <w:tblLayout w:type="fixed"/>
+          <w:tblBorders>
+            <w:top w:val="single" w:color="000000" w:sz="2" w:space="0"/>
+            <w:left w:val="single" w:color="000000" w:sz="2" w:space="0"/>
+            <w:bottom w:val="single" w:color="000000" w:sz="2" w:space="0"/>
+            <w:right w:val="single" w:color="000000" w:sz="2" w:space="0"/>
+            <w:insideH w:val="single" w:color="000000" w:sz="2" w:space="0"/>
+            <w:insideV w:val="single" w:color="000000" w:sz="2" w:space="0"/>
+          </w:tblBorders>
           <w:tblCellMar>
             <w:top w:w="0" w:type="dxa"/>
             <w:left w:w="0" w:type="dxa"/>
@@ -1131,7 +1143,300 @@
           </w:tblCellMar>
         </w:tblPrEx>
         <w:trPr>
-          <w:trHeight w:val="516"/>
+          <w:trHeight w:val="516" w:hRule="atLeast"/>
+          <w:jc w:val="center"/>
+        </w:trPr>
+        <w:tc>
+          <w:tcPr>
+            <w:tcW w:w="1317" w:type="dxa"/>
+          </w:tcPr>
+          <w:p>
+            <w:pPr>
+              <w:keepNext w:val="0"/>
+              <w:keepLines w:val="0"/>
+              <w:pageBreakBefore w:val="0"/>
+              <w:widowControl w:val="0"/>
+              <w:kinsoku w:val="0"/>
+              <w:wordWrap/>
+              <w:overflowPunct/>
+              <w:autoSpaceDE w:val="0"/>
+              <w:autoSpaceDN w:val="0"/>
+              <w:bidi w:val="0"/>
+              <w:adjustRightInd w:val="0"/>
+              <w:snapToGrid w:val="0"/>
+              <w:spacing w:before="173" w:line="267" w:lineRule="exact"/>
+              <w:ind w:left="0" w:leftChars="0" w:right="0" w:rightChars="0" w:firstLine="0" w:firstLineChars="0"/>
+              <w:jc w:val="center"/>
+              <w:textAlignment w:val="baseline"/>
+              <w:rPr>
+                <w:rFonts w:hint="default" w:ascii="宋体" w:hAnsi="宋体" w:eastAsia="宋体" w:cs="宋体"/>
+                <w:sz w:val="20"/>
+                <w:szCs w:val="20"/>
+                <w:lang w:val="en-US"/>
+              </w:rPr>
+            </w:pPr>
+            <w:r>
+              <w:rPr>
+                <w:rFonts w:ascii="宋体" w:hAnsi="宋体" w:eastAsia="宋体" w:cs="宋体"/>
+                <w:spacing w:val="3"/>
+                <w:position w:val="1"/>
+                <w:sz w:val="20"/>
+                <w:szCs w:val="20"/>
+              </w:rPr>
+              <w:t>2025.1.</w:t>
+            </w:r>
+            <w:r>
+              <w:rPr>
+                <w:rFonts w:hint="eastAsia" w:ascii="宋体" w:hAnsi="宋体" w:cs="宋体"/>
+                <w:spacing w:val="3"/>
+                <w:position w:val="1"/>
+                <w:sz w:val="20"/>
+                <w:szCs w:val="20"/>
+                <w:lang w:val="en-US" w:eastAsia="zh-CN"/>
+              </w:rPr>
+              <w:t>10</w:t>
+            </w:r>
+          </w:p>
+        </w:tc>
+        <w:tc>
+          <w:tcPr>
+            <w:tcW w:w="972" w:type="dxa"/>
+          </w:tcPr>
+          <w:p>
+            <w:pPr>
+              <w:keepNext w:val="0"/>
+              <w:keepLines w:val="0"/>
+              <w:pageBreakBefore w:val="0"/>
+              <w:widowControl w:val="0"/>
+              <w:kinsoku w:val="0"/>
+              <w:wordWrap/>
+              <w:overflowPunct/>
+              <w:autoSpaceDE w:val="0"/>
+              <w:autoSpaceDN w:val="0"/>
+              <w:bidi w:val="0"/>
+              <w:adjustRightInd w:val="0"/>
+              <w:snapToGrid w:val="0"/>
+              <w:spacing w:before="173" w:line="267" w:lineRule="exact"/>
+              <w:ind w:left="0" w:leftChars="0" w:right="0" w:rightChars="0" w:firstLine="0" w:firstLineChars="0"/>
+              <w:jc w:val="center"/>
+              <w:textAlignment w:val="baseline"/>
+              <w:rPr>
+                <w:rFonts w:ascii="宋体" w:hAnsi="宋体" w:eastAsia="宋体" w:cs="宋体"/>
+                <w:sz w:val="20"/>
+                <w:szCs w:val="20"/>
+              </w:rPr>
+            </w:pPr>
+            <w:r>
+              <w:rPr>
+                <w:rFonts w:ascii="宋体" w:hAnsi="宋体" w:eastAsia="宋体" w:cs="宋体"/>
+                <w:spacing w:val="4"/>
+                <w:position w:val="1"/>
+                <w:sz w:val="20"/>
+                <w:szCs w:val="20"/>
+              </w:rPr>
+              <w:t>V1.0</w:t>
+            </w:r>
+          </w:p>
+        </w:tc>
+        <w:tc>
+          <w:tcPr>
+            <w:tcW w:w="1575" w:type="dxa"/>
+          </w:tcPr>
+          <w:p>
+            <w:pPr>
+              <w:keepNext w:val="0"/>
+              <w:keepLines w:val="0"/>
+              <w:pageBreakBefore w:val="0"/>
+              <w:widowControl w:val="0"/>
+              <w:kinsoku w:val="0"/>
+              <w:wordWrap/>
+              <w:overflowPunct/>
+              <w:autoSpaceDE w:val="0"/>
+              <w:autoSpaceDN w:val="0"/>
+              <w:bidi w:val="0"/>
+              <w:adjustRightInd w:val="0"/>
+              <w:snapToGrid w:val="0"/>
+              <w:spacing w:before="172" w:line="228" w:lineRule="auto"/>
+              <w:ind w:left="0" w:leftChars="0" w:right="0" w:rightChars="0" w:firstLine="0" w:firstLineChars="0"/>
+              <w:jc w:val="center"/>
+              <w:textAlignment w:val="baseline"/>
+              <w:rPr>
+                <w:rFonts w:ascii="宋体" w:hAnsi="宋体" w:eastAsia="宋体" w:cs="宋体"/>
+                <w:sz w:val="20"/>
+                <w:szCs w:val="20"/>
+              </w:rPr>
+            </w:pPr>
+            <w:r>
+              <w:rPr>
+                <w:rFonts w:ascii="宋体" w:hAnsi="宋体" w:eastAsia="宋体" w:cs="宋体"/>
+                <w:spacing w:val="200"/>
+                <w:kern w:val="0"/>
+                <w:sz w:val="20"/>
+                <w:szCs w:val="20"/>
+              </w:rPr>
+              <w:t>新</w:t>
+            </w:r>
+            <w:r>
+              <w:rPr>
+                <w:rFonts w:ascii="宋体" w:hAnsi="宋体" w:eastAsia="宋体" w:cs="宋体"/>
+                <w:spacing w:val="0"/>
+                <w:kern w:val="0"/>
+                <w:sz w:val="20"/>
+                <w:szCs w:val="20"/>
+              </w:rPr>
+              <w:t>建</w:t>
+            </w:r>
+          </w:p>
+        </w:tc>
+        <w:tc>
+          <w:tcPr>
+            <w:tcW w:w="1829" w:type="dxa"/>
+          </w:tcPr>
+          <w:p>
+            <w:pPr>
+              <w:keepNext w:val="0"/>
+              <w:keepLines w:val="0"/>
+              <w:pageBreakBefore w:val="0"/>
+              <w:widowControl w:val="0"/>
+              <w:kinsoku w:val="0"/>
+              <w:wordWrap/>
+              <w:overflowPunct/>
+              <w:autoSpaceDE w:val="0"/>
+              <w:autoSpaceDN w:val="0"/>
+              <w:bidi w:val="0"/>
+              <w:adjustRightInd w:val="0"/>
+              <w:snapToGrid w:val="0"/>
+              <w:spacing w:before="172" w:line="228" w:lineRule="auto"/>
+              <w:ind w:left="0" w:leftChars="0" w:right="0" w:rightChars="0" w:firstLine="0" w:firstLineChars="0"/>
+              <w:jc w:val="center"/>
+              <w:textAlignment w:val="baseline"/>
+              <w:rPr>
+                <w:rFonts w:ascii="宋体" w:hAnsi="宋体" w:eastAsia="宋体" w:cs="宋体"/>
+                <w:spacing w:val="200"/>
+                <w:kern w:val="0"/>
+                <w:sz w:val="20"/>
+                <w:szCs w:val="20"/>
+              </w:rPr>
+            </w:pPr>
+            <w:bookmarkStart w:id="25" w:name="_GoBack"/>
+            <w:r>
+              <w:rPr>
+                <w:rFonts w:hint="eastAsia" w:ascii="宋体" w:hAnsi="宋体" w:cs="宋体"/>
+                <w:spacing w:val="200"/>
+                <w:kern w:val="0"/>
+                <w:sz w:val="20"/>
+                <w:szCs w:val="20"/>
+                <w:lang w:val="en-US" w:eastAsia="zh-CN"/>
+              </w:rPr>
+              <w:t>平湾</w:t>
+            </w:r>
+            <w:bookmarkEnd w:id="25"/>
+          </w:p>
+        </w:tc>
+        <w:tc>
+          <w:tcPr>
+            <w:tcW w:w="1606" w:type="dxa"/>
+          </w:tcPr>
+          <w:p>
+            <w:pPr>
+              <w:keepNext w:val="0"/>
+              <w:keepLines w:val="0"/>
+              <w:pageBreakBefore w:val="0"/>
+              <w:widowControl w:val="0"/>
+              <w:kinsoku w:val="0"/>
+              <w:wordWrap/>
+              <w:overflowPunct/>
+              <w:autoSpaceDE w:val="0"/>
+              <w:autoSpaceDN w:val="0"/>
+              <w:bidi w:val="0"/>
+              <w:adjustRightInd w:val="0"/>
+              <w:snapToGrid w:val="0"/>
+              <w:spacing w:before="173" w:line="229" w:lineRule="auto"/>
+              <w:ind w:left="0" w:leftChars="0" w:right="0" w:rightChars="0" w:firstLine="0" w:firstLineChars="0"/>
+              <w:jc w:val="center"/>
+              <w:textAlignment w:val="baseline"/>
+              <w:rPr>
+                <w:rFonts w:ascii="宋体" w:hAnsi="宋体" w:eastAsia="宋体" w:cs="宋体"/>
+                <w:spacing w:val="200"/>
+                <w:kern w:val="0"/>
+                <w:sz w:val="20"/>
+                <w:szCs w:val="20"/>
+              </w:rPr>
+            </w:pPr>
+            <w:r>
+              <w:rPr>
+                <w:rFonts w:hint="eastAsia" w:asciiTheme="minorAscii" w:hAnsiTheme="minorAscii" w:eastAsiaTheme="minorEastAsia"/>
+                <w:spacing w:val="0"/>
+                <w:kern w:val="0"/>
+                <w:sz w:val="21"/>
+                <w:vertAlign w:val="baseline"/>
+                <w:lang w:val="en-US" w:eastAsia="zh-CN"/>
+              </w:rPr>
+              <w:t>茅建根</w:t>
+            </w:r>
+          </w:p>
+        </w:tc>
+        <w:tc>
+          <w:tcPr>
+            <w:tcW w:w="915" w:type="dxa"/>
+          </w:tcPr>
+          <w:p>
+            <w:pPr>
+              <w:keepNext w:val="0"/>
+              <w:keepLines w:val="0"/>
+              <w:pageBreakBefore w:val="0"/>
+              <w:widowControl w:val="0"/>
+              <w:kinsoku w:val="0"/>
+              <w:wordWrap/>
+              <w:overflowPunct/>
+              <w:autoSpaceDE w:val="0"/>
+              <w:autoSpaceDN w:val="0"/>
+              <w:bidi w:val="0"/>
+              <w:adjustRightInd w:val="0"/>
+              <w:snapToGrid w:val="0"/>
+              <w:spacing w:before="173" w:line="229" w:lineRule="auto"/>
+              <w:ind w:left="0" w:leftChars="0" w:right="0" w:rightChars="0" w:firstLine="0" w:firstLineChars="0"/>
+              <w:jc w:val="center"/>
+              <w:textAlignment w:val="baseline"/>
+              <w:rPr>
+                <w:rFonts w:ascii="宋体" w:hAnsi="宋体" w:eastAsia="宋体" w:cs="宋体"/>
+                <w:sz w:val="20"/>
+                <w:szCs w:val="20"/>
+              </w:rPr>
+            </w:pPr>
+            <w:r>
+              <w:rPr>
+                <w:rFonts w:hint="eastAsia" w:asciiTheme="minorAscii" w:hAnsiTheme="minorAscii" w:eastAsiaTheme="minorEastAsia"/>
+                <w:spacing w:val="0"/>
+                <w:kern w:val="0"/>
+                <w:sz w:val="21"/>
+                <w:vertAlign w:val="baseline"/>
+                <w:lang w:val="en-US" w:eastAsia="zh-CN"/>
+              </w:rPr>
+              <w:t>吴亚红</w:t>
+            </w:r>
+          </w:p>
+        </w:tc>
+      </w:tr>
+      <w:tr>
+        <w:tblPrEx>
+          <w:tblBorders>
+            <w:top w:val="single" w:color="000000" w:sz="2" w:space="0"/>
+            <w:left w:val="single" w:color="000000" w:sz="2" w:space="0"/>
+            <w:bottom w:val="single" w:color="000000" w:sz="2" w:space="0"/>
+            <w:right w:val="single" w:color="000000" w:sz="2" w:space="0"/>
+            <w:insideH w:val="single" w:color="000000" w:sz="2" w:space="0"/>
+            <w:insideV w:val="single" w:color="000000" w:sz="2" w:space="0"/>
+          </w:tblBorders>
+          <w:tblCellMar>
+            <w:top w:w="0" w:type="dxa"/>
+            <w:left w:w="0" w:type="dxa"/>
+            <w:bottom w:w="0" w:type="dxa"/>
+            <w:right w:w="0" w:type="dxa"/>
+          </w:tblCellMar>
+        </w:tblPrEx>
+        <w:trPr>
+          <w:trHeight w:val="516" w:hRule="atLeast"/>
           <w:jc w:val="center"/>
         </w:trPr>
         <w:tc>
@@ -1154,11 +1459,11 @@
               <w:adjustRightInd w:val="0"/>
               <w:snapToGrid w:val="0"/>
               <w:spacing w:before="173" w:line="267" w:lineRule="exact"/>
-              <w:ind w:left="0" w:right="0" w:firstLine="0" w:leftChars="0" w:rightChars="0" w:firstLineChars="0"/>
+              <w:ind w:left="0" w:leftChars="0" w:right="0" w:rightChars="0" w:firstLine="0" w:firstLineChars="0"/>
               <w:jc w:val="center"/>
               <w:textAlignment w:val="baseline"/>
               <w:rPr>
-                <w:rFonts w:ascii="宋体" w:eastAsia="宋体" w:hAnsi="宋体" w:cs="宋体" w:hint="default"/>
+                <w:rFonts w:hint="default" w:ascii="宋体" w:hAnsi="宋体" w:eastAsia="宋体" w:cs="宋体"/>
                 <w:snapToGrid w:val="0"/>
                 <w:color w:val="000000"/>
                 <w:kern w:val="0"/>
@@ -1167,16 +1472,6 @@
                 <w:lang w:val="en-US" w:eastAsia="en-US" w:bidi="ar-SA"/>
               </w:rPr>
             </w:pPr>
-            <w:r>
-              <w:rPr>
-                <w:rFonts w:ascii="宋体" w:eastAsia="宋体" w:hAnsi="宋体" w:cs="宋体"/>
-                <w:spacing w:val="3"/>
-                <w:position w:val="1"/>
-                <w:sz w:val="20"/>
-                <w:szCs w:val="20"/>
-              </w:rPr>
-              <w:t>2022.6.20</w:t>
-            </w:r>
           </w:p>
         </w:tc>
         <w:tc>
@@ -1199,11 +1494,11 @@
               <w:adjustRightInd w:val="0"/>
               <w:snapToGrid w:val="0"/>
               <w:spacing w:before="173" w:line="267" w:lineRule="exact"/>
-              <w:ind w:left="0" w:right="0" w:firstLine="0" w:leftChars="0" w:rightChars="0" w:firstLineChars="0"/>
+              <w:ind w:left="0" w:leftChars="0" w:right="0" w:rightChars="0" w:firstLine="0" w:firstLineChars="0"/>
               <w:jc w:val="center"/>
               <w:textAlignment w:val="baseline"/>
               <w:rPr>
-                <w:rFonts w:ascii="宋体" w:eastAsia="宋体" w:hAnsi="宋体" w:cs="宋体"/>
+                <w:rFonts w:ascii="宋体" w:hAnsi="宋体" w:eastAsia="宋体" w:cs="宋体"/>
                 <w:snapToGrid w:val="0"/>
                 <w:color w:val="000000"/>
                 <w:kern w:val="0"/>
@@ -1212,16 +1507,6 @@
                 <w:lang w:val="en-US" w:eastAsia="en-US" w:bidi="ar-SA"/>
               </w:rPr>
             </w:pPr>
-            <w:r>
-              <w:rPr>
-                <w:rFonts w:ascii="宋体" w:eastAsia="宋体" w:hAnsi="宋体" w:cs="宋体"/>
-                <w:spacing w:val="4"/>
-                <w:position w:val="1"/>
-                <w:sz w:val="20"/>
-                <w:szCs w:val="20"/>
-              </w:rPr>
-              <w:t>V1.0</w:t>
-            </w:r>
           </w:p>
         </w:tc>
         <w:tc>
@@ -1244,11 +1529,11 @@
               <w:adjustRightInd w:val="0"/>
               <w:snapToGrid w:val="0"/>
               <w:spacing w:before="172" w:line="228" w:lineRule="auto"/>
-              <w:ind w:left="0" w:right="0" w:firstLine="0" w:leftChars="0" w:rightChars="0" w:firstLineChars="0"/>
+              <w:ind w:left="0" w:leftChars="0" w:right="0" w:rightChars="0" w:firstLine="0" w:firstLineChars="0"/>
               <w:jc w:val="center"/>
               <w:textAlignment w:val="baseline"/>
               <w:rPr>
-                <w:rFonts w:ascii="宋体" w:eastAsia="宋体" w:hAnsi="宋体" w:cs="宋体"/>
+                <w:rFonts w:ascii="宋体" w:hAnsi="宋体" w:eastAsia="宋体" w:cs="宋体"/>
                 <w:snapToGrid w:val="0"/>
                 <w:color w:val="000000"/>
                 <w:kern w:val="0"/>
@@ -1257,26 +1542,6 @@
                 <w:lang w:val="en-US" w:eastAsia="en-US" w:bidi="ar-SA"/>
               </w:rPr>
             </w:pPr>
-            <w:r>
-              <w:rPr>
-                <w:rFonts w:ascii="宋体" w:eastAsia="宋体" w:hAnsi="宋体" w:cs="宋体"/>
-                <w:spacing w:val="200"/>
-                <w:kern w:val="0"/>
-                <w:sz w:val="20"/>
-                <w:szCs w:val="20"/>
-              </w:rPr>
-              <w:t>新</w:t>
-            </w:r>
-            <w:r>
-              <w:rPr>
-                <w:rFonts w:ascii="宋体" w:eastAsia="宋体" w:hAnsi="宋体" w:cs="宋体"/>
-                <w:spacing w:val="0"/>
-                <w:kern w:val="0"/>
-                <w:sz w:val="20"/>
-                <w:szCs w:val="20"/>
-              </w:rPr>
-              <w:t>建</w:t>
-            </w:r>
           </w:p>
         </w:tc>
         <w:tc>
@@ -1299,11 +1564,11 @@
               <w:adjustRightInd w:val="0"/>
               <w:snapToGrid w:val="0"/>
               <w:spacing w:before="172" w:line="228" w:lineRule="auto"/>
-              <w:ind w:left="0" w:right="0" w:firstLine="0" w:leftChars="0" w:rightChars="0" w:firstLineChars="0"/>
+              <w:ind w:left="0" w:leftChars="0" w:right="0" w:rightChars="0" w:firstLine="0" w:firstLineChars="0"/>
               <w:jc w:val="center"/>
               <w:textAlignment w:val="baseline"/>
               <w:rPr>
-                <w:rFonts w:ascii="宋体" w:eastAsia="宋体" w:hAnsi="宋体" w:cs="宋体"/>
+                <w:rFonts w:ascii="宋体" w:hAnsi="宋体" w:eastAsia="宋体" w:cs="宋体"/>
                 <w:snapToGrid w:val="0"/>
                 <w:color w:val="000000"/>
                 <w:spacing w:val="200"/>
@@ -1313,17 +1578,6 @@
                 <w:lang w:val="en-US" w:eastAsia="en-US" w:bidi="ar-SA"/>
               </w:rPr>
             </w:pPr>
-            <w:r>
-              <w:rPr>
-                <w:rFonts w:ascii="宋体" w:eastAsia="宋体" w:hAnsi="宋体" w:cs="宋体" w:hint="eastAsia"/>
-                <w:spacing w:val="200"/>
-                <w:kern w:val="0"/>
-                <w:sz w:val="20"/>
-                <w:szCs w:val="20"/>
-                <w:lang w:val="en-US" w:eastAsia="zh-CN"/>
-              </w:rPr>
-              <w:t>平湾</w:t>
-            </w:r>
           </w:p>
         </w:tc>
         <w:tc>
@@ -1346,11 +1600,11 @@
               <w:adjustRightInd w:val="0"/>
               <w:snapToGrid w:val="0"/>
               <w:spacing w:before="173" w:line="229" w:lineRule="auto"/>
-              <w:ind w:left="0" w:right="0" w:firstLine="0" w:leftChars="0" w:rightChars="0" w:firstLineChars="0"/>
+              <w:ind w:left="0" w:leftChars="0" w:right="0" w:rightChars="0" w:firstLine="0" w:firstLineChars="0"/>
               <w:jc w:val="center"/>
               <w:textAlignment w:val="baseline"/>
               <w:rPr>
-                <w:rFonts w:ascii="宋体" w:eastAsia="宋体" w:hAnsi="宋体" w:cs="宋体"/>
+                <w:rFonts w:ascii="宋体" w:hAnsi="宋体" w:eastAsia="宋体" w:cs="宋体"/>
                 <w:snapToGrid w:val="0"/>
                 <w:color w:val="000000"/>
                 <w:spacing w:val="200"/>
@@ -1360,17 +1614,6 @@
                 <w:lang w:val="en-US" w:eastAsia="en-US" w:bidi="ar-SA"/>
               </w:rPr>
             </w:pPr>
-            <w:r>
-              <w:rPr>
-                <w:rFonts w:asciiTheme="minorAscii" w:eastAsiaTheme="minorEastAsia" w:hAnsiTheme="minorAscii" w:hint="eastAsia"/>
-                <w:spacing w:val="0"/>
-                <w:kern w:val="0"/>
-                <w:sz w:val="21"/>
-                <w:vertAlign w:val="baseline"/>
-                <w:lang w:val="en-US" w:eastAsia="zh-CN"/>
-              </w:rPr>
-              <w:t>茅建根</w:t>
-            </w:r>
           </w:p>
         </w:tc>
         <w:tc>
@@ -1393,11 +1636,11 @@
               <w:adjustRightInd w:val="0"/>
               <w:snapToGrid w:val="0"/>
               <w:spacing w:before="173" w:line="229" w:lineRule="auto"/>
-              <w:ind w:left="0" w:right="0" w:firstLine="0" w:leftChars="0" w:rightChars="0" w:firstLineChars="0"/>
+              <w:ind w:left="0" w:leftChars="0" w:right="0" w:rightChars="0" w:firstLine="0" w:firstLineChars="0"/>
               <w:jc w:val="center"/>
               <w:textAlignment w:val="baseline"/>
               <w:rPr>
-                <w:rFonts w:ascii="宋体" w:eastAsia="宋体" w:hAnsi="宋体" w:cs="宋体"/>
+                <w:rFonts w:ascii="宋体" w:hAnsi="宋体" w:eastAsia="宋体" w:cs="宋体"/>
                 <w:snapToGrid w:val="0"/>
                 <w:color w:val="000000"/>
                 <w:kern w:val="0"/>
@@ -1406,25 +1649,19 @@
                 <w:lang w:val="en-US" w:eastAsia="en-US" w:bidi="ar-SA"/>
               </w:rPr>
             </w:pPr>
-            <w:r>
-              <w:rPr>
-                <w:rFonts w:asciiTheme="minorAscii" w:eastAsiaTheme="minorEastAsia" w:hAnsiTheme="minorAscii" w:hint="eastAsia"/>
-                <w:spacing w:val="0"/>
-                <w:kern w:val="0"/>
-                <w:sz w:val="21"/>
-                <w:vertAlign w:val="baseline"/>
-                <w:lang w:val="en-US" w:eastAsia="zh-CN"/>
-              </w:rPr>
-              <w:t>吴亚红</w:t>
-            </w:r>
           </w:p>
         </w:tc>
       </w:tr>
       <w:tr>
         <w:tblPrEx>
-          <w:tblW w:w="8214" w:type="dxa"/>
-          <w:jc w:val="center"/>
-          <w:tblLayout w:type="fixed"/>
+          <w:tblBorders>
+            <w:top w:val="single" w:color="000000" w:sz="2" w:space="0"/>
+            <w:left w:val="single" w:color="000000" w:sz="2" w:space="0"/>
+            <w:bottom w:val="single" w:color="000000" w:sz="2" w:space="0"/>
+            <w:right w:val="single" w:color="000000" w:sz="2" w:space="0"/>
+            <w:insideH w:val="single" w:color="000000" w:sz="2" w:space="0"/>
+            <w:insideV w:val="single" w:color="000000" w:sz="2" w:space="0"/>
+          </w:tblBorders>
           <w:tblCellMar>
             <w:top w:w="0" w:type="dxa"/>
             <w:left w:w="0" w:type="dxa"/>
@@ -1433,7 +1670,7 @@
           </w:tblCellMar>
         </w:tblPrEx>
         <w:trPr>
-          <w:trHeight w:val="556"/>
+          <w:trHeight w:val="556" w:hRule="atLeast"/>
           <w:jc w:val="center"/>
         </w:trPr>
         <w:tc>
@@ -1456,11 +1693,11 @@
               <w:adjustRightInd w:val="0"/>
               <w:snapToGrid w:val="0"/>
               <w:spacing w:before="173" w:line="267" w:lineRule="exact"/>
-              <w:ind w:left="0" w:right="0" w:firstLine="0" w:leftChars="0" w:rightChars="0" w:firstLineChars="0"/>
+              <w:ind w:left="0" w:leftChars="0" w:right="0" w:rightChars="0" w:firstLine="0" w:firstLineChars="0"/>
               <w:jc w:val="center"/>
               <w:textAlignment w:val="baseline"/>
               <w:rPr>
-                <w:rFonts w:ascii="宋体" w:eastAsia="宋体" w:hAnsi="宋体" w:cs="宋体" w:hint="default"/>
+                <w:rFonts w:hint="default" w:ascii="宋体" w:hAnsi="宋体" w:eastAsia="宋体" w:cs="宋体"/>
                 <w:snapToGrid w:val="0"/>
                 <w:color w:val="000000"/>
                 <w:kern w:val="0"/>
@@ -1469,27 +1706,6 @@
                 <w:lang w:val="en-US" w:eastAsia="en-US" w:bidi="ar-SA"/>
               </w:rPr>
             </w:pPr>
-            <w:r>
-              <w:rPr>
-                <w:rFonts w:ascii="宋体" w:eastAsia="宋体" w:hAnsi="宋体" w:cs="宋体"/>
-                <w:spacing w:val="3"/>
-                <w:position w:val="1"/>
-                <w:sz w:val="20"/>
-                <w:szCs w:val="20"/>
-              </w:rPr>
-              <w:t>2025.1.</w:t>
-            </w:r>
-            <w:r>
-              <w:rPr>
-                <w:rFonts w:ascii="宋体" w:hAnsi="宋体" w:cs="宋体" w:hint="eastAsia"/>
-                <w:spacing w:val="3"/>
-                <w:position w:val="1"/>
-                <w:sz w:val="20"/>
-                <w:szCs w:val="20"/>
-                <w:lang w:val="en-US" w:eastAsia="zh-CN"/>
-              </w:rPr>
-              <w:t>10</w:t>
-            </w:r>
           </w:p>
         </w:tc>
         <w:tc>
@@ -1512,11 +1728,11 @@
               <w:adjustRightInd w:val="0"/>
               <w:snapToGrid w:val="0"/>
               <w:spacing w:before="173" w:line="267" w:lineRule="exact"/>
-              <w:ind w:left="0" w:right="0" w:firstLine="0" w:leftChars="0" w:rightChars="0" w:firstLineChars="0"/>
+              <w:ind w:left="0" w:leftChars="0" w:right="0" w:rightChars="0" w:firstLine="0" w:firstLineChars="0"/>
               <w:jc w:val="center"/>
               <w:textAlignment w:val="baseline"/>
               <w:rPr>
-                <w:rFonts w:ascii="宋体" w:eastAsia="宋体" w:hAnsi="宋体" w:cs="宋体"/>
+                <w:rFonts w:ascii="宋体" w:hAnsi="宋体" w:eastAsia="宋体" w:cs="宋体"/>
                 <w:snapToGrid w:val="0"/>
                 <w:color w:val="000000"/>
                 <w:kern w:val="0"/>
@@ -1525,16 +1741,6 @@
                 <w:lang w:val="en-US" w:eastAsia="en-US" w:bidi="ar-SA"/>
               </w:rPr>
             </w:pPr>
-            <w:r>
-              <w:rPr>
-                <w:rFonts w:ascii="宋体" w:eastAsia="宋体" w:hAnsi="宋体" w:cs="宋体"/>
-                <w:spacing w:val="4"/>
-                <w:position w:val="1"/>
-                <w:sz w:val="20"/>
-                <w:szCs w:val="20"/>
-              </w:rPr>
-              <w:t>V1.0</w:t>
-            </w:r>
           </w:p>
         </w:tc>
         <w:tc>
@@ -1557,11 +1763,11 @@
               <w:adjustRightInd w:val="0"/>
               <w:snapToGrid w:val="0"/>
               <w:spacing w:before="172" w:line="228" w:lineRule="auto"/>
-              <w:ind w:left="0" w:right="0" w:firstLine="0" w:leftChars="0" w:rightChars="0" w:firstLineChars="0"/>
+              <w:ind w:left="0" w:leftChars="0" w:right="0" w:rightChars="0" w:firstLine="0" w:firstLineChars="0"/>
               <w:jc w:val="center"/>
               <w:textAlignment w:val="baseline"/>
               <w:rPr>
-                <w:rFonts w:ascii="宋体" w:eastAsia="宋体" w:hAnsi="宋体" w:cs="宋体" w:hint="default"/>
+                <w:rFonts w:hint="default" w:ascii="宋体" w:hAnsi="宋体" w:eastAsia="宋体" w:cs="宋体"/>
                 <w:snapToGrid w:val="0"/>
                 <w:color w:val="000000"/>
                 <w:kern w:val="0"/>
@@ -1570,18 +1776,6 @@
                 <w:lang w:val="en-US" w:eastAsia="zh-CN" w:bidi="ar-SA"/>
               </w:rPr>
             </w:pPr>
-            <w:r>
-              <w:rPr>
-                <w:rFonts w:ascii="宋体" w:hAnsi="宋体" w:cs="宋体" w:hint="eastAsia"/>
-                <w:snapToGrid w:val="0"/>
-                <w:color w:val="000000"/>
-                <w:kern w:val="0"/>
-                <w:sz w:val="20"/>
-                <w:szCs w:val="20"/>
-                <w:lang w:val="en-US" w:eastAsia="zh-CN" w:bidi="ar-SA"/>
-              </w:rPr>
-              <w:t>完善追责情形</w:t>
-            </w:r>
           </w:p>
         </w:tc>
         <w:tc>
@@ -1604,11 +1798,11 @@
               <w:adjustRightInd w:val="0"/>
               <w:snapToGrid w:val="0"/>
               <w:spacing w:before="172" w:line="228" w:lineRule="auto"/>
-              <w:ind w:left="0" w:right="0" w:firstLine="0" w:leftChars="0" w:rightChars="0" w:firstLineChars="0"/>
+              <w:ind w:left="0" w:leftChars="0" w:right="0" w:rightChars="0" w:firstLine="0" w:firstLineChars="0"/>
               <w:jc w:val="center"/>
               <w:textAlignment w:val="baseline"/>
               <w:rPr>
-                <w:rFonts w:ascii="宋体" w:eastAsia="宋体" w:hAnsi="宋体" w:cs="宋体"/>
+                <w:rFonts w:ascii="宋体" w:hAnsi="宋体" w:eastAsia="宋体" w:cs="宋体"/>
                 <w:snapToGrid w:val="0"/>
                 <w:color w:val="000000"/>
                 <w:spacing w:val="200"/>
@@ -1618,17 +1812,6 @@
                 <w:lang w:val="en-US" w:eastAsia="en-US" w:bidi="ar-SA"/>
               </w:rPr>
             </w:pPr>
-            <w:r>
-              <w:rPr>
-                <w:rFonts w:ascii="宋体" w:eastAsia="宋体" w:hAnsi="宋体" w:cs="宋体" w:hint="eastAsia"/>
-                <w:spacing w:val="200"/>
-                <w:kern w:val="0"/>
-                <w:sz w:val="20"/>
-                <w:szCs w:val="20"/>
-                <w:lang w:val="en-US" w:eastAsia="zh-CN"/>
-              </w:rPr>
-              <w:t>平湾</w:t>
-            </w:r>
           </w:p>
         </w:tc>
         <w:tc>
@@ -1651,11 +1834,11 @@
               <w:adjustRightInd w:val="0"/>
               <w:snapToGrid w:val="0"/>
               <w:spacing w:before="173" w:line="229" w:lineRule="auto"/>
-              <w:ind w:left="0" w:right="0" w:firstLine="0" w:leftChars="0" w:rightChars="0" w:firstLineChars="0"/>
+              <w:ind w:left="0" w:leftChars="0" w:right="0" w:rightChars="0" w:firstLine="0" w:firstLineChars="0"/>
               <w:jc w:val="center"/>
               <w:textAlignment w:val="baseline"/>
               <w:rPr>
-                <w:rFonts w:ascii="宋体" w:eastAsia="宋体" w:hAnsi="宋体" w:cs="宋体"/>
+                <w:rFonts w:ascii="宋体" w:hAnsi="宋体" w:eastAsia="宋体" w:cs="宋体"/>
                 <w:snapToGrid w:val="0"/>
                 <w:color w:val="000000"/>
                 <w:spacing w:val="200"/>
@@ -1665,17 +1848,6 @@
                 <w:lang w:val="en-US" w:eastAsia="en-US" w:bidi="ar-SA"/>
               </w:rPr>
             </w:pPr>
-            <w:r>
-              <w:rPr>
-                <w:rFonts w:asciiTheme="minorAscii" w:eastAsiaTheme="minorEastAsia" w:hAnsiTheme="minorAscii" w:hint="eastAsia"/>
-                <w:spacing w:val="0"/>
-                <w:kern w:val="0"/>
-                <w:sz w:val="21"/>
-                <w:vertAlign w:val="baseline"/>
-                <w:lang w:val="en-US" w:eastAsia="zh-CN"/>
-              </w:rPr>
-              <w:t>茅建根</w:t>
-            </w:r>
           </w:p>
         </w:tc>
         <w:tc>
@@ -1698,11 +1870,11 @@
               <w:adjustRightInd w:val="0"/>
               <w:snapToGrid w:val="0"/>
               <w:spacing w:before="173" w:line="229" w:lineRule="auto"/>
-              <w:ind w:left="0" w:right="0" w:firstLine="0" w:leftChars="0" w:rightChars="0" w:firstLineChars="0"/>
+              <w:ind w:left="0" w:leftChars="0" w:right="0" w:rightChars="0" w:firstLine="0" w:firstLineChars="0"/>
               <w:jc w:val="center"/>
               <w:textAlignment w:val="baseline"/>
               <w:rPr>
-                <w:rFonts w:ascii="宋体" w:eastAsia="宋体" w:hAnsi="宋体" w:cs="宋体"/>
+                <w:rFonts w:ascii="宋体" w:hAnsi="宋体" w:eastAsia="宋体" w:cs="宋体"/>
                 <w:snapToGrid w:val="0"/>
                 <w:color w:val="000000"/>
                 <w:kern w:val="0"/>
@@ -1711,25 +1883,19 @@
                 <w:lang w:val="en-US" w:eastAsia="en-US" w:bidi="ar-SA"/>
               </w:rPr>
             </w:pPr>
-            <w:r>
-              <w:rPr>
-                <w:rFonts w:asciiTheme="minorAscii" w:eastAsiaTheme="minorEastAsia" w:hAnsiTheme="minorAscii" w:hint="eastAsia"/>
-                <w:spacing w:val="0"/>
-                <w:kern w:val="0"/>
-                <w:sz w:val="21"/>
-                <w:vertAlign w:val="baseline"/>
-                <w:lang w:val="en-US" w:eastAsia="zh-CN"/>
-              </w:rPr>
-              <w:t>吴亚红</w:t>
-            </w:r>
           </w:p>
         </w:tc>
       </w:tr>
       <w:tr>
         <w:tblPrEx>
-          <w:tblW w:w="8214" w:type="dxa"/>
-          <w:jc w:val="center"/>
-          <w:tblLayout w:type="fixed"/>
+          <w:tblBorders>
+            <w:top w:val="single" w:color="000000" w:sz="2" w:space="0"/>
+            <w:left w:val="single" w:color="000000" w:sz="2" w:space="0"/>
+            <w:bottom w:val="single" w:color="000000" w:sz="2" w:space="0"/>
+            <w:right w:val="single" w:color="000000" w:sz="2" w:space="0"/>
+            <w:insideH w:val="single" w:color="000000" w:sz="2" w:space="0"/>
+            <w:insideV w:val="single" w:color="000000" w:sz="2" w:space="0"/>
+          </w:tblBorders>
           <w:tblCellMar>
             <w:top w:w="0" w:type="dxa"/>
             <w:left w:w="0" w:type="dxa"/>
@@ -1738,7 +1904,7 @@
           </w:tblCellMar>
         </w:tblPrEx>
         <w:trPr>
-          <w:trHeight w:val="556"/>
+          <w:trHeight w:val="556" w:hRule="atLeast"/>
           <w:jc w:val="center"/>
         </w:trPr>
         <w:tc>
@@ -1747,7 +1913,7 @@
           </w:tcPr>
           <w:p>
             <w:pPr>
-              <w:pStyle w:val="TableText"/>
+              <w:pStyle w:val="27"/>
               <w:keepNext w:val="0"/>
               <w:keepLines w:val="0"/>
               <w:pageBreakBefore w:val="0"/>
@@ -1760,7 +1926,7 @@
               <w:bidi w:val="0"/>
               <w:adjustRightInd w:val="0"/>
               <w:snapToGrid w:val="0"/>
-              <w:ind w:left="0" w:right="0" w:firstLine="0" w:leftChars="0" w:rightChars="0" w:firstLineChars="0"/>
+              <w:ind w:left="0" w:leftChars="0" w:right="0" w:rightChars="0" w:firstLine="0" w:firstLineChars="0"/>
               <w:jc w:val="center"/>
               <w:textAlignment w:val="baseline"/>
             </w:pPr>
@@ -1772,7 +1938,7 @@
           </w:tcPr>
           <w:p>
             <w:pPr>
-              <w:pStyle w:val="TableText"/>
+              <w:pStyle w:val="27"/>
               <w:keepNext w:val="0"/>
               <w:keepLines w:val="0"/>
               <w:pageBreakBefore w:val="0"/>
@@ -1785,7 +1951,7 @@
               <w:bidi w:val="0"/>
               <w:adjustRightInd w:val="0"/>
               <w:snapToGrid w:val="0"/>
-              <w:ind w:left="0" w:right="0" w:firstLine="0" w:leftChars="0" w:rightChars="0" w:firstLineChars="0"/>
+              <w:ind w:left="0" w:leftChars="0" w:right="0" w:rightChars="0" w:firstLine="0" w:firstLineChars="0"/>
               <w:jc w:val="center"/>
               <w:textAlignment w:val="baseline"/>
             </w:pPr>
@@ -1797,7 +1963,7 @@
           </w:tcPr>
           <w:p>
             <w:pPr>
-              <w:pStyle w:val="TableText"/>
+              <w:pStyle w:val="27"/>
               <w:keepNext w:val="0"/>
               <w:keepLines w:val="0"/>
               <w:pageBreakBefore w:val="0"/>
@@ -1810,7 +1976,7 @@
               <w:bidi w:val="0"/>
               <w:adjustRightInd w:val="0"/>
               <w:snapToGrid w:val="0"/>
-              <w:ind w:left="0" w:right="0" w:firstLine="0" w:leftChars="0" w:rightChars="0" w:firstLineChars="0"/>
+              <w:ind w:left="0" w:leftChars="0" w:right="0" w:rightChars="0" w:firstLine="0" w:firstLineChars="0"/>
               <w:jc w:val="center"/>
               <w:textAlignment w:val="baseline"/>
             </w:pPr>
@@ -1822,7 +1988,7 @@
           </w:tcPr>
           <w:p>
             <w:pPr>
-              <w:pStyle w:val="TableText"/>
+              <w:pStyle w:val="27"/>
               <w:keepNext w:val="0"/>
               <w:keepLines w:val="0"/>
               <w:pageBreakBefore w:val="0"/>
@@ -1835,7 +2001,7 @@
               <w:bidi w:val="0"/>
               <w:adjustRightInd w:val="0"/>
               <w:snapToGrid w:val="0"/>
-              <w:ind w:left="0" w:right="0" w:firstLine="0" w:leftChars="0" w:rightChars="0" w:firstLineChars="0"/>
+              <w:ind w:left="0" w:leftChars="0" w:right="0" w:rightChars="0" w:firstLine="0" w:firstLineChars="0"/>
               <w:jc w:val="center"/>
               <w:textAlignment w:val="baseline"/>
             </w:pPr>
@@ -1847,7 +2013,7 @@
           </w:tcPr>
           <w:p>
             <w:pPr>
-              <w:pStyle w:val="TableText"/>
+              <w:pStyle w:val="27"/>
               <w:keepNext w:val="0"/>
               <w:keepLines w:val="0"/>
               <w:pageBreakBefore w:val="0"/>
@@ -1860,7 +2026,7 @@
               <w:bidi w:val="0"/>
               <w:adjustRightInd w:val="0"/>
               <w:snapToGrid w:val="0"/>
-              <w:ind w:left="0" w:right="0" w:firstLine="0" w:leftChars="0" w:rightChars="0" w:firstLineChars="0"/>
+              <w:ind w:left="0" w:leftChars="0" w:right="0" w:rightChars="0" w:firstLine="0" w:firstLineChars="0"/>
               <w:jc w:val="center"/>
               <w:textAlignment w:val="baseline"/>
             </w:pPr>
@@ -1872,7 +2038,7 @@
           </w:tcPr>
           <w:p>
             <w:pPr>
-              <w:pStyle w:val="TableText"/>
+              <w:pStyle w:val="27"/>
               <w:keepNext w:val="0"/>
               <w:keepLines w:val="0"/>
               <w:pageBreakBefore w:val="0"/>
@@ -1885,7 +2051,7 @@
               <w:bidi w:val="0"/>
               <w:adjustRightInd w:val="0"/>
               <w:snapToGrid w:val="0"/>
-              <w:ind w:left="0" w:right="0" w:firstLine="0" w:leftChars="0" w:rightChars="0" w:firstLineChars="0"/>
+              <w:ind w:left="0" w:leftChars="0" w:right="0" w:rightChars="0" w:firstLine="0" w:firstLineChars="0"/>
               <w:jc w:val="center"/>
               <w:textAlignment w:val="baseline"/>
             </w:pPr>
@@ -1894,9 +2060,14 @@
       </w:tr>
       <w:tr>
         <w:tblPrEx>
-          <w:tblW w:w="8214" w:type="dxa"/>
-          <w:jc w:val="center"/>
-          <w:tblLayout w:type="fixed"/>
+          <w:tblBorders>
+            <w:top w:val="single" w:color="000000" w:sz="2" w:space="0"/>
+            <w:left w:val="single" w:color="000000" w:sz="2" w:space="0"/>
+            <w:bottom w:val="single" w:color="000000" w:sz="2" w:space="0"/>
+            <w:right w:val="single" w:color="000000" w:sz="2" w:space="0"/>
+            <w:insideH w:val="single" w:color="000000" w:sz="2" w:space="0"/>
+            <w:insideV w:val="single" w:color="000000" w:sz="2" w:space="0"/>
+          </w:tblBorders>
           <w:tblCellMar>
             <w:top w:w="0" w:type="dxa"/>
             <w:left w:w="0" w:type="dxa"/>
@@ -1905,7 +2076,7 @@
           </w:tblCellMar>
         </w:tblPrEx>
         <w:trPr>
-          <w:trHeight w:val="557"/>
+          <w:trHeight w:val="557" w:hRule="atLeast"/>
           <w:jc w:val="center"/>
         </w:trPr>
         <w:tc>
@@ -1914,7 +2085,7 @@
           </w:tcPr>
           <w:p>
             <w:pPr>
-              <w:pStyle w:val="TableText"/>
+              <w:pStyle w:val="27"/>
               <w:keepNext w:val="0"/>
               <w:keepLines w:val="0"/>
               <w:pageBreakBefore w:val="0"/>
@@ -1927,7 +2098,7 @@
               <w:bidi w:val="0"/>
               <w:adjustRightInd w:val="0"/>
               <w:snapToGrid w:val="0"/>
-              <w:ind w:left="0" w:right="0" w:firstLine="0" w:leftChars="0" w:rightChars="0" w:firstLineChars="0"/>
+              <w:ind w:left="0" w:leftChars="0" w:right="0" w:rightChars="0" w:firstLine="0" w:firstLineChars="0"/>
               <w:jc w:val="center"/>
               <w:textAlignment w:val="baseline"/>
             </w:pPr>
@@ -1939,7 +2110,7 @@
           </w:tcPr>
           <w:p>
             <w:pPr>
-              <w:pStyle w:val="TableText"/>
+              <w:pStyle w:val="27"/>
               <w:keepNext w:val="0"/>
               <w:keepLines w:val="0"/>
               <w:pageBreakBefore w:val="0"/>
@@ -1952,7 +2123,7 @@
               <w:bidi w:val="0"/>
               <w:adjustRightInd w:val="0"/>
               <w:snapToGrid w:val="0"/>
-              <w:ind w:left="0" w:right="0" w:firstLine="0" w:leftChars="0" w:rightChars="0" w:firstLineChars="0"/>
+              <w:ind w:left="0" w:leftChars="0" w:right="0" w:rightChars="0" w:firstLine="0" w:firstLineChars="0"/>
               <w:jc w:val="center"/>
               <w:textAlignment w:val="baseline"/>
             </w:pPr>
@@ -1964,7 +2135,7 @@
           </w:tcPr>
           <w:p>
             <w:pPr>
-              <w:pStyle w:val="TableText"/>
+              <w:pStyle w:val="27"/>
               <w:keepNext w:val="0"/>
               <w:keepLines w:val="0"/>
               <w:pageBreakBefore w:val="0"/>
@@ -1977,7 +2148,7 @@
               <w:bidi w:val="0"/>
               <w:adjustRightInd w:val="0"/>
               <w:snapToGrid w:val="0"/>
-              <w:ind w:left="0" w:right="0" w:firstLine="0" w:leftChars="0" w:rightChars="0" w:firstLineChars="0"/>
+              <w:ind w:left="0" w:leftChars="0" w:right="0" w:rightChars="0" w:firstLine="0" w:firstLineChars="0"/>
               <w:jc w:val="center"/>
               <w:textAlignment w:val="baseline"/>
             </w:pPr>
@@ -1989,7 +2160,7 @@
           </w:tcPr>
           <w:p>
             <w:pPr>
-              <w:pStyle w:val="TableText"/>
+              <w:pStyle w:val="27"/>
               <w:keepNext w:val="0"/>
               <w:keepLines w:val="0"/>
               <w:pageBreakBefore w:val="0"/>
@@ -2002,7 +2173,7 @@
               <w:bidi w:val="0"/>
               <w:adjustRightInd w:val="0"/>
               <w:snapToGrid w:val="0"/>
-              <w:ind w:left="0" w:right="0" w:firstLine="0" w:leftChars="0" w:rightChars="0" w:firstLineChars="0"/>
+              <w:ind w:left="0" w:leftChars="0" w:right="0" w:rightChars="0" w:firstLine="0" w:firstLineChars="0"/>
               <w:jc w:val="center"/>
               <w:textAlignment w:val="baseline"/>
             </w:pPr>
@@ -2014,7 +2185,7 @@
           </w:tcPr>
           <w:p>
             <w:pPr>
-              <w:pStyle w:val="TableText"/>
+              <w:pStyle w:val="27"/>
               <w:keepNext w:val="0"/>
               <w:keepLines w:val="0"/>
               <w:pageBreakBefore w:val="0"/>
@@ -2027,7 +2198,7 @@
               <w:bidi w:val="0"/>
               <w:adjustRightInd w:val="0"/>
               <w:snapToGrid w:val="0"/>
-              <w:ind w:left="0" w:right="0" w:firstLine="0" w:leftChars="0" w:rightChars="0" w:firstLineChars="0"/>
+              <w:ind w:left="0" w:leftChars="0" w:right="0" w:rightChars="0" w:firstLine="0" w:firstLineChars="0"/>
               <w:jc w:val="center"/>
               <w:textAlignment w:val="baseline"/>
             </w:pPr>
@@ -2039,7 +2210,7 @@
           </w:tcPr>
           <w:p>
             <w:pPr>
-              <w:pStyle w:val="TableText"/>
+              <w:pStyle w:val="27"/>
               <w:keepNext w:val="0"/>
               <w:keepLines w:val="0"/>
               <w:pageBreakBefore w:val="0"/>
@@ -2052,7 +2223,7 @@
               <w:bidi w:val="0"/>
               <w:adjustRightInd w:val="0"/>
               <w:snapToGrid w:val="0"/>
-              <w:ind w:left="0" w:right="0" w:firstLine="0" w:leftChars="0" w:rightChars="0" w:firstLineChars="0"/>
+              <w:ind w:left="0" w:leftChars="0" w:right="0" w:rightChars="0" w:firstLine="0" w:firstLineChars="0"/>
               <w:jc w:val="center"/>
               <w:textAlignment w:val="baseline"/>
             </w:pPr>
@@ -2083,7 +2254,7 @@
     <w:sdt>
       <w:sdtPr>
         <w:rPr>
-          <w:rFonts w:ascii="宋体" w:eastAsia="宋体" w:hAnsi="宋体" w:cs="Arial"/>
+          <w:rFonts w:ascii="宋体" w:hAnsi="宋体" w:eastAsia="宋体" w:cs="Arial"/>
           <w:snapToGrid w:val="0"/>
           <w:color w:val="000000"/>
           <w:kern w:val="0"/>
@@ -2099,7 +2270,7 @@
       </w:sdtPr>
       <w:sdtEndPr>
         <w:rPr>
-          <w:rFonts w:ascii="宋体" w:eastAsia="宋体" w:hAnsi="宋体" w:cs="宋体" w:hint="eastAsia"/>
+          <w:rFonts w:hint="eastAsia" w:ascii="宋体" w:hAnsi="宋体" w:eastAsia="宋体" w:cs="宋体"/>
           <w:snapToGrid w:val="0"/>
           <w:color w:val="000000"/>
           <w:kern w:val="0"/>
@@ -2124,18 +2295,18 @@
             <w:adjustRightInd w:val="0"/>
             <w:snapToGrid w:val="0"/>
             <w:spacing w:before="0" w:beforeLines="0" w:after="0" w:afterLines="0" w:line="240" w:lineRule="auto"/>
-            <w:ind w:left="0" w:right="0" w:firstLine="0" w:leftChars="0" w:rightChars="0" w:firstLineChars="0"/>
+            <w:ind w:left="0" w:leftChars="0" w:right="0" w:rightChars="0" w:firstLine="0" w:firstLineChars="0"/>
             <w:jc w:val="center"/>
             <w:textAlignment w:val="baseline"/>
             <w:rPr>
-              <w:rFonts w:ascii="宋体" w:eastAsia="宋体" w:hAnsi="宋体" w:cs="宋体" w:hint="eastAsia"/>
+              <w:rFonts w:hint="eastAsia" w:ascii="宋体" w:hAnsi="宋体" w:eastAsia="宋体" w:cs="宋体"/>
               <w:sz w:val="24"/>
               <w:szCs w:val="24"/>
             </w:rPr>
           </w:pPr>
           <w:r>
             <w:rPr>
-              <w:rFonts w:ascii="宋体" w:eastAsia="宋体" w:hAnsi="宋体" w:cs="宋体" w:hint="eastAsia"/>
+              <w:rFonts w:hint="eastAsia" w:ascii="宋体" w:hAnsi="宋体" w:eastAsia="宋体" w:cs="宋体"/>
               <w:sz w:val="24"/>
               <w:szCs w:val="24"/>
             </w:rPr>
@@ -2144,14 +2315,14 @@
         </w:p>
         <w:p>
           <w:pPr>
-            <w:pStyle w:val="TOC1"/>
+            <w:pStyle w:val="16"/>
             <w:tabs>
               <w:tab w:val="right" w:leader="dot" w:pos="8306"/>
             </w:tabs>
           </w:pPr>
           <w:r>
             <w:rPr>
-              <w:rFonts w:ascii="宋体" w:eastAsia="宋体" w:hAnsi="宋体" w:cs="宋体" w:hint="eastAsia"/>
+              <w:rFonts w:hint="eastAsia" w:ascii="宋体" w:hAnsi="宋体" w:eastAsia="宋体" w:cs="宋体"/>
               <w:sz w:val="24"/>
               <w:szCs w:val="24"/>
             </w:rPr>
@@ -2159,7 +2330,7 @@
           </w:r>
           <w:r>
             <w:rPr>
-              <w:rFonts w:ascii="宋体" w:eastAsia="宋体" w:hAnsi="宋体" w:cs="宋体" w:hint="eastAsia"/>
+              <w:rFonts w:hint="eastAsia" w:ascii="宋体" w:hAnsi="宋体" w:eastAsia="宋体" w:cs="宋体"/>
               <w:sz w:val="24"/>
               <w:szCs w:val="24"/>
             </w:rPr>
@@ -2167,7 +2338,7 @@
           </w:r>
           <w:r>
             <w:rPr>
-              <w:rFonts w:ascii="宋体" w:eastAsia="宋体" w:hAnsi="宋体" w:cs="宋体" w:hint="eastAsia"/>
+              <w:rFonts w:hint="eastAsia" w:ascii="宋体" w:hAnsi="宋体" w:eastAsia="宋体" w:cs="宋体"/>
               <w:sz w:val="24"/>
               <w:szCs w:val="24"/>
             </w:rPr>
@@ -2175,21 +2346,21 @@
           </w:r>
           <w:r>
             <w:rPr>
-              <w:rFonts w:ascii="宋体" w:eastAsia="宋体" w:hAnsi="宋体" w:cs="宋体" w:hint="eastAsia"/>
+              <w:rFonts w:hint="eastAsia" w:ascii="宋体" w:hAnsi="宋体" w:eastAsia="宋体" w:cs="宋体"/>
               <w:szCs w:val="24"/>
             </w:rPr>
             <w:fldChar w:fldCharType="begin"/>
           </w:r>
           <w:r>
             <w:rPr>
-              <w:rFonts w:ascii="宋体" w:eastAsia="宋体" w:hAnsi="宋体" w:cs="宋体" w:hint="eastAsia"/>
+              <w:rFonts w:hint="eastAsia" w:ascii="宋体" w:hAnsi="宋体" w:eastAsia="宋体" w:cs="宋体"/>
               <w:szCs w:val="24"/>
             </w:rPr>
             <w:instrText xml:space="preserve"> HYPERLINK \l _Toc27873 </w:instrText>
           </w:r>
           <w:r>
             <w:rPr>
-              <w:rFonts w:ascii="宋体" w:eastAsia="宋体" w:hAnsi="宋体" w:cs="宋体" w:hint="eastAsia"/>
+              <w:rFonts w:hint="eastAsia" w:ascii="宋体" w:hAnsi="宋体" w:eastAsia="宋体" w:cs="宋体"/>
               <w:szCs w:val="24"/>
             </w:rPr>
             <w:fldChar w:fldCharType="separate"/>
@@ -2221,7 +2392,7 @@
           </w:r>
           <w:r>
             <w:rPr>
-              <w:rFonts w:ascii="宋体" w:eastAsia="宋体" w:hAnsi="宋体" w:cs="宋体" w:hint="eastAsia"/>
+              <w:rFonts w:hint="eastAsia" w:ascii="宋体" w:hAnsi="宋体" w:eastAsia="宋体" w:cs="宋体"/>
               <w:szCs w:val="24"/>
             </w:rPr>
             <w:fldChar w:fldCharType="end"/>
@@ -2229,28 +2400,28 @@
         </w:p>
         <w:p>
           <w:pPr>
-            <w:pStyle w:val="TOC1"/>
+            <w:pStyle w:val="16"/>
             <w:tabs>
               <w:tab w:val="right" w:leader="dot" w:pos="8306"/>
             </w:tabs>
           </w:pPr>
           <w:r>
             <w:rPr>
-              <w:rFonts w:ascii="宋体" w:eastAsia="宋体" w:hAnsi="宋体" w:cs="宋体" w:hint="eastAsia"/>
+              <w:rFonts w:hint="eastAsia" w:ascii="宋体" w:hAnsi="宋体" w:eastAsia="宋体" w:cs="宋体"/>
               <w:szCs w:val="24"/>
             </w:rPr>
             <w:fldChar w:fldCharType="begin"/>
           </w:r>
           <w:r>
             <w:rPr>
-              <w:rFonts w:ascii="宋体" w:eastAsia="宋体" w:hAnsi="宋体" w:cs="宋体" w:hint="eastAsia"/>
+              <w:rFonts w:hint="eastAsia" w:ascii="宋体" w:hAnsi="宋体" w:eastAsia="宋体" w:cs="宋体"/>
               <w:szCs w:val="24"/>
             </w:rPr>
             <w:instrText xml:space="preserve"> HYPERLINK \l _Toc11118 </w:instrText>
           </w:r>
           <w:r>
             <w:rPr>
-              <w:rFonts w:ascii="宋体" w:eastAsia="宋体" w:hAnsi="宋体" w:cs="宋体" w:hint="eastAsia"/>
+              <w:rFonts w:hint="eastAsia" w:ascii="宋体" w:hAnsi="宋体" w:eastAsia="宋体" w:cs="宋体"/>
               <w:szCs w:val="24"/>
             </w:rPr>
             <w:fldChar w:fldCharType="separate"/>
@@ -2282,7 +2453,7 @@
           </w:r>
           <w:r>
             <w:rPr>
-              <w:rFonts w:ascii="宋体" w:eastAsia="宋体" w:hAnsi="宋体" w:cs="宋体" w:hint="eastAsia"/>
+              <w:rFonts w:hint="eastAsia" w:ascii="宋体" w:hAnsi="宋体" w:eastAsia="宋体" w:cs="宋体"/>
               <w:szCs w:val="24"/>
             </w:rPr>
             <w:fldChar w:fldCharType="end"/>
@@ -2290,28 +2461,28 @@
         </w:p>
         <w:p>
           <w:pPr>
-            <w:pStyle w:val="TOC1"/>
+            <w:pStyle w:val="16"/>
             <w:tabs>
               <w:tab w:val="right" w:leader="dot" w:pos="8306"/>
             </w:tabs>
           </w:pPr>
           <w:r>
             <w:rPr>
-              <w:rFonts w:ascii="宋体" w:eastAsia="宋体" w:hAnsi="宋体" w:cs="宋体" w:hint="eastAsia"/>
+              <w:rFonts w:hint="eastAsia" w:ascii="宋体" w:hAnsi="宋体" w:eastAsia="宋体" w:cs="宋体"/>
               <w:szCs w:val="24"/>
             </w:rPr>
             <w:fldChar w:fldCharType="begin"/>
           </w:r>
           <w:r>
             <w:rPr>
-              <w:rFonts w:ascii="宋体" w:eastAsia="宋体" w:hAnsi="宋体" w:cs="宋体" w:hint="eastAsia"/>
+              <w:rFonts w:hint="eastAsia" w:ascii="宋体" w:hAnsi="宋体" w:eastAsia="宋体" w:cs="宋体"/>
               <w:szCs w:val="24"/>
             </w:rPr>
             <w:instrText xml:space="preserve"> HYPERLINK \l _Toc28333 </w:instrText>
           </w:r>
           <w:r>
             <w:rPr>
-              <w:rFonts w:ascii="宋体" w:eastAsia="宋体" w:hAnsi="宋体" w:cs="宋体" w:hint="eastAsia"/>
+              <w:rFonts w:hint="eastAsia" w:ascii="宋体" w:hAnsi="宋体" w:eastAsia="宋体" w:cs="宋体"/>
               <w:szCs w:val="24"/>
             </w:rPr>
             <w:fldChar w:fldCharType="separate"/>
@@ -2343,7 +2514,7 @@
           </w:r>
           <w:r>
             <w:rPr>
-              <w:rFonts w:ascii="宋体" w:eastAsia="宋体" w:hAnsi="宋体" w:cs="宋体" w:hint="eastAsia"/>
+              <w:rFonts w:hint="eastAsia" w:ascii="宋体" w:hAnsi="宋体" w:eastAsia="宋体" w:cs="宋体"/>
               <w:szCs w:val="24"/>
             </w:rPr>
             <w:fldChar w:fldCharType="end"/>
@@ -2351,28 +2522,28 @@
         </w:p>
         <w:p>
           <w:pPr>
-            <w:pStyle w:val="TOC2"/>
+            <w:pStyle w:val="17"/>
             <w:tabs>
               <w:tab w:val="right" w:leader="dot" w:pos="8306"/>
             </w:tabs>
           </w:pPr>
           <w:r>
             <w:rPr>
-              <w:rFonts w:ascii="宋体" w:eastAsia="宋体" w:hAnsi="宋体" w:cs="宋体" w:hint="eastAsia"/>
+              <w:rFonts w:hint="eastAsia" w:ascii="宋体" w:hAnsi="宋体" w:eastAsia="宋体" w:cs="宋体"/>
               <w:szCs w:val="24"/>
             </w:rPr>
             <w:fldChar w:fldCharType="begin"/>
           </w:r>
           <w:r>
             <w:rPr>
-              <w:rFonts w:ascii="宋体" w:eastAsia="宋体" w:hAnsi="宋体" w:cs="宋体" w:hint="eastAsia"/>
+              <w:rFonts w:hint="eastAsia" w:ascii="宋体" w:hAnsi="宋体" w:eastAsia="宋体" w:cs="宋体"/>
               <w:szCs w:val="24"/>
             </w:rPr>
             <w:instrText xml:space="preserve"> HYPERLINK \l _Toc29165 </w:instrText>
           </w:r>
           <w:r>
             <w:rPr>
-              <w:rFonts w:ascii="宋体" w:eastAsia="宋体" w:hAnsi="宋体" w:cs="宋体" w:hint="eastAsia"/>
+              <w:rFonts w:hint="eastAsia" w:ascii="宋体" w:hAnsi="宋体" w:eastAsia="宋体" w:cs="宋体"/>
               <w:szCs w:val="24"/>
             </w:rPr>
             <w:fldChar w:fldCharType="separate"/>
@@ -2404,7 +2575,7 @@
           </w:r>
           <w:r>
             <w:rPr>
-              <w:rFonts w:ascii="宋体" w:eastAsia="宋体" w:hAnsi="宋体" w:cs="宋体" w:hint="eastAsia"/>
+              <w:rFonts w:hint="eastAsia" w:ascii="宋体" w:hAnsi="宋体" w:eastAsia="宋体" w:cs="宋体"/>
               <w:szCs w:val="24"/>
             </w:rPr>
             <w:fldChar w:fldCharType="end"/>
@@ -2412,28 +2583,28 @@
         </w:p>
         <w:p>
           <w:pPr>
-            <w:pStyle w:val="TOC2"/>
+            <w:pStyle w:val="17"/>
             <w:tabs>
               <w:tab w:val="right" w:leader="dot" w:pos="8306"/>
             </w:tabs>
           </w:pPr>
           <w:r>
             <w:rPr>
-              <w:rFonts w:ascii="宋体" w:eastAsia="宋体" w:hAnsi="宋体" w:cs="宋体" w:hint="eastAsia"/>
+              <w:rFonts w:hint="eastAsia" w:ascii="宋体" w:hAnsi="宋体" w:eastAsia="宋体" w:cs="宋体"/>
               <w:szCs w:val="24"/>
             </w:rPr>
             <w:fldChar w:fldCharType="begin"/>
           </w:r>
           <w:r>
             <w:rPr>
-              <w:rFonts w:ascii="宋体" w:eastAsia="宋体" w:hAnsi="宋体" w:cs="宋体" w:hint="eastAsia"/>
+              <w:rFonts w:hint="eastAsia" w:ascii="宋体" w:hAnsi="宋体" w:eastAsia="宋体" w:cs="宋体"/>
               <w:szCs w:val="24"/>
             </w:rPr>
             <w:instrText xml:space="preserve"> HYPERLINK \l _Toc25641 </w:instrText>
           </w:r>
           <w:r>
             <w:rPr>
-              <w:rFonts w:ascii="宋体" w:eastAsia="宋体" w:hAnsi="宋体" w:cs="宋体" w:hint="eastAsia"/>
+              <w:rFonts w:hint="eastAsia" w:ascii="宋体" w:hAnsi="宋体" w:eastAsia="宋体" w:cs="宋体"/>
               <w:szCs w:val="24"/>
             </w:rPr>
             <w:fldChar w:fldCharType="separate"/>
@@ -2465,7 +2636,7 @@
           </w:r>
           <w:r>
             <w:rPr>
-              <w:rFonts w:ascii="宋体" w:eastAsia="宋体" w:hAnsi="宋体" w:cs="宋体" w:hint="eastAsia"/>
+              <w:rFonts w:hint="eastAsia" w:ascii="宋体" w:hAnsi="宋体" w:eastAsia="宋体" w:cs="宋体"/>
               <w:szCs w:val="24"/>
             </w:rPr>
             <w:fldChar w:fldCharType="end"/>
@@ -2473,28 +2644,28 @@
         </w:p>
         <w:p>
           <w:pPr>
-            <w:pStyle w:val="TOC2"/>
+            <w:pStyle w:val="17"/>
             <w:tabs>
               <w:tab w:val="right" w:leader="dot" w:pos="8306"/>
             </w:tabs>
           </w:pPr>
           <w:r>
             <w:rPr>
-              <w:rFonts w:ascii="宋体" w:eastAsia="宋体" w:hAnsi="宋体" w:cs="宋体" w:hint="eastAsia"/>
+              <w:rFonts w:hint="eastAsia" w:ascii="宋体" w:hAnsi="宋体" w:eastAsia="宋体" w:cs="宋体"/>
               <w:szCs w:val="24"/>
             </w:rPr>
             <w:fldChar w:fldCharType="begin"/>
           </w:r>
           <w:r>
             <w:rPr>
-              <w:rFonts w:ascii="宋体" w:eastAsia="宋体" w:hAnsi="宋体" w:cs="宋体" w:hint="eastAsia"/>
+              <w:rFonts w:hint="eastAsia" w:ascii="宋体" w:hAnsi="宋体" w:eastAsia="宋体" w:cs="宋体"/>
               <w:szCs w:val="24"/>
             </w:rPr>
             <w:instrText xml:space="preserve"> HYPERLINK \l _Toc12463 </w:instrText>
           </w:r>
           <w:r>
             <w:rPr>
-              <w:rFonts w:ascii="宋体" w:eastAsia="宋体" w:hAnsi="宋体" w:cs="宋体" w:hint="eastAsia"/>
+              <w:rFonts w:hint="eastAsia" w:ascii="宋体" w:hAnsi="宋体" w:eastAsia="宋体" w:cs="宋体"/>
               <w:szCs w:val="24"/>
             </w:rPr>
             <w:fldChar w:fldCharType="separate"/>
@@ -2526,7 +2697,7 @@
           </w:r>
           <w:r>
             <w:rPr>
-              <w:rFonts w:ascii="宋体" w:eastAsia="宋体" w:hAnsi="宋体" w:cs="宋体" w:hint="eastAsia"/>
+              <w:rFonts w:hint="eastAsia" w:ascii="宋体" w:hAnsi="宋体" w:eastAsia="宋体" w:cs="宋体"/>
               <w:szCs w:val="24"/>
             </w:rPr>
             <w:fldChar w:fldCharType="end"/>
@@ -2534,28 +2705,28 @@
         </w:p>
         <w:p>
           <w:pPr>
-            <w:pStyle w:val="TOC1"/>
+            <w:pStyle w:val="16"/>
             <w:tabs>
               <w:tab w:val="right" w:leader="dot" w:pos="8306"/>
             </w:tabs>
           </w:pPr>
           <w:r>
             <w:rPr>
-              <w:rFonts w:ascii="宋体" w:eastAsia="宋体" w:hAnsi="宋体" w:cs="宋体" w:hint="eastAsia"/>
+              <w:rFonts w:hint="eastAsia" w:ascii="宋体" w:hAnsi="宋体" w:eastAsia="宋体" w:cs="宋体"/>
               <w:szCs w:val="24"/>
             </w:rPr>
             <w:fldChar w:fldCharType="begin"/>
           </w:r>
           <w:r>
             <w:rPr>
-              <w:rFonts w:ascii="宋体" w:eastAsia="宋体" w:hAnsi="宋体" w:cs="宋体" w:hint="eastAsia"/>
+              <w:rFonts w:hint="eastAsia" w:ascii="宋体" w:hAnsi="宋体" w:eastAsia="宋体" w:cs="宋体"/>
               <w:szCs w:val="24"/>
             </w:rPr>
             <w:instrText xml:space="preserve"> HYPERLINK \l _Toc23513 </w:instrText>
           </w:r>
           <w:r>
             <w:rPr>
-              <w:rFonts w:ascii="宋体" w:eastAsia="宋体" w:hAnsi="宋体" w:cs="宋体" w:hint="eastAsia"/>
+              <w:rFonts w:hint="eastAsia" w:ascii="宋体" w:hAnsi="宋体" w:eastAsia="宋体" w:cs="宋体"/>
               <w:szCs w:val="24"/>
             </w:rPr>
             <w:fldChar w:fldCharType="separate"/>
@@ -2587,7 +2758,7 @@
           </w:r>
           <w:r>
             <w:rPr>
-              <w:rFonts w:ascii="宋体" w:eastAsia="宋体" w:hAnsi="宋体" w:cs="宋体" w:hint="eastAsia"/>
+              <w:rFonts w:hint="eastAsia" w:ascii="宋体" w:hAnsi="宋体" w:eastAsia="宋体" w:cs="宋体"/>
               <w:szCs w:val="24"/>
             </w:rPr>
             <w:fldChar w:fldCharType="end"/>
@@ -2595,28 +2766,28 @@
         </w:p>
         <w:p>
           <w:pPr>
-            <w:pStyle w:val="TOC2"/>
+            <w:pStyle w:val="17"/>
             <w:tabs>
               <w:tab w:val="right" w:leader="dot" w:pos="8306"/>
             </w:tabs>
           </w:pPr>
           <w:r>
             <w:rPr>
-              <w:rFonts w:ascii="宋体" w:eastAsia="宋体" w:hAnsi="宋体" w:cs="宋体" w:hint="eastAsia"/>
+              <w:rFonts w:hint="eastAsia" w:ascii="宋体" w:hAnsi="宋体" w:eastAsia="宋体" w:cs="宋体"/>
               <w:szCs w:val="24"/>
             </w:rPr>
             <w:fldChar w:fldCharType="begin"/>
           </w:r>
           <w:r>
             <w:rPr>
-              <w:rFonts w:ascii="宋体" w:eastAsia="宋体" w:hAnsi="宋体" w:cs="宋体" w:hint="eastAsia"/>
+              <w:rFonts w:hint="eastAsia" w:ascii="宋体" w:hAnsi="宋体" w:eastAsia="宋体" w:cs="宋体"/>
               <w:szCs w:val="24"/>
             </w:rPr>
             <w:instrText xml:space="preserve"> HYPERLINK \l _Toc30935 </w:instrText>
           </w:r>
           <w:r>
             <w:rPr>
-              <w:rFonts w:ascii="宋体" w:eastAsia="宋体" w:hAnsi="宋体" w:cs="宋体" w:hint="eastAsia"/>
+              <w:rFonts w:hint="eastAsia" w:ascii="宋体" w:hAnsi="宋体" w:eastAsia="宋体" w:cs="宋体"/>
               <w:szCs w:val="24"/>
             </w:rPr>
             <w:fldChar w:fldCharType="separate"/>
@@ -2648,7 +2819,7 @@
           </w:r>
           <w:r>
             <w:rPr>
-              <w:rFonts w:ascii="宋体" w:eastAsia="宋体" w:hAnsi="宋体" w:cs="宋体" w:hint="eastAsia"/>
+              <w:rFonts w:hint="eastAsia" w:ascii="宋体" w:hAnsi="宋体" w:eastAsia="宋体" w:cs="宋体"/>
               <w:szCs w:val="24"/>
             </w:rPr>
             <w:fldChar w:fldCharType="end"/>
@@ -2656,28 +2827,28 @@
         </w:p>
         <w:p>
           <w:pPr>
-            <w:pStyle w:val="TOC2"/>
+            <w:pStyle w:val="17"/>
             <w:tabs>
               <w:tab w:val="right" w:leader="dot" w:pos="8306"/>
             </w:tabs>
           </w:pPr>
           <w:r>
             <w:rPr>
-              <w:rFonts w:ascii="宋体" w:eastAsia="宋体" w:hAnsi="宋体" w:cs="宋体" w:hint="eastAsia"/>
+              <w:rFonts w:hint="eastAsia" w:ascii="宋体" w:hAnsi="宋体" w:eastAsia="宋体" w:cs="宋体"/>
               <w:szCs w:val="24"/>
             </w:rPr>
             <w:fldChar w:fldCharType="begin"/>
           </w:r>
           <w:r>
             <w:rPr>
-              <w:rFonts w:ascii="宋体" w:eastAsia="宋体" w:hAnsi="宋体" w:cs="宋体" w:hint="eastAsia"/>
+              <w:rFonts w:hint="eastAsia" w:ascii="宋体" w:hAnsi="宋体" w:eastAsia="宋体" w:cs="宋体"/>
               <w:szCs w:val="24"/>
             </w:rPr>
             <w:instrText xml:space="preserve"> HYPERLINK \l _Toc5212 </w:instrText>
           </w:r>
           <w:r>
             <w:rPr>
-              <w:rFonts w:ascii="宋体" w:eastAsia="宋体" w:hAnsi="宋体" w:cs="宋体" w:hint="eastAsia"/>
+              <w:rFonts w:hint="eastAsia" w:ascii="宋体" w:hAnsi="宋体" w:eastAsia="宋体" w:cs="宋体"/>
               <w:szCs w:val="24"/>
             </w:rPr>
             <w:fldChar w:fldCharType="separate"/>
@@ -2709,7 +2880,7 @@
           </w:r>
           <w:r>
             <w:rPr>
-              <w:rFonts w:ascii="宋体" w:eastAsia="宋体" w:hAnsi="宋体" w:cs="宋体" w:hint="eastAsia"/>
+              <w:rFonts w:hint="eastAsia" w:ascii="宋体" w:hAnsi="宋体" w:eastAsia="宋体" w:cs="宋体"/>
               <w:szCs w:val="24"/>
             </w:rPr>
             <w:fldChar w:fldCharType="end"/>
@@ -2717,28 +2888,28 @@
         </w:p>
         <w:p>
           <w:pPr>
-            <w:pStyle w:val="TOC1"/>
+            <w:pStyle w:val="16"/>
             <w:tabs>
               <w:tab w:val="right" w:leader="dot" w:pos="8306"/>
             </w:tabs>
           </w:pPr>
           <w:r>
             <w:rPr>
-              <w:rFonts w:ascii="宋体" w:eastAsia="宋体" w:hAnsi="宋体" w:cs="宋体" w:hint="eastAsia"/>
+              <w:rFonts w:hint="eastAsia" w:ascii="宋体" w:hAnsi="宋体" w:eastAsia="宋体" w:cs="宋体"/>
               <w:szCs w:val="24"/>
             </w:rPr>
             <w:fldChar w:fldCharType="begin"/>
           </w:r>
           <w:r>
             <w:rPr>
-              <w:rFonts w:ascii="宋体" w:eastAsia="宋体" w:hAnsi="宋体" w:cs="宋体" w:hint="eastAsia"/>
+              <w:rFonts w:hint="eastAsia" w:ascii="宋体" w:hAnsi="宋体" w:eastAsia="宋体" w:cs="宋体"/>
               <w:szCs w:val="24"/>
             </w:rPr>
             <w:instrText xml:space="preserve"> HYPERLINK \l _Toc16509 </w:instrText>
           </w:r>
           <w:r>
             <w:rPr>
-              <w:rFonts w:ascii="宋体" w:eastAsia="宋体" w:hAnsi="宋体" w:cs="宋体" w:hint="eastAsia"/>
+              <w:rFonts w:hint="eastAsia" w:ascii="宋体" w:hAnsi="宋体" w:eastAsia="宋体" w:cs="宋体"/>
               <w:szCs w:val="24"/>
             </w:rPr>
             <w:fldChar w:fldCharType="separate"/>
@@ -2770,7 +2941,7 @@
           </w:r>
           <w:r>
             <w:rPr>
-              <w:rFonts w:ascii="宋体" w:eastAsia="宋体" w:hAnsi="宋体" w:cs="宋体" w:hint="eastAsia"/>
+              <w:rFonts w:hint="eastAsia" w:ascii="宋体" w:hAnsi="宋体" w:eastAsia="宋体" w:cs="宋体"/>
               <w:szCs w:val="24"/>
             </w:rPr>
             <w:fldChar w:fldCharType="end"/>
@@ -2778,28 +2949,28 @@
         </w:p>
         <w:p>
           <w:pPr>
-            <w:pStyle w:val="TOC2"/>
+            <w:pStyle w:val="17"/>
             <w:tabs>
               <w:tab w:val="right" w:leader="dot" w:pos="8306"/>
             </w:tabs>
           </w:pPr>
           <w:r>
             <w:rPr>
-              <w:rFonts w:ascii="宋体" w:eastAsia="宋体" w:hAnsi="宋体" w:cs="宋体" w:hint="eastAsia"/>
+              <w:rFonts w:hint="eastAsia" w:ascii="宋体" w:hAnsi="宋体" w:eastAsia="宋体" w:cs="宋体"/>
               <w:szCs w:val="24"/>
             </w:rPr>
             <w:fldChar w:fldCharType="begin"/>
           </w:r>
           <w:r>
             <w:rPr>
-              <w:rFonts w:ascii="宋体" w:eastAsia="宋体" w:hAnsi="宋体" w:cs="宋体" w:hint="eastAsia"/>
+              <w:rFonts w:hint="eastAsia" w:ascii="宋体" w:hAnsi="宋体" w:eastAsia="宋体" w:cs="宋体"/>
               <w:szCs w:val="24"/>
             </w:rPr>
             <w:instrText xml:space="preserve"> HYPERLINK \l _Toc32122 </w:instrText>
           </w:r>
           <w:r>
             <w:rPr>
-              <w:rFonts w:ascii="宋体" w:eastAsia="宋体" w:hAnsi="宋体" w:cs="宋体" w:hint="eastAsia"/>
+              <w:rFonts w:hint="eastAsia" w:ascii="宋体" w:hAnsi="宋体" w:eastAsia="宋体" w:cs="宋体"/>
               <w:szCs w:val="24"/>
             </w:rPr>
             <w:fldChar w:fldCharType="separate"/>
@@ -2831,7 +3002,7 @@
           </w:r>
           <w:r>
             <w:rPr>
-              <w:rFonts w:ascii="宋体" w:eastAsia="宋体" w:hAnsi="宋体" w:cs="宋体" w:hint="eastAsia"/>
+              <w:rFonts w:hint="eastAsia" w:ascii="宋体" w:hAnsi="宋体" w:eastAsia="宋体" w:cs="宋体"/>
               <w:szCs w:val="24"/>
             </w:rPr>
             <w:fldChar w:fldCharType="end"/>
@@ -2839,28 +3010,28 @@
         </w:p>
         <w:p>
           <w:pPr>
-            <w:pStyle w:val="TOC2"/>
+            <w:pStyle w:val="17"/>
             <w:tabs>
               <w:tab w:val="right" w:leader="dot" w:pos="8306"/>
             </w:tabs>
           </w:pPr>
           <w:r>
             <w:rPr>
-              <w:rFonts w:ascii="宋体" w:eastAsia="宋体" w:hAnsi="宋体" w:cs="宋体" w:hint="eastAsia"/>
+              <w:rFonts w:hint="eastAsia" w:ascii="宋体" w:hAnsi="宋体" w:eastAsia="宋体" w:cs="宋体"/>
               <w:szCs w:val="24"/>
             </w:rPr>
             <w:fldChar w:fldCharType="begin"/>
           </w:r>
           <w:r>
             <w:rPr>
-              <w:rFonts w:ascii="宋体" w:eastAsia="宋体" w:hAnsi="宋体" w:cs="宋体" w:hint="eastAsia"/>
+              <w:rFonts w:hint="eastAsia" w:ascii="宋体" w:hAnsi="宋体" w:eastAsia="宋体" w:cs="宋体"/>
               <w:szCs w:val="24"/>
             </w:rPr>
             <w:instrText xml:space="preserve"> HYPERLINK \l _Toc2585 </w:instrText>
           </w:r>
           <w:r>
             <w:rPr>
-              <w:rFonts w:ascii="宋体" w:eastAsia="宋体" w:hAnsi="宋体" w:cs="宋体" w:hint="eastAsia"/>
+              <w:rFonts w:hint="eastAsia" w:ascii="宋体" w:hAnsi="宋体" w:eastAsia="宋体" w:cs="宋体"/>
               <w:szCs w:val="24"/>
             </w:rPr>
             <w:fldChar w:fldCharType="separate"/>
@@ -2892,7 +3063,7 @@
           </w:r>
           <w:r>
             <w:rPr>
-              <w:rFonts w:ascii="宋体" w:eastAsia="宋体" w:hAnsi="宋体" w:cs="宋体" w:hint="eastAsia"/>
+              <w:rFonts w:hint="eastAsia" w:ascii="宋体" w:hAnsi="宋体" w:eastAsia="宋体" w:cs="宋体"/>
               <w:szCs w:val="24"/>
             </w:rPr>
             <w:fldChar w:fldCharType="end"/>
@@ -2900,28 +3071,28 @@
         </w:p>
         <w:p>
           <w:pPr>
-            <w:pStyle w:val="TOC2"/>
+            <w:pStyle w:val="17"/>
             <w:tabs>
               <w:tab w:val="right" w:leader="dot" w:pos="8306"/>
             </w:tabs>
           </w:pPr>
           <w:r>
             <w:rPr>
-              <w:rFonts w:ascii="宋体" w:eastAsia="宋体" w:hAnsi="宋体" w:cs="宋体" w:hint="eastAsia"/>
+              <w:rFonts w:hint="eastAsia" w:ascii="宋体" w:hAnsi="宋体" w:eastAsia="宋体" w:cs="宋体"/>
               <w:szCs w:val="24"/>
             </w:rPr>
             <w:fldChar w:fldCharType="begin"/>
           </w:r>
           <w:r>
             <w:rPr>
-              <w:rFonts w:ascii="宋体" w:eastAsia="宋体" w:hAnsi="宋体" w:cs="宋体" w:hint="eastAsia"/>
+              <w:rFonts w:hint="eastAsia" w:ascii="宋体" w:hAnsi="宋体" w:eastAsia="宋体" w:cs="宋体"/>
               <w:szCs w:val="24"/>
             </w:rPr>
             <w:instrText xml:space="preserve"> HYPERLINK \l _Toc17001 </w:instrText>
           </w:r>
           <w:r>
             <w:rPr>
-              <w:rFonts w:ascii="宋体" w:eastAsia="宋体" w:hAnsi="宋体" w:cs="宋体" w:hint="eastAsia"/>
+              <w:rFonts w:hint="eastAsia" w:ascii="宋体" w:hAnsi="宋体" w:eastAsia="宋体" w:cs="宋体"/>
               <w:szCs w:val="24"/>
             </w:rPr>
             <w:fldChar w:fldCharType="separate"/>
@@ -2953,7 +3124,7 @@
           </w:r>
           <w:r>
             <w:rPr>
-              <w:rFonts w:ascii="宋体" w:eastAsia="宋体" w:hAnsi="宋体" w:cs="宋体" w:hint="eastAsia"/>
+              <w:rFonts w:hint="eastAsia" w:ascii="宋体" w:hAnsi="宋体" w:eastAsia="宋体" w:cs="宋体"/>
               <w:szCs w:val="24"/>
             </w:rPr>
             <w:fldChar w:fldCharType="end"/>
@@ -2961,28 +3132,28 @@
         </w:p>
         <w:p>
           <w:pPr>
-            <w:pStyle w:val="TOC2"/>
+            <w:pStyle w:val="17"/>
             <w:tabs>
               <w:tab w:val="right" w:leader="dot" w:pos="8306"/>
             </w:tabs>
           </w:pPr>
           <w:r>
             <w:rPr>
-              <w:rFonts w:ascii="宋体" w:eastAsia="宋体" w:hAnsi="宋体" w:cs="宋体" w:hint="eastAsia"/>
+              <w:rFonts w:hint="eastAsia" w:ascii="宋体" w:hAnsi="宋体" w:eastAsia="宋体" w:cs="宋体"/>
               <w:szCs w:val="24"/>
             </w:rPr>
             <w:fldChar w:fldCharType="begin"/>
           </w:r>
           <w:r>
             <w:rPr>
-              <w:rFonts w:ascii="宋体" w:eastAsia="宋体" w:hAnsi="宋体" w:cs="宋体" w:hint="eastAsia"/>
+              <w:rFonts w:hint="eastAsia" w:ascii="宋体" w:hAnsi="宋体" w:eastAsia="宋体" w:cs="宋体"/>
               <w:szCs w:val="24"/>
             </w:rPr>
             <w:instrText xml:space="preserve"> HYPERLINK \l _Toc17434 </w:instrText>
           </w:r>
           <w:r>
             <w:rPr>
-              <w:rFonts w:ascii="宋体" w:eastAsia="宋体" w:hAnsi="宋体" w:cs="宋体" w:hint="eastAsia"/>
+              <w:rFonts w:hint="eastAsia" w:ascii="宋体" w:hAnsi="宋体" w:eastAsia="宋体" w:cs="宋体"/>
               <w:szCs w:val="24"/>
             </w:rPr>
             <w:fldChar w:fldCharType="separate"/>
@@ -3014,7 +3185,7 @@
           </w:r>
           <w:r>
             <w:rPr>
-              <w:rFonts w:ascii="宋体" w:eastAsia="宋体" w:hAnsi="宋体" w:cs="宋体" w:hint="eastAsia"/>
+              <w:rFonts w:hint="eastAsia" w:ascii="宋体" w:hAnsi="宋体" w:eastAsia="宋体" w:cs="宋体"/>
               <w:szCs w:val="24"/>
             </w:rPr>
             <w:fldChar w:fldCharType="end"/>
@@ -3022,28 +3193,28 @@
         </w:p>
         <w:p>
           <w:pPr>
-            <w:pStyle w:val="TOC2"/>
+            <w:pStyle w:val="17"/>
             <w:tabs>
               <w:tab w:val="right" w:leader="dot" w:pos="8306"/>
             </w:tabs>
           </w:pPr>
           <w:r>
             <w:rPr>
-              <w:rFonts w:ascii="宋体" w:eastAsia="宋体" w:hAnsi="宋体" w:cs="宋体" w:hint="eastAsia"/>
+              <w:rFonts w:hint="eastAsia" w:ascii="宋体" w:hAnsi="宋体" w:eastAsia="宋体" w:cs="宋体"/>
               <w:szCs w:val="24"/>
             </w:rPr>
             <w:fldChar w:fldCharType="begin"/>
           </w:r>
           <w:r>
             <w:rPr>
-              <w:rFonts w:ascii="宋体" w:eastAsia="宋体" w:hAnsi="宋体" w:cs="宋体" w:hint="eastAsia"/>
+              <w:rFonts w:hint="eastAsia" w:ascii="宋体" w:hAnsi="宋体" w:eastAsia="宋体" w:cs="宋体"/>
               <w:szCs w:val="24"/>
             </w:rPr>
             <w:instrText xml:space="preserve"> HYPERLINK \l _Toc12179 </w:instrText>
           </w:r>
           <w:r>
             <w:rPr>
-              <w:rFonts w:ascii="宋体" w:eastAsia="宋体" w:hAnsi="宋体" w:cs="宋体" w:hint="eastAsia"/>
+              <w:rFonts w:hint="eastAsia" w:ascii="宋体" w:hAnsi="宋体" w:eastAsia="宋体" w:cs="宋体"/>
               <w:szCs w:val="24"/>
             </w:rPr>
             <w:fldChar w:fldCharType="separate"/>
@@ -3075,7 +3246,7 @@
           </w:r>
           <w:r>
             <w:rPr>
-              <w:rFonts w:ascii="宋体" w:eastAsia="宋体" w:hAnsi="宋体" w:cs="宋体" w:hint="eastAsia"/>
+              <w:rFonts w:hint="eastAsia" w:ascii="宋体" w:hAnsi="宋体" w:eastAsia="宋体" w:cs="宋体"/>
               <w:szCs w:val="24"/>
             </w:rPr>
             <w:fldChar w:fldCharType="end"/>
@@ -3083,28 +3254,28 @@
         </w:p>
         <w:p>
           <w:pPr>
-            <w:pStyle w:val="TOC2"/>
+            <w:pStyle w:val="17"/>
             <w:tabs>
               <w:tab w:val="right" w:leader="dot" w:pos="8306"/>
             </w:tabs>
           </w:pPr>
           <w:r>
             <w:rPr>
-              <w:rFonts w:ascii="宋体" w:eastAsia="宋体" w:hAnsi="宋体" w:cs="宋体" w:hint="eastAsia"/>
+              <w:rFonts w:hint="eastAsia" w:ascii="宋体" w:hAnsi="宋体" w:eastAsia="宋体" w:cs="宋体"/>
               <w:szCs w:val="24"/>
             </w:rPr>
             <w:fldChar w:fldCharType="begin"/>
           </w:r>
           <w:r>
             <w:rPr>
-              <w:rFonts w:ascii="宋体" w:eastAsia="宋体" w:hAnsi="宋体" w:cs="宋体" w:hint="eastAsia"/>
+              <w:rFonts w:hint="eastAsia" w:ascii="宋体" w:hAnsi="宋体" w:eastAsia="宋体" w:cs="宋体"/>
               <w:szCs w:val="24"/>
             </w:rPr>
             <w:instrText xml:space="preserve"> HYPERLINK \l _Toc2613 </w:instrText>
           </w:r>
           <w:r>
             <w:rPr>
-              <w:rFonts w:ascii="宋体" w:eastAsia="宋体" w:hAnsi="宋体" w:cs="宋体" w:hint="eastAsia"/>
+              <w:rFonts w:hint="eastAsia" w:ascii="宋体" w:hAnsi="宋体" w:eastAsia="宋体" w:cs="宋体"/>
               <w:szCs w:val="24"/>
             </w:rPr>
             <w:fldChar w:fldCharType="separate"/>
@@ -3136,7 +3307,7 @@
           </w:r>
           <w:r>
             <w:rPr>
-              <w:rFonts w:ascii="宋体" w:eastAsia="宋体" w:hAnsi="宋体" w:cs="宋体" w:hint="eastAsia"/>
+              <w:rFonts w:hint="eastAsia" w:ascii="宋体" w:hAnsi="宋体" w:eastAsia="宋体" w:cs="宋体"/>
               <w:szCs w:val="24"/>
             </w:rPr>
             <w:fldChar w:fldCharType="end"/>
@@ -3144,28 +3315,28 @@
         </w:p>
         <w:p>
           <w:pPr>
-            <w:pStyle w:val="TOC1"/>
+            <w:pStyle w:val="16"/>
             <w:tabs>
               <w:tab w:val="right" w:leader="dot" w:pos="8306"/>
             </w:tabs>
           </w:pPr>
           <w:r>
             <w:rPr>
-              <w:rFonts w:ascii="宋体" w:eastAsia="宋体" w:hAnsi="宋体" w:cs="宋体" w:hint="eastAsia"/>
+              <w:rFonts w:hint="eastAsia" w:ascii="宋体" w:hAnsi="宋体" w:eastAsia="宋体" w:cs="宋体"/>
               <w:szCs w:val="24"/>
             </w:rPr>
             <w:fldChar w:fldCharType="begin"/>
           </w:r>
           <w:r>
             <w:rPr>
-              <w:rFonts w:ascii="宋体" w:eastAsia="宋体" w:hAnsi="宋体" w:cs="宋体" w:hint="eastAsia"/>
+              <w:rFonts w:hint="eastAsia" w:ascii="宋体" w:hAnsi="宋体" w:eastAsia="宋体" w:cs="宋体"/>
               <w:szCs w:val="24"/>
             </w:rPr>
             <w:instrText xml:space="preserve"> HYPERLINK \l _Toc5916 </w:instrText>
           </w:r>
           <w:r>
             <w:rPr>
-              <w:rFonts w:ascii="宋体" w:eastAsia="宋体" w:hAnsi="宋体" w:cs="宋体" w:hint="eastAsia"/>
+              <w:rFonts w:hint="eastAsia" w:ascii="宋体" w:hAnsi="宋体" w:eastAsia="宋体" w:cs="宋体"/>
               <w:szCs w:val="24"/>
             </w:rPr>
             <w:fldChar w:fldCharType="separate"/>
@@ -3197,7 +3368,7 @@
           </w:r>
           <w:r>
             <w:rPr>
-              <w:rFonts w:ascii="宋体" w:eastAsia="宋体" w:hAnsi="宋体" w:cs="宋体" w:hint="eastAsia"/>
+              <w:rFonts w:hint="eastAsia" w:ascii="宋体" w:hAnsi="宋体" w:eastAsia="宋体" w:cs="宋体"/>
               <w:szCs w:val="24"/>
             </w:rPr>
             <w:fldChar w:fldCharType="end"/>
@@ -3205,28 +3376,28 @@
         </w:p>
         <w:p>
           <w:pPr>
-            <w:pStyle w:val="TOC2"/>
+            <w:pStyle w:val="17"/>
             <w:tabs>
               <w:tab w:val="right" w:leader="dot" w:pos="8306"/>
             </w:tabs>
           </w:pPr>
           <w:r>
             <w:rPr>
-              <w:rFonts w:ascii="宋体" w:eastAsia="宋体" w:hAnsi="宋体" w:cs="宋体" w:hint="eastAsia"/>
+              <w:rFonts w:hint="eastAsia" w:ascii="宋体" w:hAnsi="宋体" w:eastAsia="宋体" w:cs="宋体"/>
               <w:szCs w:val="24"/>
             </w:rPr>
             <w:fldChar w:fldCharType="begin"/>
           </w:r>
           <w:r>
             <w:rPr>
-              <w:rFonts w:ascii="宋体" w:eastAsia="宋体" w:hAnsi="宋体" w:cs="宋体" w:hint="eastAsia"/>
+              <w:rFonts w:hint="eastAsia" w:ascii="宋体" w:hAnsi="宋体" w:eastAsia="宋体" w:cs="宋体"/>
               <w:szCs w:val="24"/>
             </w:rPr>
             <w:instrText xml:space="preserve"> HYPERLINK \l _Toc32308 </w:instrText>
           </w:r>
           <w:r>
             <w:rPr>
-              <w:rFonts w:ascii="宋体" w:eastAsia="宋体" w:hAnsi="宋体" w:cs="宋体" w:hint="eastAsia"/>
+              <w:rFonts w:hint="eastAsia" w:ascii="宋体" w:hAnsi="宋体" w:eastAsia="宋体" w:cs="宋体"/>
               <w:szCs w:val="24"/>
             </w:rPr>
             <w:fldChar w:fldCharType="separate"/>
@@ -3258,7 +3429,7 @@
           </w:r>
           <w:r>
             <w:rPr>
-              <w:rFonts w:ascii="宋体" w:eastAsia="宋体" w:hAnsi="宋体" w:cs="宋体" w:hint="eastAsia"/>
+              <w:rFonts w:hint="eastAsia" w:ascii="宋体" w:hAnsi="宋体" w:eastAsia="宋体" w:cs="宋体"/>
               <w:szCs w:val="24"/>
             </w:rPr>
             <w:fldChar w:fldCharType="end"/>
@@ -3266,28 +3437,28 @@
         </w:p>
         <w:p>
           <w:pPr>
-            <w:pStyle w:val="TOC2"/>
+            <w:pStyle w:val="17"/>
             <w:tabs>
               <w:tab w:val="right" w:leader="dot" w:pos="8306"/>
             </w:tabs>
           </w:pPr>
           <w:r>
             <w:rPr>
-              <w:rFonts w:ascii="宋体" w:eastAsia="宋体" w:hAnsi="宋体" w:cs="宋体" w:hint="eastAsia"/>
+              <w:rFonts w:hint="eastAsia" w:ascii="宋体" w:hAnsi="宋体" w:eastAsia="宋体" w:cs="宋体"/>
               <w:szCs w:val="24"/>
             </w:rPr>
             <w:fldChar w:fldCharType="begin"/>
           </w:r>
           <w:r>
             <w:rPr>
-              <w:rFonts w:ascii="宋体" w:eastAsia="宋体" w:hAnsi="宋体" w:cs="宋体" w:hint="eastAsia"/>
+              <w:rFonts w:hint="eastAsia" w:ascii="宋体" w:hAnsi="宋体" w:eastAsia="宋体" w:cs="宋体"/>
               <w:szCs w:val="24"/>
             </w:rPr>
             <w:instrText xml:space="preserve"> HYPERLINK \l _Toc13043 </w:instrText>
           </w:r>
           <w:r>
             <w:rPr>
-              <w:rFonts w:ascii="宋体" w:eastAsia="宋体" w:hAnsi="宋体" w:cs="宋体" w:hint="eastAsia"/>
+              <w:rFonts w:hint="eastAsia" w:ascii="宋体" w:hAnsi="宋体" w:eastAsia="宋体" w:cs="宋体"/>
               <w:szCs w:val="24"/>
             </w:rPr>
             <w:fldChar w:fldCharType="separate"/>
@@ -3319,7 +3490,7 @@
           </w:r>
           <w:r>
             <w:rPr>
-              <w:rFonts w:ascii="宋体" w:eastAsia="宋体" w:hAnsi="宋体" w:cs="宋体" w:hint="eastAsia"/>
+              <w:rFonts w:hint="eastAsia" w:ascii="宋体" w:hAnsi="宋体" w:eastAsia="宋体" w:cs="宋体"/>
               <w:szCs w:val="24"/>
             </w:rPr>
             <w:fldChar w:fldCharType="end"/>
@@ -3327,28 +3498,28 @@
         </w:p>
         <w:p>
           <w:pPr>
-            <w:pStyle w:val="TOC2"/>
+            <w:pStyle w:val="17"/>
             <w:tabs>
               <w:tab w:val="right" w:leader="dot" w:pos="8306"/>
             </w:tabs>
           </w:pPr>
           <w:r>
             <w:rPr>
-              <w:rFonts w:ascii="宋体" w:eastAsia="宋体" w:hAnsi="宋体" w:cs="宋体" w:hint="eastAsia"/>
+              <w:rFonts w:hint="eastAsia" w:ascii="宋体" w:hAnsi="宋体" w:eastAsia="宋体" w:cs="宋体"/>
               <w:szCs w:val="24"/>
             </w:rPr>
             <w:fldChar w:fldCharType="begin"/>
           </w:r>
           <w:r>
             <w:rPr>
-              <w:rFonts w:ascii="宋体" w:eastAsia="宋体" w:hAnsi="宋体" w:cs="宋体" w:hint="eastAsia"/>
+              <w:rFonts w:hint="eastAsia" w:ascii="宋体" w:hAnsi="宋体" w:eastAsia="宋体" w:cs="宋体"/>
               <w:szCs w:val="24"/>
             </w:rPr>
             <w:instrText xml:space="preserve"> HYPERLINK \l _Toc23637 </w:instrText>
           </w:r>
           <w:r>
             <w:rPr>
-              <w:rFonts w:ascii="宋体" w:eastAsia="宋体" w:hAnsi="宋体" w:cs="宋体" w:hint="eastAsia"/>
+              <w:rFonts w:hint="eastAsia" w:ascii="宋体" w:hAnsi="宋体" w:eastAsia="宋体" w:cs="宋体"/>
               <w:szCs w:val="24"/>
             </w:rPr>
             <w:fldChar w:fldCharType="separate"/>
@@ -3380,7 +3551,7 @@
           </w:r>
           <w:r>
             <w:rPr>
-              <w:rFonts w:ascii="宋体" w:eastAsia="宋体" w:hAnsi="宋体" w:cs="宋体" w:hint="eastAsia"/>
+              <w:rFonts w:hint="eastAsia" w:ascii="宋体" w:hAnsi="宋体" w:eastAsia="宋体" w:cs="宋体"/>
               <w:szCs w:val="24"/>
             </w:rPr>
             <w:fldChar w:fldCharType="end"/>
@@ -3388,28 +3559,28 @@
         </w:p>
         <w:p>
           <w:pPr>
-            <w:pStyle w:val="TOC2"/>
+            <w:pStyle w:val="17"/>
             <w:tabs>
               <w:tab w:val="right" w:leader="dot" w:pos="8306"/>
             </w:tabs>
           </w:pPr>
           <w:r>
             <w:rPr>
-              <w:rFonts w:ascii="宋体" w:eastAsia="宋体" w:hAnsi="宋体" w:cs="宋体" w:hint="eastAsia"/>
+              <w:rFonts w:hint="eastAsia" w:ascii="宋体" w:hAnsi="宋体" w:eastAsia="宋体" w:cs="宋体"/>
               <w:szCs w:val="24"/>
             </w:rPr>
             <w:fldChar w:fldCharType="begin"/>
           </w:r>
           <w:r>
             <w:rPr>
-              <w:rFonts w:ascii="宋体" w:eastAsia="宋体" w:hAnsi="宋体" w:cs="宋体" w:hint="eastAsia"/>
+              <w:rFonts w:hint="eastAsia" w:ascii="宋体" w:hAnsi="宋体" w:eastAsia="宋体" w:cs="宋体"/>
               <w:szCs w:val="24"/>
             </w:rPr>
             <w:instrText xml:space="preserve"> HYPERLINK \l _Toc14402 </w:instrText>
           </w:r>
           <w:r>
             <w:rPr>
-              <w:rFonts w:ascii="宋体" w:eastAsia="宋体" w:hAnsi="宋体" w:cs="宋体" w:hint="eastAsia"/>
+              <w:rFonts w:hint="eastAsia" w:ascii="宋体" w:hAnsi="宋体" w:eastAsia="宋体" w:cs="宋体"/>
               <w:szCs w:val="24"/>
             </w:rPr>
             <w:fldChar w:fldCharType="separate"/>
@@ -3441,7 +3612,7 @@
           </w:r>
           <w:r>
             <w:rPr>
-              <w:rFonts w:ascii="宋体" w:eastAsia="宋体" w:hAnsi="宋体" w:cs="宋体" w:hint="eastAsia"/>
+              <w:rFonts w:hint="eastAsia" w:ascii="宋体" w:hAnsi="宋体" w:eastAsia="宋体" w:cs="宋体"/>
               <w:szCs w:val="24"/>
             </w:rPr>
             <w:fldChar w:fldCharType="end"/>
@@ -3449,28 +3620,28 @@
         </w:p>
         <w:p>
           <w:pPr>
-            <w:pStyle w:val="TOC1"/>
+            <w:pStyle w:val="16"/>
             <w:tabs>
               <w:tab w:val="right" w:leader="dot" w:pos="8306"/>
             </w:tabs>
           </w:pPr>
           <w:r>
             <w:rPr>
-              <w:rFonts w:ascii="宋体" w:eastAsia="宋体" w:hAnsi="宋体" w:cs="宋体" w:hint="eastAsia"/>
+              <w:rFonts w:hint="eastAsia" w:ascii="宋体" w:hAnsi="宋体" w:eastAsia="宋体" w:cs="宋体"/>
               <w:szCs w:val="24"/>
             </w:rPr>
             <w:fldChar w:fldCharType="begin"/>
           </w:r>
           <w:r>
             <w:rPr>
-              <w:rFonts w:ascii="宋体" w:eastAsia="宋体" w:hAnsi="宋体" w:cs="宋体" w:hint="eastAsia"/>
+              <w:rFonts w:hint="eastAsia" w:ascii="宋体" w:hAnsi="宋体" w:eastAsia="宋体" w:cs="宋体"/>
               <w:szCs w:val="24"/>
             </w:rPr>
             <w:instrText xml:space="preserve"> HYPERLINK \l _Toc20337 </w:instrText>
           </w:r>
           <w:r>
             <w:rPr>
-              <w:rFonts w:ascii="宋体" w:eastAsia="宋体" w:hAnsi="宋体" w:cs="宋体" w:hint="eastAsia"/>
+              <w:rFonts w:hint="eastAsia" w:ascii="宋体" w:hAnsi="宋体" w:eastAsia="宋体" w:cs="宋体"/>
               <w:szCs w:val="24"/>
             </w:rPr>
             <w:fldChar w:fldCharType="separate"/>
@@ -3502,7 +3673,7 @@
           </w:r>
           <w:r>
             <w:rPr>
-              <w:rFonts w:ascii="宋体" w:eastAsia="宋体" w:hAnsi="宋体" w:cs="宋体" w:hint="eastAsia"/>
+              <w:rFonts w:hint="eastAsia" w:ascii="宋体" w:hAnsi="宋体" w:eastAsia="宋体" w:cs="宋体"/>
               <w:szCs w:val="24"/>
             </w:rPr>
             <w:fldChar w:fldCharType="end"/>
@@ -3510,28 +3681,28 @@
         </w:p>
         <w:p>
           <w:pPr>
-            <w:pStyle w:val="TOC2"/>
+            <w:pStyle w:val="17"/>
             <w:tabs>
               <w:tab w:val="right" w:leader="dot" w:pos="8306"/>
             </w:tabs>
           </w:pPr>
           <w:r>
             <w:rPr>
-              <w:rFonts w:ascii="宋体" w:eastAsia="宋体" w:hAnsi="宋体" w:cs="宋体" w:hint="eastAsia"/>
+              <w:rFonts w:hint="eastAsia" w:ascii="宋体" w:hAnsi="宋体" w:eastAsia="宋体" w:cs="宋体"/>
               <w:szCs w:val="24"/>
             </w:rPr>
             <w:fldChar w:fldCharType="begin"/>
           </w:r>
           <w:r>
             <w:rPr>
-              <w:rFonts w:ascii="宋体" w:eastAsia="宋体" w:hAnsi="宋体" w:cs="宋体" w:hint="eastAsia"/>
+              <w:rFonts w:hint="eastAsia" w:ascii="宋体" w:hAnsi="宋体" w:eastAsia="宋体" w:cs="宋体"/>
               <w:szCs w:val="24"/>
             </w:rPr>
             <w:instrText xml:space="preserve"> HYPERLINK \l _Toc12143 </w:instrText>
           </w:r>
           <w:r>
             <w:rPr>
-              <w:rFonts w:ascii="宋体" w:eastAsia="宋体" w:hAnsi="宋体" w:cs="宋体" w:hint="eastAsia"/>
+              <w:rFonts w:hint="eastAsia" w:ascii="宋体" w:hAnsi="宋体" w:eastAsia="宋体" w:cs="宋体"/>
               <w:szCs w:val="24"/>
             </w:rPr>
             <w:fldChar w:fldCharType="separate"/>
@@ -3563,7 +3734,7 @@
           </w:r>
           <w:r>
             <w:rPr>
-              <w:rFonts w:ascii="宋体" w:eastAsia="宋体" w:hAnsi="宋体" w:cs="宋体" w:hint="eastAsia"/>
+              <w:rFonts w:hint="eastAsia" w:ascii="宋体" w:hAnsi="宋体" w:eastAsia="宋体" w:cs="宋体"/>
               <w:szCs w:val="24"/>
             </w:rPr>
             <w:fldChar w:fldCharType="end"/>
@@ -3571,28 +3742,28 @@
         </w:p>
         <w:p>
           <w:pPr>
-            <w:pStyle w:val="TOC2"/>
+            <w:pStyle w:val="17"/>
             <w:tabs>
               <w:tab w:val="right" w:leader="dot" w:pos="8306"/>
             </w:tabs>
           </w:pPr>
           <w:r>
             <w:rPr>
-              <w:rFonts w:ascii="宋体" w:eastAsia="宋体" w:hAnsi="宋体" w:cs="宋体" w:hint="eastAsia"/>
+              <w:rFonts w:hint="eastAsia" w:ascii="宋体" w:hAnsi="宋体" w:eastAsia="宋体" w:cs="宋体"/>
               <w:szCs w:val="24"/>
             </w:rPr>
             <w:fldChar w:fldCharType="begin"/>
           </w:r>
           <w:r>
             <w:rPr>
-              <w:rFonts w:ascii="宋体" w:eastAsia="宋体" w:hAnsi="宋体" w:cs="宋体" w:hint="eastAsia"/>
+              <w:rFonts w:hint="eastAsia" w:ascii="宋体" w:hAnsi="宋体" w:eastAsia="宋体" w:cs="宋体"/>
               <w:szCs w:val="24"/>
             </w:rPr>
             <w:instrText xml:space="preserve"> HYPERLINK \l _Toc27523 </w:instrText>
           </w:r>
           <w:r>
             <w:rPr>
-              <w:rFonts w:ascii="宋体" w:eastAsia="宋体" w:hAnsi="宋体" w:cs="宋体" w:hint="eastAsia"/>
+              <w:rFonts w:hint="eastAsia" w:ascii="宋体" w:hAnsi="宋体" w:eastAsia="宋体" w:cs="宋体"/>
               <w:szCs w:val="24"/>
             </w:rPr>
             <w:fldChar w:fldCharType="separate"/>
@@ -3624,7 +3795,7 @@
           </w:r>
           <w:r>
             <w:rPr>
-              <w:rFonts w:ascii="宋体" w:eastAsia="宋体" w:hAnsi="宋体" w:cs="宋体" w:hint="eastAsia"/>
+              <w:rFonts w:hint="eastAsia" w:ascii="宋体" w:hAnsi="宋体" w:eastAsia="宋体" w:cs="宋体"/>
               <w:szCs w:val="24"/>
             </w:rPr>
             <w:fldChar w:fldCharType="end"/>
@@ -3632,28 +3803,28 @@
         </w:p>
         <w:p>
           <w:pPr>
-            <w:pStyle w:val="TOC1"/>
+            <w:pStyle w:val="16"/>
             <w:tabs>
               <w:tab w:val="right" w:leader="dot" w:pos="8306"/>
             </w:tabs>
           </w:pPr>
           <w:r>
             <w:rPr>
-              <w:rFonts w:ascii="宋体" w:eastAsia="宋体" w:hAnsi="宋体" w:cs="宋体" w:hint="eastAsia"/>
+              <w:rFonts w:hint="eastAsia" w:ascii="宋体" w:hAnsi="宋体" w:eastAsia="宋体" w:cs="宋体"/>
               <w:szCs w:val="24"/>
             </w:rPr>
             <w:fldChar w:fldCharType="begin"/>
           </w:r>
           <w:r>
             <w:rPr>
-              <w:rFonts w:ascii="宋体" w:eastAsia="宋体" w:hAnsi="宋体" w:cs="宋体" w:hint="eastAsia"/>
+              <w:rFonts w:hint="eastAsia" w:ascii="宋体" w:hAnsi="宋体" w:eastAsia="宋体" w:cs="宋体"/>
               <w:szCs w:val="24"/>
             </w:rPr>
             <w:instrText xml:space="preserve"> HYPERLINK \l _Toc32013 </w:instrText>
           </w:r>
           <w:r>
             <w:rPr>
-              <w:rFonts w:ascii="宋体" w:eastAsia="宋体" w:hAnsi="宋体" w:cs="宋体" w:hint="eastAsia"/>
+              <w:rFonts w:hint="eastAsia" w:ascii="宋体" w:hAnsi="宋体" w:eastAsia="宋体" w:cs="宋体"/>
               <w:szCs w:val="24"/>
             </w:rPr>
             <w:fldChar w:fldCharType="separate"/>
@@ -3685,7 +3856,7 @@
           </w:r>
           <w:r>
             <w:rPr>
-              <w:rFonts w:ascii="宋体" w:eastAsia="宋体" w:hAnsi="宋体" w:cs="宋体" w:hint="eastAsia"/>
+              <w:rFonts w:hint="eastAsia" w:ascii="宋体" w:hAnsi="宋体" w:eastAsia="宋体" w:cs="宋体"/>
               <w:szCs w:val="24"/>
             </w:rPr>
             <w:fldChar w:fldCharType="end"/>
@@ -3707,7 +3878,7 @@
             <w:snapToGrid w:val="0"/>
             <w:textAlignment w:val="baseline"/>
             <w:rPr>
-              <w:rFonts w:ascii="宋体" w:eastAsia="宋体" w:hAnsi="宋体" w:cs="宋体" w:hint="eastAsia"/>
+              <w:rFonts w:hint="eastAsia" w:ascii="宋体" w:hAnsi="宋体" w:eastAsia="宋体" w:cs="宋体"/>
               <w:snapToGrid w:val="0"/>
               <w:color w:val="000000"/>
               <w:kern w:val="0"/>
@@ -3718,7 +3889,7 @@
           </w:pPr>
           <w:r>
             <w:rPr>
-              <w:rFonts w:ascii="宋体" w:eastAsia="宋体" w:hAnsi="宋体" w:cs="宋体" w:hint="eastAsia"/>
+              <w:rFonts w:hint="eastAsia" w:ascii="宋体" w:hAnsi="宋体" w:eastAsia="宋体" w:cs="宋体"/>
               <w:szCs w:val="24"/>
             </w:rPr>
             <w:fldChar w:fldCharType="end"/>
@@ -3742,7 +3913,7 @@
         <w:snapToGrid w:val="0"/>
         <w:textAlignment w:val="baseline"/>
         <w:rPr>
-          <w:rFonts w:ascii="Arial" w:eastAsia="Arial" w:hAnsi="Arial" w:cs="Arial"/>
+          <w:rFonts w:ascii="Arial" w:hAnsi="Arial" w:eastAsia="Arial" w:cs="Arial"/>
           <w:snapToGrid w:val="0"/>
           <w:color w:val="000000"/>
           <w:kern w:val="0"/>
@@ -3753,7 +3924,7 @@
       </w:pPr>
       <w:r>
         <w:rPr>
-          <w:rFonts w:ascii="Arial" w:eastAsia="Arial" w:hAnsi="Arial" w:cs="Arial"/>
+          <w:rFonts w:ascii="Arial" w:hAnsi="Arial" w:eastAsia="Arial" w:cs="Arial"/>
           <w:snapToGrid w:val="0"/>
           <w:color w:val="000000"/>
           <w:kern w:val="0"/>
@@ -3766,7 +3937,7 @@
     </w:p>
     <w:p>
       <w:pPr>
-        <w:pStyle w:val="1"/>
+        <w:pStyle w:val="28"/>
         <w:bidi w:val="0"/>
         <w:rPr>
           <w:rFonts w:hint="default"/>
@@ -3785,7 +3956,7 @@
     </w:p>
     <w:p>
       <w:pPr>
-        <w:pStyle w:val="2"/>
+        <w:pStyle w:val="30"/>
         <w:bidi w:val="0"/>
         <w:rPr>
           <w:rFonts w:hint="default"/>
@@ -3804,1020 +3975,1011 @@
     </w:p>
     <w:p>
       <w:pPr>
-        <w:pStyle w:val="a1"/>
-        <w:rPr>
-          <w:rFonts w:hint="default"/>
-          <w:lang w:val="en-US" w:eastAsia="zh-CN"/>
-        </w:rPr>
-      </w:pPr>
-      <w:r>
-        <w:rPr>
-          <w:rFonts w:hint="default"/>
-          <w:lang w:val="en-US" w:eastAsia="zh-CN"/>
-        </w:rPr>
-        <w:t>为规范公司内部工作交接流程，确保员工在岗位变动、长期请假或离职时，各项工作、资料、权限及资产得以清晰、完整、顺利地移交，保障公司</w:t>
-      </w:r>
-      <w:bookmarkStart w:id="4" w:name="_GoBack"/>
+        <w:pStyle w:val="29"/>
+        <w:rPr>
+          <w:rFonts w:hint="default"/>
+          <w:lang w:val="en-US" w:eastAsia="zh-CN"/>
+        </w:rPr>
+      </w:pPr>
+      <w:r>
+        <w:rPr>
+          <w:rFonts w:hint="default"/>
+          <w:lang w:val="en-US" w:eastAsia="zh-CN"/>
+        </w:rPr>
+        <w:t>为规范公司内部工作交接流程，确保员工在岗位变动、长期请假或离职时，各项工作、资料、权限及资产得以清晰、完整、顺利地移交，保障公司运维服务业务的连续性和稳定性，防范因交接不清导致的运营风险与知识资产流失，特制定本办法。</w:t>
+      </w:r>
+    </w:p>
+    <w:p>
+      <w:pPr>
+        <w:pStyle w:val="30"/>
+        <w:bidi w:val="0"/>
+        <w:rPr>
+          <w:rFonts w:hint="default"/>
+          <w:lang w:val="en-US" w:eastAsia="zh-CN"/>
+        </w:rPr>
+      </w:pPr>
+      <w:bookmarkStart w:id="4" w:name="_Toc25641"/>
+      <w:r>
+        <w:rPr>
+          <w:rFonts w:hint="default"/>
+          <w:lang w:val="en-US" w:eastAsia="zh-CN"/>
+        </w:rPr>
+        <w:t>适用范围</w:t>
+      </w:r>
       <w:bookmarkEnd w:id="4"/>
-      <w:r>
-        <w:rPr>
-          <w:rFonts w:hint="default"/>
-          <w:lang w:val="en-US" w:eastAsia="zh-CN"/>
-        </w:rPr>
-        <w:t>运维服务业务的连续性和稳定性，防范因交接不清导致的运营风险与知识资产流失，特制定本办法。</w:t>
-      </w:r>
-    </w:p>
-    <w:p>
-      <w:pPr>
-        <w:pStyle w:val="2"/>
+    </w:p>
+    <w:p>
+      <w:pPr>
+        <w:pStyle w:val="29"/>
+        <w:rPr>
+          <w:rFonts w:hint="default"/>
+          <w:lang w:val="en-US" w:eastAsia="zh-CN"/>
+        </w:rPr>
+      </w:pPr>
+      <w:r>
+        <w:rPr>
+          <w:rFonts w:hint="default"/>
+          <w:lang w:val="en-US" w:eastAsia="zh-CN"/>
+        </w:rPr>
+        <w:t>本办法适用于公司全体员工因下列情形发生的工作交接：</w:t>
+      </w:r>
+    </w:p>
+    <w:p>
+      <w:pPr>
+        <w:pStyle w:val="29"/>
+        <w:rPr>
+          <w:rFonts w:hint="default"/>
+          <w:lang w:val="en-US" w:eastAsia="zh-CN"/>
+        </w:rPr>
+      </w:pPr>
+      <w:r>
+        <w:rPr>
+          <w:rFonts w:hint="default"/>
+          <w:lang w:val="en-US" w:eastAsia="zh-CN"/>
+        </w:rPr>
+        <w:t>岗位调动：在公司内部发生岗位或部门变动。</w:t>
+      </w:r>
+    </w:p>
+    <w:p>
+      <w:pPr>
+        <w:pStyle w:val="29"/>
+        <w:rPr>
+          <w:rFonts w:hint="default"/>
+          <w:lang w:val="en-US" w:eastAsia="zh-CN"/>
+        </w:rPr>
+      </w:pPr>
+      <w:r>
+        <w:rPr>
+          <w:rFonts w:hint="default"/>
+          <w:lang w:val="en-US" w:eastAsia="zh-CN"/>
+        </w:rPr>
+        <w:t>长期请假：连续请假时间预计超过5个工作日（含）。</w:t>
+      </w:r>
+    </w:p>
+    <w:p>
+      <w:pPr>
+        <w:pStyle w:val="29"/>
+        <w:rPr>
+          <w:rFonts w:hint="default"/>
+          <w:lang w:val="en-US" w:eastAsia="zh-CN"/>
+        </w:rPr>
+      </w:pPr>
+      <w:r>
+        <w:rPr>
+          <w:rFonts w:hint="default"/>
+          <w:lang w:val="en-US" w:eastAsia="zh-CN"/>
+        </w:rPr>
+        <w:t>离职：包括辞职、辞退、合同终止等所有劳动关系解除的情况。</w:t>
+      </w:r>
+    </w:p>
+    <w:p>
+      <w:pPr>
+        <w:pStyle w:val="29"/>
+        <w:rPr>
+          <w:rFonts w:hint="default"/>
+          <w:lang w:val="en-US" w:eastAsia="zh-CN"/>
+        </w:rPr>
+      </w:pPr>
+      <w:r>
+        <w:rPr>
+          <w:rFonts w:hint="default"/>
+          <w:lang w:val="en-US" w:eastAsia="zh-CN"/>
+        </w:rPr>
+        <w:t>其他：经公司认定的其他需要办理工作交接的情形。</w:t>
+      </w:r>
+    </w:p>
+    <w:p>
+      <w:pPr>
+        <w:pStyle w:val="30"/>
         <w:bidi w:val="0"/>
         <w:rPr>
           <w:rFonts w:hint="default"/>
           <w:lang w:val="en-US" w:eastAsia="zh-CN"/>
         </w:rPr>
       </w:pPr>
-      <w:bookmarkStart w:id="5" w:name="_Toc25641"/>
-      <w:r>
-        <w:rPr>
-          <w:rFonts w:hint="default"/>
-          <w:lang w:val="en-US" w:eastAsia="zh-CN"/>
-        </w:rPr>
-        <w:t>适用范围</w:t>
+      <w:bookmarkStart w:id="5" w:name="_Toc12463"/>
+      <w:r>
+        <w:rPr>
+          <w:rFonts w:hint="default"/>
+          <w:lang w:val="en-US" w:eastAsia="zh-CN"/>
+        </w:rPr>
+        <w:t>责任主体</w:t>
       </w:r>
       <w:bookmarkEnd w:id="5"/>
     </w:p>
     <w:p>
       <w:pPr>
-        <w:pStyle w:val="a1"/>
-        <w:rPr>
-          <w:rFonts w:hint="default"/>
-          <w:lang w:val="en-US" w:eastAsia="zh-CN"/>
-        </w:rPr>
-      </w:pPr>
-      <w:r>
-        <w:rPr>
-          <w:rFonts w:hint="default"/>
-          <w:lang w:val="en-US" w:eastAsia="zh-CN"/>
-        </w:rPr>
-        <w:t>本办法适用于公司全体员工因下列情形发生的工作交接：</w:t>
-      </w:r>
-    </w:p>
-    <w:p>
-      <w:pPr>
-        <w:pStyle w:val="a1"/>
-        <w:rPr>
-          <w:rFonts w:hint="default"/>
-          <w:lang w:val="en-US" w:eastAsia="zh-CN"/>
-        </w:rPr>
-      </w:pPr>
-      <w:r>
-        <w:rPr>
-          <w:rFonts w:hint="default"/>
-          <w:lang w:val="en-US" w:eastAsia="zh-CN"/>
-        </w:rPr>
-        <w:t>岗位调动：在公司内部发生岗位或部门变动。</w:t>
-      </w:r>
-    </w:p>
-    <w:p>
-      <w:pPr>
-        <w:pStyle w:val="a1"/>
-        <w:rPr>
-          <w:rFonts w:hint="default"/>
-          <w:lang w:val="en-US" w:eastAsia="zh-CN"/>
-        </w:rPr>
-      </w:pPr>
-      <w:r>
-        <w:rPr>
-          <w:rFonts w:hint="default"/>
-          <w:lang w:val="en-US" w:eastAsia="zh-CN"/>
-        </w:rPr>
-        <w:t>长期请假：连续请假时间预计超过5个工作日（含）。</w:t>
-      </w:r>
-    </w:p>
-    <w:p>
-      <w:pPr>
-        <w:pStyle w:val="a1"/>
-        <w:rPr>
-          <w:rFonts w:hint="default"/>
-          <w:lang w:val="en-US" w:eastAsia="zh-CN"/>
-        </w:rPr>
-      </w:pPr>
-      <w:r>
-        <w:rPr>
-          <w:rFonts w:hint="default"/>
-          <w:lang w:val="en-US" w:eastAsia="zh-CN"/>
-        </w:rPr>
-        <w:t>离职：包括辞职、辞退、合同终止等所有劳动关系解除的情况。</w:t>
-      </w:r>
-    </w:p>
-    <w:p>
-      <w:pPr>
-        <w:pStyle w:val="a1"/>
-        <w:rPr>
-          <w:rFonts w:hint="default"/>
-          <w:lang w:val="en-US" w:eastAsia="zh-CN"/>
-        </w:rPr>
-      </w:pPr>
-      <w:r>
-        <w:rPr>
-          <w:rFonts w:hint="default"/>
-          <w:lang w:val="en-US" w:eastAsia="zh-CN"/>
-        </w:rPr>
-        <w:t>其他：经公司认定的其他需要办理工作交接的情形。</w:t>
-      </w:r>
-    </w:p>
-    <w:p>
-      <w:pPr>
-        <w:pStyle w:val="2"/>
+        <w:pStyle w:val="29"/>
+        <w:rPr>
+          <w:rFonts w:hint="default"/>
+          <w:lang w:val="en-US" w:eastAsia="zh-CN"/>
+        </w:rPr>
+      </w:pPr>
+      <w:r>
+        <w:rPr>
+          <w:rFonts w:hint="default"/>
+          <w:lang w:val="en-US" w:eastAsia="zh-CN"/>
+        </w:rPr>
+        <w:t>工作交接的主要责任主体包括：</w:t>
+      </w:r>
+    </w:p>
+    <w:p>
+      <w:pPr>
+        <w:pStyle w:val="29"/>
+        <w:rPr>
+          <w:rFonts w:hint="default"/>
+          <w:lang w:val="en-US" w:eastAsia="zh-CN"/>
+        </w:rPr>
+      </w:pPr>
+      <w:r>
+        <w:rPr>
+          <w:rFonts w:hint="default"/>
+          <w:lang w:val="en-US" w:eastAsia="zh-CN"/>
+        </w:rPr>
+        <w:t>移交人：即将离岗或离任的员工，负责梳理并交付所承担的工作与物品。</w:t>
+      </w:r>
+    </w:p>
+    <w:p>
+      <w:pPr>
+        <w:pStyle w:val="29"/>
+        <w:rPr>
+          <w:rFonts w:hint="default"/>
+          <w:lang w:val="en-US" w:eastAsia="zh-CN"/>
+        </w:rPr>
+      </w:pPr>
+      <w:r>
+        <w:rPr>
+          <w:rFonts w:hint="default"/>
+          <w:lang w:val="en-US" w:eastAsia="zh-CN"/>
+        </w:rPr>
+        <w:t>接收人：接替工作的员工或部门指定的临时负责人，负责接收并确认交接内容。</w:t>
+      </w:r>
+    </w:p>
+    <w:p>
+      <w:pPr>
+        <w:pStyle w:val="29"/>
+        <w:rPr>
+          <w:rFonts w:hint="default"/>
+          <w:lang w:val="en-US" w:eastAsia="zh-CN"/>
+        </w:rPr>
+      </w:pPr>
+      <w:r>
+        <w:rPr>
+          <w:rFonts w:hint="default"/>
+          <w:lang w:val="en-US" w:eastAsia="zh-CN"/>
+        </w:rPr>
+        <w:t>监督人：移交人的直接上级（部门负责人或指定经理），负责组织、监督并审核整个交接过程。</w:t>
+      </w:r>
+    </w:p>
+    <w:p>
+      <w:pPr>
+        <w:pStyle w:val="28"/>
         <w:bidi w:val="0"/>
         <w:rPr>
           <w:rFonts w:hint="default"/>
           <w:lang w:val="en-US" w:eastAsia="zh-CN"/>
         </w:rPr>
       </w:pPr>
-      <w:bookmarkStart w:id="6" w:name="_Toc12463"/>
-      <w:r>
-        <w:rPr>
-          <w:rFonts w:hint="default"/>
-          <w:lang w:val="en-US" w:eastAsia="zh-CN"/>
-        </w:rPr>
-        <w:t>责任主体</w:t>
+      <w:bookmarkStart w:id="6" w:name="_Toc23513"/>
+      <w:r>
+        <w:rPr>
+          <w:rFonts w:hint="default"/>
+          <w:lang w:val="en-US" w:eastAsia="zh-CN"/>
+        </w:rPr>
+        <w:t>工作交接内容</w:t>
       </w:r>
       <w:bookmarkEnd w:id="6"/>
     </w:p>
     <w:p>
       <w:pPr>
-        <w:pStyle w:val="a1"/>
-        <w:rPr>
-          <w:rFonts w:hint="default"/>
-          <w:lang w:val="en-US" w:eastAsia="zh-CN"/>
-        </w:rPr>
-      </w:pPr>
-      <w:r>
-        <w:rPr>
-          <w:rFonts w:hint="default"/>
-          <w:lang w:val="en-US" w:eastAsia="zh-CN"/>
-        </w:rPr>
-        <w:t>工作交接的主要责任主体包括：</w:t>
-      </w:r>
-    </w:p>
-    <w:p>
-      <w:pPr>
-        <w:pStyle w:val="a1"/>
-        <w:rPr>
-          <w:rFonts w:hint="default"/>
-          <w:lang w:val="en-US" w:eastAsia="zh-CN"/>
-        </w:rPr>
-      </w:pPr>
-      <w:r>
-        <w:rPr>
-          <w:rFonts w:hint="default"/>
-          <w:lang w:val="en-US" w:eastAsia="zh-CN"/>
-        </w:rPr>
-        <w:t>移交人：即将离岗或离任的员工，负责梳理并交付所承担的工作与物品。</w:t>
-      </w:r>
-    </w:p>
-    <w:p>
-      <w:pPr>
-        <w:pStyle w:val="a1"/>
-        <w:rPr>
-          <w:rFonts w:hint="default"/>
-          <w:lang w:val="en-US" w:eastAsia="zh-CN"/>
-        </w:rPr>
-      </w:pPr>
-      <w:r>
-        <w:rPr>
-          <w:rFonts w:hint="default"/>
-          <w:lang w:val="en-US" w:eastAsia="zh-CN"/>
-        </w:rPr>
-        <w:t>接收人：接替工作的员工或部门指定的临时负责人，负责接收并确认交接内容。</w:t>
-      </w:r>
-    </w:p>
-    <w:p>
-      <w:pPr>
-        <w:pStyle w:val="a1"/>
-        <w:rPr>
-          <w:rFonts w:hint="default"/>
-          <w:lang w:val="en-US" w:eastAsia="zh-CN"/>
-        </w:rPr>
-      </w:pPr>
-      <w:r>
-        <w:rPr>
-          <w:rFonts w:hint="default"/>
-          <w:lang w:val="en-US" w:eastAsia="zh-CN"/>
-        </w:rPr>
-        <w:t>监督人：移交人的直接上级（部门负责人或指定经理），负责组织、监督并审核整个交接过程。</w:t>
-      </w:r>
-    </w:p>
-    <w:p>
-      <w:pPr>
-        <w:pStyle w:val="1"/>
+        <w:pStyle w:val="30"/>
         <w:bidi w:val="0"/>
         <w:rPr>
           <w:rFonts w:hint="default"/>
           <w:lang w:val="en-US" w:eastAsia="zh-CN"/>
         </w:rPr>
       </w:pPr>
-      <w:bookmarkStart w:id="7" w:name="_Toc23513"/>
-      <w:r>
-        <w:rPr>
-          <w:rFonts w:hint="default"/>
-          <w:lang w:val="en-US" w:eastAsia="zh-CN"/>
-        </w:rPr>
-        <w:t>工作交接内容</w:t>
+      <w:bookmarkStart w:id="7" w:name="_Toc30935"/>
+      <w:r>
+        <w:rPr>
+          <w:rFonts w:hint="default"/>
+          <w:lang w:val="en-US" w:eastAsia="zh-CN"/>
+        </w:rPr>
+        <w:t>业务工作交接</w:t>
       </w:r>
       <w:bookmarkEnd w:id="7"/>
     </w:p>
     <w:p>
       <w:pPr>
-        <w:pStyle w:val="2"/>
+        <w:pStyle w:val="29"/>
+        <w:rPr>
+          <w:rFonts w:hint="default"/>
+          <w:lang w:val="en-US" w:eastAsia="zh-CN"/>
+        </w:rPr>
+      </w:pPr>
+      <w:r>
+        <w:rPr>
+          <w:rFonts w:hint="default"/>
+          <w:lang w:val="en-US" w:eastAsia="zh-CN"/>
+        </w:rPr>
+        <w:t>岗位职责与工作任务：明确本岗位的核心职责、当前负责的运维项目、服务客户、日常任务及进度状态。</w:t>
+      </w:r>
+    </w:p>
+    <w:p>
+      <w:pPr>
+        <w:pStyle w:val="29"/>
+        <w:rPr>
+          <w:rFonts w:hint="default"/>
+          <w:lang w:val="en-US" w:eastAsia="zh-CN"/>
+        </w:rPr>
+      </w:pPr>
+      <w:r>
+        <w:rPr>
+          <w:rFonts w:hint="default"/>
+          <w:lang w:val="en-US" w:eastAsia="zh-CN"/>
+        </w:rPr>
+        <w:t>文件与资料：</w:t>
+      </w:r>
+    </w:p>
+    <w:p>
+      <w:pPr>
+        <w:pStyle w:val="29"/>
+        <w:rPr>
+          <w:rFonts w:hint="default"/>
+          <w:lang w:val="en-US" w:eastAsia="zh-CN"/>
+        </w:rPr>
+      </w:pPr>
+      <w:r>
+        <w:rPr>
+          <w:rFonts w:hint="default"/>
+          <w:lang w:val="en-US" w:eastAsia="zh-CN"/>
+        </w:rPr>
+        <w:t>纸质/电子文档：技术方案、运维手册、巡检报告、故障记录、客户资料、合同关键信息、项目计划与总结等。</w:t>
+      </w:r>
+    </w:p>
+    <w:p>
+      <w:pPr>
+        <w:pStyle w:val="29"/>
+        <w:rPr>
+          <w:rFonts w:hint="default"/>
+          <w:lang w:val="en-US" w:eastAsia="zh-CN"/>
+        </w:rPr>
+      </w:pPr>
+      <w:r>
+        <w:rPr>
+          <w:rFonts w:hint="default"/>
+          <w:lang w:val="en-US" w:eastAsia="zh-CN"/>
+        </w:rPr>
+        <w:t>知识库条目：个人创建或维护的运维知识库条目、技术笔记、解决方案案例。</w:t>
+      </w:r>
+    </w:p>
+    <w:p>
+      <w:pPr>
+        <w:pStyle w:val="29"/>
+        <w:rPr>
+          <w:rFonts w:hint="default"/>
+          <w:lang w:val="en-US" w:eastAsia="zh-CN"/>
+        </w:rPr>
+      </w:pPr>
+      <w:r>
+        <w:rPr>
+          <w:rFonts w:hint="default"/>
+          <w:lang w:val="en-US" w:eastAsia="zh-CN"/>
+        </w:rPr>
+        <w:t>待办事项与工作进展：正在进行中但未完成的任务、已承诺但未兑现的事项、待审批的流程、下一步工作计划及潜在风险。</w:t>
+      </w:r>
+    </w:p>
+    <w:p>
+      <w:pPr>
+        <w:pStyle w:val="29"/>
+        <w:rPr>
+          <w:rFonts w:hint="default"/>
+          <w:lang w:val="en-US" w:eastAsia="zh-CN"/>
+        </w:rPr>
+      </w:pPr>
+      <w:r>
+        <w:rPr>
+          <w:rFonts w:hint="default"/>
+          <w:lang w:val="en-US" w:eastAsia="zh-CN"/>
+        </w:rPr>
+        <w:t>系统权限与账号：所有工作相关的系统账号、密码、操作权限清单（如运维监控平台、客户系统、内部管理平台、云服务器控制台等）。</w:t>
+      </w:r>
+    </w:p>
+    <w:p>
+      <w:pPr>
+        <w:pStyle w:val="29"/>
+        <w:rPr>
+          <w:rFonts w:hint="default"/>
+          <w:lang w:val="en-US" w:eastAsia="zh-CN"/>
+        </w:rPr>
+      </w:pPr>
+      <w:r>
+        <w:rPr>
+          <w:rFonts w:hint="default"/>
+          <w:lang w:val="en-US" w:eastAsia="zh-CN"/>
+        </w:rPr>
+        <w:t>外部联系与客户关系：负责对接的客户接口人、供应商、合作伙伴等关键联系人的信息、沟通历史及当前关系状态。</w:t>
+      </w:r>
+    </w:p>
+    <w:p>
+      <w:pPr>
+        <w:pStyle w:val="30"/>
         <w:bidi w:val="0"/>
         <w:rPr>
           <w:rFonts w:hint="default"/>
           <w:lang w:val="en-US" w:eastAsia="zh-CN"/>
         </w:rPr>
       </w:pPr>
-      <w:bookmarkStart w:id="8" w:name="_Toc30935"/>
-      <w:r>
-        <w:rPr>
-          <w:rFonts w:hint="default"/>
-          <w:lang w:val="en-US" w:eastAsia="zh-CN"/>
-        </w:rPr>
-        <w:t>业务工作交接</w:t>
+      <w:bookmarkStart w:id="8" w:name="_Toc5212"/>
+      <w:r>
+        <w:rPr>
+          <w:rFonts w:hint="default"/>
+          <w:lang w:val="en-US" w:eastAsia="zh-CN"/>
+        </w:rPr>
+        <w:t>公司物品交接</w:t>
       </w:r>
       <w:bookmarkEnd w:id="8"/>
     </w:p>
     <w:p>
       <w:pPr>
-        <w:pStyle w:val="a1"/>
-        <w:rPr>
-          <w:rFonts w:hint="default"/>
-          <w:lang w:val="en-US" w:eastAsia="zh-CN"/>
-        </w:rPr>
-      </w:pPr>
-      <w:r>
-        <w:rPr>
-          <w:rFonts w:hint="default"/>
-          <w:lang w:val="en-US" w:eastAsia="zh-CN"/>
-        </w:rPr>
-        <w:t>岗位职责与工作任务：明确本岗位的核心职责、当前负责的运维项目、服务客户、日常任务及进度状态。</w:t>
-      </w:r>
-    </w:p>
-    <w:p>
-      <w:pPr>
-        <w:pStyle w:val="a1"/>
-        <w:rPr>
-          <w:rFonts w:hint="default"/>
-          <w:lang w:val="en-US" w:eastAsia="zh-CN"/>
-        </w:rPr>
-      </w:pPr>
-      <w:r>
-        <w:rPr>
-          <w:rFonts w:hint="default"/>
-          <w:lang w:val="en-US" w:eastAsia="zh-CN"/>
-        </w:rPr>
-        <w:t>文件与资料：</w:t>
-      </w:r>
-    </w:p>
-    <w:p>
-      <w:pPr>
-        <w:pStyle w:val="a1"/>
-        <w:rPr>
-          <w:rFonts w:hint="default"/>
-          <w:lang w:val="en-US" w:eastAsia="zh-CN"/>
-        </w:rPr>
-      </w:pPr>
-      <w:r>
-        <w:rPr>
-          <w:rFonts w:hint="default"/>
-          <w:lang w:val="en-US" w:eastAsia="zh-CN"/>
-        </w:rPr>
-        <w:t>纸质/电子文档：技术方案、运维手册、巡检报告、故障记录、客户资料、合同关键信息、项目计划与总结等。</w:t>
-      </w:r>
-    </w:p>
-    <w:p>
-      <w:pPr>
-        <w:pStyle w:val="a1"/>
-        <w:rPr>
-          <w:rFonts w:hint="default"/>
-          <w:lang w:val="en-US" w:eastAsia="zh-CN"/>
-        </w:rPr>
-      </w:pPr>
-      <w:r>
-        <w:rPr>
-          <w:rFonts w:hint="default"/>
-          <w:lang w:val="en-US" w:eastAsia="zh-CN"/>
-        </w:rPr>
-        <w:t>知识库条目：个人创建或维护的运维知识库条目、技术笔记、解决方案案例。</w:t>
-      </w:r>
-    </w:p>
-    <w:p>
-      <w:pPr>
-        <w:pStyle w:val="a1"/>
-        <w:rPr>
-          <w:rFonts w:hint="default"/>
-          <w:lang w:val="en-US" w:eastAsia="zh-CN"/>
-        </w:rPr>
-      </w:pPr>
-      <w:r>
-        <w:rPr>
-          <w:rFonts w:hint="default"/>
-          <w:lang w:val="en-US" w:eastAsia="zh-CN"/>
-        </w:rPr>
-        <w:t>待办事项与工作进展：正在进行中但未完成的任务、已承诺但未兑现的事项、待审批的流程、下一步工作计划及潜在风险。</w:t>
-      </w:r>
-    </w:p>
-    <w:p>
-      <w:pPr>
-        <w:pStyle w:val="a1"/>
-        <w:rPr>
-          <w:rFonts w:hint="default"/>
-          <w:lang w:val="en-US" w:eastAsia="zh-CN"/>
-        </w:rPr>
-      </w:pPr>
-      <w:r>
-        <w:rPr>
-          <w:rFonts w:hint="default"/>
-          <w:lang w:val="en-US" w:eastAsia="zh-CN"/>
-        </w:rPr>
-        <w:t>系统权限与账号：所有工作相关的系统账号、密码、操作权限清单（如运维监控平台、客户系统、内部管理平台、云服务器控制台等）。</w:t>
-      </w:r>
-    </w:p>
-    <w:p>
-      <w:pPr>
-        <w:pStyle w:val="a1"/>
-        <w:rPr>
-          <w:rFonts w:hint="default"/>
-          <w:lang w:val="en-US" w:eastAsia="zh-CN"/>
-        </w:rPr>
-      </w:pPr>
-      <w:r>
-        <w:rPr>
-          <w:rFonts w:hint="default"/>
-          <w:lang w:val="en-US" w:eastAsia="zh-CN"/>
-        </w:rPr>
-        <w:t>外部联系与客户关系：负责对接的客户接口人、供应商、合作伙伴等关键联系人的信息、沟通历史及当前关系状态。</w:t>
-      </w:r>
-    </w:p>
-    <w:p>
-      <w:pPr>
-        <w:pStyle w:val="2"/>
+        <w:pStyle w:val="29"/>
+        <w:rPr>
+          <w:rFonts w:hint="default"/>
+          <w:lang w:val="en-US" w:eastAsia="zh-CN"/>
+        </w:rPr>
+      </w:pPr>
+      <w:r>
+        <w:rPr>
+          <w:rFonts w:hint="default"/>
+          <w:lang w:val="en-US" w:eastAsia="zh-CN"/>
+        </w:rPr>
+        <w:t>办公用品与资产：公司配发的笔记本电脑、移动设备、测试机、钥匙、门禁卡、办公文具等。</w:t>
+      </w:r>
+    </w:p>
+    <w:p>
+      <w:pPr>
+        <w:pStyle w:val="29"/>
+        <w:rPr>
+          <w:rFonts w:hint="default"/>
+          <w:lang w:val="en-US" w:eastAsia="zh-CN"/>
+        </w:rPr>
+      </w:pPr>
+      <w:r>
+        <w:rPr>
+          <w:rFonts w:hint="default"/>
+          <w:lang w:val="en-US" w:eastAsia="zh-CN"/>
+        </w:rPr>
+        <w:t>财务相关物品：备用金、未报销的票据、公司信用卡等。</w:t>
+      </w:r>
+    </w:p>
+    <w:p>
+      <w:pPr>
+        <w:pStyle w:val="29"/>
+        <w:rPr>
+          <w:rFonts w:hint="default"/>
+          <w:lang w:val="en-US" w:eastAsia="zh-CN"/>
+        </w:rPr>
+      </w:pPr>
+      <w:r>
+        <w:rPr>
+          <w:rFonts w:hint="default"/>
+          <w:lang w:val="en-US" w:eastAsia="zh-CN"/>
+        </w:rPr>
+        <w:t>证件与印章：因工作需要持有的公司证件、复印件或印章（如有）。</w:t>
+      </w:r>
+    </w:p>
+    <w:p>
+      <w:pPr>
+        <w:pStyle w:val="28"/>
         <w:bidi w:val="0"/>
         <w:rPr>
           <w:rFonts w:hint="default"/>
           <w:lang w:val="en-US" w:eastAsia="zh-CN"/>
         </w:rPr>
       </w:pPr>
-      <w:bookmarkStart w:id="9" w:name="_Toc5212"/>
-      <w:r>
-        <w:rPr>
-          <w:rFonts w:hint="default"/>
-          <w:lang w:val="en-US" w:eastAsia="zh-CN"/>
-        </w:rPr>
-        <w:t>公司物品交接</w:t>
+      <w:bookmarkStart w:id="9" w:name="_Toc16509"/>
+      <w:r>
+        <w:rPr>
+          <w:rFonts w:hint="default"/>
+          <w:lang w:val="en-US" w:eastAsia="zh-CN"/>
+        </w:rPr>
+        <w:t>工作交接程序</w:t>
       </w:r>
       <w:bookmarkEnd w:id="9"/>
     </w:p>
     <w:p>
       <w:pPr>
-        <w:pStyle w:val="a1"/>
-        <w:rPr>
-          <w:rFonts w:hint="default"/>
-          <w:lang w:val="en-US" w:eastAsia="zh-CN"/>
-        </w:rPr>
-      </w:pPr>
-      <w:r>
-        <w:rPr>
-          <w:rFonts w:hint="default"/>
-          <w:lang w:val="en-US" w:eastAsia="zh-CN"/>
-        </w:rPr>
-        <w:t>办公用品与资产：公司配发的笔记本电脑、移动设备、测试机、钥匙、门禁卡、办公文具等。</w:t>
-      </w:r>
-    </w:p>
-    <w:p>
-      <w:pPr>
-        <w:pStyle w:val="a1"/>
-        <w:rPr>
-          <w:rFonts w:hint="default"/>
-          <w:lang w:val="en-US" w:eastAsia="zh-CN"/>
-        </w:rPr>
-      </w:pPr>
-      <w:r>
-        <w:rPr>
-          <w:rFonts w:hint="default"/>
-          <w:lang w:val="en-US" w:eastAsia="zh-CN"/>
-        </w:rPr>
-        <w:t>财务相关物品：备用金、未报销的票据、公司信用卡等。</w:t>
-      </w:r>
-    </w:p>
-    <w:p>
-      <w:pPr>
-        <w:pStyle w:val="a1"/>
-        <w:rPr>
-          <w:rFonts w:hint="default"/>
-          <w:lang w:val="en-US" w:eastAsia="zh-CN"/>
-        </w:rPr>
-      </w:pPr>
-      <w:r>
-        <w:rPr>
-          <w:rFonts w:hint="default"/>
-          <w:lang w:val="en-US" w:eastAsia="zh-CN"/>
-        </w:rPr>
-        <w:t>证件与印章：因工作需要持有的公司证件、复印件或印章（如有）。</w:t>
-      </w:r>
-    </w:p>
-    <w:p>
-      <w:pPr>
-        <w:pStyle w:val="1"/>
+        <w:pStyle w:val="30"/>
         <w:bidi w:val="0"/>
         <w:rPr>
           <w:rFonts w:hint="default"/>
           <w:lang w:val="en-US" w:eastAsia="zh-CN"/>
         </w:rPr>
       </w:pPr>
-      <w:bookmarkStart w:id="10" w:name="_Toc16509"/>
-      <w:r>
-        <w:rPr>
-          <w:rFonts w:hint="default"/>
-          <w:lang w:val="en-US" w:eastAsia="zh-CN"/>
-        </w:rPr>
-        <w:t>工作交接程序</w:t>
+      <w:bookmarkStart w:id="10" w:name="_Toc32122"/>
+      <w:r>
+        <w:rPr>
+          <w:rFonts w:hint="default"/>
+          <w:lang w:val="en-US" w:eastAsia="zh-CN"/>
+        </w:rPr>
+        <w:t>交接启动</w:t>
       </w:r>
       <w:bookmarkEnd w:id="10"/>
     </w:p>
     <w:p>
       <w:pPr>
-        <w:pStyle w:val="2"/>
+        <w:pStyle w:val="29"/>
+        <w:rPr>
+          <w:rFonts w:hint="default"/>
+          <w:lang w:val="en-US" w:eastAsia="zh-CN"/>
+        </w:rPr>
+      </w:pPr>
+      <w:r>
+        <w:rPr>
+          <w:rFonts w:hint="default"/>
+          <w:lang w:val="en-US" w:eastAsia="zh-CN"/>
+        </w:rPr>
+        <w:t>当出现需交接的情形时，由移交人的直接上级（监督人） 正式发起并通知移交人、接收人及人力资源部，明确交接截止日期。</w:t>
+      </w:r>
+    </w:p>
+    <w:p>
+      <w:pPr>
+        <w:pStyle w:val="30"/>
         <w:bidi w:val="0"/>
         <w:rPr>
           <w:rFonts w:hint="default"/>
           <w:lang w:val="en-US" w:eastAsia="zh-CN"/>
         </w:rPr>
       </w:pPr>
-      <w:bookmarkStart w:id="11" w:name="_Toc32122"/>
-      <w:r>
-        <w:rPr>
-          <w:rFonts w:hint="default"/>
-          <w:lang w:val="en-US" w:eastAsia="zh-CN"/>
-        </w:rPr>
-        <w:t>交接启动</w:t>
+      <w:bookmarkStart w:id="11" w:name="_Toc2585"/>
+      <w:r>
+        <w:rPr>
+          <w:rFonts w:hint="default"/>
+          <w:lang w:val="en-US" w:eastAsia="zh-CN"/>
+        </w:rPr>
+        <w:t>准备工作</w:t>
       </w:r>
       <w:bookmarkEnd w:id="11"/>
     </w:p>
     <w:p>
       <w:pPr>
-        <w:pStyle w:val="a1"/>
-        <w:rPr>
-          <w:rFonts w:hint="default"/>
-          <w:lang w:val="en-US" w:eastAsia="zh-CN"/>
-        </w:rPr>
-      </w:pPr>
-      <w:r>
-        <w:rPr>
-          <w:rFonts w:hint="default"/>
-          <w:lang w:val="en-US" w:eastAsia="zh-CN"/>
-        </w:rPr>
-        <w:t>当出现需交接的情形时，由移交人的直接上级（监督人） 正式发起并通知移交人、接收人及人力资源部，明确交接截止日期。</w:t>
-      </w:r>
-    </w:p>
-    <w:p>
-      <w:pPr>
-        <w:pStyle w:val="2"/>
+        <w:pStyle w:val="29"/>
+        <w:rPr>
+          <w:rFonts w:hint="default"/>
+          <w:lang w:val="en-US" w:eastAsia="zh-CN"/>
+        </w:rPr>
+      </w:pPr>
+      <w:r>
+        <w:rPr>
+          <w:rFonts w:hint="default"/>
+          <w:lang w:val="en-US" w:eastAsia="zh-CN"/>
+        </w:rPr>
+        <w:t>移交人须系统梳理本办法第2条所列的全部交接内容。</w:t>
+      </w:r>
+    </w:p>
+    <w:p>
+      <w:pPr>
+        <w:pStyle w:val="29"/>
+        <w:rPr>
+          <w:rFonts w:hint="default"/>
+          <w:lang w:val="en-US" w:eastAsia="zh-CN"/>
+        </w:rPr>
+      </w:pPr>
+      <w:r>
+        <w:rPr>
+          <w:rFonts w:hint="default"/>
+          <w:lang w:val="en-US" w:eastAsia="zh-CN"/>
+        </w:rPr>
+        <w:t>移交人填写《工作交接清单》（附件1），详细列明各项交接事项的现状、位置、说明及注意事项。</w:t>
+      </w:r>
+    </w:p>
+    <w:p>
+      <w:pPr>
+        <w:pStyle w:val="29"/>
+        <w:rPr>
+          <w:rFonts w:hint="default"/>
+          <w:lang w:val="en-US" w:eastAsia="zh-CN"/>
+        </w:rPr>
+      </w:pPr>
+      <w:r>
+        <w:rPr>
+          <w:rFonts w:hint="default"/>
+          <w:lang w:val="en-US" w:eastAsia="zh-CN"/>
+        </w:rPr>
+        <w:t>移交人同时填写《工作交接确认单》（附件2），列明待签字确认的项目。</w:t>
+      </w:r>
+    </w:p>
+    <w:p>
+      <w:pPr>
+        <w:pStyle w:val="30"/>
         <w:bidi w:val="0"/>
         <w:rPr>
           <w:rFonts w:hint="default"/>
           <w:lang w:val="en-US" w:eastAsia="zh-CN"/>
         </w:rPr>
       </w:pPr>
-      <w:bookmarkStart w:id="12" w:name="_Toc2585"/>
-      <w:r>
-        <w:rPr>
-          <w:rFonts w:hint="default"/>
-          <w:lang w:val="en-US" w:eastAsia="zh-CN"/>
-        </w:rPr>
-        <w:t>准备工作</w:t>
+      <w:bookmarkStart w:id="12" w:name="_Toc17001"/>
+      <w:r>
+        <w:rPr>
+          <w:rFonts w:hint="default"/>
+          <w:lang w:val="en-US" w:eastAsia="zh-CN"/>
+        </w:rPr>
+        <w:t>审核与调整</w:t>
       </w:r>
       <w:bookmarkEnd w:id="12"/>
     </w:p>
     <w:p>
       <w:pPr>
-        <w:pStyle w:val="a1"/>
-        <w:rPr>
-          <w:rFonts w:hint="default"/>
-          <w:lang w:val="en-US" w:eastAsia="zh-CN"/>
-        </w:rPr>
-      </w:pPr>
-      <w:r>
-        <w:rPr>
-          <w:rFonts w:hint="default"/>
-          <w:lang w:val="en-US" w:eastAsia="zh-CN"/>
-        </w:rPr>
-        <w:t>移交人须系统梳理本办法第2条所列的全部交接内容。</w:t>
-      </w:r>
-    </w:p>
-    <w:p>
-      <w:pPr>
-        <w:pStyle w:val="a1"/>
-        <w:rPr>
-          <w:rFonts w:hint="default"/>
-          <w:lang w:val="en-US" w:eastAsia="zh-CN"/>
-        </w:rPr>
-      </w:pPr>
-      <w:r>
-        <w:rPr>
-          <w:rFonts w:hint="default"/>
-          <w:lang w:val="en-US" w:eastAsia="zh-CN"/>
-        </w:rPr>
-        <w:t>移交人填写《工作交接清单》（附件1），详细列明各项交接事项的现状、位置、说明及注意事项。</w:t>
-      </w:r>
-    </w:p>
-    <w:p>
-      <w:pPr>
-        <w:pStyle w:val="a1"/>
-        <w:rPr>
-          <w:rFonts w:hint="default"/>
-          <w:lang w:val="en-US" w:eastAsia="zh-CN"/>
-        </w:rPr>
-      </w:pPr>
-      <w:r>
-        <w:rPr>
-          <w:rFonts w:hint="default"/>
-          <w:lang w:val="en-US" w:eastAsia="zh-CN"/>
-        </w:rPr>
-        <w:t>移交人同时填写《工作交接确认单》（附件2），列明待签字确认的项目。</w:t>
-      </w:r>
-    </w:p>
-    <w:p>
-      <w:pPr>
-        <w:pStyle w:val="2"/>
+        <w:pStyle w:val="29"/>
+        <w:rPr>
+          <w:rFonts w:hint="default"/>
+          <w:lang w:val="en-US" w:eastAsia="zh-CN"/>
+        </w:rPr>
+      </w:pPr>
+      <w:r>
+        <w:rPr>
+          <w:rFonts w:hint="default"/>
+          <w:lang w:val="en-US" w:eastAsia="zh-CN"/>
+        </w:rPr>
+        <w:t>监督人对移交人填写的《工作交接清单》和《工作交接确认单》进行审核，确保内容完整、准确，必要时予以补充或调整。</w:t>
+      </w:r>
+    </w:p>
+    <w:p>
+      <w:pPr>
+        <w:pStyle w:val="30"/>
         <w:bidi w:val="0"/>
         <w:rPr>
           <w:rFonts w:hint="default"/>
           <w:lang w:val="en-US" w:eastAsia="zh-CN"/>
         </w:rPr>
       </w:pPr>
-      <w:bookmarkStart w:id="13" w:name="_Toc17001"/>
-      <w:r>
-        <w:rPr>
-          <w:rFonts w:hint="default"/>
-          <w:lang w:val="en-US" w:eastAsia="zh-CN"/>
-        </w:rPr>
-        <w:t>审核与调整</w:t>
+      <w:bookmarkStart w:id="13" w:name="_Toc17434"/>
+      <w:r>
+        <w:rPr>
+          <w:rFonts w:hint="default"/>
+          <w:lang w:val="en-US" w:eastAsia="zh-CN"/>
+        </w:rPr>
+        <w:t>现场交接与确认</w:t>
       </w:r>
       <w:bookmarkEnd w:id="13"/>
     </w:p>
     <w:p>
       <w:pPr>
-        <w:pStyle w:val="a1"/>
-        <w:rPr>
-          <w:rFonts w:hint="default"/>
-          <w:lang w:val="en-US" w:eastAsia="zh-CN"/>
-        </w:rPr>
-      </w:pPr>
-      <w:r>
-        <w:rPr>
-          <w:rFonts w:hint="default"/>
-          <w:lang w:val="en-US" w:eastAsia="zh-CN"/>
-        </w:rPr>
-        <w:t>监督人对移交人填写的《工作交接清单》和《工作交接确认单》进行审核，确保内容完整、准确，必要时予以补充或调整。</w:t>
-      </w:r>
-    </w:p>
-    <w:p>
-      <w:pPr>
-        <w:pStyle w:val="2"/>
+        <w:pStyle w:val="29"/>
+        <w:rPr>
+          <w:rFonts w:hint="default"/>
+          <w:lang w:val="en-US" w:eastAsia="zh-CN"/>
+        </w:rPr>
+      </w:pPr>
+      <w:r>
+        <w:rPr>
+          <w:rFonts w:hint="default"/>
+          <w:lang w:val="en-US" w:eastAsia="zh-CN"/>
+        </w:rPr>
+        <w:t>在监督人的主持下，移交人与接收人进行现场交接。</w:t>
+      </w:r>
+    </w:p>
+    <w:p>
+      <w:pPr>
+        <w:pStyle w:val="29"/>
+        <w:rPr>
+          <w:rFonts w:hint="default"/>
+          <w:lang w:val="en-US" w:eastAsia="zh-CN"/>
+        </w:rPr>
+      </w:pPr>
+      <w:r>
+        <w:rPr>
+          <w:rFonts w:hint="default"/>
+          <w:lang w:val="en-US" w:eastAsia="zh-CN"/>
+        </w:rPr>
+        <w:t>移交人依据清单逐项说明，接收人进行清点、核对与测试（如权限登录验证）。</w:t>
+      </w:r>
+    </w:p>
+    <w:p>
+      <w:pPr>
+        <w:pStyle w:val="29"/>
+        <w:rPr>
+          <w:rFonts w:hint="default"/>
+          <w:lang w:val="en-US" w:eastAsia="zh-CN"/>
+        </w:rPr>
+      </w:pPr>
+      <w:r>
+        <w:rPr>
+          <w:rFonts w:hint="default"/>
+          <w:lang w:val="en-US" w:eastAsia="zh-CN"/>
+        </w:rPr>
+        <w:t>对于不清楚或存疑的事项，移交人必须给予清晰解释，监督人负责协调直至双方认可。</w:t>
+      </w:r>
+    </w:p>
+    <w:p>
+      <w:pPr>
+        <w:pStyle w:val="29"/>
+        <w:rPr>
+          <w:rFonts w:hint="default"/>
+          <w:lang w:val="en-US" w:eastAsia="zh-CN"/>
+        </w:rPr>
+      </w:pPr>
+      <w:r>
+        <w:rPr>
+          <w:rFonts w:hint="default"/>
+          <w:lang w:val="en-US" w:eastAsia="zh-CN"/>
+        </w:rPr>
+        <w:t>交接完成后，移交人、接收人、监督人三方在《工作交接确认单》上签字，视为实物与信息移交完成。</w:t>
+      </w:r>
+    </w:p>
+    <w:p>
+      <w:pPr>
+        <w:pStyle w:val="30"/>
         <w:bidi w:val="0"/>
         <w:rPr>
           <w:rFonts w:hint="default"/>
           <w:lang w:val="en-US" w:eastAsia="zh-CN"/>
         </w:rPr>
       </w:pPr>
-      <w:bookmarkStart w:id="14" w:name="_Toc17434"/>
-      <w:r>
-        <w:rPr>
-          <w:rFonts w:hint="default"/>
-          <w:lang w:val="en-US" w:eastAsia="zh-CN"/>
-        </w:rPr>
-        <w:t>现场交接与确认</w:t>
+      <w:bookmarkStart w:id="14" w:name="_Toc12179"/>
+      <w:r>
+        <w:rPr>
+          <w:rFonts w:hint="default"/>
+          <w:lang w:val="en-US" w:eastAsia="zh-CN"/>
+        </w:rPr>
+        <w:t>系统权限与IT资产交接</w:t>
       </w:r>
       <w:bookmarkEnd w:id="14"/>
     </w:p>
     <w:p>
       <w:pPr>
-        <w:pStyle w:val="a1"/>
-        <w:rPr>
-          <w:rFonts w:hint="default"/>
-          <w:lang w:val="en-US" w:eastAsia="zh-CN"/>
-        </w:rPr>
-      </w:pPr>
-      <w:r>
-        <w:rPr>
-          <w:rFonts w:hint="default"/>
-          <w:lang w:val="en-US" w:eastAsia="zh-CN"/>
-        </w:rPr>
-        <w:t>在监督人的主持下，移交人与接收人进行现场交接。</w:t>
-      </w:r>
-    </w:p>
-    <w:p>
-      <w:pPr>
-        <w:pStyle w:val="a1"/>
-        <w:rPr>
-          <w:rFonts w:hint="default"/>
-          <w:lang w:val="en-US" w:eastAsia="zh-CN"/>
-        </w:rPr>
-      </w:pPr>
-      <w:r>
-        <w:rPr>
-          <w:rFonts w:hint="default"/>
-          <w:lang w:val="en-US" w:eastAsia="zh-CN"/>
-        </w:rPr>
-        <w:t>移交人依据清单逐项说明，接收人进行清点、核对与测试（如权限登录验证）。</w:t>
-      </w:r>
-    </w:p>
-    <w:p>
-      <w:pPr>
-        <w:pStyle w:val="a1"/>
-        <w:rPr>
-          <w:rFonts w:hint="default"/>
-          <w:lang w:val="en-US" w:eastAsia="zh-CN"/>
-        </w:rPr>
-      </w:pPr>
-      <w:r>
-        <w:rPr>
-          <w:rFonts w:hint="default"/>
-          <w:lang w:val="en-US" w:eastAsia="zh-CN"/>
-        </w:rPr>
-        <w:t>对于不清楚或存疑的事项，移交人必须给予清晰解释，监督人负责协调直至双方认可。</w:t>
-      </w:r>
-    </w:p>
-    <w:p>
-      <w:pPr>
-        <w:pStyle w:val="a1"/>
-        <w:rPr>
-          <w:rFonts w:hint="default"/>
-          <w:lang w:val="en-US" w:eastAsia="zh-CN"/>
-        </w:rPr>
-      </w:pPr>
-      <w:r>
-        <w:rPr>
-          <w:rFonts w:hint="default"/>
-          <w:lang w:val="en-US" w:eastAsia="zh-CN"/>
-        </w:rPr>
-        <w:t>交接完成后，移交人、接收人、监督人三方在《工作交接确认单》上签字，视为实物与信息移交完成。</w:t>
-      </w:r>
-    </w:p>
-    <w:p>
-      <w:pPr>
-        <w:pStyle w:val="2"/>
+        <w:pStyle w:val="29"/>
+        <w:rPr>
+          <w:rFonts w:hint="default"/>
+          <w:lang w:val="en-US" w:eastAsia="zh-CN"/>
+        </w:rPr>
+      </w:pPr>
+      <w:r>
+        <w:rPr>
+          <w:rFonts w:hint="default"/>
+          <w:lang w:val="en-US" w:eastAsia="zh-CN"/>
+        </w:rPr>
+        <w:t>涉及通用系统账号注销及标准IT资产（如公司电脑）回收的，按《人员入离职管理制度》规定，由接收人或监督人监督移交人完成清理后，提请研发部/运维部（IT支持） 执行权限回收与资产回收流程，并在相关表单上会签。</w:t>
+      </w:r>
+    </w:p>
+    <w:p>
+      <w:pPr>
+        <w:pStyle w:val="30"/>
         <w:bidi w:val="0"/>
         <w:rPr>
           <w:rFonts w:hint="default"/>
           <w:lang w:val="en-US" w:eastAsia="zh-CN"/>
         </w:rPr>
       </w:pPr>
-      <w:bookmarkStart w:id="15" w:name="_Toc12179"/>
-      <w:r>
-        <w:rPr>
-          <w:rFonts w:hint="default"/>
-          <w:lang w:val="en-US" w:eastAsia="zh-CN"/>
-        </w:rPr>
-        <w:t>系统权限与IT资产交接</w:t>
+      <w:bookmarkStart w:id="15" w:name="_Toc2613"/>
+      <w:r>
+        <w:rPr>
+          <w:rFonts w:hint="default"/>
+          <w:lang w:val="en-US" w:eastAsia="zh-CN"/>
+        </w:rPr>
+        <w:t>存档备案</w:t>
       </w:r>
       <w:bookmarkEnd w:id="15"/>
     </w:p>
     <w:p>
       <w:pPr>
-        <w:pStyle w:val="a1"/>
-        <w:rPr>
-          <w:rFonts w:hint="default"/>
-          <w:lang w:val="en-US" w:eastAsia="zh-CN"/>
-        </w:rPr>
-      </w:pPr>
-      <w:r>
-        <w:rPr>
-          <w:rFonts w:hint="default"/>
-          <w:lang w:val="en-US" w:eastAsia="zh-CN"/>
-        </w:rPr>
-        <w:t>涉及通用系统账号注销及标准IT资产（如公司电脑）回收的，按《人员入离职管理制度》规定，由接收人或监督人监督移交人完成清理后，提请研发部/运维部（IT支持） 执行权限回收与资产回收流程，并在相关表单上会签。</w:t>
-      </w:r>
-    </w:p>
-    <w:p>
-      <w:pPr>
-        <w:pStyle w:val="2"/>
+        <w:pStyle w:val="29"/>
+        <w:rPr>
+          <w:rFonts w:hint="default"/>
+          <w:lang w:val="en-US" w:eastAsia="zh-CN"/>
+        </w:rPr>
+      </w:pPr>
+      <w:r>
+        <w:rPr>
+          <w:rFonts w:hint="default"/>
+          <w:lang w:val="en-US" w:eastAsia="zh-CN"/>
+        </w:rPr>
+        <w:t>经三方签字确认的《工作交接确认单》原件，作为关键记录，由人力资源部归入员工人事档案，长期保存。《工作交接清单》可根据需要由部门备份。</w:t>
+      </w:r>
+    </w:p>
+    <w:p>
+      <w:pPr>
+        <w:pStyle w:val="28"/>
         <w:bidi w:val="0"/>
         <w:rPr>
           <w:rFonts w:hint="default"/>
           <w:lang w:val="en-US" w:eastAsia="zh-CN"/>
         </w:rPr>
       </w:pPr>
-      <w:bookmarkStart w:id="16" w:name="_Toc2613"/>
-      <w:r>
-        <w:rPr>
-          <w:rFonts w:hint="default"/>
-          <w:lang w:val="en-US" w:eastAsia="zh-CN"/>
-        </w:rPr>
-        <w:t>存档备案</w:t>
+      <w:bookmarkStart w:id="16" w:name="_Toc5916"/>
+      <w:r>
+        <w:rPr>
+          <w:rFonts w:hint="default"/>
+          <w:lang w:val="en-US" w:eastAsia="zh-CN"/>
+        </w:rPr>
+        <w:t>工作交接要求</w:t>
       </w:r>
       <w:bookmarkEnd w:id="16"/>
     </w:p>
     <w:p>
       <w:pPr>
-        <w:pStyle w:val="a1"/>
-        <w:rPr>
-          <w:rFonts w:hint="default"/>
-          <w:lang w:val="en-US" w:eastAsia="zh-CN"/>
-        </w:rPr>
-      </w:pPr>
-      <w:r>
-        <w:rPr>
-          <w:rFonts w:hint="default"/>
-          <w:lang w:val="en-US" w:eastAsia="zh-CN"/>
-        </w:rPr>
-        <w:t>经三方签字确认的《工作交接确认单》原件，作为关键记录，由人力资源部归入员工人事档案，长期保存。《工作交接清单》可根据需要由部门备份。</w:t>
-      </w:r>
-    </w:p>
-    <w:p>
-      <w:pPr>
-        <w:pStyle w:val="1"/>
+        <w:pStyle w:val="30"/>
         <w:bidi w:val="0"/>
         <w:rPr>
           <w:rFonts w:hint="default"/>
           <w:lang w:val="en-US" w:eastAsia="zh-CN"/>
         </w:rPr>
       </w:pPr>
-      <w:bookmarkStart w:id="17" w:name="_Toc5916"/>
-      <w:r>
-        <w:rPr>
-          <w:rFonts w:hint="default"/>
-          <w:lang w:val="en-US" w:eastAsia="zh-CN"/>
-        </w:rPr>
-        <w:t>工作交接要求</w:t>
+      <w:bookmarkStart w:id="17" w:name="_Toc32308"/>
+      <w:r>
+        <w:rPr>
+          <w:rFonts w:hint="default"/>
+          <w:lang w:val="en-US" w:eastAsia="zh-CN"/>
+        </w:rPr>
+        <w:t>接收人指定</w:t>
       </w:r>
       <w:bookmarkEnd w:id="17"/>
     </w:p>
     <w:p>
       <w:pPr>
-        <w:pStyle w:val="2"/>
+        <w:pStyle w:val="29"/>
+        <w:rPr>
+          <w:rFonts w:hint="default"/>
+          <w:lang w:val="en-US" w:eastAsia="zh-CN"/>
+        </w:rPr>
+      </w:pPr>
+      <w:r>
+        <w:rPr>
+          <w:rFonts w:hint="default"/>
+          <w:lang w:val="en-US" w:eastAsia="zh-CN"/>
+        </w:rPr>
+        <w:t>接收人原则上为岗位接替者。若接替者尚未到岗，则由监督人指定本部门员工作为临时接收人。关键岗位（如部门负责人、核心项目负责人）的交接，须报公司分管领导核准。</w:t>
+      </w:r>
+    </w:p>
+    <w:p>
+      <w:pPr>
+        <w:pStyle w:val="30"/>
         <w:bidi w:val="0"/>
         <w:rPr>
           <w:rFonts w:hint="default"/>
           <w:lang w:val="en-US" w:eastAsia="zh-CN"/>
         </w:rPr>
       </w:pPr>
-      <w:bookmarkStart w:id="18" w:name="_Toc32308"/>
-      <w:r>
-        <w:rPr>
-          <w:rFonts w:hint="default"/>
-          <w:lang w:val="en-US" w:eastAsia="zh-CN"/>
-        </w:rPr>
-        <w:t>接收人指定</w:t>
+      <w:bookmarkStart w:id="18" w:name="_Toc13043"/>
+      <w:r>
+        <w:rPr>
+          <w:rFonts w:hint="default"/>
+          <w:lang w:val="en-US" w:eastAsia="zh-CN"/>
+        </w:rPr>
+        <w:t>交接时限</w:t>
       </w:r>
       <w:bookmarkEnd w:id="18"/>
     </w:p>
     <w:p>
       <w:pPr>
-        <w:pStyle w:val="a1"/>
-        <w:rPr>
-          <w:rFonts w:hint="default"/>
-          <w:lang w:val="en-US" w:eastAsia="zh-CN"/>
-        </w:rPr>
-      </w:pPr>
-      <w:r>
-        <w:rPr>
-          <w:rFonts w:hint="default"/>
-          <w:lang w:val="en-US" w:eastAsia="zh-CN"/>
-        </w:rPr>
-        <w:t>接收人原则上为岗位接替者。若接替者尚未到岗，则由监督人指定本部门员工作为临时接收人。关键岗位（如部门负责人、核心项目负责人）的交接，须报公司分管领导核准。</w:t>
-      </w:r>
-    </w:p>
-    <w:p>
-      <w:pPr>
-        <w:pStyle w:val="2"/>
+        <w:pStyle w:val="29"/>
+        <w:rPr>
+          <w:rFonts w:hint="default"/>
+          <w:lang w:val="en-US" w:eastAsia="zh-CN"/>
+        </w:rPr>
+      </w:pPr>
+      <w:r>
+        <w:rPr>
+          <w:rFonts w:hint="default"/>
+          <w:lang w:val="en-US" w:eastAsia="zh-CN"/>
+        </w:rPr>
+        <w:t>岗位调动：应在调令生效前完成全部交接。</w:t>
+      </w:r>
+    </w:p>
+    <w:p>
+      <w:pPr>
+        <w:pStyle w:val="29"/>
+        <w:rPr>
+          <w:rFonts w:hint="default"/>
+          <w:lang w:val="en-US" w:eastAsia="zh-CN"/>
+        </w:rPr>
+      </w:pPr>
+      <w:r>
+        <w:rPr>
+          <w:rFonts w:hint="default"/>
+          <w:lang w:val="en-US" w:eastAsia="zh-CN"/>
+        </w:rPr>
+        <w:t>离职：应在最后工作日前完成全部交接。正式员工辞职的交接期包含在法定的30日通知期内。</w:t>
+      </w:r>
+    </w:p>
+    <w:p>
+      <w:pPr>
+        <w:pStyle w:val="29"/>
+        <w:rPr>
+          <w:rFonts w:hint="default"/>
+          <w:lang w:val="en-US" w:eastAsia="zh-CN"/>
+        </w:rPr>
+      </w:pPr>
+      <w:r>
+        <w:rPr>
+          <w:rFonts w:hint="default"/>
+          <w:lang w:val="en-US" w:eastAsia="zh-CN"/>
+        </w:rPr>
+        <w:t>长期请假：应在休假开始前完成必要的工作委托与事项交接。</w:t>
+      </w:r>
+    </w:p>
+    <w:p>
+      <w:pPr>
+        <w:pStyle w:val="29"/>
+        <w:rPr>
+          <w:rFonts w:hint="default"/>
+          <w:lang w:val="en-US" w:eastAsia="zh-CN"/>
+        </w:rPr>
+      </w:pPr>
+      <w:r>
+        <w:rPr>
+          <w:rFonts w:hint="default"/>
+          <w:lang w:val="en-US" w:eastAsia="zh-CN"/>
+        </w:rPr>
+        <w:t>具体交接计划由监督人根据实际情况与人力资源部协商确定。</w:t>
+      </w:r>
+    </w:p>
+    <w:p>
+      <w:pPr>
+        <w:pStyle w:val="30"/>
         <w:bidi w:val="0"/>
         <w:rPr>
           <w:rFonts w:hint="default"/>
           <w:lang w:val="en-US" w:eastAsia="zh-CN"/>
         </w:rPr>
       </w:pPr>
-      <w:bookmarkStart w:id="19" w:name="_Toc13043"/>
-      <w:r>
-        <w:rPr>
-          <w:rFonts w:hint="default"/>
-          <w:lang w:val="en-US" w:eastAsia="zh-CN"/>
-        </w:rPr>
-        <w:t>交接时限</w:t>
+      <w:bookmarkStart w:id="19" w:name="_Toc23637"/>
+      <w:r>
+        <w:rPr>
+          <w:rFonts w:hint="default"/>
+          <w:lang w:val="en-US" w:eastAsia="zh-CN"/>
+        </w:rPr>
+        <w:t>特殊情况处理</w:t>
       </w:r>
       <w:bookmarkEnd w:id="19"/>
     </w:p>
     <w:p>
       <w:pPr>
-        <w:pStyle w:val="a1"/>
-        <w:rPr>
-          <w:rFonts w:hint="default"/>
-          <w:lang w:val="en-US" w:eastAsia="zh-CN"/>
-        </w:rPr>
-      </w:pPr>
-      <w:r>
-        <w:rPr>
-          <w:rFonts w:hint="default"/>
-          <w:lang w:val="en-US" w:eastAsia="zh-CN"/>
-        </w:rPr>
-        <w:t>岗位调动：应在调令生效前完成全部交接。</w:t>
-      </w:r>
-    </w:p>
-    <w:p>
-      <w:pPr>
-        <w:pStyle w:val="a1"/>
-        <w:rPr>
-          <w:rFonts w:hint="default"/>
-          <w:lang w:val="en-US" w:eastAsia="zh-CN"/>
-        </w:rPr>
-      </w:pPr>
-      <w:r>
-        <w:rPr>
-          <w:rFonts w:hint="default"/>
-          <w:lang w:val="en-US" w:eastAsia="zh-CN"/>
-        </w:rPr>
-        <w:t>离职：应在最后工作日前完成全部交接。正式员工辞职的交接期包含在法定的30日通知期内。</w:t>
-      </w:r>
-    </w:p>
-    <w:p>
-      <w:pPr>
-        <w:pStyle w:val="a1"/>
-        <w:rPr>
-          <w:rFonts w:hint="default"/>
-          <w:lang w:val="en-US" w:eastAsia="zh-CN"/>
-        </w:rPr>
-      </w:pPr>
-      <w:r>
-        <w:rPr>
-          <w:rFonts w:hint="default"/>
-          <w:lang w:val="en-US" w:eastAsia="zh-CN"/>
-        </w:rPr>
-        <w:t>长期请假：应在休假开始前完成必要的工作委托与事项交接。</w:t>
-      </w:r>
-    </w:p>
-    <w:p>
-      <w:pPr>
-        <w:pStyle w:val="a1"/>
-        <w:rPr>
-          <w:rFonts w:hint="default"/>
-          <w:lang w:val="en-US" w:eastAsia="zh-CN"/>
-        </w:rPr>
-      </w:pPr>
-      <w:r>
-        <w:rPr>
-          <w:rFonts w:hint="default"/>
-          <w:lang w:val="en-US" w:eastAsia="zh-CN"/>
-        </w:rPr>
-        <w:t>具体交接计划由监督人根据实际情况与人力资源部协商确定。</w:t>
-      </w:r>
-    </w:p>
-    <w:p>
-      <w:pPr>
-        <w:pStyle w:val="2"/>
+        <w:pStyle w:val="29"/>
+        <w:rPr>
+          <w:rFonts w:hint="default"/>
+          <w:lang w:val="en-US" w:eastAsia="zh-CN"/>
+        </w:rPr>
+      </w:pPr>
+      <w:r>
+        <w:rPr>
+          <w:rFonts w:hint="default"/>
+          <w:lang w:val="en-US" w:eastAsia="zh-CN"/>
+        </w:rPr>
+        <w:t>如移交人因特殊原因无法亲自办理交接，须提前获得部门负责人及人力资源部书面批准，可授权他人代办，但所有责任仍由移交人承担。</w:t>
+      </w:r>
+    </w:p>
+    <w:p>
+      <w:pPr>
+        <w:pStyle w:val="30"/>
         <w:bidi w:val="0"/>
         <w:rPr>
           <w:rFonts w:hint="default"/>
           <w:lang w:val="en-US" w:eastAsia="zh-CN"/>
         </w:rPr>
       </w:pPr>
-      <w:bookmarkStart w:id="20" w:name="_Toc23637"/>
-      <w:r>
-        <w:rPr>
-          <w:rFonts w:hint="default"/>
-          <w:lang w:val="en-US" w:eastAsia="zh-CN"/>
-        </w:rPr>
-        <w:t>特殊情况处理</w:t>
+      <w:bookmarkStart w:id="20" w:name="_Toc14402"/>
+      <w:r>
+        <w:rPr>
+          <w:rFonts w:hint="default"/>
+          <w:lang w:val="en-US" w:eastAsia="zh-CN"/>
+        </w:rPr>
+        <w:t>离职关联</w:t>
       </w:r>
       <w:bookmarkEnd w:id="20"/>
     </w:p>
     <w:p>
       <w:pPr>
-        <w:pStyle w:val="a1"/>
-        <w:rPr>
-          <w:rFonts w:hint="default"/>
-          <w:lang w:val="en-US" w:eastAsia="zh-CN"/>
-        </w:rPr>
-      </w:pPr>
-      <w:r>
-        <w:rPr>
-          <w:rFonts w:hint="default"/>
-          <w:lang w:val="en-US" w:eastAsia="zh-CN"/>
-        </w:rPr>
-        <w:t>如移交人因特殊原因无法亲自办理交接，须提前获得部门负责人及人力资源部书面批准，可授权他人代办，但所有责任仍由移交人承担。</w:t>
-      </w:r>
-    </w:p>
-    <w:p>
-      <w:pPr>
-        <w:pStyle w:val="2"/>
+        <w:pStyle w:val="29"/>
+        <w:rPr>
+          <w:rFonts w:hint="default"/>
+          <w:lang w:val="en-US" w:eastAsia="zh-CN"/>
+        </w:rPr>
+      </w:pPr>
+      <w:r>
+        <w:rPr>
+          <w:rFonts w:hint="default"/>
+          <w:lang w:val="en-US" w:eastAsia="zh-CN"/>
+        </w:rPr>
+        <w:t>对于离职员工，完整且签字齐全的《工作交接确认单》是人力资源部办理离职结算、开具离职证明及发放最后薪资的必要前提。未完成有效工作交接者，公司有权暂缓办理相关手续。</w:t>
+      </w:r>
+    </w:p>
+    <w:p>
+      <w:pPr>
+        <w:pStyle w:val="28"/>
         <w:bidi w:val="0"/>
         <w:rPr>
           <w:rFonts w:hint="default"/>
           <w:lang w:val="en-US" w:eastAsia="zh-CN"/>
         </w:rPr>
       </w:pPr>
-      <w:bookmarkStart w:id="21" w:name="_Toc14402"/>
-      <w:r>
-        <w:rPr>
-          <w:rFonts w:hint="default"/>
-          <w:lang w:val="en-US" w:eastAsia="zh-CN"/>
-        </w:rPr>
-        <w:t>离职关联</w:t>
+      <w:bookmarkStart w:id="21" w:name="_Toc20337"/>
+      <w:r>
+        <w:rPr>
+          <w:rFonts w:hint="default"/>
+          <w:lang w:val="en-US" w:eastAsia="zh-CN"/>
+        </w:rPr>
+        <w:t>监督与考核</w:t>
       </w:r>
       <w:bookmarkEnd w:id="21"/>
     </w:p>
     <w:p>
       <w:pPr>
-        <w:pStyle w:val="a1"/>
-        <w:rPr>
-          <w:rFonts w:hint="default"/>
-          <w:lang w:val="en-US" w:eastAsia="zh-CN"/>
-        </w:rPr>
-      </w:pPr>
-      <w:r>
-        <w:rPr>
-          <w:rFonts w:hint="default"/>
-          <w:lang w:val="en-US" w:eastAsia="zh-CN"/>
-        </w:rPr>
-        <w:t>对于离职员工，完整且签字齐全的《工作交接确认单》是人力资源部办理离职结算、开具离职证明及发放最后薪资的必要前提。未完成有效工作交接者，公司有权暂缓办理相关手续。</w:t>
-      </w:r>
-    </w:p>
-    <w:p>
-      <w:pPr>
-        <w:pStyle w:val="1"/>
+        <w:pStyle w:val="30"/>
         <w:bidi w:val="0"/>
         <w:rPr>
           <w:rFonts w:hint="default"/>
           <w:lang w:val="en-US" w:eastAsia="zh-CN"/>
         </w:rPr>
       </w:pPr>
-      <w:bookmarkStart w:id="22" w:name="_Toc20337"/>
-      <w:r>
-        <w:rPr>
-          <w:rFonts w:hint="default"/>
-          <w:lang w:val="en-US" w:eastAsia="zh-CN"/>
-        </w:rPr>
-        <w:t>监督与考核</w:t>
+      <w:bookmarkStart w:id="22" w:name="_Toc12143"/>
+      <w:r>
+        <w:rPr>
+          <w:rFonts w:hint="default"/>
+          <w:lang w:val="en-US" w:eastAsia="zh-CN"/>
+        </w:rPr>
+        <w:t>部门责任制</w:t>
       </w:r>
       <w:bookmarkEnd w:id="22"/>
     </w:p>
     <w:p>
       <w:pPr>
-        <w:pStyle w:val="2"/>
+        <w:pStyle w:val="29"/>
+        <w:rPr>
+          <w:rFonts w:hint="default"/>
+          <w:lang w:val="en-US" w:eastAsia="zh-CN"/>
+        </w:rPr>
+      </w:pPr>
+      <w:r>
+        <w:rPr>
+          <w:rFonts w:hint="default"/>
+          <w:lang w:val="en-US" w:eastAsia="zh-CN"/>
+        </w:rPr>
+        <w:t>工作交接实行部门负责人负责制。因交接不清导致公司遭受业务中断、客户投诉、财务损失、信息安全泄露或知识产权流失的，公司将依据情节严重程度，追究移交人、接收人、监督人（部门负责人） 的相应责任。</w:t>
+      </w:r>
+    </w:p>
+    <w:p>
+      <w:pPr>
+        <w:pStyle w:val="30"/>
         <w:bidi w:val="0"/>
         <w:rPr>
           <w:rFonts w:hint="default"/>
           <w:lang w:val="en-US" w:eastAsia="zh-CN"/>
         </w:rPr>
       </w:pPr>
-      <w:bookmarkStart w:id="23" w:name="_Toc12143"/>
-      <w:r>
-        <w:rPr>
-          <w:rFonts w:hint="default"/>
-          <w:lang w:val="en-US" w:eastAsia="zh-CN"/>
-        </w:rPr>
-        <w:t>部门责任制</w:t>
+      <w:bookmarkStart w:id="23" w:name="_Toc27523"/>
+      <w:r>
+        <w:rPr>
+          <w:rFonts w:hint="default"/>
+          <w:lang w:val="en-US" w:eastAsia="zh-CN"/>
+        </w:rPr>
+        <w:t>追究情形</w:t>
       </w:r>
       <w:bookmarkEnd w:id="23"/>
     </w:p>
     <w:p>
       <w:pPr>
-        <w:pStyle w:val="a1"/>
-        <w:rPr>
-          <w:rFonts w:hint="default"/>
-          <w:lang w:val="en-US" w:eastAsia="zh-CN"/>
-        </w:rPr>
-      </w:pPr>
-      <w:r>
-        <w:rPr>
-          <w:rFonts w:hint="default"/>
-          <w:lang w:val="en-US" w:eastAsia="zh-CN"/>
-        </w:rPr>
-        <w:t>工作交接实行部门负责人负责制。因交接不清导致公司遭受业务中断、客户投诉、财务损失、信息安全泄露或知识产权流失的，公司将依据情节严重程度，追究移交人、接收人、监督人（部门负责人） 的相应责任。</w:t>
-      </w:r>
-    </w:p>
-    <w:p>
-      <w:pPr>
-        <w:pStyle w:val="2"/>
-        <w:bidi w:val="0"/>
-        <w:rPr>
-          <w:rFonts w:hint="default"/>
-          <w:lang w:val="en-US" w:eastAsia="zh-CN"/>
-        </w:rPr>
-      </w:pPr>
-      <w:bookmarkStart w:id="24" w:name="_Toc27523"/>
-      <w:r>
-        <w:rPr>
-          <w:rFonts w:hint="default"/>
-          <w:lang w:val="en-US" w:eastAsia="zh-CN"/>
-        </w:rPr>
-        <w:t>追究情形</w:t>
-      </w:r>
-      <w:bookmarkEnd w:id="24"/>
-    </w:p>
-    <w:p>
-      <w:pPr>
-        <w:pStyle w:val="a1"/>
+        <w:pStyle w:val="29"/>
         <w:rPr>
           <w:rFonts w:hint="default"/>
           <w:lang w:val="en-US" w:eastAsia="zh-CN"/>
@@ -4833,12 +4995,12 @@
     </w:p>
     <w:p>
       <w:pPr>
-        <w:pStyle w:val="a1"/>
+        <w:pStyle w:val="29"/>
         <w:numPr>
           <w:ilvl w:val="0"/>
           <w:numId w:val="2"/>
         </w:numPr>
-        <w:ind w:left="425" w:hanging="425" w:leftChars="0" w:firstLineChars="0"/>
+        <w:ind w:left="425" w:leftChars="0" w:hanging="425" w:firstLineChars="0"/>
         <w:rPr>
           <w:rFonts w:hint="default"/>
           <w:lang w:val="en-US" w:eastAsia="zh-CN"/>
@@ -4854,12 +5016,12 @@
     </w:p>
     <w:p>
       <w:pPr>
-        <w:pStyle w:val="a1"/>
+        <w:pStyle w:val="29"/>
         <w:numPr>
           <w:ilvl w:val="0"/>
           <w:numId w:val="2"/>
         </w:numPr>
-        <w:ind w:left="425" w:hanging="425" w:leftChars="0" w:firstLineChars="0"/>
+        <w:ind w:left="425" w:leftChars="0" w:hanging="425" w:firstLineChars="0"/>
         <w:rPr>
           <w:rFonts w:hint="default"/>
           <w:lang w:val="en-US" w:eastAsia="zh-CN"/>
@@ -4875,12 +5037,12 @@
     </w:p>
     <w:p>
       <w:pPr>
-        <w:pStyle w:val="a1"/>
+        <w:pStyle w:val="29"/>
         <w:numPr>
           <w:ilvl w:val="0"/>
           <w:numId w:val="2"/>
         </w:numPr>
-        <w:ind w:left="425" w:hanging="425" w:leftChars="0" w:firstLineChars="0"/>
+        <w:ind w:left="425" w:leftChars="0" w:hanging="425" w:firstLineChars="0"/>
         <w:rPr>
           <w:rFonts w:hint="default"/>
           <w:lang w:val="en-US" w:eastAsia="zh-CN"/>
@@ -4896,12 +5058,12 @@
     </w:p>
     <w:p>
       <w:pPr>
-        <w:pStyle w:val="a1"/>
+        <w:pStyle w:val="29"/>
         <w:numPr>
           <w:ilvl w:val="0"/>
           <w:numId w:val="2"/>
         </w:numPr>
-        <w:ind w:left="425" w:hanging="425" w:leftChars="0" w:firstLineChars="0"/>
+        <w:ind w:left="425" w:leftChars="0" w:hanging="425" w:firstLineChars="0"/>
         <w:rPr>
           <w:rFonts w:hint="default"/>
           <w:lang w:val="en-US" w:eastAsia="zh-CN"/>
@@ -4917,12 +5079,12 @@
     </w:p>
     <w:p>
       <w:pPr>
-        <w:pStyle w:val="a1"/>
+        <w:pStyle w:val="29"/>
         <w:numPr>
           <w:ilvl w:val="0"/>
           <w:numId w:val="2"/>
         </w:numPr>
-        <w:ind w:left="425" w:hanging="425" w:leftChars="0" w:firstLineChars="0"/>
+        <w:ind w:left="425" w:leftChars="0" w:hanging="425" w:firstLineChars="0"/>
         <w:rPr>
           <w:rFonts w:hint="default"/>
           <w:lang w:val="en-US" w:eastAsia="zh-CN"/>
@@ -4938,12 +5100,12 @@
     </w:p>
     <w:p>
       <w:pPr>
-        <w:pStyle w:val="a1"/>
+        <w:pStyle w:val="29"/>
         <w:numPr>
           <w:ilvl w:val="0"/>
           <w:numId w:val="2"/>
         </w:numPr>
-        <w:ind w:left="425" w:hanging="425" w:leftChars="0" w:firstLineChars="0"/>
+        <w:ind w:left="425" w:leftChars="0" w:hanging="425" w:firstLineChars="0"/>
         <w:rPr>
           <w:rFonts w:hint="default"/>
           <w:lang w:val="en-US" w:eastAsia="zh-CN"/>
@@ -4959,14 +5121,14 @@
     </w:p>
     <w:p>
       <w:pPr>
-        <w:pStyle w:val="1"/>
+        <w:pStyle w:val="28"/>
         <w:bidi w:val="0"/>
         <w:rPr>
           <w:rFonts w:hint="default"/>
           <w:lang w:val="en-US" w:eastAsia="zh-CN"/>
         </w:rPr>
       </w:pPr>
-      <w:bookmarkStart w:id="25" w:name="_Toc32013"/>
+      <w:bookmarkStart w:id="24" w:name="_Toc32013"/>
       <w:r>
         <w:rPr>
           <w:rFonts w:hint="default"/>
@@ -4974,11 +5136,11 @@
         </w:rPr>
         <w:t>附则</w:t>
       </w:r>
-      <w:bookmarkEnd w:id="25"/>
-    </w:p>
-    <w:p>
-      <w:pPr>
-        <w:pStyle w:val="a1"/>
+      <w:bookmarkEnd w:id="24"/>
+    </w:p>
+    <w:p>
+      <w:pPr>
+        <w:pStyle w:val="29"/>
         <w:rPr>
           <w:rFonts w:hint="default"/>
           <w:lang w:val="en-US" w:eastAsia="zh-CN"/>
@@ -4994,7 +5156,7 @@
     </w:p>
     <w:p>
       <w:pPr>
-        <w:pStyle w:val="a1"/>
+        <w:pStyle w:val="29"/>
         <w:rPr>
           <w:rFonts w:hint="default"/>
           <w:lang w:val="en-US" w:eastAsia="zh-CN"/>
@@ -5010,7 +5172,7 @@
     </w:p>
     <w:p>
       <w:pPr>
-        <w:pStyle w:val="a1"/>
+        <w:pStyle w:val="29"/>
         <w:rPr>
           <w:rFonts w:hint="default"/>
           <w:lang w:val="en-US" w:eastAsia="zh-CN"/>
@@ -5026,7 +5188,7 @@
     </w:p>
     <w:p>
       <w:pPr>
-        <w:pStyle w:val="a1"/>
+        <w:pStyle w:val="29"/>
         <w:rPr>
           <w:rFonts w:hint="default"/>
           <w:lang w:val="en-US" w:eastAsia="zh-CN"/>
@@ -5034,34 +5196,84 @@
       </w:pPr>
     </w:p>
     <w:sectPr>
-      <w:headerReference w:type="default" r:id="rId7"/>
-      <w:footerReference w:type="default" r:id="rId8"/>
+      <w:headerReference r:id="rId5" w:type="default"/>
+      <w:footerReference r:id="rId6" w:type="default"/>
       <w:pgSz w:w="11906" w:h="16838"/>
       <w:pgMar w:top="1417" w:right="1800" w:bottom="1440" w:left="1800" w:header="1140" w:footer="992" w:gutter="0"/>
-      <w:cols w:num="1" w:space="425"/>
+      <w:cols w:space="425" w:num="1"/>
       <w:docGrid w:type="lines" w:linePitch="312" w:charSpace="0"/>
     </w:sectPr>
   </w:body>
 </w:document>
 </file>
 
+<file path=word/endnotes.xml><?xml version="1.0" encoding="utf-8"?>
+<w:endnotes xmlns:wpc="http://schemas.microsoft.com/office/word/2010/wordprocessingCanvas" xmlns:mc="http://schemas.openxmlformats.org/markup-compatibility/2006" xmlns:o="urn:schemas-microsoft-com:office:office" xmlns:r="http://schemas.openxmlformats.org/officeDocument/2006/relationships" xmlns:m="http://schemas.openxmlformats.org/officeDocument/2006/math" xmlns:v="urn:schemas-microsoft-com:vml" xmlns:wp14="http://schemas.microsoft.com/office/word/2010/wordprocessingDrawing" xmlns:wp="http://schemas.openxmlformats.org/drawingml/2006/wordprocessingDrawing" xmlns:w="http://schemas.openxmlformats.org/wordprocessingml/2006/main" xmlns:w14="http://schemas.microsoft.com/office/word/2010/wordml" xmlns:w15="http://schemas.microsoft.com/office/word/2012/wordml" xmlns:w10="urn:schemas-microsoft-com:office:word" xmlns:wpg="http://schemas.microsoft.com/office/word/2010/wordprocessingGroup" xmlns:wpi="http://schemas.microsoft.com/office/word/2010/wordprocessingInk" xmlns:wne="http://schemas.microsoft.com/office/word/2006/wordml" xmlns:wps="http://schemas.microsoft.com/office/word/2010/wordprocessingShape" xmlns:wpsCustomData="http://www.wps.cn/officeDocument/2013/wpsCustomData" mc:Ignorable="w14 w15 wp14">
+  <w:endnote w:type="separator" w:id="0">
+    <w:p>
+      <w:pPr>
+        <w:spacing w:line="240" w:lineRule="auto"/>
+      </w:pPr>
+      <w:r>
+        <w:separator/>
+      </w:r>
+    </w:p>
+  </w:endnote>
+  <w:endnote w:type="continuationSeparator" w:id="1">
+    <w:p>
+      <w:pPr>
+        <w:spacing w:line="240" w:lineRule="auto"/>
+      </w:pPr>
+      <w:r>
+        <w:continuationSeparator/>
+      </w:r>
+    </w:p>
+  </w:endnote>
+</w:endnotes>
+</file>
+
 <file path=word/footer1.xml><?xml version="1.0" encoding="utf-8"?>
-<w:ftr xmlns:wpc="http://schemas.microsoft.com/office/word/2010/wordprocessingCanvas" xmlns:mc="http://schemas.openxmlformats.org/markup-compatibility/2006" xmlns:o="urn:schemas-microsoft-com:office:office" xmlns:r="http://schemas.openxmlformats.org/officeDocument/2006/relationships" xmlns:m="http://schemas.openxmlformats.org/officeDocument/2006/math" xmlns:v="urn:schemas-microsoft-com:vml" xmlns:wp14="http://schemas.microsoft.com/office/word/2010/wordprocessingDrawing" xmlns:wp="http://schemas.openxmlformats.org/drawingml/2006/wordprocessingDrawing" xmlns:w10="urn:schemas-microsoft-com:office:word" xmlns:w="http://schemas.openxmlformats.org/wordprocessingml/2006/main" xmlns:w14="http://schemas.microsoft.com/office/word/2010/wordml" xmlns:w15="http://schemas.microsoft.com/office/word/2012/wordml" xmlns:wne="http://schemas.microsoft.com/office/word/2006/wordml" xmlns:wpg="http://schemas.microsoft.com/office/word/2010/wordprocessingGroup" xmlns:wpi="http://schemas.microsoft.com/office/word/2010/wordprocessingInk" xmlns:wps="http://schemas.microsoft.com/office/word/2010/wordprocessingShape" mc:Ignorable="w14 w15 wp14">
+<w:ftr xmlns:wpc="http://schemas.microsoft.com/office/word/2010/wordprocessingCanvas" xmlns:mc="http://schemas.openxmlformats.org/markup-compatibility/2006" xmlns:o="urn:schemas-microsoft-com:office:office" xmlns:r="http://schemas.openxmlformats.org/officeDocument/2006/relationships" xmlns:m="http://schemas.openxmlformats.org/officeDocument/2006/math" xmlns:v="urn:schemas-microsoft-com:vml" xmlns:wp14="http://schemas.microsoft.com/office/word/2010/wordprocessingDrawing" xmlns:wp="http://schemas.openxmlformats.org/drawingml/2006/wordprocessingDrawing" xmlns:w10="urn:schemas-microsoft-com:office:word" xmlns:w="http://schemas.openxmlformats.org/wordprocessingml/2006/main" xmlns:w14="http://schemas.microsoft.com/office/word/2010/wordml" xmlns:w15="http://schemas.microsoft.com/office/word/2012/wordml" xmlns:wpg="http://schemas.microsoft.com/office/word/2010/wordprocessingGroup" xmlns:wpi="http://schemas.microsoft.com/office/word/2010/wordprocessingInk" xmlns:wne="http://schemas.microsoft.com/office/word/2006/wordml" xmlns:wps="http://schemas.microsoft.com/office/word/2010/wordprocessingShape" xmlns:wpsCustomData="http://www.wps.cn/officeDocument/2013/wpsCustomData" mc:Ignorable="w14 w15 wp14">
   <w:p>
     <w:pPr>
-      <w:pStyle w:val="Footer"/>
+      <w:pStyle w:val="14"/>
     </w:pPr>
   </w:p>
 </w:ftr>
 </file>
 
+<file path=word/footnotes.xml><?xml version="1.0" encoding="utf-8"?>
+<w:footnotes xmlns:wpc="http://schemas.microsoft.com/office/word/2010/wordprocessingCanvas" xmlns:mc="http://schemas.openxmlformats.org/markup-compatibility/2006" xmlns:o="urn:schemas-microsoft-com:office:office" xmlns:r="http://schemas.openxmlformats.org/officeDocument/2006/relationships" xmlns:m="http://schemas.openxmlformats.org/officeDocument/2006/math" xmlns:v="urn:schemas-microsoft-com:vml" xmlns:wp14="http://schemas.microsoft.com/office/word/2010/wordprocessingDrawing" xmlns:wp="http://schemas.openxmlformats.org/drawingml/2006/wordprocessingDrawing" xmlns:w="http://schemas.openxmlformats.org/wordprocessingml/2006/main" xmlns:w14="http://schemas.microsoft.com/office/word/2010/wordml" xmlns:w15="http://schemas.microsoft.com/office/word/2012/wordml" xmlns:w10="urn:schemas-microsoft-com:office:word" xmlns:wpg="http://schemas.microsoft.com/office/word/2010/wordprocessingGroup" xmlns:wpi="http://schemas.microsoft.com/office/word/2010/wordprocessingInk" xmlns:wne="http://schemas.microsoft.com/office/word/2006/wordml" xmlns:wps="http://schemas.microsoft.com/office/word/2010/wordprocessingShape" xmlns:wpsCustomData="http://www.wps.cn/officeDocument/2013/wpsCustomData" mc:Ignorable="w14 w15 wp14">
+  <w:footnote w:type="separator" w:id="0">
+    <w:p>
+      <w:pPr>
+        <w:spacing w:line="360" w:lineRule="auto"/>
+      </w:pPr>
+      <w:r>
+        <w:separator/>
+      </w:r>
+    </w:p>
+  </w:footnote>
+  <w:footnote w:type="continuationSeparator" w:id="1">
+    <w:p>
+      <w:pPr>
+        <w:spacing w:line="360" w:lineRule="auto"/>
+      </w:pPr>
+      <w:r>
+        <w:continuationSeparator/>
+      </w:r>
+    </w:p>
+  </w:footnote>
+</w:footnotes>
+</file>
+
 <file path=word/header1.xml><?xml version="1.0" encoding="utf-8"?>
-<w:hdr xmlns:wpc="http://schemas.microsoft.com/office/word/2010/wordprocessingCanvas" xmlns:mc="http://schemas.openxmlformats.org/markup-compatibility/2006" xmlns:o="urn:schemas-microsoft-com:office:office" xmlns:r="http://schemas.openxmlformats.org/officeDocument/2006/relationships" xmlns:m="http://schemas.openxmlformats.org/officeDocument/2006/math" xmlns:v="urn:schemas-microsoft-com:vml" xmlns:wp14="http://schemas.microsoft.com/office/word/2010/wordprocessingDrawing" xmlns:wp="http://schemas.openxmlformats.org/drawingml/2006/wordprocessingDrawing" xmlns:w10="urn:schemas-microsoft-com:office:word" xmlns:w="http://schemas.openxmlformats.org/wordprocessingml/2006/main" xmlns:w14="http://schemas.microsoft.com/office/word/2010/wordml" xmlns:w15="http://schemas.microsoft.com/office/word/2012/wordml" xmlns:wne="http://schemas.microsoft.com/office/word/2006/wordml" xmlns:wpg="http://schemas.microsoft.com/office/word/2010/wordprocessingGroup" xmlns:wpi="http://schemas.microsoft.com/office/word/2010/wordprocessingInk" xmlns:wps="http://schemas.microsoft.com/office/word/2010/wordprocessingShape" mc:Ignorable="w14 w15 wp14">
+<w:hdr xmlns:wpc="http://schemas.microsoft.com/office/word/2010/wordprocessingCanvas" xmlns:mc="http://schemas.openxmlformats.org/markup-compatibility/2006" xmlns:o="urn:schemas-microsoft-com:office:office" xmlns:r="http://schemas.openxmlformats.org/officeDocument/2006/relationships" xmlns:m="http://schemas.openxmlformats.org/officeDocument/2006/math" xmlns:v="urn:schemas-microsoft-com:vml" xmlns:wp14="http://schemas.microsoft.com/office/word/2010/wordprocessingDrawing" xmlns:wp="http://schemas.openxmlformats.org/drawingml/2006/wordprocessingDrawing" xmlns:w10="urn:schemas-microsoft-com:office:word" xmlns:w="http://schemas.openxmlformats.org/wordprocessingml/2006/main" xmlns:w14="http://schemas.microsoft.com/office/word/2010/wordml" xmlns:w15="http://schemas.microsoft.com/office/word/2012/wordml" xmlns:wpg="http://schemas.microsoft.com/office/word/2010/wordprocessingGroup" xmlns:wpi="http://schemas.microsoft.com/office/word/2010/wordprocessingInk" xmlns:wne="http://schemas.microsoft.com/office/word/2006/wordml" xmlns:wps="http://schemas.microsoft.com/office/word/2010/wordprocessingShape" xmlns:wpsCustomData="http://www.wps.cn/officeDocument/2013/wpsCustomData" mc:Ignorable="w14 w15 wp14">
   <w:p>
     <w:pPr>
-      <w:pStyle w:val="Header"/>
+      <w:pStyle w:val="15"/>
       <w:pBdr>
-        <w:bottom w:val="single" w:sz="4" w:space="1" w:color="auto"/>
+        <w:bottom w:val="single" w:color="auto" w:sz="4" w:space="1"/>
       </w:pBdr>
       <w:tabs>
         <w:tab w:val="left" w:pos="335"/>
@@ -5069,27 +5281,27 @@
       </w:tabs>
       <w:jc w:val="right"/>
       <w:rPr>
-        <w:rFonts w:eastAsiaTheme="minorEastAsia" w:hint="eastAsia"/>
+        <w:rFonts w:hint="eastAsia" w:eastAsiaTheme="minorEastAsia"/>
         <w:lang w:eastAsia="zh-CN"/>
       </w:rPr>
     </w:pPr>
     <w:r>
       <w:rPr>
-        <w:rFonts w:eastAsiaTheme="minorEastAsia" w:hint="eastAsia"/>
+        <w:rFonts w:hint="eastAsia" w:eastAsiaTheme="minorEastAsia"/>
         <w:lang w:val="en-US" w:eastAsia="zh-CN"/>
       </w:rPr>
       <w:tab/>
     </w:r>
     <w:r>
       <w:rPr>
-        <w:rFonts w:eastAsiaTheme="minorEastAsia" w:hint="eastAsia"/>
+        <w:rFonts w:hint="eastAsia" w:eastAsiaTheme="minorEastAsia"/>
         <w:lang w:val="en-US" w:eastAsia="zh-CN"/>
       </w:rPr>
       <w:tab/>
     </w:r>
     <w:r>
       <w:rPr>
-        <w:rFonts w:eastAsiaTheme="minorEastAsia" w:hint="eastAsia"/>
+        <w:rFonts w:hint="eastAsia" w:eastAsiaTheme="minorEastAsia"/>
         <w:lang w:val="en-US" w:eastAsia="zh-CN"/>
       </w:rPr>
       <w:t>桐乡华数广电网络有限公司</w:t>
@@ -5099,15 +5311,15 @@
 </file>
 
 <file path=word/numbering.xml><?xml version="1.0" encoding="utf-8"?>
-<w:numbering xmlns:wpc="http://schemas.microsoft.com/office/word/2010/wordprocessingCanvas" xmlns:mc="http://schemas.openxmlformats.org/markup-compatibility/2006" xmlns:o="urn:schemas-microsoft-com:office:office" xmlns:r="http://schemas.openxmlformats.org/officeDocument/2006/relationships" xmlns:m="http://schemas.openxmlformats.org/officeDocument/2006/math" xmlns:v="urn:schemas-microsoft-com:vml" xmlns:wp14="http://schemas.microsoft.com/office/word/2010/wordprocessingDrawing" xmlns:wp="http://schemas.openxmlformats.org/drawingml/2006/wordprocessingDrawing" xmlns:w10="urn:schemas-microsoft-com:office:word" xmlns:w="http://schemas.openxmlformats.org/wordprocessingml/2006/main" xmlns:w14="http://schemas.microsoft.com/office/word/2010/wordml" xmlns:w15="http://schemas.microsoft.com/office/word/2012/wordml" xmlns:wne="http://schemas.microsoft.com/office/word/2006/wordml" xmlns:wpg="http://schemas.microsoft.com/office/word/2010/wordprocessingGroup" xmlns:wpi="http://schemas.microsoft.com/office/word/2010/wordprocessingInk" xmlns:wps="http://schemas.microsoft.com/office/word/2010/wordprocessingShape" mc:Ignorable="w14 w15 wp14">
+<w:numbering xmlns:wpc="http://schemas.microsoft.com/office/word/2010/wordprocessingCanvas" xmlns:mc="http://schemas.openxmlformats.org/markup-compatibility/2006" xmlns:o="urn:schemas-microsoft-com:office:office" xmlns:r="http://schemas.openxmlformats.org/officeDocument/2006/relationships" xmlns:m="http://schemas.openxmlformats.org/officeDocument/2006/math" xmlns:v="urn:schemas-microsoft-com:vml" xmlns:wp14="http://schemas.microsoft.com/office/word/2010/wordprocessingDrawing" xmlns:wp="http://schemas.openxmlformats.org/drawingml/2006/wordprocessingDrawing" xmlns:w10="urn:schemas-microsoft-com:office:word" xmlns:w="http://schemas.openxmlformats.org/wordprocessingml/2006/main" xmlns:w14="http://schemas.microsoft.com/office/word/2010/wordml" xmlns:wpg="http://schemas.microsoft.com/office/word/2010/wordprocessingGroup" xmlns:wpi="http://schemas.microsoft.com/office/word/2010/wordprocessingInk" xmlns:wne="http://schemas.microsoft.com/office/word/2006/wordml" xmlns:wps="http://schemas.microsoft.com/office/word/2010/wordprocessingShape" xmlns:wpsCustomData="http://www.wps.cn/officeDocument/2013/wpsCustomData" mc:Ignorable="w14 wp14">
   <w:abstractNum w:abstractNumId="0">
     <w:nsid w:val="8E964DCE"/>
     <w:multiLevelType w:val="multilevel"/>
     <w:tmpl w:val="8E964DCE"/>
-    <w:lvl w:ilvl="0">
+    <w:lvl w:ilvl="0" w:tentative="0">
       <w:start w:val="1"/>
       <w:numFmt w:val="decimal"/>
-      <w:pStyle w:val="Heading1"/>
+      <w:pStyle w:val="2"/>
       <w:lvlText w:val="%1."/>
       <w:lvlJc w:val="left"/>
       <w:pPr>
@@ -5117,10 +5329,10 @@
         <w:rFonts w:hint="default"/>
       </w:rPr>
     </w:lvl>
-    <w:lvl w:ilvl="1">
+    <w:lvl w:ilvl="1" w:tentative="0">
       <w:start w:val="1"/>
       <w:numFmt w:val="decimal"/>
-      <w:pStyle w:val="Heading2"/>
+      <w:pStyle w:val="3"/>
       <w:lvlText w:val="%1.%2."/>
       <w:lvlJc w:val="left"/>
       <w:pPr>
@@ -5130,10 +5342,10 @@
         <w:rFonts w:hint="default"/>
       </w:rPr>
     </w:lvl>
-    <w:lvl w:ilvl="2">
+    <w:lvl w:ilvl="2" w:tentative="0">
       <w:start w:val="1"/>
       <w:numFmt w:val="decimal"/>
-      <w:pStyle w:val="Heading3"/>
+      <w:pStyle w:val="4"/>
       <w:lvlText w:val="%1.%2.%3."/>
       <w:lvlJc w:val="left"/>
       <w:pPr>
@@ -5143,10 +5355,10 @@
         <w:rFonts w:hint="default"/>
       </w:rPr>
     </w:lvl>
-    <w:lvl w:ilvl="3">
+    <w:lvl w:ilvl="3" w:tentative="0">
       <w:start w:val="1"/>
       <w:numFmt w:val="decimal"/>
-      <w:pStyle w:val="Heading4"/>
+      <w:pStyle w:val="5"/>
       <w:lvlText w:val="%1.%2.%3.%4."/>
       <w:lvlJc w:val="left"/>
       <w:pPr>
@@ -5156,10 +5368,10 @@
         <w:rFonts w:hint="default"/>
       </w:rPr>
     </w:lvl>
-    <w:lvl w:ilvl="4">
+    <w:lvl w:ilvl="4" w:tentative="0">
       <w:start w:val="1"/>
       <w:numFmt w:val="decimal"/>
-      <w:pStyle w:val="Heading5"/>
+      <w:pStyle w:val="6"/>
       <w:lvlText w:val="%1.%2.%3.%4.%5."/>
       <w:lvlJc w:val="left"/>
       <w:pPr>
@@ -5169,10 +5381,10 @@
         <w:rFonts w:hint="default"/>
       </w:rPr>
     </w:lvl>
-    <w:lvl w:ilvl="5">
+    <w:lvl w:ilvl="5" w:tentative="0">
       <w:start w:val="1"/>
       <w:numFmt w:val="decimal"/>
-      <w:pStyle w:val="Heading6"/>
+      <w:pStyle w:val="7"/>
       <w:lvlText w:val="%1.%2.%3.%4.%5.%6."/>
       <w:lvlJc w:val="left"/>
       <w:pPr>
@@ -5182,10 +5394,10 @@
         <w:rFonts w:hint="default"/>
       </w:rPr>
     </w:lvl>
-    <w:lvl w:ilvl="6">
+    <w:lvl w:ilvl="6" w:tentative="0">
       <w:start w:val="1"/>
       <w:numFmt w:val="decimal"/>
-      <w:pStyle w:val="Heading7"/>
+      <w:pStyle w:val="8"/>
       <w:lvlText w:val="%1.%2.%3.%4.%5.%6.%7."/>
       <w:lvlJc w:val="left"/>
       <w:pPr>
@@ -5195,10 +5407,10 @@
         <w:rFonts w:hint="default"/>
       </w:rPr>
     </w:lvl>
-    <w:lvl w:ilvl="7">
+    <w:lvl w:ilvl="7" w:tentative="0">
       <w:start w:val="1"/>
       <w:numFmt w:val="decimal"/>
-      <w:pStyle w:val="Heading8"/>
+      <w:pStyle w:val="9"/>
       <w:lvlText w:val="%1.%2.%3.%4.%5.%6.%7.%8."/>
       <w:lvlJc w:val="left"/>
       <w:pPr>
@@ -5208,10 +5420,10 @@
         <w:rFonts w:hint="default"/>
       </w:rPr>
     </w:lvl>
-    <w:lvl w:ilvl="8">
+    <w:lvl w:ilvl="8" w:tentative="0">
       <w:start w:val="1"/>
       <w:numFmt w:val="decimal"/>
-      <w:pStyle w:val="Heading9"/>
+      <w:pStyle w:val="10"/>
       <w:lvlText w:val="%1.%2.%3.%4.%5.%6.%7.%8.%9."/>
       <w:lvlJc w:val="left"/>
       <w:pPr>
@@ -5226,7 +5438,7 @@
     <w:nsid w:val="B7581AE9"/>
     <w:multiLevelType w:val="singleLevel"/>
     <w:tmpl w:val="B7581AE9"/>
-    <w:lvl w:ilvl="0">
+    <w:lvl w:ilvl="0" w:tentative="0">
       <w:start w:val="1"/>
       <w:numFmt w:val="decimal"/>
       <w:lvlText w:val="%1."/>
@@ -5249,267 +5461,269 @@
 </file>
 
 <file path=word/styles.xml><?xml version="1.0" encoding="utf-8"?>
-<w:styles xmlns:mc="http://schemas.openxmlformats.org/markup-compatibility/2006" xmlns:r="http://schemas.openxmlformats.org/officeDocument/2006/relationships" xmlns:w="http://schemas.openxmlformats.org/wordprocessingml/2006/main" xmlns:w14="http://schemas.microsoft.com/office/word/2010/wordml" xmlns:w15="http://schemas.microsoft.com/office/word/2012/wordml" mc:Ignorable="w14 w15">
+<w:styles xmlns:mc="http://schemas.openxmlformats.org/markup-compatibility/2006" xmlns:o="urn:schemas-microsoft-com:office:office" xmlns:r="http://schemas.openxmlformats.org/officeDocument/2006/relationships" xmlns:m="http://schemas.openxmlformats.org/officeDocument/2006/math" xmlns:v="urn:schemas-microsoft-com:vml" xmlns:w="http://schemas.openxmlformats.org/wordprocessingml/2006/main" xmlns:w14="http://schemas.microsoft.com/office/word/2010/wordml" xmlns:w10="urn:schemas-microsoft-com:office:word" xmlns:sl="http://schemas.openxmlformats.org/schemaLibrary/2006/main" xmlns:wpsCustomData="http://www.wps.cn/officeDocument/2013/wpsCustomData" mc:Ignorable="w14">
   <w:docDefaults>
     <w:rPrDefault>
       <w:rPr>
-        <w:rFonts w:ascii="Times New Roman" w:eastAsia="宋体" w:hAnsi="Times New Roman" w:cs="Times New Roman"/>
+        <w:rFonts w:ascii="Times New Roman" w:hAnsi="Times New Roman" w:eastAsia="宋体" w:cs="Times New Roman"/>
       </w:rPr>
     </w:rPrDefault>
     <w:pPrDefault/>
   </w:docDefaults>
-  <w:latentStyles w:defLockedState="0" w:defUIPriority="99" w:defSemiHidden="1" w:defUnhideWhenUsed="1" w:defQFormat="0" w:count="260">
-    <w:lsdException w:name="Normal" w:semiHidden="0" w:uiPriority="0" w:unhideWhenUsed="0" w:qFormat="1"/>
-    <w:lsdException w:name="heading 1" w:semiHidden="0" w:uiPriority="0" w:unhideWhenUsed="0" w:qFormat="1"/>
-    <w:lsdException w:name="heading 2" w:semiHidden="0" w:uiPriority="0" w:qFormat="1"/>
-    <w:lsdException w:name="heading 3" w:uiPriority="0" w:qFormat="1"/>
-    <w:lsdException w:name="heading 4" w:semiHidden="0" w:uiPriority="0" w:qFormat="1"/>
-    <w:lsdException w:name="heading 5" w:uiPriority="0" w:qFormat="1"/>
-    <w:lsdException w:name="heading 6" w:uiPriority="0" w:qFormat="1"/>
-    <w:lsdException w:name="heading 7" w:uiPriority="0" w:qFormat="1"/>
-    <w:lsdException w:name="heading 8" w:uiPriority="0" w:qFormat="1"/>
-    <w:lsdException w:name="heading 9" w:uiPriority="0" w:qFormat="1"/>
-    <w:lsdException w:name="index 1" w:semiHidden="0" w:uiPriority="0" w:unhideWhenUsed="0"/>
-    <w:lsdException w:name="index 2" w:semiHidden="0" w:uiPriority="0" w:unhideWhenUsed="0"/>
-    <w:lsdException w:name="index 3" w:semiHidden="0" w:uiPriority="0" w:unhideWhenUsed="0"/>
-    <w:lsdException w:name="index 4" w:semiHidden="0" w:uiPriority="0" w:unhideWhenUsed="0"/>
-    <w:lsdException w:name="index 5" w:semiHidden="0" w:uiPriority="0" w:unhideWhenUsed="0"/>
-    <w:lsdException w:name="index 6" w:semiHidden="0" w:uiPriority="0" w:unhideWhenUsed="0"/>
-    <w:lsdException w:name="index 7" w:semiHidden="0" w:uiPriority="0" w:unhideWhenUsed="0"/>
-    <w:lsdException w:name="index 8" w:semiHidden="0" w:uiPriority="0" w:unhideWhenUsed="0"/>
-    <w:lsdException w:name="index 9" w:semiHidden="0" w:uiPriority="0" w:unhideWhenUsed="0"/>
-    <w:lsdException w:name="toc 1" w:semiHidden="0" w:uiPriority="0" w:unhideWhenUsed="0" w:qFormat="1"/>
-    <w:lsdException w:name="toc 2" w:semiHidden="0" w:uiPriority="0" w:unhideWhenUsed="0" w:qFormat="1"/>
-    <w:lsdException w:name="toc 3" w:semiHidden="0" w:uiPriority="0" w:unhideWhenUsed="0" w:qFormat="1"/>
-    <w:lsdException w:name="toc 4" w:semiHidden="0" w:uiPriority="0" w:unhideWhenUsed="0"/>
-    <w:lsdException w:name="toc 5" w:semiHidden="0" w:uiPriority="0" w:unhideWhenUsed="0"/>
-    <w:lsdException w:name="toc 6" w:semiHidden="0" w:uiPriority="0" w:unhideWhenUsed="0"/>
-    <w:lsdException w:name="toc 7" w:semiHidden="0" w:uiPriority="0" w:unhideWhenUsed="0"/>
-    <w:lsdException w:name="toc 8" w:semiHidden="0" w:uiPriority="0" w:unhideWhenUsed="0"/>
-    <w:lsdException w:name="toc 9" w:semiHidden="0" w:uiPriority="0" w:unhideWhenUsed="0"/>
-    <w:lsdException w:name="Normal Indent" w:semiHidden="0" w:uiPriority="0" w:unhideWhenUsed="0"/>
-    <w:lsdException w:name="footnote text" w:semiHidden="0" w:uiPriority="0" w:unhideWhenUsed="0"/>
-    <w:lsdException w:name="annotation text" w:semiHidden="0" w:uiPriority="0" w:unhideWhenUsed="0" w:qFormat="1"/>
-    <w:lsdException w:name="header" w:semiHidden="0" w:uiPriority="0" w:unhideWhenUsed="0" w:qFormat="1"/>
-    <w:lsdException w:name="footer" w:semiHidden="0" w:uiPriority="0" w:unhideWhenUsed="0" w:qFormat="1"/>
-    <w:lsdException w:name="index heading" w:semiHidden="0" w:uiPriority="0" w:unhideWhenUsed="0"/>
-    <w:lsdException w:name="caption" w:uiPriority="0" w:qFormat="1"/>
-    <w:lsdException w:name="table of figures" w:semiHidden="0" w:uiPriority="0" w:unhideWhenUsed="0"/>
-    <w:lsdException w:name="envelope address" w:semiHidden="0" w:uiPriority="0" w:unhideWhenUsed="0"/>
-    <w:lsdException w:name="envelope return" w:semiHidden="0" w:uiPriority="0" w:unhideWhenUsed="0"/>
-    <w:lsdException w:name="footnote reference" w:semiHidden="0" w:uiPriority="0" w:unhideWhenUsed="0"/>
-    <w:lsdException w:name="annotation reference" w:semiHidden="0" w:uiPriority="0" w:unhideWhenUsed="0"/>
-    <w:lsdException w:name="line number" w:semiHidden="0" w:uiPriority="0" w:unhideWhenUsed="0"/>
-    <w:lsdException w:name="page number" w:semiHidden="0" w:uiPriority="0" w:unhideWhenUsed="0"/>
-    <w:lsdException w:name="endnote reference" w:semiHidden="0" w:uiPriority="0" w:unhideWhenUsed="0"/>
-    <w:lsdException w:name="endnote text" w:semiHidden="0" w:uiPriority="0" w:unhideWhenUsed="0"/>
-    <w:lsdException w:name="table of authorities" w:semiHidden="0" w:uiPriority="0" w:unhideWhenUsed="0"/>
-    <w:lsdException w:name="macro" w:semiHidden="0" w:uiPriority="0" w:unhideWhenUsed="0"/>
-    <w:lsdException w:name="toa heading" w:semiHidden="0" w:uiPriority="0" w:unhideWhenUsed="0"/>
-    <w:lsdException w:name="List" w:semiHidden="0" w:uiPriority="0" w:unhideWhenUsed="0"/>
-    <w:lsdException w:name="List Bullet" w:semiHidden="0" w:uiPriority="0" w:unhideWhenUsed="0"/>
-    <w:lsdException w:name="List Number" w:semiHidden="0" w:uiPriority="0" w:unhideWhenUsed="0"/>
-    <w:lsdException w:name="List 2" w:semiHidden="0" w:uiPriority="0" w:unhideWhenUsed="0"/>
-    <w:lsdException w:name="List 3" w:semiHidden="0" w:uiPriority="0" w:unhideWhenUsed="0"/>
-    <w:lsdException w:name="List 4" w:semiHidden="0" w:uiPriority="0" w:unhideWhenUsed="0"/>
-    <w:lsdException w:name="List 5" w:semiHidden="0" w:uiPriority="0" w:unhideWhenUsed="0"/>
-    <w:lsdException w:name="List Bullet 2" w:semiHidden="0" w:uiPriority="0" w:unhideWhenUsed="0"/>
-    <w:lsdException w:name="List Bullet 3" w:semiHidden="0" w:uiPriority="0" w:unhideWhenUsed="0"/>
-    <w:lsdException w:name="List Bullet 4" w:semiHidden="0" w:uiPriority="0" w:unhideWhenUsed="0"/>
-    <w:lsdException w:name="List Bullet 5" w:semiHidden="0" w:uiPriority="0" w:unhideWhenUsed="0"/>
-    <w:lsdException w:name="List Number 2" w:semiHidden="0" w:uiPriority="0" w:unhideWhenUsed="0"/>
-    <w:lsdException w:name="List Number 3" w:semiHidden="0" w:uiPriority="0" w:unhideWhenUsed="0"/>
-    <w:lsdException w:name="List Number 4" w:semiHidden="0" w:uiPriority="0" w:unhideWhenUsed="0"/>
-    <w:lsdException w:name="List Number 5" w:semiHidden="0" w:uiPriority="0" w:unhideWhenUsed="0"/>
-    <w:lsdException w:name="Title" w:semiHidden="0" w:uiPriority="0" w:unhideWhenUsed="0" w:qFormat="1"/>
-    <w:lsdException w:name="Closing" w:semiHidden="0" w:uiPriority="0" w:unhideWhenUsed="0"/>
-    <w:lsdException w:name="Signature" w:semiHidden="0" w:uiPriority="0" w:unhideWhenUsed="0"/>
-    <w:lsdException w:name="Default Paragraph Font" w:uiPriority="0" w:unhideWhenUsed="0" w:qFormat="1"/>
-    <w:lsdException w:name="Body Text" w:uiPriority="0" w:unhideWhenUsed="0" w:qFormat="1"/>
-    <w:lsdException w:name="Body Text Indent" w:semiHidden="0" w:uiPriority="0" w:unhideWhenUsed="0"/>
-    <w:lsdException w:name="List Continue" w:semiHidden="0" w:uiPriority="0" w:unhideWhenUsed="0"/>
-    <w:lsdException w:name="List Continue 2" w:semiHidden="0" w:uiPriority="0" w:unhideWhenUsed="0"/>
-    <w:lsdException w:name="List Continue 3" w:semiHidden="0" w:uiPriority="0" w:unhideWhenUsed="0"/>
-    <w:lsdException w:name="List Continue 4" w:semiHidden="0" w:uiPriority="0" w:unhideWhenUsed="0"/>
-    <w:lsdException w:name="List Continue 5" w:semiHidden="0" w:uiPriority="0" w:unhideWhenUsed="0"/>
-    <w:lsdException w:name="Message Header" w:semiHidden="0" w:uiPriority="0" w:unhideWhenUsed="0"/>
-    <w:lsdException w:name="Subtitle" w:semiHidden="0" w:uiPriority="0" w:unhideWhenUsed="0" w:qFormat="1"/>
-    <w:lsdException w:name="Salutation" w:semiHidden="0" w:uiPriority="0" w:unhideWhenUsed="0"/>
-    <w:lsdException w:name="Date" w:semiHidden="0" w:uiPriority="0" w:unhideWhenUsed="0"/>
-    <w:lsdException w:name="Body Text First Indent" w:semiHidden="0" w:uiPriority="0" w:unhideWhenUsed="0"/>
-    <w:lsdException w:name="Body Text First Indent 2" w:semiHidden="0" w:uiPriority="0" w:unhideWhenUsed="0"/>
-    <w:lsdException w:name="Body Text 2" w:semiHidden="0" w:uiPriority="0" w:unhideWhenUsed="0"/>
-    <w:lsdException w:name="Body Text 3" w:semiHidden="0" w:uiPriority="0" w:unhideWhenUsed="0"/>
-    <w:lsdException w:name="Body Text Indent 2" w:semiHidden="0" w:uiPriority="0" w:unhideWhenUsed="0"/>
-    <w:lsdException w:name="Body Text Indent 3" w:semiHidden="0" w:uiPriority="0" w:unhideWhenUsed="0"/>
-    <w:lsdException w:name="Block Text" w:semiHidden="0" w:uiPriority="0" w:unhideWhenUsed="0"/>
-    <w:lsdException w:name="Hyperlink" w:semiHidden="0" w:uiPriority="0" w:unhideWhenUsed="0"/>
-    <w:lsdException w:name="FollowedHyperlink" w:semiHidden="0" w:uiPriority="0" w:unhideWhenUsed="0"/>
-    <w:lsdException w:name="Strong" w:semiHidden="0" w:uiPriority="0" w:unhideWhenUsed="0" w:qFormat="1"/>
-    <w:lsdException w:name="Emphasis" w:semiHidden="0" w:uiPriority="0" w:unhideWhenUsed="0" w:qFormat="1"/>
-    <w:lsdException w:name="Document Map" w:semiHidden="0" w:uiPriority="0" w:unhideWhenUsed="0"/>
-    <w:lsdException w:name="Plain Text" w:semiHidden="0" w:uiPriority="0" w:unhideWhenUsed="0"/>
-    <w:lsdException w:name="E-mail Signature" w:semiHidden="0" w:uiPriority="0" w:unhideWhenUsed="0"/>
-    <w:lsdException w:name="Normal (Web)" w:semiHidden="0" w:uiPriority="0" w:unhideWhenUsed="0" w:qFormat="1"/>
-    <w:lsdException w:name="HTML Acronym" w:semiHidden="0" w:uiPriority="0" w:unhideWhenUsed="0"/>
-    <w:lsdException w:name="HTML Address" w:semiHidden="0" w:uiPriority="0" w:unhideWhenUsed="0"/>
-    <w:lsdException w:name="HTML Cite" w:semiHidden="0" w:uiPriority="0" w:unhideWhenUsed="0"/>
-    <w:lsdException w:name="HTML Code" w:semiHidden="0" w:uiPriority="0" w:unhideWhenUsed="0"/>
-    <w:lsdException w:name="HTML Definition" w:semiHidden="0" w:uiPriority="0" w:unhideWhenUsed="0"/>
-    <w:lsdException w:name="HTML Keyboard" w:semiHidden="0" w:uiPriority="0" w:unhideWhenUsed="0"/>
-    <w:lsdException w:name="HTML Preformatted" w:semiHidden="0" w:uiPriority="0" w:unhideWhenUsed="0"/>
-    <w:lsdException w:name="HTML Sample" w:semiHidden="0" w:uiPriority="0" w:unhideWhenUsed="0"/>
-    <w:lsdException w:name="HTML Typewriter" w:semiHidden="0" w:uiPriority="0" w:unhideWhenUsed="0"/>
-    <w:lsdException w:name="HTML Variable" w:semiHidden="0" w:uiPriority="0" w:unhideWhenUsed="0"/>
-    <w:lsdException w:name="Normal Table" w:uiPriority="0" w:unhideWhenUsed="0" w:qFormat="1"/>
-    <w:lsdException w:name="annotation subject" w:semiHidden="0" w:uiPriority="0" w:unhideWhenUsed="0"/>
-    <w:lsdException w:name="Table Simple 1" w:semiHidden="0" w:uiPriority="0" w:unhideWhenUsed="0"/>
-    <w:lsdException w:name="Table Simple 2" w:semiHidden="0" w:uiPriority="0" w:unhideWhenUsed="0"/>
-    <w:lsdException w:name="Table Simple 3" w:semiHidden="0" w:uiPriority="0" w:unhideWhenUsed="0"/>
-    <w:lsdException w:name="Table Classic 1" w:semiHidden="0" w:uiPriority="0" w:unhideWhenUsed="0"/>
-    <w:lsdException w:name="Table Classic 2" w:semiHidden="0" w:uiPriority="0" w:unhideWhenUsed="0"/>
-    <w:lsdException w:name="Table Classic 3" w:semiHidden="0" w:uiPriority="0" w:unhideWhenUsed="0"/>
-    <w:lsdException w:name="Table Classic 4" w:semiHidden="0" w:uiPriority="0" w:unhideWhenUsed="0"/>
-    <w:lsdException w:name="Table Colorful 1" w:semiHidden="0" w:uiPriority="0" w:unhideWhenUsed="0"/>
-    <w:lsdException w:name="Table Colorful 2" w:semiHidden="0" w:uiPriority="0" w:unhideWhenUsed="0"/>
-    <w:lsdException w:name="Table Colorful 3" w:semiHidden="0" w:uiPriority="0" w:unhideWhenUsed="0"/>
-    <w:lsdException w:name="Table Columns 1" w:semiHidden="0" w:uiPriority="0" w:unhideWhenUsed="0"/>
-    <w:lsdException w:name="Table Columns 2" w:semiHidden="0" w:uiPriority="0" w:unhideWhenUsed="0"/>
-    <w:lsdException w:name="Table Columns 3" w:semiHidden="0" w:uiPriority="0" w:unhideWhenUsed="0"/>
-    <w:lsdException w:name="Table Columns 4" w:semiHidden="0" w:uiPriority="0" w:unhideWhenUsed="0"/>
-    <w:lsdException w:name="Table Columns 5" w:semiHidden="0" w:uiPriority="0" w:unhideWhenUsed="0"/>
-    <w:lsdException w:name="Table Grid 1" w:semiHidden="0" w:uiPriority="0" w:unhideWhenUsed="0"/>
-    <w:lsdException w:name="Table Grid 2" w:semiHidden="0" w:uiPriority="0" w:unhideWhenUsed="0"/>
-    <w:lsdException w:name="Table Grid 3" w:semiHidden="0" w:uiPriority="0" w:unhideWhenUsed="0"/>
-    <w:lsdException w:name="Table Grid 4" w:semiHidden="0" w:uiPriority="0" w:unhideWhenUsed="0"/>
-    <w:lsdException w:name="Table Grid 5" w:semiHidden="0" w:uiPriority="0" w:unhideWhenUsed="0"/>
-    <w:lsdException w:name="Table Grid 6" w:semiHidden="0" w:uiPriority="0" w:unhideWhenUsed="0"/>
-    <w:lsdException w:name="Table Grid 7" w:semiHidden="0" w:uiPriority="0" w:unhideWhenUsed="0"/>
-    <w:lsdException w:name="Table Grid 8" w:semiHidden="0" w:uiPriority="0" w:unhideWhenUsed="0"/>
-    <w:lsdException w:name="Table List 1" w:semiHidden="0" w:uiPriority="0" w:unhideWhenUsed="0"/>
-    <w:lsdException w:name="Table List 2" w:semiHidden="0" w:uiPriority="0" w:unhideWhenUsed="0"/>
-    <w:lsdException w:name="Table List 3" w:semiHidden="0" w:uiPriority="0" w:unhideWhenUsed="0"/>
-    <w:lsdException w:name="Table List 4" w:semiHidden="0" w:uiPriority="0" w:unhideWhenUsed="0"/>
-    <w:lsdException w:name="Table List 5" w:semiHidden="0" w:uiPriority="0" w:unhideWhenUsed="0"/>
-    <w:lsdException w:name="Table List 6" w:semiHidden="0" w:uiPriority="0" w:unhideWhenUsed="0"/>
-    <w:lsdException w:name="Table List 7" w:semiHidden="0" w:uiPriority="0" w:unhideWhenUsed="0"/>
-    <w:lsdException w:name="Table List 8" w:semiHidden="0" w:uiPriority="0" w:unhideWhenUsed="0"/>
-    <w:lsdException w:name="Table 3D effects 1" w:semiHidden="0" w:uiPriority="0" w:unhideWhenUsed="0"/>
-    <w:lsdException w:name="Table 3D effects 2" w:semiHidden="0" w:uiPriority="0" w:unhideWhenUsed="0"/>
-    <w:lsdException w:name="Table 3D effects 3" w:semiHidden="0" w:uiPriority="0" w:unhideWhenUsed="0"/>
-    <w:lsdException w:name="Table Contemporary" w:semiHidden="0" w:uiPriority="0" w:unhideWhenUsed="0"/>
-    <w:lsdException w:name="Table Elegant" w:semiHidden="0" w:uiPriority="0" w:unhideWhenUsed="0"/>
-    <w:lsdException w:name="Table Professional" w:semiHidden="0" w:uiPriority="0" w:unhideWhenUsed="0"/>
-    <w:lsdException w:name="Table Subtle 1" w:semiHidden="0" w:uiPriority="0" w:unhideWhenUsed="0"/>
-    <w:lsdException w:name="Table Subtle 2" w:semiHidden="0" w:uiPriority="0" w:unhideWhenUsed="0"/>
-    <w:lsdException w:name="Table Web 1" w:semiHidden="0" w:uiPriority="0" w:unhideWhenUsed="0"/>
-    <w:lsdException w:name="Table Web 2" w:semiHidden="0" w:uiPriority="0" w:unhideWhenUsed="0"/>
-    <w:lsdException w:name="Table Web 3" w:semiHidden="0" w:uiPriority="0" w:unhideWhenUsed="0"/>
-    <w:lsdException w:name="Balloon Text" w:semiHidden="0" w:uiPriority="0" w:unhideWhenUsed="0"/>
-    <w:lsdException w:name="Table Grid" w:semiHidden="0" w:uiPriority="0" w:unhideWhenUsed="0" w:qFormat="1"/>
-    <w:lsdException w:name="Table Theme" w:semiHidden="0" w:uiPriority="0" w:unhideWhenUsed="0"/>
-    <w:lsdException w:name="Light Shading" w:semiHidden="0" w:uiPriority="60" w:unhideWhenUsed="0"/>
-    <w:lsdException w:name="Light List" w:semiHidden="0" w:uiPriority="61" w:unhideWhenUsed="0"/>
-    <w:lsdException w:name="Light Grid" w:semiHidden="0" w:uiPriority="62" w:unhideWhenUsed="0"/>
-    <w:lsdException w:name="Medium Shading 1" w:semiHidden="0" w:uiPriority="63" w:unhideWhenUsed="0"/>
-    <w:lsdException w:name="Medium Shading 2" w:semiHidden="0" w:uiPriority="64" w:unhideWhenUsed="0"/>
-    <w:lsdException w:name="Medium List 1" w:semiHidden="0" w:uiPriority="65" w:unhideWhenUsed="0"/>
-    <w:lsdException w:name="Medium List 2" w:semiHidden="0" w:uiPriority="66" w:unhideWhenUsed="0"/>
-    <w:lsdException w:name="Medium Grid 1" w:semiHidden="0" w:uiPriority="67" w:unhideWhenUsed="0"/>
-    <w:lsdException w:name="Medium Grid 2" w:semiHidden="0" w:uiPriority="68" w:unhideWhenUsed="0"/>
-    <w:lsdException w:name="Medium Grid 3" w:semiHidden="0" w:uiPriority="69" w:unhideWhenUsed="0"/>
-    <w:lsdException w:name="Dark List" w:semiHidden="0" w:uiPriority="70" w:unhideWhenUsed="0"/>
-    <w:lsdException w:name="Colorful Shading" w:semiHidden="0" w:uiPriority="71" w:unhideWhenUsed="0"/>
-    <w:lsdException w:name="Colorful List" w:semiHidden="0" w:uiPriority="72" w:unhideWhenUsed="0"/>
-    <w:lsdException w:name="Colorful Grid" w:semiHidden="0" w:uiPriority="73" w:unhideWhenUsed="0"/>
-    <w:lsdException w:name="Light Shading Accent 1" w:semiHidden="0" w:uiPriority="60" w:unhideWhenUsed="0"/>
-    <w:lsdException w:name="Light List Accent 1" w:semiHidden="0" w:uiPriority="61" w:unhideWhenUsed="0"/>
-    <w:lsdException w:name="Light Grid Accent 1" w:semiHidden="0" w:uiPriority="62" w:unhideWhenUsed="0"/>
-    <w:lsdException w:name="Medium Shading 1 Accent 1" w:semiHidden="0" w:uiPriority="63" w:unhideWhenUsed="0"/>
-    <w:lsdException w:name="Medium Shading 2 Accent 1" w:semiHidden="0" w:uiPriority="64" w:unhideWhenUsed="0"/>
-    <w:lsdException w:name="Medium List 1 Accent 1" w:semiHidden="0" w:uiPriority="65" w:unhideWhenUsed="0"/>
-    <w:lsdException w:name="Medium List 2 Accent 1" w:semiHidden="0" w:uiPriority="66" w:unhideWhenUsed="0"/>
-    <w:lsdException w:name="Medium Grid 1 Accent 1" w:semiHidden="0" w:uiPriority="67" w:unhideWhenUsed="0"/>
-    <w:lsdException w:name="Medium Grid 2 Accent 1" w:semiHidden="0" w:uiPriority="68" w:unhideWhenUsed="0"/>
-    <w:lsdException w:name="Medium Grid 3 Accent 1" w:semiHidden="0" w:uiPriority="69" w:unhideWhenUsed="0"/>
-    <w:lsdException w:name="Dark List Accent 1" w:semiHidden="0" w:uiPriority="70" w:unhideWhenUsed="0"/>
-    <w:lsdException w:name="Colorful Shading Accent 1" w:semiHidden="0" w:uiPriority="71" w:unhideWhenUsed="0"/>
-    <w:lsdException w:name="Colorful List Accent 1" w:semiHidden="0" w:uiPriority="72" w:unhideWhenUsed="0"/>
-    <w:lsdException w:name="Colorful Grid Accent 1" w:semiHidden="0" w:uiPriority="73" w:unhideWhenUsed="0"/>
-    <w:lsdException w:name="Light Shading Accent 2" w:semiHidden="0" w:uiPriority="60" w:unhideWhenUsed="0"/>
-    <w:lsdException w:name="Light List Accent 2" w:semiHidden="0" w:uiPriority="61" w:unhideWhenUsed="0"/>
-    <w:lsdException w:name="Light Grid Accent 2" w:semiHidden="0" w:uiPriority="62" w:unhideWhenUsed="0"/>
-    <w:lsdException w:name="Medium Shading 1 Accent 2" w:semiHidden="0" w:uiPriority="63" w:unhideWhenUsed="0"/>
-    <w:lsdException w:name="Medium Shading 2 Accent 2" w:semiHidden="0" w:uiPriority="64" w:unhideWhenUsed="0"/>
-    <w:lsdException w:name="Medium List 1 Accent 2" w:semiHidden="0" w:uiPriority="65" w:unhideWhenUsed="0"/>
-    <w:lsdException w:name="Medium List 2 Accent 2" w:semiHidden="0" w:uiPriority="66" w:unhideWhenUsed="0"/>
-    <w:lsdException w:name="Medium Grid 1 Accent 2" w:semiHidden="0" w:uiPriority="67" w:unhideWhenUsed="0"/>
-    <w:lsdException w:name="Medium Grid 2 Accent 2" w:semiHidden="0" w:uiPriority="68" w:unhideWhenUsed="0"/>
-    <w:lsdException w:name="Medium Grid 3 Accent 2" w:semiHidden="0" w:uiPriority="69" w:unhideWhenUsed="0"/>
-    <w:lsdException w:name="Dark List Accent 2" w:semiHidden="0" w:uiPriority="70" w:unhideWhenUsed="0"/>
-    <w:lsdException w:name="Colorful Shading Accent 2" w:semiHidden="0" w:uiPriority="71" w:unhideWhenUsed="0"/>
-    <w:lsdException w:name="Colorful List Accent 2" w:semiHidden="0" w:uiPriority="72" w:unhideWhenUsed="0"/>
-    <w:lsdException w:name="Colorful Grid Accent 2" w:semiHidden="0" w:uiPriority="73" w:unhideWhenUsed="0"/>
-    <w:lsdException w:name="Light Shading Accent 3" w:semiHidden="0" w:uiPriority="60" w:unhideWhenUsed="0"/>
-    <w:lsdException w:name="Light List Accent 3" w:semiHidden="0" w:uiPriority="61" w:unhideWhenUsed="0"/>
-    <w:lsdException w:name="Light Grid Accent 3" w:semiHidden="0" w:uiPriority="62" w:unhideWhenUsed="0"/>
-    <w:lsdException w:name="Medium Shading 1 Accent 3" w:semiHidden="0" w:uiPriority="63" w:unhideWhenUsed="0"/>
-    <w:lsdException w:name="Medium Shading 2 Accent 3" w:semiHidden="0" w:uiPriority="64" w:unhideWhenUsed="0"/>
-    <w:lsdException w:name="Medium List 1 Accent 3" w:semiHidden="0" w:uiPriority="65" w:unhideWhenUsed="0"/>
-    <w:lsdException w:name="Medium List 2 Accent 3" w:semiHidden="0" w:uiPriority="66" w:unhideWhenUsed="0"/>
-    <w:lsdException w:name="Medium Grid 1 Accent 3" w:semiHidden="0" w:uiPriority="67" w:unhideWhenUsed="0"/>
-    <w:lsdException w:name="Medium Grid 2 Accent 3" w:semiHidden="0" w:uiPriority="68" w:unhideWhenUsed="0"/>
-    <w:lsdException w:name="Medium Grid 3 Accent 3" w:semiHidden="0" w:uiPriority="69" w:unhideWhenUsed="0"/>
-    <w:lsdException w:name="Dark List Accent 3" w:semiHidden="0" w:uiPriority="70" w:unhideWhenUsed="0"/>
-    <w:lsdException w:name="Colorful Shading Accent 3" w:semiHidden="0" w:uiPriority="71" w:unhideWhenUsed="0"/>
-    <w:lsdException w:name="Colorful List Accent 3" w:semiHidden="0" w:uiPriority="72" w:unhideWhenUsed="0"/>
-    <w:lsdException w:name="Colorful Grid Accent 3" w:semiHidden="0" w:uiPriority="73" w:unhideWhenUsed="0"/>
-    <w:lsdException w:name="Light Shading Accent 4" w:semiHidden="0" w:uiPriority="60" w:unhideWhenUsed="0"/>
-    <w:lsdException w:name="Light List Accent 4" w:semiHidden="0" w:uiPriority="61" w:unhideWhenUsed="0"/>
-    <w:lsdException w:name="Light Grid Accent 4" w:semiHidden="0" w:uiPriority="62" w:unhideWhenUsed="0"/>
-    <w:lsdException w:name="Medium Shading 1 Accent 4" w:semiHidden="0" w:uiPriority="63" w:unhideWhenUsed="0"/>
-    <w:lsdException w:name="Medium Shading 2 Accent 4" w:semiHidden="0" w:uiPriority="64" w:unhideWhenUsed="0"/>
-    <w:lsdException w:name="Medium List 1 Accent 4" w:semiHidden="0" w:uiPriority="65" w:unhideWhenUsed="0"/>
-    <w:lsdException w:name="Medium List 2 Accent 4" w:semiHidden="0" w:uiPriority="66" w:unhideWhenUsed="0"/>
-    <w:lsdException w:name="Medium Grid 1 Accent 4" w:semiHidden="0" w:uiPriority="67" w:unhideWhenUsed="0"/>
-    <w:lsdException w:name="Medium Grid 2 Accent 4" w:semiHidden="0" w:uiPriority="68" w:unhideWhenUsed="0"/>
-    <w:lsdException w:name="Medium Grid 3 Accent 4" w:semiHidden="0" w:uiPriority="69" w:unhideWhenUsed="0"/>
-    <w:lsdException w:name="Dark List Accent 4" w:semiHidden="0" w:uiPriority="70" w:unhideWhenUsed="0"/>
-    <w:lsdException w:name="Colorful Shading Accent 4" w:semiHidden="0" w:uiPriority="71" w:unhideWhenUsed="0"/>
-    <w:lsdException w:name="Colorful List Accent 4" w:semiHidden="0" w:uiPriority="72" w:unhideWhenUsed="0"/>
-    <w:lsdException w:name="Colorful Grid Accent 4" w:semiHidden="0" w:uiPriority="73" w:unhideWhenUsed="0"/>
-    <w:lsdException w:name="Light Shading Accent 5" w:semiHidden="0" w:uiPriority="60" w:unhideWhenUsed="0"/>
-    <w:lsdException w:name="Light List Accent 5" w:semiHidden="0" w:uiPriority="61" w:unhideWhenUsed="0"/>
-    <w:lsdException w:name="Light Grid Accent 5" w:semiHidden="0" w:uiPriority="62" w:unhideWhenUsed="0"/>
-    <w:lsdException w:name="Medium Shading 1 Accent 5" w:semiHidden="0" w:uiPriority="63" w:unhideWhenUsed="0"/>
-    <w:lsdException w:name="Medium Shading 2 Accent 5" w:semiHidden="0" w:uiPriority="64" w:unhideWhenUsed="0"/>
-    <w:lsdException w:name="Medium List 1 Accent 5" w:semiHidden="0" w:uiPriority="65" w:unhideWhenUsed="0"/>
-    <w:lsdException w:name="Medium List 2 Accent 5" w:semiHidden="0" w:uiPriority="66" w:unhideWhenUsed="0"/>
-    <w:lsdException w:name="Medium Grid 1 Accent 5" w:semiHidden="0" w:uiPriority="67" w:unhideWhenUsed="0"/>
-    <w:lsdException w:name="Medium Grid 2 Accent 5" w:semiHidden="0" w:uiPriority="68" w:unhideWhenUsed="0"/>
-    <w:lsdException w:name="Medium Grid 3 Accent 5" w:semiHidden="0" w:uiPriority="69" w:unhideWhenUsed="0"/>
-    <w:lsdException w:name="Dark List Accent 5" w:semiHidden="0" w:uiPriority="70" w:unhideWhenUsed="0"/>
-    <w:lsdException w:name="Colorful Shading Accent 5" w:semiHidden="0" w:uiPriority="71" w:unhideWhenUsed="0"/>
-    <w:lsdException w:name="Colorful List Accent 5" w:semiHidden="0" w:uiPriority="72" w:unhideWhenUsed="0"/>
-    <w:lsdException w:name="Colorful Grid Accent 5" w:semiHidden="0" w:uiPriority="73" w:unhideWhenUsed="0"/>
-    <w:lsdException w:name="Light Shading Accent 6" w:semiHidden="0" w:uiPriority="60" w:unhideWhenUsed="0"/>
-    <w:lsdException w:name="Light List Accent 6" w:semiHidden="0" w:uiPriority="61" w:unhideWhenUsed="0"/>
-    <w:lsdException w:name="Light Grid Accent 6" w:semiHidden="0" w:uiPriority="62" w:unhideWhenUsed="0"/>
-    <w:lsdException w:name="Medium Shading 1 Accent 6" w:semiHidden="0" w:uiPriority="63" w:unhideWhenUsed="0"/>
-    <w:lsdException w:name="Medium Shading 2 Accent 6" w:semiHidden="0" w:uiPriority="64" w:unhideWhenUsed="0"/>
-    <w:lsdException w:name="Medium List 1 Accent 6" w:semiHidden="0" w:uiPriority="65" w:unhideWhenUsed="0"/>
-    <w:lsdException w:name="Medium List 2 Accent 6" w:semiHidden="0" w:uiPriority="66" w:unhideWhenUsed="0"/>
-    <w:lsdException w:name="Medium Grid 1 Accent 6" w:semiHidden="0" w:uiPriority="67" w:unhideWhenUsed="0"/>
-    <w:lsdException w:name="Medium Grid 2 Accent 6" w:semiHidden="0" w:uiPriority="68" w:unhideWhenUsed="0"/>
-    <w:lsdException w:name="Medium Grid 3 Accent 6" w:semiHidden="0" w:uiPriority="69" w:unhideWhenUsed="0"/>
-    <w:lsdException w:name="Dark List Accent 6" w:semiHidden="0" w:uiPriority="70" w:unhideWhenUsed="0"/>
-    <w:lsdException w:name="Colorful Shading Accent 6" w:semiHidden="0" w:uiPriority="71" w:unhideWhenUsed="0"/>
-    <w:lsdException w:name="Colorful List Accent 6" w:semiHidden="0" w:uiPriority="72" w:unhideWhenUsed="0"/>
-    <w:lsdException w:name="Colorful Grid Accent 6" w:semiHidden="0" w:uiPriority="73" w:unhideWhenUsed="0"/>
+  <w:latentStyles w:count="260" w:defQFormat="0" w:defUnhideWhenUsed="1" w:defSemiHidden="1" w:defUIPriority="99" w:defLockedState="0">
+    <w:lsdException w:qFormat="1" w:unhideWhenUsed="0" w:uiPriority="0" w:semiHidden="0" w:name="Normal"/>
+    <w:lsdException w:qFormat="1" w:unhideWhenUsed="0" w:uiPriority="0" w:semiHidden="0" w:name="heading 1"/>
+    <w:lsdException w:qFormat="1" w:uiPriority="0" w:semiHidden="0" w:name="heading 2"/>
+    <w:lsdException w:qFormat="1" w:uiPriority="0" w:name="heading 3"/>
+    <w:lsdException w:qFormat="1" w:uiPriority="0" w:semiHidden="0" w:name="heading 4"/>
+    <w:lsdException w:qFormat="1" w:uiPriority="0" w:name="heading 5"/>
+    <w:lsdException w:qFormat="1" w:uiPriority="0" w:name="heading 6"/>
+    <w:lsdException w:qFormat="1" w:uiPriority="0" w:name="heading 7"/>
+    <w:lsdException w:qFormat="1" w:uiPriority="0" w:name="heading 8"/>
+    <w:lsdException w:qFormat="1" w:uiPriority="0" w:name="heading 9"/>
+    <w:lsdException w:unhideWhenUsed="0" w:uiPriority="0" w:semiHidden="0" w:name="index 1"/>
+    <w:lsdException w:unhideWhenUsed="0" w:uiPriority="0" w:semiHidden="0" w:name="index 2"/>
+    <w:lsdException w:unhideWhenUsed="0" w:uiPriority="0" w:semiHidden="0" w:name="index 3"/>
+    <w:lsdException w:unhideWhenUsed="0" w:uiPriority="0" w:semiHidden="0" w:name="index 4"/>
+    <w:lsdException w:unhideWhenUsed="0" w:uiPriority="0" w:semiHidden="0" w:name="index 5"/>
+    <w:lsdException w:unhideWhenUsed="0" w:uiPriority="0" w:semiHidden="0" w:name="index 6"/>
+    <w:lsdException w:unhideWhenUsed="0" w:uiPriority="0" w:semiHidden="0" w:name="index 7"/>
+    <w:lsdException w:unhideWhenUsed="0" w:uiPriority="0" w:semiHidden="0" w:name="index 8"/>
+    <w:lsdException w:unhideWhenUsed="0" w:uiPriority="0" w:semiHidden="0" w:name="index 9"/>
+    <w:lsdException w:qFormat="1" w:unhideWhenUsed="0" w:uiPriority="0" w:semiHidden="0" w:name="toc 1"/>
+    <w:lsdException w:qFormat="1" w:unhideWhenUsed="0" w:uiPriority="0" w:semiHidden="0" w:name="toc 2"/>
+    <w:lsdException w:qFormat="1" w:unhideWhenUsed="0" w:uiPriority="0" w:semiHidden="0" w:name="toc 3"/>
+    <w:lsdException w:unhideWhenUsed="0" w:uiPriority="0" w:semiHidden="0" w:name="toc 4"/>
+    <w:lsdException w:unhideWhenUsed="0" w:uiPriority="0" w:semiHidden="0" w:name="toc 5"/>
+    <w:lsdException w:unhideWhenUsed="0" w:uiPriority="0" w:semiHidden="0" w:name="toc 6"/>
+    <w:lsdException w:unhideWhenUsed="0" w:uiPriority="0" w:semiHidden="0" w:name="toc 7"/>
+    <w:lsdException w:unhideWhenUsed="0" w:uiPriority="0" w:semiHidden="0" w:name="toc 8"/>
+    <w:lsdException w:unhideWhenUsed="0" w:uiPriority="0" w:semiHidden="0" w:name="toc 9"/>
+    <w:lsdException w:unhideWhenUsed="0" w:uiPriority="0" w:semiHidden="0" w:name="Normal Indent"/>
+    <w:lsdException w:unhideWhenUsed="0" w:uiPriority="0" w:semiHidden="0" w:name="footnote text"/>
+    <w:lsdException w:qFormat="1" w:unhideWhenUsed="0" w:uiPriority="0" w:semiHidden="0" w:name="annotation text"/>
+    <w:lsdException w:qFormat="1" w:unhideWhenUsed="0" w:uiPriority="0" w:semiHidden="0" w:name="header"/>
+    <w:lsdException w:qFormat="1" w:unhideWhenUsed="0" w:uiPriority="0" w:semiHidden="0" w:name="footer"/>
+    <w:lsdException w:unhideWhenUsed="0" w:uiPriority="0" w:semiHidden="0" w:name="index heading"/>
+    <w:lsdException w:qFormat="1" w:uiPriority="0" w:name="caption"/>
+    <w:lsdException w:unhideWhenUsed="0" w:uiPriority="0" w:semiHidden="0" w:name="table of figures"/>
+    <w:lsdException w:unhideWhenUsed="0" w:uiPriority="0" w:semiHidden="0" w:name="envelope address"/>
+    <w:lsdException w:unhideWhenUsed="0" w:uiPriority="0" w:semiHidden="0" w:name="envelope return"/>
+    <w:lsdException w:unhideWhenUsed="0" w:uiPriority="0" w:semiHidden="0" w:name="footnote reference"/>
+    <w:lsdException w:unhideWhenUsed="0" w:uiPriority="0" w:semiHidden="0" w:name="annotation reference"/>
+    <w:lsdException w:unhideWhenUsed="0" w:uiPriority="0" w:semiHidden="0" w:name="line number"/>
+    <w:lsdException w:unhideWhenUsed="0" w:uiPriority="0" w:semiHidden="0" w:name="page number"/>
+    <w:lsdException w:unhideWhenUsed="0" w:uiPriority="0" w:semiHidden="0" w:name="endnote reference"/>
+    <w:lsdException w:unhideWhenUsed="0" w:uiPriority="0" w:semiHidden="0" w:name="endnote text"/>
+    <w:lsdException w:unhideWhenUsed="0" w:uiPriority="0" w:semiHidden="0" w:name="table of authorities"/>
+    <w:lsdException w:unhideWhenUsed="0" w:uiPriority="0" w:semiHidden="0" w:name="macro"/>
+    <w:lsdException w:unhideWhenUsed="0" w:uiPriority="0" w:semiHidden="0" w:name="toa heading"/>
+    <w:lsdException w:unhideWhenUsed="0" w:uiPriority="0" w:semiHidden="0" w:name="List"/>
+    <w:lsdException w:unhideWhenUsed="0" w:uiPriority="0" w:semiHidden="0" w:name="List Bullet"/>
+    <w:lsdException w:unhideWhenUsed="0" w:uiPriority="0" w:semiHidden="0" w:name="List Number"/>
+    <w:lsdException w:unhideWhenUsed="0" w:uiPriority="0" w:semiHidden="0" w:name="List 2"/>
+    <w:lsdException w:unhideWhenUsed="0" w:uiPriority="0" w:semiHidden="0" w:name="List 3"/>
+    <w:lsdException w:unhideWhenUsed="0" w:uiPriority="0" w:semiHidden="0" w:name="List 4"/>
+    <w:lsdException w:unhideWhenUsed="0" w:uiPriority="0" w:semiHidden="0" w:name="List 5"/>
+    <w:lsdException w:unhideWhenUsed="0" w:uiPriority="0" w:semiHidden="0" w:name="List Bullet 2"/>
+    <w:lsdException w:unhideWhenUsed="0" w:uiPriority="0" w:semiHidden="0" w:name="List Bullet 3"/>
+    <w:lsdException w:unhideWhenUsed="0" w:uiPriority="0" w:semiHidden="0" w:name="List Bullet 4"/>
+    <w:lsdException w:unhideWhenUsed="0" w:uiPriority="0" w:semiHidden="0" w:name="List Bullet 5"/>
+    <w:lsdException w:unhideWhenUsed="0" w:uiPriority="0" w:semiHidden="0" w:name="List Number 2"/>
+    <w:lsdException w:unhideWhenUsed="0" w:uiPriority="0" w:semiHidden="0" w:name="List Number 3"/>
+    <w:lsdException w:unhideWhenUsed="0" w:uiPriority="0" w:semiHidden="0" w:name="List Number 4"/>
+    <w:lsdException w:unhideWhenUsed="0" w:uiPriority="0" w:semiHidden="0" w:name="List Number 5"/>
+    <w:lsdException w:qFormat="1" w:unhideWhenUsed="0" w:uiPriority="0" w:semiHidden="0" w:name="Title"/>
+    <w:lsdException w:unhideWhenUsed="0" w:uiPriority="0" w:semiHidden="0" w:name="Closing"/>
+    <w:lsdException w:unhideWhenUsed="0" w:uiPriority="0" w:semiHidden="0" w:name="Signature"/>
+    <w:lsdException w:qFormat="1" w:unhideWhenUsed="0" w:uiPriority="0" w:name="Default Paragraph Font"/>
+    <w:lsdException w:qFormat="1" w:unhideWhenUsed="0" w:uiPriority="0" w:name="Body Text"/>
+    <w:lsdException w:unhideWhenUsed="0" w:uiPriority="0" w:semiHidden="0" w:name="Body Text Indent"/>
+    <w:lsdException w:unhideWhenUsed="0" w:uiPriority="0" w:semiHidden="0" w:name="List Continue"/>
+    <w:lsdException w:unhideWhenUsed="0" w:uiPriority="0" w:semiHidden="0" w:name="List Continue 2"/>
+    <w:lsdException w:unhideWhenUsed="0" w:uiPriority="0" w:semiHidden="0" w:name="List Continue 3"/>
+    <w:lsdException w:unhideWhenUsed="0" w:uiPriority="0" w:semiHidden="0" w:name="List Continue 4"/>
+    <w:lsdException w:unhideWhenUsed="0" w:uiPriority="0" w:semiHidden="0" w:name="List Continue 5"/>
+    <w:lsdException w:unhideWhenUsed="0" w:uiPriority="0" w:semiHidden="0" w:name="Message Header"/>
+    <w:lsdException w:qFormat="1" w:unhideWhenUsed="0" w:uiPriority="0" w:semiHidden="0" w:name="Subtitle"/>
+    <w:lsdException w:unhideWhenUsed="0" w:uiPriority="0" w:semiHidden="0" w:name="Salutation"/>
+    <w:lsdException w:unhideWhenUsed="0" w:uiPriority="0" w:semiHidden="0" w:name="Date"/>
+    <w:lsdException w:unhideWhenUsed="0" w:uiPriority="0" w:semiHidden="0" w:name="Body Text First Indent"/>
+    <w:lsdException w:unhideWhenUsed="0" w:uiPriority="0" w:semiHidden="0" w:name="Body Text First Indent 2"/>
+    <w:lsdException w:uiPriority="99" w:name="Note Heading"/>
+    <w:lsdException w:unhideWhenUsed="0" w:uiPriority="0" w:semiHidden="0" w:name="Body Text 2"/>
+    <w:lsdException w:unhideWhenUsed="0" w:uiPriority="0" w:semiHidden="0" w:name="Body Text 3"/>
+    <w:lsdException w:unhideWhenUsed="0" w:uiPriority="0" w:semiHidden="0" w:name="Body Text Indent 2"/>
+    <w:lsdException w:unhideWhenUsed="0" w:uiPriority="0" w:semiHidden="0" w:name="Body Text Indent 3"/>
+    <w:lsdException w:unhideWhenUsed="0" w:uiPriority="0" w:semiHidden="0" w:name="Block Text"/>
+    <w:lsdException w:unhideWhenUsed="0" w:uiPriority="0" w:semiHidden="0" w:name="Hyperlink"/>
+    <w:lsdException w:unhideWhenUsed="0" w:uiPriority="0" w:semiHidden="0" w:name="FollowedHyperlink"/>
+    <w:lsdException w:qFormat="1" w:unhideWhenUsed="0" w:uiPriority="0" w:semiHidden="0" w:name="Strong"/>
+    <w:lsdException w:qFormat="1" w:unhideWhenUsed="0" w:uiPriority="0" w:semiHidden="0" w:name="Emphasis"/>
+    <w:lsdException w:unhideWhenUsed="0" w:uiPriority="0" w:semiHidden="0" w:name="Document Map"/>
+    <w:lsdException w:unhideWhenUsed="0" w:uiPriority="0" w:semiHidden="0" w:name="Plain Text"/>
+    <w:lsdException w:unhideWhenUsed="0" w:uiPriority="0" w:semiHidden="0" w:name="E-mail Signature"/>
+    <w:lsdException w:qFormat="1" w:unhideWhenUsed="0" w:uiPriority="0" w:semiHidden="0" w:name="Normal (Web)"/>
+    <w:lsdException w:unhideWhenUsed="0" w:uiPriority="0" w:semiHidden="0" w:name="HTML Acronym"/>
+    <w:lsdException w:unhideWhenUsed="0" w:uiPriority="0" w:semiHidden="0" w:name="HTML Address"/>
+    <w:lsdException w:unhideWhenUsed="0" w:uiPriority="0" w:semiHidden="0" w:name="HTML Cite"/>
+    <w:lsdException w:unhideWhenUsed="0" w:uiPriority="0" w:semiHidden="0" w:name="HTML Code"/>
+    <w:lsdException w:unhideWhenUsed="0" w:uiPriority="0" w:semiHidden="0" w:name="HTML Definition"/>
+    <w:lsdException w:unhideWhenUsed="0" w:uiPriority="0" w:semiHidden="0" w:name="HTML Keyboard"/>
+    <w:lsdException w:unhideWhenUsed="0" w:uiPriority="0" w:semiHidden="0" w:name="HTML Preformatted"/>
+    <w:lsdException w:unhideWhenUsed="0" w:uiPriority="0" w:semiHidden="0" w:name="HTML Sample"/>
+    <w:lsdException w:unhideWhenUsed="0" w:uiPriority="0" w:semiHidden="0" w:name="HTML Typewriter"/>
+    <w:lsdException w:unhideWhenUsed="0" w:uiPriority="0" w:semiHidden="0" w:name="HTML Variable"/>
+    <w:lsdException w:qFormat="1" w:unhideWhenUsed="0" w:uiPriority="0" w:name="Normal Table"/>
+    <w:lsdException w:unhideWhenUsed="0" w:uiPriority="0" w:semiHidden="0" w:name="annotation subject"/>
+    <w:lsdException w:unhideWhenUsed="0" w:uiPriority="0" w:semiHidden="0" w:name="Table Simple 1"/>
+    <w:lsdException w:unhideWhenUsed="0" w:uiPriority="0" w:semiHidden="0" w:name="Table Simple 2"/>
+    <w:lsdException w:unhideWhenUsed="0" w:uiPriority="0" w:semiHidden="0" w:name="Table Simple 3"/>
+    <w:lsdException w:unhideWhenUsed="0" w:uiPriority="0" w:semiHidden="0" w:name="Table Classic 1"/>
+    <w:lsdException w:unhideWhenUsed="0" w:uiPriority="0" w:semiHidden="0" w:name="Table Classic 2"/>
+    <w:lsdException w:unhideWhenUsed="0" w:uiPriority="0" w:semiHidden="0" w:name="Table Classic 3"/>
+    <w:lsdException w:unhideWhenUsed="0" w:uiPriority="0" w:semiHidden="0" w:name="Table Classic 4"/>
+    <w:lsdException w:unhideWhenUsed="0" w:uiPriority="0" w:semiHidden="0" w:name="Table Colorful 1"/>
+    <w:lsdException w:unhideWhenUsed="0" w:uiPriority="0" w:semiHidden="0" w:name="Table Colorful 2"/>
+    <w:lsdException w:unhideWhenUsed="0" w:uiPriority="0" w:semiHidden="0" w:name="Table Colorful 3"/>
+    <w:lsdException w:unhideWhenUsed="0" w:uiPriority="0" w:semiHidden="0" w:name="Table Columns 1"/>
+    <w:lsdException w:unhideWhenUsed="0" w:uiPriority="0" w:semiHidden="0" w:name="Table Columns 2"/>
+    <w:lsdException w:unhideWhenUsed="0" w:uiPriority="0" w:semiHidden="0" w:name="Table Columns 3"/>
+    <w:lsdException w:unhideWhenUsed="0" w:uiPriority="0" w:semiHidden="0" w:name="Table Columns 4"/>
+    <w:lsdException w:unhideWhenUsed="0" w:uiPriority="0" w:semiHidden="0" w:name="Table Columns 5"/>
+    <w:lsdException w:unhideWhenUsed="0" w:uiPriority="0" w:semiHidden="0" w:name="Table Grid 1"/>
+    <w:lsdException w:unhideWhenUsed="0" w:uiPriority="0" w:semiHidden="0" w:name="Table Grid 2"/>
+    <w:lsdException w:unhideWhenUsed="0" w:uiPriority="0" w:semiHidden="0" w:name="Table Grid 3"/>
+    <w:lsdException w:unhideWhenUsed="0" w:uiPriority="0" w:semiHidden="0" w:name="Table Grid 4"/>
+    <w:lsdException w:unhideWhenUsed="0" w:uiPriority="0" w:semiHidden="0" w:name="Table Grid 5"/>
+    <w:lsdException w:unhideWhenUsed="0" w:uiPriority="0" w:semiHidden="0" w:name="Table Grid 6"/>
+    <w:lsdException w:unhideWhenUsed="0" w:uiPriority="0" w:semiHidden="0" w:name="Table Grid 7"/>
+    <w:lsdException w:unhideWhenUsed="0" w:uiPriority="0" w:semiHidden="0" w:name="Table Grid 8"/>
+    <w:lsdException w:unhideWhenUsed="0" w:uiPriority="0" w:semiHidden="0" w:name="Table List 1"/>
+    <w:lsdException w:unhideWhenUsed="0" w:uiPriority="0" w:semiHidden="0" w:name="Table List 2"/>
+    <w:lsdException w:unhideWhenUsed="0" w:uiPriority="0" w:semiHidden="0" w:name="Table List 3"/>
+    <w:lsdException w:unhideWhenUsed="0" w:uiPriority="0" w:semiHidden="0" w:name="Table List 4"/>
+    <w:lsdException w:unhideWhenUsed="0" w:uiPriority="0" w:semiHidden="0" w:name="Table List 5"/>
+    <w:lsdException w:unhideWhenUsed="0" w:uiPriority="0" w:semiHidden="0" w:name="Table List 6"/>
+    <w:lsdException w:unhideWhenUsed="0" w:uiPriority="0" w:semiHidden="0" w:name="Table List 7"/>
+    <w:lsdException w:unhideWhenUsed="0" w:uiPriority="0" w:semiHidden="0" w:name="Table List 8"/>
+    <w:lsdException w:unhideWhenUsed="0" w:uiPriority="0" w:semiHidden="0" w:name="Table 3D effects 1"/>
+    <w:lsdException w:unhideWhenUsed="0" w:uiPriority="0" w:semiHidden="0" w:name="Table 3D effects 2"/>
+    <w:lsdException w:unhideWhenUsed="0" w:uiPriority="0" w:semiHidden="0" w:name="Table 3D effects 3"/>
+    <w:lsdException w:unhideWhenUsed="0" w:uiPriority="0" w:semiHidden="0" w:name="Table Contemporary"/>
+    <w:lsdException w:unhideWhenUsed="0" w:uiPriority="0" w:semiHidden="0" w:name="Table Elegant"/>
+    <w:lsdException w:unhideWhenUsed="0" w:uiPriority="0" w:semiHidden="0" w:name="Table Professional"/>
+    <w:lsdException w:unhideWhenUsed="0" w:uiPriority="0" w:semiHidden="0" w:name="Table Subtle 1"/>
+    <w:lsdException w:unhideWhenUsed="0" w:uiPriority="0" w:semiHidden="0" w:name="Table Subtle 2"/>
+    <w:lsdException w:unhideWhenUsed="0" w:uiPriority="0" w:semiHidden="0" w:name="Table Web 1"/>
+    <w:lsdException w:unhideWhenUsed="0" w:uiPriority="0" w:semiHidden="0" w:name="Table Web 2"/>
+    <w:lsdException w:unhideWhenUsed="0" w:uiPriority="0" w:semiHidden="0" w:name="Table Web 3"/>
+    <w:lsdException w:unhideWhenUsed="0" w:uiPriority="0" w:semiHidden="0" w:name="Balloon Text"/>
+    <w:lsdException w:qFormat="1" w:unhideWhenUsed="0" w:uiPriority="0" w:semiHidden="0" w:name="Table Grid"/>
+    <w:lsdException w:unhideWhenUsed="0" w:uiPriority="0" w:semiHidden="0" w:name="Table Theme"/>
+    <w:lsdException w:unhideWhenUsed="0" w:uiPriority="60" w:semiHidden="0" w:name="Light Shading"/>
+    <w:lsdException w:unhideWhenUsed="0" w:uiPriority="61" w:semiHidden="0" w:name="Light List"/>
+    <w:lsdException w:unhideWhenUsed="0" w:uiPriority="62" w:semiHidden="0" w:name="Light Grid"/>
+    <w:lsdException w:unhideWhenUsed="0" w:uiPriority="63" w:semiHidden="0" w:name="Medium Shading 1"/>
+    <w:lsdException w:unhideWhenUsed="0" w:uiPriority="64" w:semiHidden="0" w:name="Medium Shading 2"/>
+    <w:lsdException w:unhideWhenUsed="0" w:uiPriority="65" w:semiHidden="0" w:name="Medium List 1"/>
+    <w:lsdException w:unhideWhenUsed="0" w:uiPriority="66" w:semiHidden="0" w:name="Medium List 2"/>
+    <w:lsdException w:unhideWhenUsed="0" w:uiPriority="67" w:semiHidden="0" w:name="Medium Grid 1"/>
+    <w:lsdException w:unhideWhenUsed="0" w:uiPriority="68" w:semiHidden="0" w:name="Medium Grid 2"/>
+    <w:lsdException w:unhideWhenUsed="0" w:uiPriority="69" w:semiHidden="0" w:name="Medium Grid 3"/>
+    <w:lsdException w:unhideWhenUsed="0" w:uiPriority="70" w:semiHidden="0" w:name="Dark List"/>
+    <w:lsdException w:unhideWhenUsed="0" w:uiPriority="71" w:semiHidden="0" w:name="Colorful Shading"/>
+    <w:lsdException w:unhideWhenUsed="0" w:uiPriority="72" w:semiHidden="0" w:name="Colorful List"/>
+    <w:lsdException w:unhideWhenUsed="0" w:uiPriority="73" w:semiHidden="0" w:name="Colorful Grid"/>
+    <w:lsdException w:unhideWhenUsed="0" w:uiPriority="60" w:semiHidden="0" w:name="Light Shading Accent 1"/>
+    <w:lsdException w:unhideWhenUsed="0" w:uiPriority="61" w:semiHidden="0" w:name="Light List Accent 1"/>
+    <w:lsdException w:unhideWhenUsed="0" w:uiPriority="62" w:semiHidden="0" w:name="Light Grid Accent 1"/>
+    <w:lsdException w:unhideWhenUsed="0" w:uiPriority="63" w:semiHidden="0" w:name="Medium Shading 1 Accent 1"/>
+    <w:lsdException w:unhideWhenUsed="0" w:uiPriority="64" w:semiHidden="0" w:name="Medium Shading 2 Accent 1"/>
+    <w:lsdException w:unhideWhenUsed="0" w:uiPriority="65" w:semiHidden="0" w:name="Medium List 1 Accent 1"/>
+    <w:lsdException w:unhideWhenUsed="0" w:uiPriority="66" w:semiHidden="0" w:name="Medium List 2 Accent 1"/>
+    <w:lsdException w:unhideWhenUsed="0" w:uiPriority="67" w:semiHidden="0" w:name="Medium Grid 1 Accent 1"/>
+    <w:lsdException w:unhideWhenUsed="0" w:uiPriority="68" w:semiHidden="0" w:name="Medium Grid 2 Accent 1"/>
+    <w:lsdException w:unhideWhenUsed="0" w:uiPriority="69" w:semiHidden="0" w:name="Medium Grid 3 Accent 1"/>
+    <w:lsdException w:unhideWhenUsed="0" w:uiPriority="70" w:semiHidden="0" w:name="Dark List Accent 1"/>
+    <w:lsdException w:unhideWhenUsed="0" w:uiPriority="71" w:semiHidden="0" w:name="Colorful Shading Accent 1"/>
+    <w:lsdException w:unhideWhenUsed="0" w:uiPriority="72" w:semiHidden="0" w:name="Colorful List Accent 1"/>
+    <w:lsdException w:unhideWhenUsed="0" w:uiPriority="73" w:semiHidden="0" w:name="Colorful Grid Accent 1"/>
+    <w:lsdException w:unhideWhenUsed="0" w:uiPriority="60" w:semiHidden="0" w:name="Light Shading Accent 2"/>
+    <w:lsdException w:unhideWhenUsed="0" w:uiPriority="61" w:semiHidden="0" w:name="Light List Accent 2"/>
+    <w:lsdException w:unhideWhenUsed="0" w:uiPriority="62" w:semiHidden="0" w:name="Light Grid Accent 2"/>
+    <w:lsdException w:unhideWhenUsed="0" w:uiPriority="63" w:semiHidden="0" w:name="Medium Shading 1 Accent 2"/>
+    <w:lsdException w:unhideWhenUsed="0" w:uiPriority="64" w:semiHidden="0" w:name="Medium Shading 2 Accent 2"/>
+    <w:lsdException w:unhideWhenUsed="0" w:uiPriority="65" w:semiHidden="0" w:name="Medium List 1 Accent 2"/>
+    <w:lsdException w:unhideWhenUsed="0" w:uiPriority="66" w:semiHidden="0" w:name="Medium List 2 Accent 2"/>
+    <w:lsdException w:unhideWhenUsed="0" w:uiPriority="67" w:semiHidden="0" w:name="Medium Grid 1 Accent 2"/>
+    <w:lsdException w:unhideWhenUsed="0" w:uiPriority="68" w:semiHidden="0" w:name="Medium Grid 2 Accent 2"/>
+    <w:lsdException w:unhideWhenUsed="0" w:uiPriority="69" w:semiHidden="0" w:name="Medium Grid 3 Accent 2"/>
+    <w:lsdException w:unhideWhenUsed="0" w:uiPriority="70" w:semiHidden="0" w:name="Dark List Accent 2"/>
+    <w:lsdException w:unhideWhenUsed="0" w:uiPriority="71" w:semiHidden="0" w:name="Colorful Shading Accent 2"/>
+    <w:lsdException w:unhideWhenUsed="0" w:uiPriority="72" w:semiHidden="0" w:name="Colorful List Accent 2"/>
+    <w:lsdException w:unhideWhenUsed="0" w:uiPriority="73" w:semiHidden="0" w:name="Colorful Grid Accent 2"/>
+    <w:lsdException w:unhideWhenUsed="0" w:uiPriority="60" w:semiHidden="0" w:name="Light Shading Accent 3"/>
+    <w:lsdException w:unhideWhenUsed="0" w:uiPriority="61" w:semiHidden="0" w:name="Light List Accent 3"/>
+    <w:lsdException w:unhideWhenUsed="0" w:uiPriority="62" w:semiHidden="0" w:name="Light Grid Accent 3"/>
+    <w:lsdException w:unhideWhenUsed="0" w:uiPriority="63" w:semiHidden="0" w:name="Medium Shading 1 Accent 3"/>
+    <w:lsdException w:unhideWhenUsed="0" w:uiPriority="64" w:semiHidden="0" w:name="Medium Shading 2 Accent 3"/>
+    <w:lsdException w:unhideWhenUsed="0" w:uiPriority="65" w:semiHidden="0" w:name="Medium List 1 Accent 3"/>
+    <w:lsdException w:unhideWhenUsed="0" w:uiPriority="66" w:semiHidden="0" w:name="Medium List 2 Accent 3"/>
+    <w:lsdException w:unhideWhenUsed="0" w:uiPriority="67" w:semiHidden="0" w:name="Medium Grid 1 Accent 3"/>
+    <w:lsdException w:unhideWhenUsed="0" w:uiPriority="68" w:semiHidden="0" w:name="Medium Grid 2 Accent 3"/>
+    <w:lsdException w:unhideWhenUsed="0" w:uiPriority="69" w:semiHidden="0" w:name="Medium Grid 3 Accent 3"/>
+    <w:lsdException w:unhideWhenUsed="0" w:uiPriority="70" w:semiHidden="0" w:name="Dark List Accent 3"/>
+    <w:lsdException w:unhideWhenUsed="0" w:uiPriority="71" w:semiHidden="0" w:name="Colorful Shading Accent 3"/>
+    <w:lsdException w:unhideWhenUsed="0" w:uiPriority="72" w:semiHidden="0" w:name="Colorful List Accent 3"/>
+    <w:lsdException w:unhideWhenUsed="0" w:uiPriority="73" w:semiHidden="0" w:name="Colorful Grid Accent 3"/>
+    <w:lsdException w:unhideWhenUsed="0" w:uiPriority="60" w:semiHidden="0" w:name="Light Shading Accent 4"/>
+    <w:lsdException w:unhideWhenUsed="0" w:uiPriority="61" w:semiHidden="0" w:name="Light List Accent 4"/>
+    <w:lsdException w:unhideWhenUsed="0" w:uiPriority="62" w:semiHidden="0" w:name="Light Grid Accent 4"/>
+    <w:lsdException w:unhideWhenUsed="0" w:uiPriority="63" w:semiHidden="0" w:name="Medium Shading 1 Accent 4"/>
+    <w:lsdException w:unhideWhenUsed="0" w:uiPriority="64" w:semiHidden="0" w:name="Medium Shading 2 Accent 4"/>
+    <w:lsdException w:unhideWhenUsed="0" w:uiPriority="65" w:semiHidden="0" w:name="Medium List 1 Accent 4"/>
+    <w:lsdException w:unhideWhenUsed="0" w:uiPriority="66" w:semiHidden="0" w:name="Medium List 2 Accent 4"/>
+    <w:lsdException w:unhideWhenUsed="0" w:uiPriority="67" w:semiHidden="0" w:name="Medium Grid 1 Accent 4"/>
+    <w:lsdException w:unhideWhenUsed="0" w:uiPriority="68" w:semiHidden="0" w:name="Medium Grid 2 Accent 4"/>
+    <w:lsdException w:unhideWhenUsed="0" w:uiPriority="69" w:semiHidden="0" w:name="Medium Grid 3 Accent 4"/>
+    <w:lsdException w:unhideWhenUsed="0" w:uiPriority="70" w:semiHidden="0" w:name="Dark List Accent 4"/>
+    <w:lsdException w:unhideWhenUsed="0" w:uiPriority="71" w:semiHidden="0" w:name="Colorful Shading Accent 4"/>
+    <w:lsdException w:unhideWhenUsed="0" w:uiPriority="72" w:semiHidden="0" w:name="Colorful List Accent 4"/>
+    <w:lsdException w:unhideWhenUsed="0" w:uiPriority="73" w:semiHidden="0" w:name="Colorful Grid Accent 4"/>
+    <w:lsdException w:unhideWhenUsed="0" w:uiPriority="60" w:semiHidden="0" w:name="Light Shading Accent 5"/>
+    <w:lsdException w:unhideWhenUsed="0" w:uiPriority="61" w:semiHidden="0" w:name="Light List Accent 5"/>
+    <w:lsdException w:unhideWhenUsed="0" w:uiPriority="62" w:semiHidden="0" w:name="Light Grid Accent 5"/>
+    <w:lsdException w:unhideWhenUsed="0" w:uiPriority="63" w:semiHidden="0" w:name="Medium Shading 1 Accent 5"/>
+    <w:lsdException w:unhideWhenUsed="0" w:uiPriority="64" w:semiHidden="0" w:name="Medium Shading 2 Accent 5"/>
+    <w:lsdException w:unhideWhenUsed="0" w:uiPriority="65" w:semiHidden="0" w:name="Medium List 1 Accent 5"/>
+    <w:lsdException w:unhideWhenUsed="0" w:uiPriority="66" w:semiHidden="0" w:name="Medium List 2 Accent 5"/>
+    <w:lsdException w:unhideWhenUsed="0" w:uiPriority="67" w:semiHidden="0" w:name="Medium Grid 1 Accent 5"/>
+    <w:lsdException w:unhideWhenUsed="0" w:uiPriority="68" w:semiHidden="0" w:name="Medium Grid 2 Accent 5"/>
+    <w:lsdException w:unhideWhenUsed="0" w:uiPriority="69" w:semiHidden="0" w:name="Medium Grid 3 Accent 5"/>
+    <w:lsdException w:unhideWhenUsed="0" w:uiPriority="70" w:semiHidden="0" w:name="Dark List Accent 5"/>
+    <w:lsdException w:unhideWhenUsed="0" w:uiPriority="71" w:semiHidden="0" w:name="Colorful Shading Accent 5"/>
+    <w:lsdException w:unhideWhenUsed="0" w:uiPriority="72" w:semiHidden="0" w:name="Colorful List Accent 5"/>
+    <w:lsdException w:unhideWhenUsed="0" w:uiPriority="73" w:semiHidden="0" w:name="Colorful Grid Accent 5"/>
+    <w:lsdException w:unhideWhenUsed="0" w:uiPriority="60" w:semiHidden="0" w:name="Light Shading Accent 6"/>
+    <w:lsdException w:unhideWhenUsed="0" w:uiPriority="61" w:semiHidden="0" w:name="Light List Accent 6"/>
+    <w:lsdException w:unhideWhenUsed="0" w:uiPriority="62" w:semiHidden="0" w:name="Light Grid Accent 6"/>
+    <w:lsdException w:unhideWhenUsed="0" w:uiPriority="63" w:semiHidden="0" w:name="Medium Shading 1 Accent 6"/>
+    <w:lsdException w:unhideWhenUsed="0" w:uiPriority="64" w:semiHidden="0" w:name="Medium Shading 2 Accent 6"/>
+    <w:lsdException w:unhideWhenUsed="0" w:uiPriority="65" w:semiHidden="0" w:name="Medium List 1 Accent 6"/>
+    <w:lsdException w:unhideWhenUsed="0" w:uiPriority="66" w:semiHidden="0" w:name="Medium List 2 Accent 6"/>
+    <w:lsdException w:unhideWhenUsed="0" w:uiPriority="67" w:semiHidden="0" w:name="Medium Grid 1 Accent 6"/>
+    <w:lsdException w:unhideWhenUsed="0" w:uiPriority="68" w:semiHidden="0" w:name="Medium Grid 2 Accent 6"/>
+    <w:lsdException w:unhideWhenUsed="0" w:uiPriority="69" w:semiHidden="0" w:name="Medium Grid 3 Accent 6"/>
+    <w:lsdException w:unhideWhenUsed="0" w:uiPriority="70" w:semiHidden="0" w:name="Dark List Accent 6"/>
+    <w:lsdException w:unhideWhenUsed="0" w:uiPriority="71" w:semiHidden="0" w:name="Colorful Shading Accent 6"/>
+    <w:lsdException w:unhideWhenUsed="0" w:uiPriority="72" w:semiHidden="0" w:name="Colorful List Accent 6"/>
+    <w:lsdException w:unhideWhenUsed="0" w:uiPriority="73" w:semiHidden="0" w:name="Colorful Grid Accent 6"/>
   </w:latentStyles>
-  <w:style w:type="paragraph" w:default="1" w:styleId="Normal">
+  <w:style w:type="paragraph" w:default="1" w:styleId="1">
     <w:name w:val="Normal"/>
     <w:qFormat/>
+    <w:uiPriority w:val="0"/>
     <w:pPr>
       <w:kinsoku w:val="0"/>
       <w:autoSpaceDE w:val="0"/>
@@ -5521,7 +5735,7 @@
       <w:textAlignment w:val="baseline"/>
     </w:pPr>
     <w:rPr>
-      <w:rFonts w:ascii="Arial" w:eastAsia="宋体" w:hAnsi="Arial" w:cs="Arial"/>
+      <w:rFonts w:ascii="Arial" w:hAnsi="Arial" w:eastAsia="宋体" w:cs="Arial"/>
       <w:snapToGrid w:val="0"/>
       <w:color w:val="000000"/>
       <w:kern w:val="0"/>
@@ -5530,11 +5744,12 @@
       <w:lang w:val="en-US" w:eastAsia="en-US" w:bidi="ar-SA"/>
     </w:rPr>
   </w:style>
-  <w:style w:type="paragraph" w:styleId="Heading1">
+  <w:style w:type="paragraph" w:styleId="2">
     <w:name w:val="heading 1"/>
-    <w:basedOn w:val="Normal"/>
-    <w:next w:val="Normal"/>
+    <w:basedOn w:val="1"/>
+    <w:next w:val="1"/>
     <w:qFormat/>
+    <w:uiPriority w:val="0"/>
     <w:pPr>
       <w:keepNext/>
       <w:keepLines/>
@@ -5552,12 +5767,13 @@
       <w:sz w:val="44"/>
     </w:rPr>
   </w:style>
-  <w:style w:type="paragraph" w:styleId="Heading2">
+  <w:style w:type="paragraph" w:styleId="3">
     <w:name w:val="heading 2"/>
-    <w:basedOn w:val="Normal"/>
-    <w:next w:val="Normal"/>
+    <w:basedOn w:val="1"/>
+    <w:next w:val="1"/>
     <w:unhideWhenUsed/>
     <w:qFormat/>
+    <w:uiPriority w:val="0"/>
     <w:pPr>
       <w:keepNext/>
       <w:keepLines/>
@@ -5570,18 +5786,19 @@
       <w:outlineLvl w:val="1"/>
     </w:pPr>
     <w:rPr>
-      <w:rFonts w:ascii="Arial" w:eastAsia="黑体" w:hAnsi="Arial"/>
+      <w:rFonts w:ascii="Arial" w:hAnsi="Arial" w:eastAsia="黑体"/>
       <w:b/>
       <w:sz w:val="32"/>
     </w:rPr>
   </w:style>
-  <w:style w:type="paragraph" w:styleId="Heading3">
+  <w:style w:type="paragraph" w:styleId="4">
     <w:name w:val="heading 3"/>
-    <w:basedOn w:val="Normal"/>
-    <w:next w:val="Normal"/>
+    <w:basedOn w:val="1"/>
+    <w:next w:val="1"/>
     <w:semiHidden/>
     <w:unhideWhenUsed/>
     <w:qFormat/>
+    <w:uiPriority w:val="0"/>
     <w:pPr>
       <w:keepNext/>
       <w:keepLines/>
@@ -5598,12 +5815,13 @@
       <w:sz w:val="32"/>
     </w:rPr>
   </w:style>
-  <w:style w:type="paragraph" w:styleId="Heading4">
+  <w:style w:type="paragraph" w:styleId="5">
     <w:name w:val="heading 4"/>
-    <w:basedOn w:val="Normal"/>
-    <w:next w:val="Normal"/>
+    <w:basedOn w:val="1"/>
+    <w:next w:val="1"/>
     <w:unhideWhenUsed/>
     <w:qFormat/>
+    <w:uiPriority w:val="0"/>
     <w:pPr>
       <w:keepNext/>
       <w:keepLines/>
@@ -5616,18 +5834,19 @@
       <w:outlineLvl w:val="3"/>
     </w:pPr>
     <w:rPr>
-      <w:rFonts w:ascii="Arial" w:eastAsia="黑体" w:hAnsi="Arial"/>
+      <w:rFonts w:ascii="Arial" w:hAnsi="Arial" w:eastAsia="黑体"/>
       <w:b/>
       <w:sz w:val="28"/>
     </w:rPr>
   </w:style>
-  <w:style w:type="paragraph" w:styleId="Heading5">
+  <w:style w:type="paragraph" w:styleId="6">
     <w:name w:val="heading 5"/>
-    <w:basedOn w:val="Normal"/>
-    <w:next w:val="Normal"/>
+    <w:basedOn w:val="1"/>
+    <w:next w:val="1"/>
     <w:semiHidden/>
     <w:unhideWhenUsed/>
     <w:qFormat/>
+    <w:uiPriority w:val="0"/>
     <w:pPr>
       <w:keepNext/>
       <w:keepLines/>
@@ -5644,13 +5863,14 @@
       <w:sz w:val="28"/>
     </w:rPr>
   </w:style>
-  <w:style w:type="paragraph" w:styleId="Heading6">
+  <w:style w:type="paragraph" w:styleId="7">
     <w:name w:val="heading 6"/>
-    <w:basedOn w:val="Normal"/>
-    <w:next w:val="Normal"/>
+    <w:basedOn w:val="1"/>
+    <w:next w:val="1"/>
     <w:semiHidden/>
     <w:unhideWhenUsed/>
     <w:qFormat/>
+    <w:uiPriority w:val="0"/>
     <w:pPr>
       <w:keepNext/>
       <w:keepLines/>
@@ -5663,18 +5883,19 @@
       <w:outlineLvl w:val="5"/>
     </w:pPr>
     <w:rPr>
-      <w:rFonts w:ascii="Arial" w:eastAsia="黑体" w:hAnsi="Arial"/>
+      <w:rFonts w:ascii="Arial" w:hAnsi="Arial" w:eastAsia="黑体"/>
       <w:b/>
       <w:sz w:val="24"/>
     </w:rPr>
   </w:style>
-  <w:style w:type="paragraph" w:styleId="Heading7">
+  <w:style w:type="paragraph" w:styleId="8">
     <w:name w:val="heading 7"/>
-    <w:basedOn w:val="Normal"/>
-    <w:next w:val="Normal"/>
+    <w:basedOn w:val="1"/>
+    <w:next w:val="1"/>
     <w:semiHidden/>
     <w:unhideWhenUsed/>
     <w:qFormat/>
+    <w:uiPriority w:val="0"/>
     <w:pPr>
       <w:keepNext/>
       <w:keepLines/>
@@ -5691,13 +5912,14 @@
       <w:sz w:val="24"/>
     </w:rPr>
   </w:style>
-  <w:style w:type="paragraph" w:styleId="Heading8">
+  <w:style w:type="paragraph" w:styleId="9">
     <w:name w:val="heading 8"/>
-    <w:basedOn w:val="Normal"/>
-    <w:next w:val="Normal"/>
+    <w:basedOn w:val="1"/>
+    <w:next w:val="1"/>
     <w:semiHidden/>
     <w:unhideWhenUsed/>
     <w:qFormat/>
+    <w:uiPriority w:val="0"/>
     <w:pPr>
       <w:keepNext/>
       <w:keepLines/>
@@ -5710,17 +5932,18 @@
       <w:outlineLvl w:val="7"/>
     </w:pPr>
     <w:rPr>
-      <w:rFonts w:ascii="Arial" w:eastAsia="黑体" w:hAnsi="Arial"/>
+      <w:rFonts w:ascii="Arial" w:hAnsi="Arial" w:eastAsia="黑体"/>
       <w:sz w:val="24"/>
     </w:rPr>
   </w:style>
-  <w:style w:type="paragraph" w:styleId="Heading9">
+  <w:style w:type="paragraph" w:styleId="10">
     <w:name w:val="heading 9"/>
-    <w:basedOn w:val="Normal"/>
-    <w:next w:val="Normal"/>
+    <w:basedOn w:val="1"/>
+    <w:next w:val="1"/>
     <w:semiHidden/>
     <w:unhideWhenUsed/>
     <w:qFormat/>
+    <w:uiPriority w:val="0"/>
     <w:pPr>
       <w:keepNext/>
       <w:keepLines/>
@@ -5733,19 +5956,21 @@
       <w:outlineLvl w:val="8"/>
     </w:pPr>
     <w:rPr>
-      <w:rFonts w:ascii="Arial" w:eastAsia="黑体" w:hAnsi="Arial"/>
+      <w:rFonts w:ascii="Arial" w:hAnsi="Arial" w:eastAsia="黑体"/>
       <w:sz w:val="21"/>
     </w:rPr>
   </w:style>
-  <w:style w:type="character" w:default="1" w:styleId="DefaultParagraphFont">
+  <w:style w:type="character" w:default="1" w:styleId="22">
     <w:name w:val="Default Paragraph Font"/>
     <w:semiHidden/>
     <w:qFormat/>
+    <w:uiPriority w:val="0"/>
   </w:style>
-  <w:style w:type="table" w:default="1" w:styleId="TableNormal">
+  <w:style w:type="table" w:default="1" w:styleId="20">
     <w:name w:val="Normal Table"/>
     <w:semiHidden/>
     <w:qFormat/>
+    <w:uiPriority w:val="0"/>
     <w:tblPr>
       <w:tblCellMar>
         <w:top w:w="0" w:type="dxa"/>
@@ -5755,39 +5980,43 @@
       </w:tblCellMar>
     </w:tblPr>
   </w:style>
-  <w:style w:type="paragraph" w:styleId="CommentText">
+  <w:style w:type="paragraph" w:styleId="11">
     <w:name w:val="annotation text"/>
-    <w:basedOn w:val="Normal"/>
+    <w:basedOn w:val="1"/>
     <w:qFormat/>
+    <w:uiPriority w:val="0"/>
     <w:pPr>
       <w:jc w:val="left"/>
     </w:pPr>
   </w:style>
-  <w:style w:type="paragraph" w:styleId="BodyText">
+  <w:style w:type="paragraph" w:styleId="12">
     <w:name w:val="Body Text"/>
-    <w:basedOn w:val="Normal"/>
+    <w:basedOn w:val="1"/>
     <w:semiHidden/>
     <w:qFormat/>
+    <w:uiPriority w:val="0"/>
     <w:rPr>
-      <w:rFonts w:ascii="Arial" w:eastAsia="Arial" w:hAnsi="Arial" w:cs="Arial"/>
+      <w:rFonts w:ascii="Arial" w:hAnsi="Arial" w:eastAsia="Arial" w:cs="Arial"/>
       <w:sz w:val="21"/>
       <w:szCs w:val="21"/>
       <w:lang w:val="en-US" w:eastAsia="en-US" w:bidi="ar-SA"/>
     </w:rPr>
   </w:style>
-  <w:style w:type="paragraph" w:styleId="TOC3">
+  <w:style w:type="paragraph" w:styleId="13">
     <w:name w:val="toc 3"/>
-    <w:basedOn w:val="Normal"/>
-    <w:next w:val="Normal"/>
+    <w:basedOn w:val="1"/>
+    <w:next w:val="1"/>
     <w:qFormat/>
+    <w:uiPriority w:val="0"/>
     <w:pPr>
       <w:ind w:left="840" w:leftChars="400"/>
     </w:pPr>
   </w:style>
-  <w:style w:type="paragraph" w:styleId="Footer">
+  <w:style w:type="paragraph" w:styleId="14">
     <w:name w:val="footer"/>
-    <w:basedOn w:val="Normal"/>
+    <w:basedOn w:val="1"/>
     <w:qFormat/>
+    <w:uiPriority w:val="0"/>
     <w:pPr>
       <w:tabs>
         <w:tab w:val="center" w:pos="4153"/>
@@ -5800,16 +6029,17 @@
       <w:sz w:val="18"/>
     </w:rPr>
   </w:style>
-  <w:style w:type="paragraph" w:styleId="Header">
+  <w:style w:type="paragraph" w:styleId="15">
     <w:name w:val="header"/>
-    <w:basedOn w:val="Normal"/>
+    <w:basedOn w:val="1"/>
     <w:qFormat/>
+    <w:uiPriority w:val="0"/>
     <w:pPr>
       <w:pBdr>
-        <w:top w:val="nil"/>
-        <w:left w:val="nil"/>
-        <w:bottom w:val="nil"/>
-        <w:right w:val="nil"/>
+        <w:top w:val="none" w:color="auto" w:sz="0" w:space="0"/>
+        <w:left w:val="none" w:color="auto" w:sz="0" w:space="0"/>
+        <w:bottom w:val="none" w:color="auto" w:sz="0" w:space="0"/>
+        <w:right w:val="none" w:color="auto" w:sz="0" w:space="0"/>
       </w:pBdr>
       <w:tabs>
         <w:tab w:val="center" w:pos="4153"/>
@@ -5824,37 +6054,41 @@
       <w:sz w:val="18"/>
     </w:rPr>
   </w:style>
-  <w:style w:type="paragraph" w:styleId="TOC1">
+  <w:style w:type="paragraph" w:styleId="16">
     <w:name w:val="toc 1"/>
-    <w:basedOn w:val="Normal"/>
-    <w:next w:val="Normal"/>
+    <w:basedOn w:val="1"/>
+    <w:next w:val="1"/>
     <w:qFormat/>
+    <w:uiPriority w:val="0"/>
     <w:rPr>
-      <w:rFonts w:ascii="Arial" w:eastAsia="Microsoft JhengHei" w:hAnsi="Arial"/>
+      <w:rFonts w:ascii="Arial" w:hAnsi="Arial" w:eastAsia="Microsoft JhengHei"/>
       <w:sz w:val="24"/>
     </w:rPr>
   </w:style>
-  <w:style w:type="paragraph" w:styleId="TOC2">
+  <w:style w:type="paragraph" w:styleId="17">
     <w:name w:val="toc 2"/>
-    <w:basedOn w:val="Normal"/>
-    <w:next w:val="Normal"/>
+    <w:basedOn w:val="1"/>
+    <w:next w:val="1"/>
     <w:qFormat/>
+    <w:uiPriority w:val="0"/>
     <w:pPr>
       <w:ind w:left="420" w:leftChars="200"/>
     </w:pPr>
   </w:style>
-  <w:style w:type="paragraph" w:styleId="NormalWeb">
+  <w:style w:type="paragraph" w:styleId="18">
     <w:name w:val="Normal (Web)"/>
-    <w:basedOn w:val="Normal"/>
+    <w:basedOn w:val="1"/>
     <w:qFormat/>
+    <w:uiPriority w:val="0"/>
     <w:rPr>
       <w:sz w:val="24"/>
     </w:rPr>
   </w:style>
-  <w:style w:type="paragraph" w:styleId="Title">
+  <w:style w:type="paragraph" w:styleId="19">
     <w:name w:val="Title"/>
-    <w:basedOn w:val="Normal"/>
+    <w:basedOn w:val="1"/>
     <w:qFormat/>
+    <w:uiPriority w:val="0"/>
     <w:pPr>
       <w:spacing w:before="240" w:beforeLines="0" w:beforeAutospacing="0" w:after="60" w:afterLines="0" w:afterAutospacing="0"/>
       <w:jc w:val="center"/>
@@ -5866,68 +6100,73 @@
       <w:sz w:val="32"/>
     </w:rPr>
   </w:style>
-  <w:style w:type="table" w:styleId="TableGrid">
+  <w:style w:type="table" w:styleId="21">
     <w:name w:val="Table Grid"/>
-    <w:basedOn w:val="TableNormal"/>
+    <w:basedOn w:val="20"/>
     <w:qFormat/>
+    <w:uiPriority w:val="0"/>
     <w:pPr>
       <w:widowControl w:val="0"/>
       <w:jc w:val="both"/>
     </w:pPr>
     <w:tblPr>
       <w:tblBorders>
-        <w:top w:val="single" w:sz="4" w:space="0" w:color="auto"/>
-        <w:left w:val="single" w:sz="4" w:space="0" w:color="auto"/>
-        <w:bottom w:val="single" w:sz="4" w:space="0" w:color="auto"/>
-        <w:right w:val="single" w:sz="4" w:space="0" w:color="auto"/>
-        <w:insideH w:val="single" w:sz="4" w:space="0" w:color="auto"/>
-        <w:insideV w:val="single" w:sz="4" w:space="0" w:color="auto"/>
+        <w:top w:val="single" w:color="auto" w:sz="4" w:space="0"/>
+        <w:left w:val="single" w:color="auto" w:sz="4" w:space="0"/>
+        <w:bottom w:val="single" w:color="auto" w:sz="4" w:space="0"/>
+        <w:right w:val="single" w:color="auto" w:sz="4" w:space="0"/>
+        <w:insideH w:val="single" w:color="auto" w:sz="4" w:space="0"/>
+        <w:insideV w:val="single" w:color="auto" w:sz="4" w:space="0"/>
       </w:tblBorders>
     </w:tblPr>
   </w:style>
-  <w:style w:type="character" w:styleId="Strong">
+  <w:style w:type="character" w:styleId="23">
     <w:name w:val="Strong"/>
-    <w:basedOn w:val="DefaultParagraphFont"/>
+    <w:basedOn w:val="22"/>
     <w:qFormat/>
+    <w:uiPriority w:val="0"/>
     <w:rPr>
       <w:b/>
     </w:rPr>
   </w:style>
-  <w:style w:type="paragraph" w:customStyle="1" w:styleId="a">
+  <w:style w:type="paragraph" w:customStyle="1" w:styleId="24">
     <w:name w:val="柴_公司名"/>
-    <w:basedOn w:val="Title"/>
+    <w:basedOn w:val="19"/>
     <w:qFormat/>
+    <w:uiPriority w:val="0"/>
     <w:pPr>
       <w:spacing w:after="600" w:afterLines="600"/>
     </w:pPr>
     <w:rPr>
-      <w:rFonts w:ascii="宋体" w:eastAsia="宋体" w:hAnsi="宋体" w:cs="宋体" w:hint="eastAsia"/>
+      <w:rFonts w:hint="eastAsia" w:ascii="宋体" w:hAnsi="宋体" w:eastAsia="宋体" w:cs="宋体"/>
       <w:bCs/>
       <w:spacing w:val="-6"/>
       <w:sz w:val="52"/>
       <w:szCs w:val="52"/>
     </w:rPr>
   </w:style>
-  <w:style w:type="paragraph" w:customStyle="1" w:styleId="a0">
+  <w:style w:type="paragraph" w:customStyle="1" w:styleId="25">
     <w:name w:val="柴_文档名"/>
-    <w:basedOn w:val="Title"/>
+    <w:basedOn w:val="19"/>
     <w:qFormat/>
+    <w:uiPriority w:val="0"/>
     <w:pPr>
       <w:spacing w:after="900" w:afterLines="900"/>
     </w:pPr>
     <w:rPr>
-      <w:rFonts w:ascii="黑体" w:eastAsia="黑体" w:hAnsi="黑体" w:cs="黑体"/>
+      <w:rFonts w:ascii="黑体" w:hAnsi="黑体" w:eastAsia="黑体" w:cs="黑体"/>
       <w:bCs/>
       <w:spacing w:val="-7"/>
       <w:sz w:val="52"/>
       <w:szCs w:val="52"/>
     </w:rPr>
   </w:style>
-  <w:style w:type="table" w:customStyle="1" w:styleId="TableNormal0">
+  <w:style w:type="table" w:customStyle="1" w:styleId="26">
     <w:name w:val="Table Normal_0"/>
     <w:semiHidden/>
     <w:unhideWhenUsed/>
     <w:qFormat/>
+    <w:uiPriority w:val="0"/>
     <w:tblPr>
       <w:tblCellMar>
         <w:top w:w="0" w:type="dxa"/>
@@ -5937,81 +6176,87 @@
       </w:tblCellMar>
     </w:tblPr>
   </w:style>
-  <w:style w:type="paragraph" w:customStyle="1" w:styleId="TableText">
+  <w:style w:type="paragraph" w:customStyle="1" w:styleId="27">
     <w:name w:val="Table Text"/>
-    <w:basedOn w:val="Normal"/>
+    <w:basedOn w:val="1"/>
     <w:semiHidden/>
     <w:qFormat/>
+    <w:uiPriority w:val="0"/>
     <w:rPr>
-      <w:rFonts w:ascii="宋体" w:eastAsia="宋体" w:hAnsi="宋体" w:cs="宋体"/>
+      <w:rFonts w:ascii="宋体" w:hAnsi="宋体" w:eastAsia="宋体" w:cs="宋体"/>
       <w:sz w:val="21"/>
       <w:szCs w:val="21"/>
       <w:lang w:val="en-US" w:eastAsia="en-US" w:bidi="ar-SA"/>
     </w:rPr>
   </w:style>
-  <w:style w:type="paragraph" w:customStyle="1" w:styleId="1">
+  <w:style w:type="paragraph" w:customStyle="1" w:styleId="28">
     <w:name w:val="柴_标题1"/>
-    <w:basedOn w:val="Heading1"/>
-    <w:next w:val="a1"/>
-    <w:link w:val="1Char"/>
+    <w:basedOn w:val="2"/>
+    <w:next w:val="29"/>
+    <w:link w:val="38"/>
     <w:qFormat/>
+    <w:uiPriority w:val="0"/>
     <w:pPr>
       <w:spacing w:before="100" w:after="90" w:line="360" w:lineRule="auto"/>
     </w:pPr>
     <w:rPr>
-      <w:rFonts w:ascii="Arial" w:eastAsia="宋体" w:hAnsi="Arial"/>
+      <w:rFonts w:ascii="Arial" w:hAnsi="Arial" w:eastAsia="宋体"/>
       <w:sz w:val="32"/>
     </w:rPr>
   </w:style>
-  <w:style w:type="paragraph" w:customStyle="1" w:styleId="a1">
+  <w:style w:type="paragraph" w:customStyle="1" w:styleId="29">
     <w:name w:val="柴_正文"/>
-    <w:basedOn w:val="BodyText"/>
-    <w:link w:val="Char"/>
+    <w:basedOn w:val="12"/>
+    <w:link w:val="42"/>
     <w:qFormat/>
+    <w:uiPriority w:val="0"/>
     <w:pPr>
       <w:spacing w:line="360" w:lineRule="auto"/>
       <w:ind w:firstLine="470" w:firstLineChars="200"/>
     </w:pPr>
     <w:rPr>
-      <w:rFonts w:ascii="Arial" w:eastAsia="宋体" w:hAnsi="Arial"/>
+      <w:rFonts w:ascii="Arial" w:hAnsi="Arial" w:eastAsia="宋体"/>
       <w:sz w:val="24"/>
       <w:lang w:eastAsia="zh-CN"/>
     </w:rPr>
   </w:style>
-  <w:style w:type="paragraph" w:customStyle="1" w:styleId="2">
+  <w:style w:type="paragraph" w:customStyle="1" w:styleId="30">
     <w:name w:val="柴_标题2"/>
-    <w:basedOn w:val="Heading2"/>
-    <w:next w:val="a1"/>
+    <w:basedOn w:val="3"/>
+    <w:next w:val="29"/>
     <w:qFormat/>
+    <w:uiPriority w:val="0"/>
     <w:pPr>
       <w:spacing w:line="360" w:lineRule="auto"/>
     </w:pPr>
     <w:rPr>
-      <w:rFonts w:ascii="Arial" w:eastAsia="宋体" w:hAnsi="Arial"/>
+      <w:rFonts w:ascii="Arial" w:hAnsi="Arial" w:eastAsia="宋体"/>
       <w:sz w:val="28"/>
     </w:rPr>
   </w:style>
-  <w:style w:type="paragraph" w:customStyle="1" w:styleId="3">
+  <w:style w:type="paragraph" w:customStyle="1" w:styleId="31">
     <w:name w:val="柴_标题3"/>
-    <w:basedOn w:val="Heading3"/>
-    <w:next w:val="a1"/>
+    <w:basedOn w:val="4"/>
+    <w:next w:val="29"/>
     <w:qFormat/>
+    <w:uiPriority w:val="0"/>
     <w:pPr>
       <w:spacing w:line="360" w:lineRule="auto"/>
       <w:ind w:left="0" w:firstLine="472" w:firstLineChars="200"/>
     </w:pPr>
     <w:rPr>
-      <w:rFonts w:ascii="宋体" w:eastAsia="宋体" w:hAnsi="宋体" w:cs="宋体"/>
+      <w:rFonts w:ascii="宋体" w:hAnsi="宋体" w:eastAsia="宋体" w:cs="宋体"/>
       <w:spacing w:val="-2"/>
       <w:sz w:val="24"/>
       <w:szCs w:val="24"/>
     </w:rPr>
   </w:style>
-  <w:style w:type="paragraph" w:customStyle="1" w:styleId="a2">
+  <w:style w:type="paragraph" w:customStyle="1" w:styleId="32">
     <w:name w:val="柴_目录"/>
-    <w:basedOn w:val="Normal"/>
-    <w:next w:val="BodyText"/>
+    <w:basedOn w:val="1"/>
+    <w:next w:val="12"/>
     <w:qFormat/>
+    <w:uiPriority w:val="0"/>
     <w:pPr>
       <w:tabs>
         <w:tab w:val="right" w:leader="dot" w:pos="8442"/>
@@ -6019,59 +6264,64 @@
       <w:ind w:left="0" w:leftChars="0"/>
     </w:pPr>
     <w:rPr>
-      <w:rFonts w:ascii="Arial" w:eastAsia="Microsoft JhengHei" w:hAnsi="Arial"/>
+      <w:rFonts w:ascii="Arial" w:hAnsi="Arial" w:eastAsia="Microsoft JhengHei"/>
       <w:sz w:val="24"/>
     </w:rPr>
   </w:style>
-  <w:style w:type="paragraph" w:customStyle="1" w:styleId="WPSOffice1">
+  <w:style w:type="paragraph" w:customStyle="1" w:styleId="33">
     <w:name w:val="WPSOffice手动目录 1"/>
     <w:qFormat/>
+    <w:uiPriority w:val="0"/>
     <w:pPr>
       <w:ind w:leftChars="0"/>
     </w:pPr>
     <w:rPr>
-      <w:rFonts w:ascii="Times New Roman" w:eastAsia="宋体" w:hAnsi="Times New Roman" w:cs="Times New Roman"/>
+      <w:rFonts w:ascii="Times New Roman" w:hAnsi="Times New Roman" w:eastAsia="宋体" w:cs="Times New Roman"/>
       <w:sz w:val="20"/>
       <w:szCs w:val="20"/>
     </w:rPr>
   </w:style>
-  <w:style w:type="paragraph" w:customStyle="1" w:styleId="WPSOffice2">
+  <w:style w:type="paragraph" w:customStyle="1" w:styleId="34">
     <w:name w:val="WPSOffice手动目录 2"/>
     <w:qFormat/>
+    <w:uiPriority w:val="0"/>
     <w:pPr>
       <w:ind w:leftChars="200"/>
     </w:pPr>
     <w:rPr>
-      <w:rFonts w:ascii="Times New Roman" w:eastAsia="宋体" w:hAnsi="Times New Roman" w:cs="Times New Roman"/>
+      <w:rFonts w:ascii="Times New Roman" w:hAnsi="Times New Roman" w:eastAsia="宋体" w:cs="Times New Roman"/>
       <w:sz w:val="20"/>
       <w:szCs w:val="20"/>
     </w:rPr>
   </w:style>
-  <w:style w:type="paragraph" w:customStyle="1" w:styleId="WPSOffice3">
+  <w:style w:type="paragraph" w:customStyle="1" w:styleId="35">
     <w:name w:val="WPSOffice手动目录 3"/>
     <w:qFormat/>
+    <w:uiPriority w:val="0"/>
     <w:pPr>
       <w:ind w:leftChars="400"/>
     </w:pPr>
     <w:rPr>
-      <w:rFonts w:ascii="Times New Roman" w:eastAsia="宋体" w:hAnsi="Times New Roman" w:cs="Times New Roman"/>
+      <w:rFonts w:ascii="Times New Roman" w:hAnsi="Times New Roman" w:eastAsia="宋体" w:cs="Times New Roman"/>
       <w:sz w:val="20"/>
       <w:szCs w:val="20"/>
     </w:rPr>
   </w:style>
-  <w:style w:type="paragraph" w:customStyle="1" w:styleId="Compact">
+  <w:style w:type="paragraph" w:customStyle="1" w:styleId="36">
     <w:name w:val="Compact"/>
-    <w:basedOn w:val="BodyText"/>
+    <w:basedOn w:val="12"/>
     <w:qFormat/>
+    <w:uiPriority w:val="0"/>
     <w:pPr>
       <w:spacing w:before="36" w:after="36"/>
     </w:pPr>
   </w:style>
-  <w:style w:type="table" w:customStyle="1" w:styleId="Table">
+  <w:style w:type="table" w:customStyle="1" w:styleId="37">
     <w:name w:val="Table"/>
     <w:semiHidden/>
     <w:unhideWhenUsed/>
     <w:qFormat/>
+    <w:uiPriority w:val="0"/>
     <w:tblPr>
       <w:tblCellMar>
         <w:top w:w="0" w:type="dxa"/>
@@ -6083,26 +6333,28 @@
     <w:tblStylePr w:type="firstRow">
       <w:tcPr>
         <w:tcBorders>
-          <w:bottom w:val="single" w:sz="0" w:space="0" w:color="auto"/>
+          <w:bottom w:val="single" w:color="auto" w:sz="0" w:space="0"/>
         </w:tcBorders>
         <w:vAlign w:val="bottom"/>
       </w:tcPr>
     </w:tblStylePr>
   </w:style>
-  <w:style w:type="character" w:customStyle="1" w:styleId="1Char">
+  <w:style w:type="character" w:customStyle="1" w:styleId="38">
     <w:name w:val="柴_标题1 Char"/>
-    <w:link w:val="1"/>
+    <w:link w:val="28"/>
     <w:qFormat/>
+    <w:uiPriority w:val="0"/>
     <w:rPr>
-      <w:rFonts w:ascii="Arial" w:eastAsia="宋体" w:hAnsi="Arial"/>
+      <w:rFonts w:ascii="Arial" w:hAnsi="Arial" w:eastAsia="宋体"/>
       <w:sz w:val="32"/>
     </w:rPr>
   </w:style>
-  <w:style w:type="table" w:customStyle="1" w:styleId="TableNormal1">
+  <w:style w:type="table" w:customStyle="1" w:styleId="39">
     <w:name w:val="Table Normal_1"/>
     <w:semiHidden/>
     <w:unhideWhenUsed/>
     <w:qFormat/>
+    <w:uiPriority w:val="0"/>
     <w:tblPr>
       <w:tblCellMar>
         <w:top w:w="0" w:type="dxa"/>
@@ -6112,10 +6364,11 @@
       </w:tblCellMar>
     </w:tblPr>
   </w:style>
-  <w:style w:type="paragraph" w:customStyle="1" w:styleId="a3">
+  <w:style w:type="paragraph" w:customStyle="1" w:styleId="40">
     <w:name w:val="柴_正文_无缩进"/>
-    <w:basedOn w:val="Normal"/>
+    <w:basedOn w:val="1"/>
     <w:qFormat/>
+    <w:uiPriority w:val="0"/>
     <w:pPr>
       <w:ind w:firstLine="0" w:firstLineChars="0"/>
     </w:pPr>
@@ -6125,29 +6378,31 @@
       <w:lang w:eastAsia="zh-CN"/>
     </w:rPr>
   </w:style>
-  <w:style w:type="paragraph" w:customStyle="1" w:styleId="4">
+  <w:style w:type="paragraph" w:customStyle="1" w:styleId="41">
     <w:name w:val="柴_标题4"/>
-    <w:basedOn w:val="Heading4"/>
-    <w:next w:val="Normal"/>
+    <w:basedOn w:val="5"/>
+    <w:next w:val="1"/>
     <w:qFormat/>
+    <w:uiPriority w:val="0"/>
     <w:pPr>
       <w:widowControl w:val="0"/>
       <w:spacing w:before="160" w:line="360" w:lineRule="auto"/>
-      <w:ind w:left="981" w:hanging="862" w:leftChars="300"/>
+      <w:ind w:left="981" w:leftChars="300" w:hanging="862"/>
     </w:pPr>
     <w:rPr>
-      <w:rFonts w:ascii="Calibri" w:eastAsia="宋体" w:hAnsi="Calibri" w:cs="宋体" w:hint="eastAsia"/>
+      <w:rFonts w:hint="eastAsia" w:ascii="Calibri" w:hAnsi="Calibri" w:eastAsia="宋体" w:cs="宋体"/>
       <w:sz w:val="24"/>
       <w:szCs w:val="24"/>
       <w:lang w:eastAsia="zh-CN" w:bidi="zh-CN"/>
     </w:rPr>
   </w:style>
-  <w:style w:type="character" w:customStyle="1" w:styleId="Char">
+  <w:style w:type="character" w:customStyle="1" w:styleId="42">
     <w:name w:val="柴_正文 Char"/>
-    <w:link w:val="a1"/>
+    <w:link w:val="29"/>
     <w:qFormat/>
+    <w:uiPriority w:val="0"/>
     <w:rPr>
-      <w:rFonts w:ascii="Arial" w:eastAsia="宋体" w:hAnsi="Arial"/>
+      <w:rFonts w:ascii="Arial" w:hAnsi="Arial" w:eastAsia="宋体"/>
       <w:sz w:val="24"/>
       <w:lang w:eastAsia="zh-CN"/>
     </w:rPr>
